--- a/docs/BYNATIONALITY/Кореянки.docx
+++ b/docs/BYNATIONALITY/Кореянки.docx
@@ -166,12 +166,12 @@
         <w:tblStyle w:val="TableGridLight"/>
         <w:tblW w:w="0" w:type="auto"/>
         <w:tblBorders>
-          <w:top w:val="none" w:sz="0" w:space="0" w:color="auto"/>
-          <w:left w:val="none" w:sz="0" w:space="0" w:color="auto"/>
-          <w:bottom w:val="none" w:sz="0" w:space="0" w:color="auto"/>
-          <w:right w:val="none" w:sz="0" w:space="0" w:color="auto"/>
-          <w:insideH w:val="none" w:sz="0" w:space="0" w:color="auto"/>
-          <w:insideV w:val="none" w:sz="0" w:space="0" w:color="auto"/>
+          <w:top w:val="single" w:sz="4" w:space="0" w:color="auto"/>
+          <w:left w:val="single" w:sz="4" w:space="0" w:color="auto"/>
+          <w:bottom w:val="single" w:sz="4" w:space="0" w:color="auto"/>
+          <w:right w:val="single" w:sz="4" w:space="0" w:color="auto"/>
+          <w:insideH w:val="single" w:sz="4" w:space="0" w:color="auto"/>
+          <w:insideV w:val="single" w:sz="4" w:space="0" w:color="auto"/>
         </w:tblBorders>
         <w:tblLook w:val="04A0" w:firstRow="1" w:lastRow="0" w:firstColumn="1" w:lastColumn="0" w:noHBand="0" w:noVBand="1"/>
       </w:tblPr>
@@ -182,6 +182,12 @@
         <w:tc>
           <w:tcPr>
             <w:tcW w:w="9962" w:type="dxa"/>
+            <w:tcBorders>
+              <w:top w:val="nil"/>
+              <w:left w:val="nil"/>
+              <w:bottom w:val="nil"/>
+              <w:right w:val="nil"/>
+            </w:tcBorders>
           </w:tcPr>
           <w:p>
             <w:pPr>
@@ -218,25 +224,7 @@
                 <w:szCs w:val="16"/>
                 <w:lang w:val="ru-RU"/>
               </w:rPr>
-              <w:t>Из них: расстреляны: – 4</w:t>
-            </w:r>
-            <w:r>
-              <w:rPr>
-                <w:rFonts w:ascii="Arial" w:hAnsi="Arial" w:cs="Arial"/>
-                <w:sz w:val="16"/>
-                <w:szCs w:val="16"/>
-                <w:lang w:val="ru-RU"/>
-              </w:rPr>
-              <w:t>3</w:t>
-            </w:r>
-            <w:r>
-              <w:rPr>
-                <w:rFonts w:ascii="Arial" w:hAnsi="Arial" w:cs="Arial"/>
-                <w:sz w:val="16"/>
-                <w:szCs w:val="16"/>
-                <w:lang w:val="ru-RU"/>
-              </w:rPr>
-              <w:t xml:space="preserve">; умерли в заключении – 3; </w:t>
+              <w:t xml:space="preserve">Из них: расстреляны: – 43; умерли в заключении – 3; </w:t>
             </w:r>
           </w:p>
           <w:p>
@@ -392,16 +380,7 @@
                 <w:szCs w:val="16"/>
                 <w:lang w:val="ru-RU"/>
               </w:rPr>
-              <w:t xml:space="preserve"> проживавших на тот момент в СССР</w:t>
-            </w:r>
-            <w:r>
-              <w:rPr>
-                <w:rFonts w:ascii="Arial" w:hAnsi="Arial" w:cs="Arial"/>
-                <w:sz w:val="16"/>
-                <w:szCs w:val="16"/>
-                <w:lang w:val="ru-RU"/>
-              </w:rPr>
-              <w:t>.</w:t>
+              <w:t xml:space="preserve"> проживавших на тот момент в СССР.</w:t>
             </w:r>
           </w:p>
           <w:p>
@@ -459,16 +438,7 @@
                 <w:szCs w:val="16"/>
                 <w:lang w:val="ru-RU"/>
               </w:rPr>
-              <w:t>максимальное число – 27 (63%) – расстреляны в 1938 году</w:t>
-            </w:r>
-            <w:r>
-              <w:rPr>
-                <w:rFonts w:ascii="Arial" w:hAnsi="Arial" w:cs="Arial"/>
-                <w:sz w:val="16"/>
-                <w:szCs w:val="16"/>
-                <w:lang w:val="ru-RU"/>
-              </w:rPr>
-              <w:t>.</w:t>
+              <w:t>максимальное число – 27 (63%) – расстреляны в 1938 году.</w:t>
             </w:r>
           </w:p>
           <w:p>
@@ -507,16 +477,7 @@
                 <w:szCs w:val="16"/>
                 <w:lang w:val="ru-RU"/>
               </w:rPr>
-              <w:t xml:space="preserve"> лет.</w:t>
-            </w:r>
-            <w:r>
-              <w:rPr>
-                <w:rFonts w:ascii="Arial" w:hAnsi="Arial" w:cs="Arial"/>
-                <w:sz w:val="16"/>
-                <w:szCs w:val="16"/>
-                <w:lang w:val="ru-RU"/>
-              </w:rPr>
-              <w:t xml:space="preserve">  </w:t>
+              <w:t xml:space="preserve"> лет.  </w:t>
             </w:r>
           </w:p>
           <w:p>
@@ -535,16 +496,7 @@
                 <w:szCs w:val="16"/>
                 <w:lang w:val="ru-RU"/>
               </w:rPr>
-              <w:t>29 (65%) – реабилитированы</w:t>
-            </w:r>
-            <w:r>
-              <w:rPr>
-                <w:rFonts w:ascii="Arial" w:hAnsi="Arial" w:cs="Arial"/>
-                <w:sz w:val="16"/>
-                <w:szCs w:val="16"/>
-                <w:lang w:val="ru-RU"/>
-              </w:rPr>
-              <w:t>.</w:t>
+              <w:t>29 (65%) – реабилитированы.</w:t>
             </w:r>
           </w:p>
           <w:p>
@@ -563,16 +515,7 @@
                 <w:szCs w:val="16"/>
                 <w:lang w:val="ru-RU"/>
               </w:rPr>
-              <w:t>27 (63%) – расстреляны по приговорам троек при УНКВД</w:t>
-            </w:r>
-            <w:r>
-              <w:rPr>
-                <w:rFonts w:ascii="Arial" w:hAnsi="Arial" w:cs="Arial"/>
-                <w:sz w:val="16"/>
-                <w:szCs w:val="16"/>
-                <w:lang w:val="ru-RU"/>
-              </w:rPr>
-              <w:t>.</w:t>
+              <w:t>27 (63%) – расстреляны по приговорам троек при УНКВД.</w:t>
             </w:r>
           </w:p>
           <w:p>
@@ -591,41 +534,13 @@
                 <w:szCs w:val="16"/>
                 <w:lang w:val="ru-RU"/>
               </w:rPr>
-              <w:t>5 – расстреляны по приговорам Комиссии НКВД СССР и Прокур</w:t>
-            </w:r>
-            <w:r>
-              <w:rPr>
-                <w:rFonts w:ascii="Arial" w:hAnsi="Arial" w:cs="Arial"/>
-                <w:sz w:val="16"/>
-                <w:szCs w:val="16"/>
-                <w:lang w:val="ru-RU"/>
-              </w:rPr>
-              <w:t>атуры</w:t>
-            </w:r>
-            <w:r>
-              <w:rPr>
-                <w:rFonts w:ascii="Arial" w:hAnsi="Arial" w:cs="Arial"/>
-                <w:sz w:val="16"/>
-                <w:szCs w:val="16"/>
-                <w:lang w:val="ru-RU"/>
-              </w:rPr>
-              <w:t xml:space="preserve"> СССР</w:t>
-            </w:r>
-            <w:r>
-              <w:rPr>
-                <w:rFonts w:ascii="Arial" w:hAnsi="Arial" w:cs="Arial"/>
-                <w:sz w:val="16"/>
-                <w:szCs w:val="16"/>
-                <w:lang w:val="ru-RU"/>
-              </w:rPr>
-              <w:t>.</w:t>
+              <w:t>5 – расстреляны по приговорам Комиссии НКВД СССР и Прокуратуры СССР.</w:t>
             </w:r>
           </w:p>
           <w:p>
             <w:pPr>
               <w:rPr>
                 <w:rFonts w:ascii="Arial" w:hAnsi="Arial" w:cs="Arial"/>
-                <w:color w:val="FF0000"/>
                 <w:sz w:val="16"/>
                 <w:szCs w:val="16"/>
                 <w:lang w:val="ru-RU"/>
@@ -638,43 +553,7 @@
                 <w:szCs w:val="16"/>
                 <w:lang w:val="ru-RU"/>
               </w:rPr>
-              <w:t>2</w:t>
-            </w:r>
-            <w:r>
-              <w:rPr>
-                <w:rFonts w:ascii="Arial" w:hAnsi="Arial" w:cs="Arial"/>
-                <w:sz w:val="16"/>
-                <w:szCs w:val="16"/>
-                <w:lang w:val="ru-RU"/>
-              </w:rPr>
-              <w:t>7</w:t>
-            </w:r>
-            <w:r>
-              <w:rPr>
-                <w:rFonts w:ascii="Arial" w:hAnsi="Arial" w:cs="Arial"/>
-                <w:sz w:val="16"/>
-                <w:szCs w:val="16"/>
-                <w:lang w:val="ru-RU"/>
-              </w:rPr>
-              <w:t xml:space="preserve"> – проживали в городах; Свердловск – 6; Москва – </w:t>
-            </w:r>
-            <w:r>
-              <w:rPr>
-                <w:rFonts w:ascii="Arial" w:hAnsi="Arial" w:cs="Arial"/>
-                <w:sz w:val="16"/>
-                <w:szCs w:val="16"/>
-                <w:lang w:val="ru-RU"/>
-              </w:rPr>
-              <w:t>5</w:t>
-            </w:r>
-            <w:r>
-              <w:rPr>
-                <w:rFonts w:ascii="Arial" w:hAnsi="Arial" w:cs="Arial"/>
-                <w:sz w:val="16"/>
-                <w:szCs w:val="16"/>
-                <w:lang w:val="ru-RU"/>
-              </w:rPr>
-              <w:t xml:space="preserve">; Ленинград – 3; Хабаровск – 3; Чимкент – 2; Новосибирск – 2; </w:t>
+              <w:t xml:space="preserve">27 – проживали в городах; Свердловск – 6; Москва – 5; Ленинград – 3; Хабаровск – 3; Чимкент – 2; Новосибирск – 2; </w:t>
             </w:r>
             <w:proofErr w:type="gramStart"/>
             <w:r>
@@ -684,25 +563,7 @@
                 <w:szCs w:val="16"/>
                 <w:lang w:val="ru-RU"/>
               </w:rPr>
-              <w:t xml:space="preserve">Братск, </w:t>
-            </w:r>
-            <w:r>
-              <w:rPr>
-                <w:rFonts w:ascii="Arial" w:hAnsi="Arial" w:cs="Arial"/>
-                <w:sz w:val="16"/>
-                <w:szCs w:val="16"/>
-                <w:lang w:val="ru-RU"/>
-              </w:rPr>
-              <w:t xml:space="preserve"> </w:t>
-            </w:r>
-            <w:r>
-              <w:rPr>
-                <w:rFonts w:ascii="Arial" w:hAnsi="Arial" w:cs="Arial"/>
-                <w:sz w:val="16"/>
-                <w:szCs w:val="16"/>
-                <w:lang w:val="ru-RU"/>
-              </w:rPr>
-              <w:t>Серпухов</w:t>
+              <w:t>Братск,  Серпухов</w:t>
             </w:r>
             <w:proofErr w:type="gramEnd"/>
             <w:r>
@@ -719,7 +580,6 @@
             <w:pPr>
               <w:rPr>
                 <w:rFonts w:ascii="Arial" w:hAnsi="Arial" w:cs="Arial"/>
-                <w:color w:val="FF0000"/>
                 <w:sz w:val="16"/>
                 <w:szCs w:val="16"/>
                 <w:lang w:val="ru-RU"/>
@@ -740,21 +600,11 @@
             <w:r>
               <w:rPr>
                 <w:rFonts w:ascii="Arial" w:hAnsi="Arial" w:cs="Arial"/>
-                <w:color w:val="FF0000"/>
-                <w:sz w:val="16"/>
-                <w:szCs w:val="16"/>
-                <w:lang w:val="ru-RU"/>
-              </w:rPr>
-              <w:t xml:space="preserve">: </w:t>
-            </w:r>
-            <w:r>
-              <w:rPr>
-                <w:rFonts w:ascii="Arial" w:hAnsi="Arial" w:cs="Arial"/>
-                <w:sz w:val="16"/>
-                <w:szCs w:val="16"/>
-                <w:lang w:val="ru-RU"/>
-              </w:rPr>
-              <w:t xml:space="preserve">у </w:t>
+                <w:sz w:val="16"/>
+                <w:szCs w:val="16"/>
+                <w:lang w:val="ru-RU"/>
+              </w:rPr>
+              <w:t xml:space="preserve">: у </w:t>
             </w:r>
             <w:proofErr w:type="gramStart"/>
             <w:r>
@@ -783,7 +633,27 @@
                 <w:szCs w:val="16"/>
                 <w:lang w:val="ru-RU"/>
               </w:rPr>
-              <w:t xml:space="preserve">. </w:t>
+              <w:t xml:space="preserve">, у </w:t>
+            </w:r>
+            <w:proofErr w:type="gramStart"/>
+            <w:r>
+              <w:rPr>
+                <w:rFonts w:ascii="Arial" w:hAnsi="Arial" w:cs="Arial"/>
+                <w:sz w:val="16"/>
+                <w:szCs w:val="16"/>
+                <w:lang w:val="ru-RU"/>
+              </w:rPr>
+              <w:t>1-ой</w:t>
+            </w:r>
+            <w:proofErr w:type="gramEnd"/>
+            <w:r>
+              <w:rPr>
+                <w:rFonts w:ascii="Arial" w:hAnsi="Arial" w:cs="Arial"/>
+                <w:sz w:val="16"/>
+                <w:szCs w:val="16"/>
+                <w:lang w:val="ru-RU"/>
+              </w:rPr>
+              <w:t xml:space="preserve"> женщины расстрелян муж.</w:t>
             </w:r>
           </w:p>
           <w:p>
@@ -825,32 +695,13 @@
                 <w:szCs w:val="16"/>
                 <w:lang w:val="ru-RU"/>
               </w:rPr>
-              <w:t xml:space="preserve"> Беспартийные – 1</w:t>
-            </w:r>
-            <w:r>
-              <w:rPr>
-                <w:rFonts w:ascii="Arial" w:hAnsi="Arial" w:cs="Arial"/>
-                <w:sz w:val="16"/>
-                <w:szCs w:val="16"/>
-                <w:lang w:val="ru-RU"/>
-              </w:rPr>
-              <w:t>2</w:t>
-            </w:r>
-            <w:r>
-              <w:rPr>
-                <w:rFonts w:ascii="Arial" w:hAnsi="Arial" w:cs="Arial"/>
-                <w:sz w:val="16"/>
-                <w:szCs w:val="16"/>
-                <w:lang w:val="ru-RU"/>
-              </w:rPr>
-              <w:t xml:space="preserve"> (26%) </w:t>
+              <w:t xml:space="preserve"> Беспартийные – 12 (26%) </w:t>
             </w:r>
           </w:p>
           <w:p>
             <w:pPr>
               <w:rPr>
                 <w:rFonts w:ascii="Arial" w:hAnsi="Arial" w:cs="Arial"/>
-                <w:color w:val="FF0000"/>
                 <w:sz w:val="16"/>
                 <w:szCs w:val="16"/>
                 <w:lang w:val="ru-RU"/>
@@ -886,25 +737,7 @@
                 <w:szCs w:val="16"/>
                 <w:lang w:val="ru-RU"/>
               </w:rPr>
-              <w:t xml:space="preserve"> домохозяйка – 7; из крестьян – 5; портниха/швея – 5; </w:t>
-            </w:r>
-            <w:r>
-              <w:rPr>
-                <w:rFonts w:ascii="Arial" w:hAnsi="Arial" w:cs="Arial"/>
-                <w:sz w:val="16"/>
-                <w:szCs w:val="16"/>
-                <w:lang w:val="ru-RU"/>
-              </w:rPr>
-              <w:t xml:space="preserve">БОЗ/не работала – 5; </w:t>
-            </w:r>
-            <w:r>
-              <w:rPr>
-                <w:rFonts w:ascii="Arial" w:hAnsi="Arial" w:cs="Arial"/>
-                <w:sz w:val="16"/>
-                <w:szCs w:val="16"/>
-                <w:lang w:val="ru-RU"/>
-              </w:rPr>
-              <w:t>счетовод/бухгалтер – 4; студентка – 3,</w:t>
+              <w:t xml:space="preserve"> домохозяйка – 7; из крестьян – 5; портниха/швея – 5; БОЗ/не работала – 5; счетовод/бухгалтер – 4; студентка – 3,</w:t>
             </w:r>
           </w:p>
           <w:p>
@@ -978,241 +811,15 @@
                 <w:lang w:val="ru-RU"/>
               </w:rPr>
             </w:pPr>
-          </w:p>
-          <w:p>
-            <w:pPr>
-              <w:rPr>
-                <w:rFonts w:ascii="Arial" w:hAnsi="Arial" w:cs="Arial"/>
-                <w:sz w:val="16"/>
-                <w:szCs w:val="16"/>
-                <w:lang w:val="ru-RU"/>
-              </w:rPr>
-            </w:pPr>
-          </w:p>
-          <w:p>
-            <w:pPr>
-              <w:jc w:val="center"/>
-              <w:rPr>
-                <w:rFonts w:ascii="Arial" w:hAnsi="Arial" w:cs="Arial"/>
-                <w:sz w:val="16"/>
-                <w:szCs w:val="16"/>
-                <w:lang w:val="ru-RU"/>
-              </w:rPr>
-            </w:pPr>
-            <w:r>
-              <w:rPr>
-                <w:rFonts w:ascii="serif" w:hAnsi="serif" w:cs="serif"/>
-                <w:b/>
-                <w:bCs/>
-                <w:sz w:val="18"/>
-                <w:szCs w:val="18"/>
-                <w:lang w:val="ru-RU"/>
-              </w:rPr>
-              <w:t>ЧИСЛЕННОСТЬ РАССТРЕЛЯННЫХ ЖЕНЩИН</w:t>
-            </w:r>
-            <w:r>
-              <w:rPr>
-                <w:rFonts w:ascii="serif" w:hAnsi="serif" w:cs="serif"/>
-                <w:b/>
-                <w:bCs/>
-                <w:sz w:val="18"/>
-                <w:szCs w:val="18"/>
-                <w:lang w:val="ru-RU"/>
-              </w:rPr>
-              <w:t>-КОРЕЯНОК</w:t>
-            </w:r>
-            <w:r>
-              <w:rPr>
-                <w:rFonts w:ascii="serif" w:hAnsi="serif" w:cs="serif"/>
-                <w:b/>
-                <w:bCs/>
-                <w:sz w:val="18"/>
-                <w:szCs w:val="18"/>
-                <w:lang w:val="ru-RU"/>
-              </w:rPr>
-              <w:t xml:space="preserve"> ПО ГОДАМ с 1932 по 1938 гг</w:t>
-            </w:r>
-            <w:r>
-              <w:rPr>
-                <w:rFonts w:ascii="serif" w:hAnsi="serif" w:cs="serif"/>
-                <w:b/>
-                <w:bCs/>
-                <w:sz w:val="18"/>
-                <w:szCs w:val="18"/>
-                <w:lang w:val="ru-RU"/>
-              </w:rPr>
-              <w:t>.</w:t>
-            </w:r>
-          </w:p>
-          <w:p>
-            <w:pPr>
-              <w:jc w:val="center"/>
-              <w:rPr>
-                <w:rFonts w:ascii="Arial" w:hAnsi="Arial" w:cs="Arial"/>
-                <w:sz w:val="16"/>
-                <w:szCs w:val="16"/>
-                <w:lang w:val="ru-RU"/>
-              </w:rPr>
-            </w:pPr>
-            <w:r>
-              <w:rPr>
-                <w:noProof/>
-              </w:rPr>
-              <w:drawing>
-                <wp:inline distT="0" distB="0" distL="0" distR="0" wp14:anchorId="1F7D7CCB" wp14:editId="35ACB633">
-                  <wp:extent cx="3611617" cy="1727638"/>
-                  <wp:effectExtent l="0" t="0" r="8255" b="6350"/>
-                  <wp:docPr id="56057686" name="Chart 1">
-                    <a:extLst xmlns:a="http://schemas.openxmlformats.org/drawingml/2006/main">
-                      <a:ext uri="{FF2B5EF4-FFF2-40B4-BE49-F238E27FC236}">
-                        <a16:creationId xmlns:a16="http://schemas.microsoft.com/office/drawing/2014/main" id="{42ED934A-AF2B-4C02-A453-4A695AF64911}"/>
-                      </a:ext>
-                    </a:extLst>
-                  </wp:docPr>
-                  <wp:cNvGraphicFramePr/>
-                  <a:graphic xmlns:a="http://schemas.openxmlformats.org/drawingml/2006/main">
-                    <a:graphicData uri="http://schemas.openxmlformats.org/drawingml/2006/chart">
-                      <c:chart xmlns:c="http://schemas.openxmlformats.org/drawingml/2006/chart" xmlns:r="http://schemas.openxmlformats.org/officeDocument/2006/relationships" r:id="rId5"/>
-                    </a:graphicData>
-                  </a:graphic>
-                </wp:inline>
-              </w:drawing>
-            </w:r>
-          </w:p>
-          <w:p>
-            <w:pPr>
-              <w:jc w:val="center"/>
-              <w:rPr>
-                <w:rFonts w:ascii="Arial" w:hAnsi="Arial" w:cs="Arial"/>
-                <w:sz w:val="16"/>
-                <w:szCs w:val="16"/>
-                <w:lang w:val="ru-RU"/>
-              </w:rPr>
-            </w:pPr>
-          </w:p>
-          <w:p>
-            <w:pPr>
-              <w:jc w:val="center"/>
-              <w:rPr>
-                <w:rFonts w:ascii="Arial" w:hAnsi="Arial" w:cs="Arial"/>
-                <w:sz w:val="16"/>
-                <w:szCs w:val="16"/>
-                <w:lang w:val="ru-RU"/>
-              </w:rPr>
-            </w:pPr>
-            <w:r>
-              <w:rPr>
-                <w:rFonts w:ascii="serif" w:hAnsi="serif" w:cs="serif"/>
-                <w:b/>
-                <w:bCs/>
-                <w:sz w:val="18"/>
-                <w:szCs w:val="18"/>
-                <w:lang w:val="ru-RU"/>
-              </w:rPr>
-              <w:t>ЧИСЛЕННОСТЬ РАССТРЕЛЯННЫХ ЖЕНЩИН</w:t>
-            </w:r>
-            <w:r>
-              <w:rPr>
-                <w:rFonts w:ascii="serif" w:hAnsi="serif" w:cs="serif"/>
-                <w:b/>
-                <w:bCs/>
-                <w:sz w:val="18"/>
-                <w:szCs w:val="18"/>
-                <w:lang w:val="ru-RU"/>
-              </w:rPr>
-              <w:t>-КОРЕЯНОК</w:t>
-            </w:r>
-            <w:r>
-              <w:rPr>
-                <w:rFonts w:ascii="serif" w:hAnsi="serif" w:cs="serif"/>
-                <w:b/>
-                <w:bCs/>
-                <w:sz w:val="18"/>
-                <w:szCs w:val="18"/>
-                <w:lang w:val="ru-RU"/>
-              </w:rPr>
-              <w:t xml:space="preserve"> ПО </w:t>
-            </w:r>
-            <w:r>
-              <w:rPr>
-                <w:rFonts w:ascii="serif" w:hAnsi="serif" w:cs="serif"/>
-                <w:b/>
-                <w:bCs/>
-                <w:sz w:val="18"/>
-                <w:szCs w:val="18"/>
-                <w:lang w:val="ru-RU"/>
-              </w:rPr>
-              <w:t>ВОЗРАСТАМ</w:t>
-            </w:r>
-            <w:r>
-              <w:rPr>
-                <w:rFonts w:ascii="serif" w:hAnsi="serif" w:cs="serif"/>
-                <w:b/>
-                <w:bCs/>
-                <w:sz w:val="18"/>
-                <w:szCs w:val="18"/>
-                <w:lang w:val="ru-RU"/>
-              </w:rPr>
-              <w:t xml:space="preserve"> с 1932 по 1938 гг</w:t>
-            </w:r>
-            <w:r>
-              <w:rPr>
-                <w:rFonts w:ascii="serif" w:hAnsi="serif" w:cs="serif"/>
-                <w:b/>
-                <w:bCs/>
-                <w:sz w:val="18"/>
-                <w:szCs w:val="18"/>
-                <w:lang w:val="ru-RU"/>
-              </w:rPr>
-              <w:t>.</w:t>
-            </w:r>
-          </w:p>
-          <w:p>
-            <w:pPr>
-              <w:jc w:val="center"/>
-              <w:rPr>
-                <w:rFonts w:ascii="Arial" w:hAnsi="Arial" w:cs="Arial"/>
-                <w:sz w:val="16"/>
-                <w:szCs w:val="16"/>
-                <w:lang w:val="ru-RU"/>
-              </w:rPr>
-            </w:pPr>
-            <w:r>
-              <w:rPr>
-                <w:noProof/>
-              </w:rPr>
-              <w:drawing>
-                <wp:inline distT="0" distB="0" distL="0" distR="0" wp14:anchorId="2269173C" wp14:editId="34AD2F91">
-                  <wp:extent cx="4213334" cy="2588172"/>
-                  <wp:effectExtent l="0" t="0" r="15875" b="3175"/>
-                  <wp:docPr id="428530588" name="Chart 1">
-                    <a:extLst xmlns:a="http://schemas.openxmlformats.org/drawingml/2006/main">
-                      <a:ext uri="{FF2B5EF4-FFF2-40B4-BE49-F238E27FC236}">
-                        <a16:creationId xmlns:a16="http://schemas.microsoft.com/office/drawing/2014/main" id="{2F2A7EFE-5930-4F05-8ECA-9EEFC3F986D0}"/>
-                      </a:ext>
-                    </a:extLst>
-                  </wp:docPr>
-                  <wp:cNvGraphicFramePr/>
-                  <a:graphic xmlns:a="http://schemas.openxmlformats.org/drawingml/2006/main">
-                    <a:graphicData uri="http://schemas.openxmlformats.org/drawingml/2006/chart">
-                      <c:chart xmlns:c="http://schemas.openxmlformats.org/drawingml/2006/chart" xmlns:r="http://schemas.openxmlformats.org/officeDocument/2006/relationships" r:id="rId6"/>
-                    </a:graphicData>
-                  </a:graphic>
-                </wp:inline>
-              </w:drawing>
-            </w:r>
-          </w:p>
-          <w:p>
-            <w:pPr>
-              <w:rPr>
-                <w:rFonts w:ascii="Arial" w:hAnsi="Arial" w:cs="Arial"/>
-                <w:b/>
-                <w:bCs/>
-                <w:sz w:val="16"/>
-                <w:szCs w:val="16"/>
-                <w:lang w:val="ru-RU"/>
-              </w:rPr>
-            </w:pPr>
+            <w:r>
+              <w:rPr>
+                <w:rFonts w:ascii="Arial" w:hAnsi="Arial" w:cs="Arial"/>
+                <w:sz w:val="16"/>
+                <w:szCs w:val="16"/>
+                <w:lang w:val="ru-RU"/>
+              </w:rPr>
+              <w:t xml:space="preserve">Одной женщине данного списка установлена табличка «Последнего адреса» в 2021 году в Санкт-Петербурге. </w:t>
+            </w:r>
           </w:p>
         </w:tc>
       </w:tr>
@@ -1227,6 +834,372 @@
     </w:p>
     <w:p>
       <w:pPr>
+        <w:jc w:val="center"/>
+        <w:rPr>
+          <w:rFonts w:ascii="Arial" w:hAnsi="Arial" w:cs="Arial"/>
+          <w:sz w:val="16"/>
+          <w:szCs w:val="16"/>
+          <w:lang w:val="ru-RU"/>
+        </w:rPr>
+      </w:pPr>
+      <w:r>
+        <w:rPr>
+          <w:rFonts w:ascii="serif" w:hAnsi="serif" w:cs="serif"/>
+          <w:b/>
+          <w:bCs/>
+          <w:sz w:val="18"/>
+          <w:szCs w:val="18"/>
+          <w:lang w:val="ru-RU"/>
+        </w:rPr>
+        <w:t>ЧИСЛЕННОСТЬ РАССТРЕЛЯННЫХ ЖЕНЩИН</w:t>
+      </w:r>
+      <w:r>
+        <w:rPr>
+          <w:rFonts w:ascii="serif" w:hAnsi="serif" w:cs="serif"/>
+          <w:b/>
+          <w:bCs/>
+          <w:sz w:val="18"/>
+          <w:szCs w:val="18"/>
+          <w:lang w:val="ru-RU"/>
+        </w:rPr>
+        <w:t>-КОРЕЯНОК</w:t>
+      </w:r>
+      <w:r>
+        <w:rPr>
+          <w:rFonts w:ascii="serif" w:hAnsi="serif" w:cs="serif"/>
+          <w:b/>
+          <w:bCs/>
+          <w:sz w:val="18"/>
+          <w:szCs w:val="18"/>
+          <w:lang w:val="ru-RU"/>
+        </w:rPr>
+        <w:t xml:space="preserve"> ПО ГОДАМ</w:t>
+      </w:r>
+      <w:r>
+        <w:rPr>
+          <w:rFonts w:ascii="serif" w:hAnsi="serif" w:cs="serif"/>
+          <w:b/>
+          <w:bCs/>
+          <w:sz w:val="18"/>
+          <w:szCs w:val="18"/>
+          <w:lang w:val="ru-RU"/>
+        </w:rPr>
+        <w:t xml:space="preserve">, </w:t>
+      </w:r>
+      <w:proofErr w:type="gramStart"/>
+      <w:r>
+        <w:rPr>
+          <w:rFonts w:ascii="serif" w:hAnsi="serif" w:cs="serif"/>
+          <w:b/>
+          <w:bCs/>
+          <w:sz w:val="18"/>
+          <w:szCs w:val="18"/>
+          <w:lang w:val="ru-RU"/>
+        </w:rPr>
+        <w:t>1932</w:t>
+      </w:r>
+      <w:r>
+        <w:rPr>
+          <w:rFonts w:ascii="serif" w:hAnsi="serif" w:cs="serif"/>
+          <w:b/>
+          <w:bCs/>
+          <w:sz w:val="18"/>
+          <w:szCs w:val="18"/>
+          <w:lang w:val="ru-RU"/>
+        </w:rPr>
+        <w:t>-</w:t>
+      </w:r>
+      <w:r>
+        <w:rPr>
+          <w:rFonts w:ascii="serif" w:hAnsi="serif" w:cs="serif"/>
+          <w:b/>
+          <w:bCs/>
+          <w:sz w:val="18"/>
+          <w:szCs w:val="18"/>
+          <w:lang w:val="ru-RU"/>
+        </w:rPr>
+        <w:t>1938</w:t>
+      </w:r>
+      <w:proofErr w:type="gramEnd"/>
+      <w:r>
+        <w:rPr>
+          <w:rFonts w:ascii="serif" w:hAnsi="serif" w:cs="serif"/>
+          <w:b/>
+          <w:bCs/>
+          <w:sz w:val="18"/>
+          <w:szCs w:val="18"/>
+          <w:lang w:val="ru-RU"/>
+        </w:rPr>
+        <w:t xml:space="preserve"> гг</w:t>
+      </w:r>
+      <w:r>
+        <w:rPr>
+          <w:rFonts w:ascii="serif" w:hAnsi="serif" w:cs="serif"/>
+          <w:b/>
+          <w:bCs/>
+          <w:sz w:val="18"/>
+          <w:szCs w:val="18"/>
+          <w:lang w:val="ru-RU"/>
+        </w:rPr>
+        <w:t>.</w:t>
+      </w:r>
+    </w:p>
+    <w:p>
+      <w:pPr>
+        <w:jc w:val="center"/>
+        <w:rPr>
+          <w:rFonts w:ascii="Arial" w:hAnsi="Arial" w:cs="Arial"/>
+          <w:sz w:val="16"/>
+          <w:szCs w:val="16"/>
+        </w:rPr>
+      </w:pPr>
+      <w:r>
+        <w:rPr>
+          <w:rFonts w:ascii="Arial" w:hAnsi="Arial" w:cs="Arial"/>
+          <w:noProof/>
+          <w:sz w:val="16"/>
+          <w:szCs w:val="16"/>
+        </w:rPr>
+        <w:drawing>
+          <wp:inline distT="0" distB="0" distL="0" distR="0" wp14:anchorId="03E0C00A" wp14:editId="2336E792">
+            <wp:extent cx="3639820" cy="1743710"/>
+            <wp:effectExtent l="0" t="0" r="0" b="8890"/>
+            <wp:docPr id="2077270292" name="Picture 3"/>
+            <wp:cNvGraphicFramePr>
+              <a:graphicFrameLocks xmlns:a="http://schemas.openxmlformats.org/drawingml/2006/main" noChangeAspect="1"/>
+            </wp:cNvGraphicFramePr>
+            <a:graphic xmlns:a="http://schemas.openxmlformats.org/drawingml/2006/main">
+              <a:graphicData uri="http://schemas.openxmlformats.org/drawingml/2006/picture">
+                <pic:pic xmlns:pic="http://schemas.openxmlformats.org/drawingml/2006/picture">
+                  <pic:nvPicPr>
+                    <pic:cNvPr id="0" name="Picture 4"/>
+                    <pic:cNvPicPr>
+                      <a:picLocks noChangeAspect="1" noChangeArrowheads="1"/>
+                    </pic:cNvPicPr>
+                  </pic:nvPicPr>
+                  <pic:blipFill>
+                    <a:blip r:embed="rId5">
+                      <a:extLst>
+                        <a:ext uri="{28A0092B-C50C-407E-A947-70E740481C1C}">
+                          <a14:useLocalDpi xmlns:a14="http://schemas.microsoft.com/office/drawing/2010/main" val="0"/>
+                        </a:ext>
+                      </a:extLst>
+                    </a:blip>
+                    <a:srcRect/>
+                    <a:stretch>
+                      <a:fillRect/>
+                    </a:stretch>
+                  </pic:blipFill>
+                  <pic:spPr bwMode="auto">
+                    <a:xfrm>
+                      <a:off x="0" y="0"/>
+                      <a:ext cx="3639820" cy="1743710"/>
+                    </a:xfrm>
+                    <a:prstGeom prst="rect">
+                      <a:avLst/>
+                    </a:prstGeom>
+                    <a:noFill/>
+                  </pic:spPr>
+                </pic:pic>
+              </a:graphicData>
+            </a:graphic>
+          </wp:inline>
+        </w:drawing>
+      </w:r>
+    </w:p>
+    <w:p>
+      <w:pPr>
+        <w:jc w:val="center"/>
+        <w:rPr>
+          <w:rFonts w:ascii="Arial" w:hAnsi="Arial" w:cs="Arial"/>
+          <w:sz w:val="16"/>
+          <w:szCs w:val="16"/>
+          <w:lang w:val="ru-RU"/>
+        </w:rPr>
+      </w:pPr>
+    </w:p>
+    <w:p>
+      <w:pPr>
+        <w:jc w:val="center"/>
+        <w:rPr>
+          <w:rFonts w:ascii="serif" w:hAnsi="serif" w:cs="serif" w:hint="eastAsia"/>
+          <w:b/>
+          <w:bCs/>
+          <w:sz w:val="18"/>
+          <w:szCs w:val="18"/>
+          <w:lang w:val="ru-RU"/>
+        </w:rPr>
+      </w:pPr>
+      <w:r>
+        <w:rPr>
+          <w:rFonts w:ascii="serif" w:hAnsi="serif" w:cs="serif"/>
+          <w:b/>
+          <w:bCs/>
+          <w:sz w:val="18"/>
+          <w:szCs w:val="18"/>
+          <w:lang w:val="ru-RU"/>
+        </w:rPr>
+        <w:t>ЧИСЛЕННОСТЬ РАССТРЕЛЯННЫХ ЖЕНЩИН</w:t>
+      </w:r>
+      <w:r>
+        <w:rPr>
+          <w:rFonts w:ascii="serif" w:hAnsi="serif" w:cs="serif"/>
+          <w:b/>
+          <w:bCs/>
+          <w:sz w:val="18"/>
+          <w:szCs w:val="18"/>
+          <w:lang w:val="ru-RU"/>
+        </w:rPr>
+        <w:t>-КОРЕЯНОК</w:t>
+      </w:r>
+      <w:r>
+        <w:rPr>
+          <w:rFonts w:ascii="serif" w:hAnsi="serif" w:cs="serif"/>
+          <w:b/>
+          <w:bCs/>
+          <w:sz w:val="18"/>
+          <w:szCs w:val="18"/>
+          <w:lang w:val="ru-RU"/>
+        </w:rPr>
+        <w:t xml:space="preserve"> ПО </w:t>
+      </w:r>
+      <w:r>
+        <w:rPr>
+          <w:rFonts w:ascii="serif" w:hAnsi="serif" w:cs="serif"/>
+          <w:b/>
+          <w:bCs/>
+          <w:sz w:val="18"/>
+          <w:szCs w:val="18"/>
+          <w:lang w:val="ru-RU"/>
+        </w:rPr>
+        <w:t xml:space="preserve">ВОЗРАСТАМ, </w:t>
+      </w:r>
+      <w:proofErr w:type="gramStart"/>
+      <w:r>
+        <w:rPr>
+          <w:rFonts w:ascii="serif" w:hAnsi="serif" w:cs="serif"/>
+          <w:b/>
+          <w:bCs/>
+          <w:sz w:val="18"/>
+          <w:szCs w:val="18"/>
+          <w:lang w:val="ru-RU"/>
+        </w:rPr>
+        <w:t>1932</w:t>
+      </w:r>
+      <w:r>
+        <w:rPr>
+          <w:rFonts w:ascii="serif" w:hAnsi="serif" w:cs="serif"/>
+          <w:b/>
+          <w:bCs/>
+          <w:sz w:val="18"/>
+          <w:szCs w:val="18"/>
+          <w:lang w:val="ru-RU"/>
+        </w:rPr>
+        <w:t>-</w:t>
+      </w:r>
+      <w:r>
+        <w:rPr>
+          <w:rFonts w:ascii="serif" w:hAnsi="serif" w:cs="serif"/>
+          <w:b/>
+          <w:bCs/>
+          <w:sz w:val="18"/>
+          <w:szCs w:val="18"/>
+          <w:lang w:val="ru-RU"/>
+        </w:rPr>
+        <w:t>1938</w:t>
+      </w:r>
+      <w:proofErr w:type="gramEnd"/>
+      <w:r>
+        <w:rPr>
+          <w:rFonts w:ascii="serif" w:hAnsi="serif" w:cs="serif"/>
+          <w:b/>
+          <w:bCs/>
+          <w:sz w:val="18"/>
+          <w:szCs w:val="18"/>
+          <w:lang w:val="ru-RU"/>
+        </w:rPr>
+        <w:t xml:space="preserve"> </w:t>
+      </w:r>
+      <w:proofErr w:type="spellStart"/>
+      <w:r>
+        <w:rPr>
+          <w:rFonts w:ascii="serif" w:hAnsi="serif" w:cs="serif"/>
+          <w:b/>
+          <w:bCs/>
+          <w:sz w:val="18"/>
+          <w:szCs w:val="18"/>
+          <w:lang w:val="ru-RU"/>
+        </w:rPr>
+        <w:t>гг</w:t>
+      </w:r>
+      <w:proofErr w:type="spellEnd"/>
+    </w:p>
+    <w:p>
+      <w:pPr>
+        <w:jc w:val="center"/>
+        <w:rPr>
+          <w:rFonts w:ascii="Arial" w:hAnsi="Arial" w:cs="Arial"/>
+          <w:sz w:val="16"/>
+          <w:szCs w:val="16"/>
+        </w:rPr>
+      </w:pPr>
+      <w:r>
+        <w:rPr>
+          <w:rFonts w:ascii="Arial" w:hAnsi="Arial" w:cs="Arial"/>
+          <w:noProof/>
+          <w:sz w:val="16"/>
+          <w:szCs w:val="16"/>
+        </w:rPr>
+        <w:drawing>
+          <wp:inline distT="0" distB="0" distL="0" distR="0" wp14:anchorId="34665249" wp14:editId="3E055308">
+            <wp:extent cx="3902075" cy="2609215"/>
+            <wp:effectExtent l="0" t="0" r="3175" b="635"/>
+            <wp:docPr id="584222623" name="Picture 2"/>
+            <wp:cNvGraphicFramePr>
+              <a:graphicFrameLocks xmlns:a="http://schemas.openxmlformats.org/drawingml/2006/main" noChangeAspect="1"/>
+            </wp:cNvGraphicFramePr>
+            <a:graphic xmlns:a="http://schemas.openxmlformats.org/drawingml/2006/main">
+              <a:graphicData uri="http://schemas.openxmlformats.org/drawingml/2006/picture">
+                <pic:pic xmlns:pic="http://schemas.openxmlformats.org/drawingml/2006/picture">
+                  <pic:nvPicPr>
+                    <pic:cNvPr id="0" name="Picture 3"/>
+                    <pic:cNvPicPr>
+                      <a:picLocks noChangeAspect="1" noChangeArrowheads="1"/>
+                    </pic:cNvPicPr>
+                  </pic:nvPicPr>
+                  <pic:blipFill>
+                    <a:blip r:embed="rId6">
+                      <a:extLst>
+                        <a:ext uri="{28A0092B-C50C-407E-A947-70E740481C1C}">
+                          <a14:useLocalDpi xmlns:a14="http://schemas.microsoft.com/office/drawing/2010/main" val="0"/>
+                        </a:ext>
+                      </a:extLst>
+                    </a:blip>
+                    <a:srcRect/>
+                    <a:stretch>
+                      <a:fillRect/>
+                    </a:stretch>
+                  </pic:blipFill>
+                  <pic:spPr bwMode="auto">
+                    <a:xfrm>
+                      <a:off x="0" y="0"/>
+                      <a:ext cx="3902075" cy="2609215"/>
+                    </a:xfrm>
+                    <a:prstGeom prst="rect">
+                      <a:avLst/>
+                    </a:prstGeom>
+                    <a:noFill/>
+                  </pic:spPr>
+                </pic:pic>
+              </a:graphicData>
+            </a:graphic>
+          </wp:inline>
+        </w:drawing>
+      </w:r>
+    </w:p>
+    <w:p>
+      <w:pPr>
+        <w:jc w:val="center"/>
         <w:rPr>
           <w:rFonts w:hint="eastAsia"/>
           <w:lang w:val="ru-RU"/>
@@ -14022,7 +13995,16 @@
                 <w:szCs w:val="16"/>
                 <w:lang w:val="ru-RU"/>
               </w:rPr>
-              <w:t>арестована 22.10.1937</w:t>
+              <w:t>арестована 22.10.</w:t>
+            </w:r>
+            <w:r>
+              <w:rPr>
+                <w:rFonts w:ascii="Arial" w:hAnsi="Arial" w:cs="Arial"/>
+                <w:sz w:val="16"/>
+                <w:szCs w:val="16"/>
+                <w:lang w:val="ru-RU"/>
+              </w:rPr>
+              <w:t>1937</w:t>
             </w:r>
             <w:r>
               <w:rPr>
@@ -14083,6 +14065,26 @@
               </w:rPr>
               <w:t>Расстреляна 20.12.1937, г. Ленинград</w:t>
             </w:r>
+            <w:proofErr w:type="gramStart"/>
+            <w:r>
+              <w:rPr>
+                <w:rFonts w:ascii="Arial" w:hAnsi="Arial" w:cs="Arial"/>
+                <w:sz w:val="16"/>
+                <w:szCs w:val="16"/>
+                <w:lang w:val="ru-RU"/>
+              </w:rPr>
+              <w:t>. .</w:t>
+            </w:r>
+            <w:proofErr w:type="gramEnd"/>
+            <w:r>
+              <w:rPr>
+                <w:rFonts w:ascii="Arial" w:hAnsi="Arial" w:cs="Arial"/>
+                <w:sz w:val="16"/>
+                <w:szCs w:val="16"/>
+                <w:lang w:val="ru-RU"/>
+              </w:rPr>
+              <w:t xml:space="preserve"> (Ее муж Хан Марк Иванович -39лет, расстрелян 10 декабря 1937 года).</w:t>
+            </w:r>
           </w:p>
           <w:p>
             <w:pPr>
@@ -14104,7 +14106,265 @@
                 <w:szCs w:val="16"/>
                 <w:lang w:val="ru-RU"/>
               </w:rPr>
-              <w:t xml:space="preserve">Источник: Ленинградский </w:t>
+              <w:t>Источник: Ленинградский мартиролог , т. 4</w:t>
+            </w:r>
+            <w:r>
+              <w:rPr>
+                <w:rFonts w:ascii="Arial" w:hAnsi="Arial" w:cs="Arial"/>
+                <w:sz w:val="16"/>
+                <w:szCs w:val="16"/>
+                <w:lang w:val="ru-RU"/>
+              </w:rPr>
+              <w:t xml:space="preserve">;  </w:t>
+            </w:r>
+            <w:hyperlink r:id="rId67" w:history="1">
+              <w:r>
+                <w:rPr>
+                  <w:rStyle w:val="Hyperlink"/>
+                  <w:rFonts w:ascii="Arial" w:hAnsi="Arial" w:cs="Arial"/>
+                  <w:b/>
+                  <w:bCs/>
+                  <w:color w:val="auto"/>
+                  <w:sz w:val="16"/>
+                  <w:szCs w:val="16"/>
+                  <w:bdr w:val="none" w:sz="0" w:space="0" w:color="auto" w:frame="1"/>
+                  <w:shd w:val="clear" w:color="auto" w:fill="FFFFFF"/>
+                  <w:lang w:val="ru-RU"/>
+                </w:rPr>
+                <w:t>Архивная ссылка</w:t>
+              </w:r>
+            </w:hyperlink>
+            <w:r>
+              <w:rPr>
+                <w:rFonts w:ascii="Arial" w:hAnsi="Arial" w:cs="Arial"/>
+                <w:sz w:val="16"/>
+                <w:szCs w:val="16"/>
+                <w:lang w:val="ru-RU"/>
+              </w:rPr>
+              <w:t xml:space="preserve">; </w:t>
+            </w:r>
+            <w:hyperlink r:id="rId68" w:history="1">
+              <w:r>
+                <w:rPr>
+                  <w:rStyle w:val="Hyperlink"/>
+                  <w:rFonts w:ascii="Arial" w:hAnsi="Arial" w:cs="Arial"/>
+                  <w:b/>
+                  <w:bCs/>
+                  <w:color w:val="auto"/>
+                  <w:sz w:val="16"/>
+                  <w:szCs w:val="16"/>
+                  <w:bdr w:val="none" w:sz="0" w:space="0" w:color="auto" w:frame="1"/>
+                  <w:shd w:val="clear" w:color="auto" w:fill="FFFFFF"/>
+                  <w:lang w:val="ru-RU"/>
+                </w:rPr>
+                <w:t>Последний адрес</w:t>
+              </w:r>
+            </w:hyperlink>
+          </w:p>
+        </w:tc>
+      </w:tr>
+      <w:tr>
+        <w:tc>
+          <w:tcPr>
+            <w:tcW w:w="11160" w:type="dxa"/>
+            <w:shd w:val="clear" w:color="auto" w:fill="auto"/>
+            <w:vAlign w:val="center"/>
+          </w:tcPr>
+          <w:p>
+            <w:pPr>
+              <w:suppressAutoHyphens w:val="0"/>
+              <w:rPr>
+                <w:rFonts w:ascii="Arial" w:eastAsia="Times New Roman" w:hAnsi="Arial" w:cs="Arial"/>
+                <w:kern w:val="0"/>
+                <w:sz w:val="16"/>
+                <w:szCs w:val="16"/>
+                <w:lang w:val="ru-RU" w:eastAsia="en-US" w:bidi="ar-SA"/>
+              </w:rPr>
+            </w:pPr>
+            <w:hyperlink r:id="rId69" w:history="1">
+              <w:r>
+                <w:rPr>
+                  <w:rStyle w:val="Hyperlink"/>
+                  <w:rFonts w:ascii="Arial" w:hAnsi="Arial" w:cs="Arial"/>
+                  <w:b/>
+                  <w:bCs/>
+                  <w:color w:val="auto"/>
+                  <w:sz w:val="16"/>
+                  <w:szCs w:val="16"/>
+                  <w:bdr w:val="none" w:sz="0" w:space="0" w:color="auto" w:frame="1"/>
+                  <w:shd w:val="clear" w:color="auto" w:fill="FFFFFF"/>
+                  <w:lang w:val="ru-RU"/>
+                </w:rPr>
+                <w:t>Хон Евдокия Петровна</w:t>
+              </w:r>
+            </w:hyperlink>
+            <w:r>
+              <w:rPr>
+                <w:rFonts w:ascii="Arial" w:hAnsi="Arial" w:cs="Arial"/>
+                <w:sz w:val="16"/>
+                <w:szCs w:val="16"/>
+                <w:lang w:val="ru-RU"/>
+              </w:rPr>
+              <w:t xml:space="preserve">  </w:t>
+            </w:r>
+            <w:r>
+              <w:rPr>
+                <w:rFonts w:ascii="Arial" w:hAnsi="Arial" w:cs="Arial"/>
+                <w:b/>
+                <w:bCs/>
+                <w:sz w:val="16"/>
+                <w:szCs w:val="16"/>
+                <w:lang w:val="ru-RU"/>
+              </w:rPr>
+              <w:t xml:space="preserve">30 лет </w:t>
+            </w:r>
+          </w:p>
+          <w:p>
+            <w:pPr>
+              <w:pStyle w:val="NormalWeb"/>
+              <w:shd w:val="clear" w:color="auto" w:fill="FFFFFF"/>
+              <w:spacing w:before="0" w:beforeAutospacing="0" w:after="0" w:afterAutospacing="0"/>
+              <w:textAlignment w:val="baseline"/>
+              <w:rPr>
+                <w:rFonts w:ascii="Arial" w:hAnsi="Arial" w:cs="Arial"/>
+                <w:sz w:val="16"/>
+                <w:szCs w:val="16"/>
+                <w:lang w:val="ru-RU"/>
+              </w:rPr>
+            </w:pPr>
+            <w:r>
+              <w:rPr>
+                <w:rFonts w:ascii="Arial" w:hAnsi="Arial" w:cs="Arial"/>
+                <w:sz w:val="16"/>
+                <w:szCs w:val="16"/>
+                <w:lang w:val="ru-RU"/>
+              </w:rPr>
+              <w:t xml:space="preserve">1908 г.р., </w:t>
+            </w:r>
+            <w:proofErr w:type="spellStart"/>
+            <w:r>
+              <w:rPr>
+                <w:rFonts w:ascii="Arial" w:hAnsi="Arial" w:cs="Arial"/>
+                <w:sz w:val="16"/>
+                <w:szCs w:val="16"/>
+                <w:lang w:val="ru-RU"/>
+              </w:rPr>
+              <w:t>м.р</w:t>
+            </w:r>
+            <w:proofErr w:type="spellEnd"/>
+            <w:r>
+              <w:rPr>
+                <w:rFonts w:ascii="Arial" w:hAnsi="Arial" w:cs="Arial"/>
+                <w:sz w:val="16"/>
+                <w:szCs w:val="16"/>
+                <w:lang w:val="ru-RU"/>
+              </w:rPr>
+              <w:t>.: Николо-Уссурийска ДВК., кореянка, образование: малограмотная</w:t>
+            </w:r>
+            <w:r>
+              <w:rPr>
+                <w:rFonts w:ascii="Arial" w:hAnsi="Arial" w:cs="Arial"/>
+                <w:sz w:val="16"/>
+                <w:szCs w:val="16"/>
+                <w:lang w:val="ru-RU"/>
+              </w:rPr>
+              <w:t xml:space="preserve">, БОЗ, </w:t>
+            </w:r>
+            <w:proofErr w:type="spellStart"/>
+            <w:r>
+              <w:rPr>
+                <w:rFonts w:ascii="Arial" w:hAnsi="Arial" w:cs="Arial"/>
+                <w:sz w:val="16"/>
+                <w:szCs w:val="16"/>
+                <w:lang w:val="ru-RU"/>
+              </w:rPr>
+              <w:t>прож</w:t>
+            </w:r>
+            <w:proofErr w:type="spellEnd"/>
+            <w:r>
+              <w:rPr>
+                <w:rFonts w:ascii="Arial" w:hAnsi="Arial" w:cs="Arial"/>
+                <w:sz w:val="16"/>
+                <w:szCs w:val="16"/>
+                <w:lang w:val="ru-RU"/>
+              </w:rPr>
+              <w:t>.: г. Новосибирск</w:t>
+            </w:r>
+            <w:r>
+              <w:rPr>
+                <w:rFonts w:ascii="Arial" w:hAnsi="Arial" w:cs="Arial"/>
+                <w:sz w:val="16"/>
+                <w:szCs w:val="16"/>
+                <w:lang w:val="ru-RU"/>
+              </w:rPr>
+              <w:t xml:space="preserve">, </w:t>
+            </w:r>
+            <w:r>
+              <w:rPr>
+                <w:rFonts w:ascii="Arial" w:hAnsi="Arial" w:cs="Arial"/>
+                <w:sz w:val="16"/>
+                <w:szCs w:val="16"/>
+                <w:lang w:val="ru-RU"/>
+              </w:rPr>
+              <w:t>арестована 15.12.1937</w:t>
+            </w:r>
+            <w:r>
+              <w:rPr>
+                <w:rFonts w:ascii="Arial" w:hAnsi="Arial" w:cs="Arial"/>
+                <w:sz w:val="16"/>
+                <w:szCs w:val="16"/>
+                <w:lang w:val="ru-RU"/>
+              </w:rPr>
+              <w:t xml:space="preserve">. </w:t>
+            </w:r>
+            <w:r>
+              <w:rPr>
+                <w:rFonts w:ascii="Arial" w:hAnsi="Arial" w:cs="Arial"/>
+                <w:sz w:val="16"/>
+                <w:szCs w:val="16"/>
+                <w:lang w:val="ru-RU"/>
+              </w:rPr>
+              <w:t xml:space="preserve">Обвинение: в </w:t>
+            </w:r>
+            <w:proofErr w:type="spellStart"/>
+            <w:r>
+              <w:rPr>
+                <w:rFonts w:ascii="Arial" w:hAnsi="Arial" w:cs="Arial"/>
+                <w:sz w:val="16"/>
+                <w:szCs w:val="16"/>
+                <w:lang w:val="ru-RU"/>
+              </w:rPr>
+              <w:t>учатие</w:t>
+            </w:r>
+            <w:proofErr w:type="spellEnd"/>
+            <w:r>
+              <w:rPr>
+                <w:rFonts w:ascii="Arial" w:hAnsi="Arial" w:cs="Arial"/>
+                <w:sz w:val="16"/>
+                <w:szCs w:val="16"/>
+                <w:lang w:val="ru-RU"/>
+              </w:rPr>
+              <w:t xml:space="preserve"> в </w:t>
+            </w:r>
+            <w:proofErr w:type="spellStart"/>
+            <w:r>
+              <w:rPr>
+                <w:rFonts w:ascii="Arial" w:hAnsi="Arial" w:cs="Arial"/>
+                <w:sz w:val="16"/>
+                <w:szCs w:val="16"/>
+                <w:lang w:val="ru-RU"/>
+              </w:rPr>
+              <w:t>к.р</w:t>
+            </w:r>
+            <w:proofErr w:type="spellEnd"/>
+            <w:r>
+              <w:rPr>
+                <w:rFonts w:ascii="Arial" w:hAnsi="Arial" w:cs="Arial"/>
+                <w:sz w:val="16"/>
+                <w:szCs w:val="16"/>
+                <w:lang w:val="ru-RU"/>
+              </w:rPr>
+              <w:t xml:space="preserve">. кадетско-монархической повстанческой организации, ст. </w:t>
             </w:r>
             <w:proofErr w:type="gramStart"/>
             <w:r>
@@ -14114,7 +14374,7 @@
                 <w:szCs w:val="16"/>
                 <w:lang w:val="ru-RU"/>
               </w:rPr>
-              <w:t>мартиролог ,</w:t>
+              <w:t>58-6,9</w:t>
             </w:r>
             <w:proofErr w:type="gramEnd"/>
             <w:r>
@@ -14124,7 +14384,104 @@
                 <w:szCs w:val="16"/>
                 <w:lang w:val="ru-RU"/>
               </w:rPr>
-              <w:t xml:space="preserve"> т. 4</w:t>
+              <w:t>,11 УК РСФСР.</w:t>
+            </w:r>
+            <w:r>
+              <w:rPr>
+                <w:rFonts w:ascii="Arial" w:hAnsi="Arial" w:cs="Arial"/>
+                <w:sz w:val="16"/>
+                <w:szCs w:val="16"/>
+                <w:lang w:val="ru-RU"/>
+              </w:rPr>
+              <w:t xml:space="preserve"> </w:t>
+            </w:r>
+            <w:r>
+              <w:rPr>
+                <w:rFonts w:ascii="Arial" w:hAnsi="Arial" w:cs="Arial"/>
+                <w:sz w:val="16"/>
+                <w:szCs w:val="16"/>
+                <w:lang w:val="ru-RU"/>
+              </w:rPr>
+              <w:t>Приговор: Постановлением Комиссии НКВД и Прокурора СССР, 14.01.1938 — ВМН</w:t>
+            </w:r>
+            <w:r>
+              <w:rPr>
+                <w:rFonts w:ascii="Arial" w:hAnsi="Arial" w:cs="Arial"/>
+                <w:sz w:val="16"/>
+                <w:szCs w:val="16"/>
+                <w:lang w:val="ru-RU"/>
+              </w:rPr>
+              <w:t xml:space="preserve">. </w:t>
+            </w:r>
+            <w:r>
+              <w:rPr>
+                <w:rFonts w:ascii="Arial" w:hAnsi="Arial" w:cs="Arial"/>
+                <w:sz w:val="16"/>
+                <w:szCs w:val="16"/>
+                <w:lang w:val="ru-RU"/>
+              </w:rPr>
+              <w:t>Расстреляна 28.01.1938</w:t>
+            </w:r>
+            <w:r>
+              <w:rPr>
+                <w:rFonts w:ascii="Arial" w:hAnsi="Arial" w:cs="Arial"/>
+                <w:sz w:val="16"/>
+                <w:szCs w:val="16"/>
+                <w:lang w:val="ru-RU"/>
+              </w:rPr>
+              <w:t xml:space="preserve">. </w:t>
+            </w:r>
+            <w:r>
+              <w:rPr>
+                <w:rFonts w:ascii="Arial" w:hAnsi="Arial" w:cs="Arial"/>
+                <w:sz w:val="16"/>
+                <w:szCs w:val="16"/>
+                <w:lang w:val="ru-RU"/>
+              </w:rPr>
+              <w:t>Реабилитация: 29.09.1956</w:t>
+            </w:r>
+          </w:p>
+          <w:p>
+            <w:pPr>
+              <w:pStyle w:val="NormalWeb"/>
+              <w:shd w:val="clear" w:color="auto" w:fill="FFFFFF"/>
+              <w:spacing w:before="0" w:beforeAutospacing="0" w:after="0" w:afterAutospacing="0"/>
+              <w:textAlignment w:val="baseline"/>
+              <w:rPr>
+                <w:rFonts w:ascii="Arial" w:hAnsi="Arial" w:cs="Arial"/>
+                <w:sz w:val="16"/>
+                <w:szCs w:val="16"/>
+                <w:lang w:val="ru-RU"/>
+              </w:rPr>
+            </w:pPr>
+            <w:r>
+              <w:rPr>
+                <w:rFonts w:ascii="Arial" w:hAnsi="Arial" w:cs="Arial"/>
+                <w:sz w:val="16"/>
+                <w:szCs w:val="16"/>
+                <w:lang w:val="ru-RU"/>
+              </w:rPr>
+              <w:t xml:space="preserve">Источник: Книга памяти Новосибирской </w:t>
+            </w:r>
+            <w:proofErr w:type="gramStart"/>
+            <w:r>
+              <w:rPr>
+                <w:rFonts w:ascii="Arial" w:hAnsi="Arial" w:cs="Arial"/>
+                <w:sz w:val="16"/>
+                <w:szCs w:val="16"/>
+                <w:lang w:val="ru-RU"/>
+              </w:rPr>
+              <w:t>обл. ,</w:t>
+            </w:r>
+            <w:proofErr w:type="gramEnd"/>
+            <w:r>
+              <w:rPr>
+                <w:rFonts w:ascii="Arial" w:hAnsi="Arial" w:cs="Arial"/>
+                <w:sz w:val="16"/>
+                <w:szCs w:val="16"/>
+                <w:lang w:val="ru-RU"/>
+              </w:rPr>
+              <w:t xml:space="preserve"> т.5</w:t>
             </w:r>
             <w:r>
               <w:rPr>
@@ -14135,7 +14492,7 @@
               </w:rPr>
               <w:t xml:space="preserve">;  </w:t>
             </w:r>
-            <w:hyperlink r:id="rId67" w:history="1">
+            <w:hyperlink r:id="rId70" w:history="1">
               <w:r>
                 <w:rPr>
                   <w:rStyle w:val="Hyperlink"/>
@@ -14173,356 +14530,7 @@
                 <w:lang w:val="ru-RU" w:eastAsia="en-US" w:bidi="ar-SA"/>
               </w:rPr>
             </w:pPr>
-            <w:hyperlink r:id="rId68" w:history="1">
-              <w:r>
-                <w:rPr>
-                  <w:rStyle w:val="Hyperlink"/>
-                  <w:rFonts w:ascii="Arial" w:hAnsi="Arial" w:cs="Arial"/>
-                  <w:b/>
-                  <w:bCs/>
-                  <w:color w:val="auto"/>
-                  <w:sz w:val="16"/>
-                  <w:szCs w:val="16"/>
-                  <w:bdr w:val="none" w:sz="0" w:space="0" w:color="auto" w:frame="1"/>
-                  <w:shd w:val="clear" w:color="auto" w:fill="FFFFFF"/>
-                  <w:lang w:val="ru-RU"/>
-                </w:rPr>
-                <w:t>Хон Евдокия Петровна</w:t>
-              </w:r>
-            </w:hyperlink>
-            <w:r>
-              <w:rPr>
-                <w:rFonts w:ascii="Arial" w:hAnsi="Arial" w:cs="Arial"/>
-                <w:sz w:val="16"/>
-                <w:szCs w:val="16"/>
-                <w:lang w:val="ru-RU"/>
-              </w:rPr>
-              <w:t xml:space="preserve">  </w:t>
-            </w:r>
-            <w:r>
-              <w:rPr>
-                <w:rFonts w:ascii="Arial" w:hAnsi="Arial" w:cs="Arial"/>
-                <w:b/>
-                <w:bCs/>
-                <w:sz w:val="16"/>
-                <w:szCs w:val="16"/>
-                <w:lang w:val="ru-RU"/>
-              </w:rPr>
-              <w:t xml:space="preserve">30 лет </w:t>
-            </w:r>
-          </w:p>
-          <w:p>
-            <w:pPr>
-              <w:pStyle w:val="NormalWeb"/>
-              <w:shd w:val="clear" w:color="auto" w:fill="FFFFFF"/>
-              <w:spacing w:before="0" w:beforeAutospacing="0" w:after="0" w:afterAutospacing="0"/>
-              <w:textAlignment w:val="baseline"/>
-              <w:rPr>
-                <w:rFonts w:ascii="Arial" w:hAnsi="Arial" w:cs="Arial"/>
-                <w:sz w:val="16"/>
-                <w:szCs w:val="16"/>
-                <w:lang w:val="ru-RU"/>
-              </w:rPr>
-            </w:pPr>
-            <w:r>
-              <w:rPr>
-                <w:rFonts w:ascii="Arial" w:hAnsi="Arial" w:cs="Arial"/>
-                <w:sz w:val="16"/>
-                <w:szCs w:val="16"/>
-                <w:lang w:val="ru-RU"/>
-              </w:rPr>
-              <w:t xml:space="preserve">1908 г.р., </w:t>
-            </w:r>
-            <w:proofErr w:type="spellStart"/>
-            <w:r>
-              <w:rPr>
-                <w:rFonts w:ascii="Arial" w:hAnsi="Arial" w:cs="Arial"/>
-                <w:sz w:val="16"/>
-                <w:szCs w:val="16"/>
-                <w:lang w:val="ru-RU"/>
-              </w:rPr>
-              <w:t>м.р</w:t>
-            </w:r>
-            <w:proofErr w:type="spellEnd"/>
-            <w:r>
-              <w:rPr>
-                <w:rFonts w:ascii="Arial" w:hAnsi="Arial" w:cs="Arial"/>
-                <w:sz w:val="16"/>
-                <w:szCs w:val="16"/>
-                <w:lang w:val="ru-RU"/>
-              </w:rPr>
-              <w:t>.: Николо-Уссурийска ДВК., кореянка, образование: малограмотная</w:t>
-            </w:r>
-            <w:r>
-              <w:rPr>
-                <w:rFonts w:ascii="Arial" w:hAnsi="Arial" w:cs="Arial"/>
-                <w:sz w:val="16"/>
-                <w:szCs w:val="16"/>
-                <w:lang w:val="ru-RU"/>
-              </w:rPr>
-              <w:t xml:space="preserve">, БОЗ, </w:t>
-            </w:r>
-            <w:proofErr w:type="spellStart"/>
-            <w:r>
-              <w:rPr>
-                <w:rFonts w:ascii="Arial" w:hAnsi="Arial" w:cs="Arial"/>
-                <w:sz w:val="16"/>
-                <w:szCs w:val="16"/>
-                <w:lang w:val="ru-RU"/>
-              </w:rPr>
-              <w:t>прож</w:t>
-            </w:r>
-            <w:proofErr w:type="spellEnd"/>
-            <w:r>
-              <w:rPr>
-                <w:rFonts w:ascii="Arial" w:hAnsi="Arial" w:cs="Arial"/>
-                <w:sz w:val="16"/>
-                <w:szCs w:val="16"/>
-                <w:lang w:val="ru-RU"/>
-              </w:rPr>
-              <w:t>.: г. Новосибирск</w:t>
-            </w:r>
-            <w:r>
-              <w:rPr>
-                <w:rFonts w:ascii="Arial" w:hAnsi="Arial" w:cs="Arial"/>
-                <w:sz w:val="16"/>
-                <w:szCs w:val="16"/>
-                <w:lang w:val="ru-RU"/>
-              </w:rPr>
-              <w:t xml:space="preserve">, </w:t>
-            </w:r>
-            <w:r>
-              <w:rPr>
-                <w:rFonts w:ascii="Arial" w:hAnsi="Arial" w:cs="Arial"/>
-                <w:sz w:val="16"/>
-                <w:szCs w:val="16"/>
-                <w:lang w:val="ru-RU"/>
-              </w:rPr>
-              <w:t>арестована 15.12.1937</w:t>
-            </w:r>
-            <w:r>
-              <w:rPr>
-                <w:rFonts w:ascii="Arial" w:hAnsi="Arial" w:cs="Arial"/>
-                <w:sz w:val="16"/>
-                <w:szCs w:val="16"/>
-                <w:lang w:val="ru-RU"/>
-              </w:rPr>
-              <w:t xml:space="preserve">. </w:t>
-            </w:r>
-            <w:r>
-              <w:rPr>
-                <w:rFonts w:ascii="Arial" w:hAnsi="Arial" w:cs="Arial"/>
-                <w:sz w:val="16"/>
-                <w:szCs w:val="16"/>
-                <w:lang w:val="ru-RU"/>
-              </w:rPr>
-              <w:t xml:space="preserve">Обвинение: в </w:t>
-            </w:r>
-            <w:proofErr w:type="spellStart"/>
-            <w:r>
-              <w:rPr>
-                <w:rFonts w:ascii="Arial" w:hAnsi="Arial" w:cs="Arial"/>
-                <w:sz w:val="16"/>
-                <w:szCs w:val="16"/>
-                <w:lang w:val="ru-RU"/>
-              </w:rPr>
-              <w:t>учатие</w:t>
-            </w:r>
-            <w:proofErr w:type="spellEnd"/>
-            <w:r>
-              <w:rPr>
-                <w:rFonts w:ascii="Arial" w:hAnsi="Arial" w:cs="Arial"/>
-                <w:sz w:val="16"/>
-                <w:szCs w:val="16"/>
-                <w:lang w:val="ru-RU"/>
-              </w:rPr>
-              <w:t xml:space="preserve"> в </w:t>
-            </w:r>
-            <w:proofErr w:type="spellStart"/>
-            <w:r>
-              <w:rPr>
-                <w:rFonts w:ascii="Arial" w:hAnsi="Arial" w:cs="Arial"/>
-                <w:sz w:val="16"/>
-                <w:szCs w:val="16"/>
-                <w:lang w:val="ru-RU"/>
-              </w:rPr>
-              <w:t>к.р</w:t>
-            </w:r>
-            <w:proofErr w:type="spellEnd"/>
-            <w:r>
-              <w:rPr>
-                <w:rFonts w:ascii="Arial" w:hAnsi="Arial" w:cs="Arial"/>
-                <w:sz w:val="16"/>
-                <w:szCs w:val="16"/>
-                <w:lang w:val="ru-RU"/>
-              </w:rPr>
-              <w:t xml:space="preserve">. кадетско-монархической повстанческой организации, ст. </w:t>
-            </w:r>
-            <w:proofErr w:type="gramStart"/>
-            <w:r>
-              <w:rPr>
-                <w:rFonts w:ascii="Arial" w:hAnsi="Arial" w:cs="Arial"/>
-                <w:sz w:val="16"/>
-                <w:szCs w:val="16"/>
-                <w:lang w:val="ru-RU"/>
-              </w:rPr>
-              <w:t>58-6,9</w:t>
-            </w:r>
-            <w:proofErr w:type="gramEnd"/>
-            <w:r>
-              <w:rPr>
-                <w:rFonts w:ascii="Arial" w:hAnsi="Arial" w:cs="Arial"/>
-                <w:sz w:val="16"/>
-                <w:szCs w:val="16"/>
-                <w:lang w:val="ru-RU"/>
-              </w:rPr>
-              <w:t>,11 УК РСФСР.</w:t>
-            </w:r>
-            <w:r>
-              <w:rPr>
-                <w:rFonts w:ascii="Arial" w:hAnsi="Arial" w:cs="Arial"/>
-                <w:sz w:val="16"/>
-                <w:szCs w:val="16"/>
-                <w:lang w:val="ru-RU"/>
-              </w:rPr>
-              <w:t xml:space="preserve"> </w:t>
-            </w:r>
-            <w:r>
-              <w:rPr>
-                <w:rFonts w:ascii="Arial" w:hAnsi="Arial" w:cs="Arial"/>
-                <w:sz w:val="16"/>
-                <w:szCs w:val="16"/>
-                <w:lang w:val="ru-RU"/>
-              </w:rPr>
-              <w:t>Приговор: Постановлением Комиссии НКВД и Прокурора СССР, 14.01.1938 — ВМН</w:t>
-            </w:r>
-            <w:r>
-              <w:rPr>
-                <w:rFonts w:ascii="Arial" w:hAnsi="Arial" w:cs="Arial"/>
-                <w:sz w:val="16"/>
-                <w:szCs w:val="16"/>
-                <w:lang w:val="ru-RU"/>
-              </w:rPr>
-              <w:t xml:space="preserve">. </w:t>
-            </w:r>
-            <w:r>
-              <w:rPr>
-                <w:rFonts w:ascii="Arial" w:hAnsi="Arial" w:cs="Arial"/>
-                <w:sz w:val="16"/>
-                <w:szCs w:val="16"/>
-                <w:lang w:val="ru-RU"/>
-              </w:rPr>
-              <w:t>Расстреляна 28.01.1938</w:t>
-            </w:r>
-            <w:r>
-              <w:rPr>
-                <w:rFonts w:ascii="Arial" w:hAnsi="Arial" w:cs="Arial"/>
-                <w:sz w:val="16"/>
-                <w:szCs w:val="16"/>
-                <w:lang w:val="ru-RU"/>
-              </w:rPr>
-              <w:t xml:space="preserve">. </w:t>
-            </w:r>
-            <w:r>
-              <w:rPr>
-                <w:rFonts w:ascii="Arial" w:hAnsi="Arial" w:cs="Arial"/>
-                <w:sz w:val="16"/>
-                <w:szCs w:val="16"/>
-                <w:lang w:val="ru-RU"/>
-              </w:rPr>
-              <w:t>Реабилитация: 29.09.1956</w:t>
-            </w:r>
-          </w:p>
-          <w:p>
-            <w:pPr>
-              <w:pStyle w:val="NormalWeb"/>
-              <w:shd w:val="clear" w:color="auto" w:fill="FFFFFF"/>
-              <w:spacing w:before="0" w:beforeAutospacing="0" w:after="0" w:afterAutospacing="0"/>
-              <w:textAlignment w:val="baseline"/>
-              <w:rPr>
-                <w:rFonts w:ascii="Arial" w:hAnsi="Arial" w:cs="Arial"/>
-                <w:sz w:val="16"/>
-                <w:szCs w:val="16"/>
-                <w:lang w:val="ru-RU"/>
-              </w:rPr>
-            </w:pPr>
-            <w:r>
-              <w:rPr>
-                <w:rFonts w:ascii="Arial" w:hAnsi="Arial" w:cs="Arial"/>
-                <w:sz w:val="16"/>
-                <w:szCs w:val="16"/>
-                <w:lang w:val="ru-RU"/>
-              </w:rPr>
-              <w:t xml:space="preserve">Источник: Книга памяти Новосибирской </w:t>
-            </w:r>
-            <w:proofErr w:type="gramStart"/>
-            <w:r>
-              <w:rPr>
-                <w:rFonts w:ascii="Arial" w:hAnsi="Arial" w:cs="Arial"/>
-                <w:sz w:val="16"/>
-                <w:szCs w:val="16"/>
-                <w:lang w:val="ru-RU"/>
-              </w:rPr>
-              <w:t>обл. ,</w:t>
-            </w:r>
-            <w:proofErr w:type="gramEnd"/>
-            <w:r>
-              <w:rPr>
-                <w:rFonts w:ascii="Arial" w:hAnsi="Arial" w:cs="Arial"/>
-                <w:sz w:val="16"/>
-                <w:szCs w:val="16"/>
-                <w:lang w:val="ru-RU"/>
-              </w:rPr>
-              <w:t xml:space="preserve"> т.5</w:t>
-            </w:r>
-            <w:r>
-              <w:rPr>
-                <w:rFonts w:ascii="Arial" w:hAnsi="Arial" w:cs="Arial"/>
-                <w:sz w:val="16"/>
-                <w:szCs w:val="16"/>
-                <w:lang w:val="ru-RU"/>
-              </w:rPr>
-              <w:t xml:space="preserve">;  </w:t>
-            </w:r>
-            <w:hyperlink r:id="rId69" w:history="1">
-              <w:r>
-                <w:rPr>
-                  <w:rStyle w:val="Hyperlink"/>
-                  <w:rFonts w:ascii="Arial" w:hAnsi="Arial" w:cs="Arial"/>
-                  <w:b/>
-                  <w:bCs/>
-                  <w:color w:val="auto"/>
-                  <w:sz w:val="16"/>
-                  <w:szCs w:val="16"/>
-                  <w:bdr w:val="none" w:sz="0" w:space="0" w:color="auto" w:frame="1"/>
-                  <w:shd w:val="clear" w:color="auto" w:fill="FFFFFF"/>
-                  <w:lang w:val="ru-RU"/>
-                </w:rPr>
-                <w:t>Архивная ссылка</w:t>
-              </w:r>
-            </w:hyperlink>
-          </w:p>
-        </w:tc>
-      </w:tr>
-      <w:tr>
-        <w:tc>
-          <w:tcPr>
-            <w:tcW w:w="11160" w:type="dxa"/>
-            <w:shd w:val="clear" w:color="auto" w:fill="auto"/>
-            <w:vAlign w:val="center"/>
-          </w:tcPr>
-          <w:p>
-            <w:pPr>
-              <w:suppressAutoHyphens w:val="0"/>
-              <w:rPr>
-                <w:rFonts w:ascii="Arial" w:eastAsia="Times New Roman" w:hAnsi="Arial" w:cs="Arial"/>
-                <w:kern w:val="0"/>
-                <w:sz w:val="16"/>
-                <w:szCs w:val="16"/>
-                <w:lang w:val="ru-RU" w:eastAsia="en-US" w:bidi="ar-SA"/>
-              </w:rPr>
-            </w:pPr>
-            <w:hyperlink r:id="rId70" w:history="1">
+            <w:hyperlink r:id="rId71" w:history="1">
               <w:r>
                 <w:rPr>
                   <w:rStyle w:val="Hyperlink"/>
@@ -14795,7 +14803,7 @@
               </w:rPr>
               <w:t xml:space="preserve">;  </w:t>
             </w:r>
-            <w:hyperlink r:id="rId71" w:history="1">
+            <w:hyperlink r:id="rId72" w:history="1">
               <w:r>
                 <w:rPr>
                   <w:rStyle w:val="Hyperlink"/>
@@ -15177,7 +15185,7 @@
               </w:rPr>
               <w:t xml:space="preserve">;  </w:t>
             </w:r>
-            <w:hyperlink r:id="rId72" w:history="1">
+            <w:hyperlink r:id="rId73" w:history="1">
               <w:r>
                 <w:rPr>
                   <w:rStyle w:val="Hyperlink"/>
@@ -15215,7 +15223,7 @@
                 <w:lang w:val="ru-RU" w:eastAsia="en-US" w:bidi="ar-SA"/>
               </w:rPr>
             </w:pPr>
-            <w:hyperlink r:id="rId73" w:history="1">
+            <w:hyperlink r:id="rId74" w:history="1">
               <w:r>
                 <w:rPr>
                   <w:rStyle w:val="Hyperlink"/>
@@ -15486,273 +15494,6 @@
               </w:rPr>
               <w:t xml:space="preserve">;  </w:t>
             </w:r>
-            <w:hyperlink r:id="rId74" w:history="1">
-              <w:r>
-                <w:rPr>
-                  <w:rStyle w:val="Hyperlink"/>
-                  <w:rFonts w:ascii="Arial" w:hAnsi="Arial" w:cs="Arial"/>
-                  <w:b/>
-                  <w:bCs/>
-                  <w:color w:val="auto"/>
-                  <w:sz w:val="16"/>
-                  <w:szCs w:val="16"/>
-                  <w:bdr w:val="none" w:sz="0" w:space="0" w:color="auto" w:frame="1"/>
-                  <w:shd w:val="clear" w:color="auto" w:fill="FFFFFF"/>
-                  <w:lang w:val="ru-RU"/>
-                </w:rPr>
-                <w:t>Архивная ссылка</w:t>
-              </w:r>
-            </w:hyperlink>
-          </w:p>
-        </w:tc>
-      </w:tr>
-      <w:tr>
-        <w:tc>
-          <w:tcPr>
-            <w:tcW w:w="11160" w:type="dxa"/>
-            <w:shd w:val="clear" w:color="auto" w:fill="auto"/>
-            <w:vAlign w:val="center"/>
-          </w:tcPr>
-          <w:p>
-            <w:pPr>
-              <w:suppressAutoHyphens w:val="0"/>
-              <w:rPr>
-                <w:rFonts w:ascii="Arial" w:hAnsi="Arial" w:cs="Arial"/>
-                <w:b/>
-                <w:bCs/>
-                <w:sz w:val="16"/>
-                <w:szCs w:val="16"/>
-                <w:lang w:val="ru-RU"/>
-              </w:rPr>
-            </w:pPr>
-            <w:r>
-              <w:rPr>
-                <w:rFonts w:ascii="Arial" w:hAnsi="Arial" w:cs="Arial"/>
-                <w:b/>
-                <w:bCs/>
-                <w:sz w:val="16"/>
-                <w:szCs w:val="16"/>
-                <w:lang w:val="ru-RU"/>
-              </w:rPr>
-              <w:lastRenderedPageBreak/>
-              <w:t xml:space="preserve">Цой Хай </w:t>
-            </w:r>
-            <w:proofErr w:type="gramStart"/>
-            <w:r>
-              <w:rPr>
-                <w:rFonts w:ascii="Arial" w:hAnsi="Arial" w:cs="Arial"/>
-                <w:b/>
-                <w:bCs/>
-                <w:sz w:val="16"/>
-                <w:szCs w:val="16"/>
-                <w:lang w:val="ru-RU"/>
-              </w:rPr>
-              <w:t>Лан</w:t>
-            </w:r>
-            <w:r>
-              <w:rPr>
-                <w:rFonts w:ascii="Arial" w:hAnsi="Arial" w:cs="Arial"/>
-                <w:b/>
-                <w:bCs/>
-                <w:sz w:val="16"/>
-                <w:szCs w:val="16"/>
-                <w:lang w:val="ru-RU"/>
-              </w:rPr>
-              <w:t xml:space="preserve"> </w:t>
-            </w:r>
-            <w:r>
-              <w:rPr>
-                <w:rFonts w:ascii="Arial" w:hAnsi="Arial" w:cs="Arial"/>
-                <w:b/>
-                <w:bCs/>
-                <w:sz w:val="16"/>
-                <w:szCs w:val="16"/>
-                <w:lang w:val="ru-RU"/>
-              </w:rPr>
-              <w:t xml:space="preserve"> </w:t>
-            </w:r>
-            <w:r>
-              <w:rPr>
-                <w:rFonts w:ascii="Arial" w:hAnsi="Arial" w:cs="Arial"/>
-                <w:b/>
-                <w:bCs/>
-                <w:sz w:val="16"/>
-                <w:szCs w:val="16"/>
-                <w:lang w:val="ru-RU"/>
-              </w:rPr>
-              <w:t>24</w:t>
-            </w:r>
-            <w:proofErr w:type="gramEnd"/>
-            <w:r>
-              <w:rPr>
-                <w:rFonts w:ascii="Arial" w:hAnsi="Arial" w:cs="Arial"/>
-                <w:b/>
-                <w:bCs/>
-                <w:sz w:val="16"/>
-                <w:szCs w:val="16"/>
-                <w:lang w:val="ru-RU"/>
-              </w:rPr>
-              <w:t xml:space="preserve"> года </w:t>
-            </w:r>
-          </w:p>
-          <w:p>
-            <w:pPr>
-              <w:suppressAutoHyphens w:val="0"/>
-              <w:rPr>
-                <w:rFonts w:ascii="Arial" w:hAnsi="Arial" w:cs="Arial"/>
-                <w:sz w:val="16"/>
-                <w:szCs w:val="16"/>
-                <w:lang w:val="ru-RU"/>
-              </w:rPr>
-            </w:pPr>
-            <w:r>
-              <w:rPr>
-                <w:rFonts w:ascii="Arial" w:hAnsi="Arial" w:cs="Arial"/>
-                <w:sz w:val="16"/>
-                <w:szCs w:val="16"/>
-                <w:lang w:val="ru-RU"/>
-              </w:rPr>
-              <w:t>Родилась</w:t>
-            </w:r>
-            <w:r>
-              <w:rPr>
-                <w:rFonts w:ascii="Arial" w:hAnsi="Arial" w:cs="Arial"/>
-                <w:sz w:val="16"/>
-                <w:szCs w:val="16"/>
-                <w:lang w:val="ru-RU"/>
-              </w:rPr>
-              <w:t>: 13 декабря 1913 г., кореянка, из крестьян, образование: образование среднее</w:t>
-            </w:r>
-            <w:r>
-              <w:rPr>
-                <w:rFonts w:ascii="Arial" w:hAnsi="Arial" w:cs="Arial"/>
-                <w:sz w:val="16"/>
-                <w:szCs w:val="16"/>
-                <w:lang w:val="ru-RU"/>
-              </w:rPr>
-              <w:t xml:space="preserve">. </w:t>
-            </w:r>
-            <w:r>
-              <w:rPr>
-                <w:rFonts w:ascii="Arial" w:hAnsi="Arial" w:cs="Arial"/>
-                <w:sz w:val="16"/>
-                <w:szCs w:val="16"/>
-                <w:lang w:val="ru-RU"/>
-              </w:rPr>
-              <w:t>Дата ареста: 20 сентября 1937 г.</w:t>
-            </w:r>
-            <w:r>
-              <w:rPr>
-                <w:rFonts w:ascii="Arial" w:hAnsi="Arial" w:cs="Arial"/>
-                <w:sz w:val="16"/>
-                <w:szCs w:val="16"/>
-                <w:lang w:val="ru-RU"/>
-              </w:rPr>
-              <w:t xml:space="preserve"> </w:t>
-            </w:r>
-            <w:r>
-              <w:rPr>
-                <w:rFonts w:ascii="Arial" w:hAnsi="Arial" w:cs="Arial"/>
-                <w:sz w:val="16"/>
-                <w:szCs w:val="16"/>
-                <w:lang w:val="ru-RU"/>
-              </w:rPr>
-              <w:t>Осуждение: 1 декабря 1937 г.</w:t>
-            </w:r>
-            <w:r>
-              <w:rPr>
-                <w:rFonts w:ascii="Arial" w:hAnsi="Arial" w:cs="Arial"/>
-                <w:sz w:val="16"/>
-                <w:szCs w:val="16"/>
-                <w:lang w:val="ru-RU"/>
-              </w:rPr>
-              <w:t xml:space="preserve"> </w:t>
-            </w:r>
-            <w:r>
-              <w:rPr>
-                <w:rFonts w:ascii="Arial" w:hAnsi="Arial" w:cs="Arial"/>
-                <w:sz w:val="16"/>
-                <w:szCs w:val="16"/>
-                <w:lang w:val="ru-RU"/>
-              </w:rPr>
-              <w:t>Осудивший орган: тройка при УНКВД по ДВК</w:t>
-            </w:r>
-            <w:r>
-              <w:rPr>
-                <w:rFonts w:ascii="Arial" w:hAnsi="Arial" w:cs="Arial"/>
-                <w:sz w:val="16"/>
-                <w:szCs w:val="16"/>
-                <w:lang w:val="ru-RU"/>
-              </w:rPr>
-              <w:t xml:space="preserve">. </w:t>
-            </w:r>
-            <w:r>
-              <w:rPr>
-                <w:rFonts w:ascii="Arial" w:hAnsi="Arial" w:cs="Arial"/>
-                <w:sz w:val="16"/>
-                <w:szCs w:val="16"/>
-                <w:lang w:val="ru-RU"/>
-              </w:rPr>
-              <w:t>Приговор: ВМН (расстрел)</w:t>
-            </w:r>
-            <w:r>
-              <w:rPr>
-                <w:rFonts w:ascii="Arial" w:hAnsi="Arial" w:cs="Arial"/>
-                <w:sz w:val="16"/>
-                <w:szCs w:val="16"/>
-                <w:lang w:val="ru-RU"/>
-              </w:rPr>
-              <w:t>. Дата расстрела: 22 декабря 1937 г.</w:t>
-            </w:r>
-          </w:p>
-          <w:p>
-            <w:pPr>
-              <w:suppressAutoHyphens w:val="0"/>
-              <w:rPr>
-                <w:rFonts w:ascii="Arial" w:hAnsi="Arial" w:cs="Arial"/>
-                <w:sz w:val="16"/>
-                <w:szCs w:val="16"/>
-                <w:lang w:val="ru-RU"/>
-              </w:rPr>
-            </w:pPr>
-            <w:r>
-              <w:rPr>
-                <w:rFonts w:ascii="Arial" w:hAnsi="Arial" w:cs="Arial"/>
-                <w:sz w:val="16"/>
-                <w:szCs w:val="16"/>
-                <w:lang w:val="ru-RU"/>
-              </w:rPr>
-              <w:t xml:space="preserve">Источники данных: Корейцы - жертвы политических репрессий в СССР. </w:t>
-            </w:r>
-            <w:proofErr w:type="gramStart"/>
-            <w:r>
-              <w:rPr>
-                <w:rFonts w:ascii="Arial" w:hAnsi="Arial" w:cs="Arial"/>
-                <w:sz w:val="16"/>
-                <w:szCs w:val="16"/>
-                <w:lang w:val="ru-RU"/>
-              </w:rPr>
-              <w:t>1934-1938</w:t>
-            </w:r>
-            <w:proofErr w:type="gramEnd"/>
-            <w:r>
-              <w:rPr>
-                <w:rFonts w:ascii="Arial" w:hAnsi="Arial" w:cs="Arial"/>
-                <w:sz w:val="16"/>
-                <w:szCs w:val="16"/>
-                <w:lang w:val="ru-RU"/>
-              </w:rPr>
-              <w:t>". Кн. 16 / Авт. и сост. Ку Светлана. М., 2000.</w:t>
-            </w:r>
-            <w:r>
-              <w:rPr>
-                <w:rFonts w:ascii="Arial" w:hAnsi="Arial" w:cs="Arial"/>
-                <w:sz w:val="16"/>
-                <w:szCs w:val="16"/>
-                <w:lang w:val="ru-RU"/>
-              </w:rPr>
-              <w:t xml:space="preserve"> </w:t>
-            </w:r>
             <w:hyperlink r:id="rId75" w:history="1">
               <w:r>
                 <w:rPr>
@@ -15784,6 +15525,273 @@
             <w:pPr>
               <w:suppressAutoHyphens w:val="0"/>
               <w:rPr>
+                <w:rFonts w:ascii="Arial" w:hAnsi="Arial" w:cs="Arial"/>
+                <w:b/>
+                <w:bCs/>
+                <w:sz w:val="16"/>
+                <w:szCs w:val="16"/>
+                <w:lang w:val="ru-RU"/>
+              </w:rPr>
+            </w:pPr>
+            <w:r>
+              <w:rPr>
+                <w:rFonts w:ascii="Arial" w:hAnsi="Arial" w:cs="Arial"/>
+                <w:b/>
+                <w:bCs/>
+                <w:sz w:val="16"/>
+                <w:szCs w:val="16"/>
+                <w:lang w:val="ru-RU"/>
+              </w:rPr>
+              <w:lastRenderedPageBreak/>
+              <w:t xml:space="preserve">Цой Хай </w:t>
+            </w:r>
+            <w:proofErr w:type="gramStart"/>
+            <w:r>
+              <w:rPr>
+                <w:rFonts w:ascii="Arial" w:hAnsi="Arial" w:cs="Arial"/>
+                <w:b/>
+                <w:bCs/>
+                <w:sz w:val="16"/>
+                <w:szCs w:val="16"/>
+                <w:lang w:val="ru-RU"/>
+              </w:rPr>
+              <w:t>Лан</w:t>
+            </w:r>
+            <w:r>
+              <w:rPr>
+                <w:rFonts w:ascii="Arial" w:hAnsi="Arial" w:cs="Arial"/>
+                <w:b/>
+                <w:bCs/>
+                <w:sz w:val="16"/>
+                <w:szCs w:val="16"/>
+                <w:lang w:val="ru-RU"/>
+              </w:rPr>
+              <w:t xml:space="preserve"> </w:t>
+            </w:r>
+            <w:r>
+              <w:rPr>
+                <w:rFonts w:ascii="Arial" w:hAnsi="Arial" w:cs="Arial"/>
+                <w:b/>
+                <w:bCs/>
+                <w:sz w:val="16"/>
+                <w:szCs w:val="16"/>
+                <w:lang w:val="ru-RU"/>
+              </w:rPr>
+              <w:t xml:space="preserve"> </w:t>
+            </w:r>
+            <w:r>
+              <w:rPr>
+                <w:rFonts w:ascii="Arial" w:hAnsi="Arial" w:cs="Arial"/>
+                <w:b/>
+                <w:bCs/>
+                <w:sz w:val="16"/>
+                <w:szCs w:val="16"/>
+                <w:lang w:val="ru-RU"/>
+              </w:rPr>
+              <w:t>24</w:t>
+            </w:r>
+            <w:proofErr w:type="gramEnd"/>
+            <w:r>
+              <w:rPr>
+                <w:rFonts w:ascii="Arial" w:hAnsi="Arial" w:cs="Arial"/>
+                <w:b/>
+                <w:bCs/>
+                <w:sz w:val="16"/>
+                <w:szCs w:val="16"/>
+                <w:lang w:val="ru-RU"/>
+              </w:rPr>
+              <w:t xml:space="preserve"> года </w:t>
+            </w:r>
+          </w:p>
+          <w:p>
+            <w:pPr>
+              <w:suppressAutoHyphens w:val="0"/>
+              <w:rPr>
+                <w:rFonts w:ascii="Arial" w:hAnsi="Arial" w:cs="Arial"/>
+                <w:sz w:val="16"/>
+                <w:szCs w:val="16"/>
+                <w:lang w:val="ru-RU"/>
+              </w:rPr>
+            </w:pPr>
+            <w:r>
+              <w:rPr>
+                <w:rFonts w:ascii="Arial" w:hAnsi="Arial" w:cs="Arial"/>
+                <w:sz w:val="16"/>
+                <w:szCs w:val="16"/>
+                <w:lang w:val="ru-RU"/>
+              </w:rPr>
+              <w:t>Родилась</w:t>
+            </w:r>
+            <w:r>
+              <w:rPr>
+                <w:rFonts w:ascii="Arial" w:hAnsi="Arial" w:cs="Arial"/>
+                <w:sz w:val="16"/>
+                <w:szCs w:val="16"/>
+                <w:lang w:val="ru-RU"/>
+              </w:rPr>
+              <w:t>: 13 декабря 1913 г., кореянка, из крестьян, образование: образование среднее</w:t>
+            </w:r>
+            <w:r>
+              <w:rPr>
+                <w:rFonts w:ascii="Arial" w:hAnsi="Arial" w:cs="Arial"/>
+                <w:sz w:val="16"/>
+                <w:szCs w:val="16"/>
+                <w:lang w:val="ru-RU"/>
+              </w:rPr>
+              <w:t xml:space="preserve">. </w:t>
+            </w:r>
+            <w:r>
+              <w:rPr>
+                <w:rFonts w:ascii="Arial" w:hAnsi="Arial" w:cs="Arial"/>
+                <w:sz w:val="16"/>
+                <w:szCs w:val="16"/>
+                <w:lang w:val="ru-RU"/>
+              </w:rPr>
+              <w:t>Дата ареста: 20 сентября 1937 г.</w:t>
+            </w:r>
+            <w:r>
+              <w:rPr>
+                <w:rFonts w:ascii="Arial" w:hAnsi="Arial" w:cs="Arial"/>
+                <w:sz w:val="16"/>
+                <w:szCs w:val="16"/>
+                <w:lang w:val="ru-RU"/>
+              </w:rPr>
+              <w:t xml:space="preserve"> </w:t>
+            </w:r>
+            <w:r>
+              <w:rPr>
+                <w:rFonts w:ascii="Arial" w:hAnsi="Arial" w:cs="Arial"/>
+                <w:sz w:val="16"/>
+                <w:szCs w:val="16"/>
+                <w:lang w:val="ru-RU"/>
+              </w:rPr>
+              <w:t>Осуждение: 1 декабря 1937 г.</w:t>
+            </w:r>
+            <w:r>
+              <w:rPr>
+                <w:rFonts w:ascii="Arial" w:hAnsi="Arial" w:cs="Arial"/>
+                <w:sz w:val="16"/>
+                <w:szCs w:val="16"/>
+                <w:lang w:val="ru-RU"/>
+              </w:rPr>
+              <w:t xml:space="preserve"> </w:t>
+            </w:r>
+            <w:r>
+              <w:rPr>
+                <w:rFonts w:ascii="Arial" w:hAnsi="Arial" w:cs="Arial"/>
+                <w:sz w:val="16"/>
+                <w:szCs w:val="16"/>
+                <w:lang w:val="ru-RU"/>
+              </w:rPr>
+              <w:t>Осудивший орган: тройка при УНКВД по ДВК</w:t>
+            </w:r>
+            <w:r>
+              <w:rPr>
+                <w:rFonts w:ascii="Arial" w:hAnsi="Arial" w:cs="Arial"/>
+                <w:sz w:val="16"/>
+                <w:szCs w:val="16"/>
+                <w:lang w:val="ru-RU"/>
+              </w:rPr>
+              <w:t xml:space="preserve">. </w:t>
+            </w:r>
+            <w:r>
+              <w:rPr>
+                <w:rFonts w:ascii="Arial" w:hAnsi="Arial" w:cs="Arial"/>
+                <w:sz w:val="16"/>
+                <w:szCs w:val="16"/>
+                <w:lang w:val="ru-RU"/>
+              </w:rPr>
+              <w:t>Приговор: ВМН (расстрел)</w:t>
+            </w:r>
+            <w:r>
+              <w:rPr>
+                <w:rFonts w:ascii="Arial" w:hAnsi="Arial" w:cs="Arial"/>
+                <w:sz w:val="16"/>
+                <w:szCs w:val="16"/>
+                <w:lang w:val="ru-RU"/>
+              </w:rPr>
+              <w:t>. Дата расстрела: 22 декабря 1937 г.</w:t>
+            </w:r>
+          </w:p>
+          <w:p>
+            <w:pPr>
+              <w:suppressAutoHyphens w:val="0"/>
+              <w:rPr>
+                <w:rFonts w:ascii="Arial" w:hAnsi="Arial" w:cs="Arial"/>
+                <w:sz w:val="16"/>
+                <w:szCs w:val="16"/>
+                <w:lang w:val="ru-RU"/>
+              </w:rPr>
+            </w:pPr>
+            <w:r>
+              <w:rPr>
+                <w:rFonts w:ascii="Arial" w:hAnsi="Arial" w:cs="Arial"/>
+                <w:sz w:val="16"/>
+                <w:szCs w:val="16"/>
+                <w:lang w:val="ru-RU"/>
+              </w:rPr>
+              <w:t xml:space="preserve">Источники данных: Корейцы - жертвы политических репрессий в СССР. </w:t>
+            </w:r>
+            <w:proofErr w:type="gramStart"/>
+            <w:r>
+              <w:rPr>
+                <w:rFonts w:ascii="Arial" w:hAnsi="Arial" w:cs="Arial"/>
+                <w:sz w:val="16"/>
+                <w:szCs w:val="16"/>
+                <w:lang w:val="ru-RU"/>
+              </w:rPr>
+              <w:t>1934-1938</w:t>
+            </w:r>
+            <w:proofErr w:type="gramEnd"/>
+            <w:r>
+              <w:rPr>
+                <w:rFonts w:ascii="Arial" w:hAnsi="Arial" w:cs="Arial"/>
+                <w:sz w:val="16"/>
+                <w:szCs w:val="16"/>
+                <w:lang w:val="ru-RU"/>
+              </w:rPr>
+              <w:t>". Кн. 16 / Авт. и сост. Ку Светлана. М., 2000.</w:t>
+            </w:r>
+            <w:r>
+              <w:rPr>
+                <w:rFonts w:ascii="Arial" w:hAnsi="Arial" w:cs="Arial"/>
+                <w:sz w:val="16"/>
+                <w:szCs w:val="16"/>
+                <w:lang w:val="ru-RU"/>
+              </w:rPr>
+              <w:t xml:space="preserve"> </w:t>
+            </w:r>
+            <w:hyperlink r:id="rId76" w:history="1">
+              <w:r>
+                <w:rPr>
+                  <w:rStyle w:val="Hyperlink"/>
+                  <w:rFonts w:ascii="Arial" w:hAnsi="Arial" w:cs="Arial"/>
+                  <w:b/>
+                  <w:bCs/>
+                  <w:color w:val="auto"/>
+                  <w:sz w:val="16"/>
+                  <w:szCs w:val="16"/>
+                  <w:bdr w:val="none" w:sz="0" w:space="0" w:color="auto" w:frame="1"/>
+                  <w:shd w:val="clear" w:color="auto" w:fill="FFFFFF"/>
+                  <w:lang w:val="ru-RU"/>
+                </w:rPr>
+                <w:t>Архивная ссылка</w:t>
+              </w:r>
+            </w:hyperlink>
+          </w:p>
+        </w:tc>
+      </w:tr>
+      <w:tr>
+        <w:tc>
+          <w:tcPr>
+            <w:tcW w:w="11160" w:type="dxa"/>
+            <w:shd w:val="clear" w:color="auto" w:fill="auto"/>
+            <w:vAlign w:val="center"/>
+          </w:tcPr>
+          <w:p>
+            <w:pPr>
+              <w:suppressAutoHyphens w:val="0"/>
+              <w:rPr>
                 <w:rFonts w:ascii="Arial" w:eastAsia="Times New Roman" w:hAnsi="Arial" w:cs="Arial"/>
                 <w:kern w:val="0"/>
                 <w:sz w:val="16"/>
@@ -15791,7 +15799,7 @@
                 <w:lang w:val="ru-RU" w:eastAsia="en-US" w:bidi="ar-SA"/>
               </w:rPr>
             </w:pPr>
-            <w:hyperlink r:id="rId76" w:history="1">
+            <w:hyperlink r:id="rId77" w:history="1">
               <w:proofErr w:type="spellStart"/>
               <w:r>
                 <w:rPr>
@@ -16266,7 +16274,7 @@
               </w:rPr>
               <w:t xml:space="preserve">;  </w:t>
             </w:r>
-            <w:hyperlink r:id="rId77" w:history="1">
+            <w:hyperlink r:id="rId78" w:history="1">
               <w:r>
                 <w:rPr>
                   <w:rStyle w:val="Hyperlink"/>
@@ -16730,7 +16738,7 @@
               </w:rPr>
               <w:t xml:space="preserve">;  </w:t>
             </w:r>
-            <w:hyperlink r:id="rId78" w:history="1">
+            <w:hyperlink r:id="rId79" w:history="1">
               <w:r>
                 <w:rPr>
                   <w:rStyle w:val="Hyperlink"/>
@@ -16767,7 +16775,7 @@
                 <w:lang w:val="ru-RU"/>
               </w:rPr>
             </w:pPr>
-            <w:hyperlink r:id="rId79" w:history="1">
+            <w:hyperlink r:id="rId80" w:history="1">
               <w:r>
                 <w:rPr>
                   <w:rStyle w:val="Hyperlink"/>
@@ -17015,7 +17023,7 @@
               </w:rPr>
               <w:t xml:space="preserve"> (</w:t>
             </w:r>
-            <w:hyperlink r:id="rId80" w:history="1">
+            <w:hyperlink r:id="rId81" w:history="1">
               <w:r>
                 <w:rPr>
                   <w:rStyle w:val="Hyperlink"/>
@@ -17132,7 +17140,7 @@
               </w:rPr>
               <w:t xml:space="preserve">  </w:t>
             </w:r>
-            <w:hyperlink r:id="rId81" w:history="1">
+            <w:hyperlink r:id="rId82" w:history="1">
               <w:r>
                 <w:rPr>
                   <w:rStyle w:val="Hyperlink"/>
@@ -17378,7 +17386,7 @@
               </w:rPr>
               <w:t xml:space="preserve">,  </w:t>
             </w:r>
-            <w:hyperlink r:id="rId82" w:history="1">
+            <w:hyperlink r:id="rId83" w:history="1">
               <w:r>
                 <w:rPr>
                   <w:rStyle w:val="Hyperlink"/>
@@ -19211,1750 +19219,6 @@
 </w:styles>
 </file>
 
-<file path=word/charts/chart1.xml><?xml version="1.0" encoding="utf-8"?>
-<c:chartSpace xmlns:c="http://schemas.openxmlformats.org/drawingml/2006/chart" xmlns:a="http://schemas.openxmlformats.org/drawingml/2006/main" xmlns:r="http://schemas.openxmlformats.org/officeDocument/2006/relationships" xmlns:c16r2="http://schemas.microsoft.com/office/drawing/2015/06/chart">
-  <c:date1904 val="0"/>
-  <c:lang val="en-US"/>
-  <c:roundedCorners val="0"/>
-  <mc:AlternateContent xmlns:mc="http://schemas.openxmlformats.org/markup-compatibility/2006">
-    <mc:Choice xmlns:c14="http://schemas.microsoft.com/office/drawing/2007/8/2/chart" Requires="c14">
-      <c14:style val="102"/>
-    </mc:Choice>
-    <mc:Fallback>
-      <c:style val="2"/>
-    </mc:Fallback>
-  </mc:AlternateContent>
-  <c:chart>
-    <c:autoTitleDeleted val="1"/>
-    <c:view3D>
-      <c:rotX val="15"/>
-      <c:rotY val="20"/>
-      <c:rAngAx val="0"/>
-    </c:view3D>
-    <c:floor>
-      <c:thickness val="0"/>
-      <c:spPr>
-        <a:noFill/>
-        <a:ln>
-          <a:noFill/>
-        </a:ln>
-        <a:effectLst/>
-        <a:sp3d/>
-      </c:spPr>
-    </c:floor>
-    <c:sideWall>
-      <c:thickness val="0"/>
-      <c:spPr>
-        <a:noFill/>
-        <a:ln>
-          <a:noFill/>
-        </a:ln>
-        <a:effectLst/>
-        <a:sp3d/>
-      </c:spPr>
-    </c:sideWall>
-    <c:backWall>
-      <c:thickness val="0"/>
-      <c:spPr>
-        <a:noFill/>
-        <a:ln>
-          <a:noFill/>
-        </a:ln>
-        <a:effectLst/>
-        <a:sp3d/>
-      </c:spPr>
-    </c:backWall>
-    <c:plotArea>
-      <c:layout>
-        <c:manualLayout>
-          <c:layoutTarget val="inner"/>
-          <c:xMode val="edge"/>
-          <c:yMode val="edge"/>
-          <c:x val="6.9092416079569044E-3"/>
-          <c:y val="5.1576733313705013E-2"/>
-          <c:w val="0.97164497858820276"/>
-          <c:h val="0.83720379094064223"/>
-        </c:manualLayout>
-      </c:layout>
-      <c:bar3DChart>
-        <c:barDir val="col"/>
-        <c:grouping val="clustered"/>
-        <c:varyColors val="0"/>
-        <c:ser>
-          <c:idx val="0"/>
-          <c:order val="0"/>
-          <c:spPr>
-            <a:solidFill>
-              <a:schemeClr val="accent1"/>
-            </a:solidFill>
-            <a:ln>
-              <a:noFill/>
-            </a:ln>
-            <a:effectLst/>
-            <a:sp3d/>
-          </c:spPr>
-          <c:invertIfNegative val="0"/>
-          <c:dLbls>
-            <c:spPr>
-              <a:noFill/>
-              <a:ln>
-                <a:noFill/>
-              </a:ln>
-              <a:effectLst/>
-            </c:spPr>
-            <c:txPr>
-              <a:bodyPr rot="0" spcFirstLastPara="1" vertOverflow="ellipsis" vert="horz" wrap="square" lIns="38100" tIns="19050" rIns="38100" bIns="19050" anchor="ctr" anchorCtr="1">
-                <a:spAutoFit/>
-              </a:bodyPr>
-              <a:lstStyle/>
-              <a:p>
-                <a:pPr>
-                  <a:defRPr sz="900" b="0" i="0" u="none" strike="noStrike" kern="1200" baseline="0">
-                    <a:solidFill>
-                      <a:schemeClr val="tx1">
-                        <a:lumMod val="75000"/>
-                        <a:lumOff val="25000"/>
-                      </a:schemeClr>
-                    </a:solidFill>
-                    <a:latin typeface="Arial" panose="020B0604020202020204" pitchFamily="34" charset="0"/>
-                    <a:ea typeface="+mn-ea"/>
-                    <a:cs typeface="Arial" panose="020B0604020202020204" pitchFamily="34" charset="0"/>
-                  </a:defRPr>
-                </a:pPr>
-                <a:endParaRPr lang="en-US"/>
-              </a:p>
-            </c:txPr>
-            <c:showLegendKey val="0"/>
-            <c:showVal val="1"/>
-            <c:showCatName val="0"/>
-            <c:showSerName val="0"/>
-            <c:showPercent val="0"/>
-            <c:showBubbleSize val="0"/>
-            <c:showLeaderLines val="0"/>
-            <c:extLst>
-              <c:ext xmlns:c15="http://schemas.microsoft.com/office/drawing/2012/chart" uri="{CE6537A1-D6FC-4f65-9D91-7224C49458BB}">
-                <c15:showLeaderLines val="1"/>
-                <c15:leaderLines>
-                  <c:spPr>
-                    <a:ln w="9525" cap="flat" cmpd="sng" algn="ctr">
-                      <a:solidFill>
-                        <a:schemeClr val="tx1">
-                          <a:lumMod val="35000"/>
-                          <a:lumOff val="65000"/>
-                        </a:schemeClr>
-                      </a:solidFill>
-                      <a:round/>
-                    </a:ln>
-                    <a:effectLst/>
-                  </c:spPr>
-                </c15:leaderLines>
-              </c:ext>
-            </c:extLst>
-          </c:dLbls>
-          <c:cat>
-            <c:numRef>
-              <c:f>Кореянки!$A$4:$A$6</c:f>
-              <c:numCache>
-                <c:formatCode>General</c:formatCode>
-                <c:ptCount val="3"/>
-                <c:pt idx="0">
-                  <c:v>1932</c:v>
-                </c:pt>
-                <c:pt idx="1">
-                  <c:v>1937</c:v>
-                </c:pt>
-                <c:pt idx="2">
-                  <c:v>1938</c:v>
-                </c:pt>
-              </c:numCache>
-            </c:numRef>
-          </c:cat>
-          <c:val>
-            <c:numRef>
-              <c:f>Кореянки!$B$4:$B$6</c:f>
-              <c:numCache>
-                <c:formatCode>General</c:formatCode>
-                <c:ptCount val="3"/>
-                <c:pt idx="0">
-                  <c:v>2</c:v>
-                </c:pt>
-                <c:pt idx="1">
-                  <c:v>14</c:v>
-                </c:pt>
-                <c:pt idx="2">
-                  <c:v>27</c:v>
-                </c:pt>
-              </c:numCache>
-            </c:numRef>
-          </c:val>
-          <c:extLst>
-            <c:ext xmlns:c16="http://schemas.microsoft.com/office/drawing/2014/chart" uri="{C3380CC4-5D6E-409C-BE32-E72D297353CC}">
-              <c16:uniqueId val="{00000000-9E19-4F9B-8323-477533F9CB97}"/>
-            </c:ext>
-          </c:extLst>
-        </c:ser>
-        <c:dLbls>
-          <c:showLegendKey val="0"/>
-          <c:showVal val="0"/>
-          <c:showCatName val="0"/>
-          <c:showSerName val="0"/>
-          <c:showPercent val="0"/>
-          <c:showBubbleSize val="0"/>
-        </c:dLbls>
-        <c:gapWidth val="150"/>
-        <c:shape val="box"/>
-        <c:axId val="904673775"/>
-        <c:axId val="904655055"/>
-        <c:axId val="0"/>
-      </c:bar3DChart>
-      <c:catAx>
-        <c:axId val="904673775"/>
-        <c:scaling>
-          <c:orientation val="minMax"/>
-        </c:scaling>
-        <c:delete val="0"/>
-        <c:axPos val="b"/>
-        <c:numFmt formatCode="General" sourceLinked="1"/>
-        <c:majorTickMark val="out"/>
-        <c:minorTickMark val="none"/>
-        <c:tickLblPos val="nextTo"/>
-        <c:spPr>
-          <a:noFill/>
-          <a:ln w="9525" cap="flat" cmpd="sng" algn="ctr">
-            <a:solidFill>
-              <a:schemeClr val="tx1">
-                <a:lumMod val="15000"/>
-                <a:lumOff val="85000"/>
-              </a:schemeClr>
-            </a:solidFill>
-            <a:round/>
-          </a:ln>
-          <a:effectLst/>
-        </c:spPr>
-        <c:txPr>
-          <a:bodyPr rot="-60000000" spcFirstLastPara="1" vertOverflow="ellipsis" vert="horz" wrap="square" anchor="t" anchorCtr="0"/>
-          <a:lstStyle/>
-          <a:p>
-            <a:pPr>
-              <a:defRPr sz="900" b="0" i="0" u="none" strike="noStrike" kern="1200" baseline="-10000">
-                <a:solidFill>
-                  <a:schemeClr val="tx1">
-                    <a:lumMod val="65000"/>
-                    <a:lumOff val="35000"/>
-                  </a:schemeClr>
-                </a:solidFill>
-                <a:latin typeface="Arial" panose="020B0604020202020204" pitchFamily="34" charset="0"/>
-                <a:ea typeface="+mn-ea"/>
-                <a:cs typeface="+mn-cs"/>
-              </a:defRPr>
-            </a:pPr>
-            <a:endParaRPr lang="en-US"/>
-          </a:p>
-        </c:txPr>
-        <c:crossAx val="904655055"/>
-        <c:crosses val="autoZero"/>
-        <c:auto val="0"/>
-        <c:lblAlgn val="ctr"/>
-        <c:lblOffset val="100"/>
-        <c:noMultiLvlLbl val="0"/>
-      </c:catAx>
-      <c:valAx>
-        <c:axId val="904655055"/>
-        <c:scaling>
-          <c:orientation val="minMax"/>
-          <c:max val="30"/>
-          <c:min val="0"/>
-        </c:scaling>
-        <c:delete val="1"/>
-        <c:axPos val="l"/>
-        <c:numFmt formatCode="General" sourceLinked="1"/>
-        <c:majorTickMark val="out"/>
-        <c:minorTickMark val="none"/>
-        <c:tickLblPos val="nextTo"/>
-        <c:crossAx val="904673775"/>
-        <c:crosses val="autoZero"/>
-        <c:crossBetween val="between"/>
-        <c:majorUnit val="5"/>
-        <c:minorUnit val="1"/>
-      </c:valAx>
-      <c:spPr>
-        <a:noFill/>
-        <a:ln>
-          <a:noFill/>
-        </a:ln>
-        <a:effectLst/>
-      </c:spPr>
-    </c:plotArea>
-    <c:plotVisOnly val="1"/>
-    <c:dispBlanksAs val="gap"/>
-    <c:extLst>
-      <c:ext xmlns:c16r3="http://schemas.microsoft.com/office/drawing/2017/03/chart" uri="{56B9EC1D-385E-4148-901F-78D8002777C0}">
-        <c16r3:dataDisplayOptions16>
-          <c16r3:dispNaAsBlank val="1"/>
-        </c16r3:dataDisplayOptions16>
-      </c:ext>
-    </c:extLst>
-    <c:showDLblsOverMax val="0"/>
-  </c:chart>
-  <c:spPr>
-    <a:solidFill>
-      <a:schemeClr val="bg1"/>
-    </a:solidFill>
-    <a:ln w="9525" cap="flat" cmpd="sng" algn="ctr">
-      <a:solidFill>
-        <a:schemeClr val="tx1">
-          <a:lumMod val="15000"/>
-          <a:lumOff val="85000"/>
-        </a:schemeClr>
-      </a:solidFill>
-      <a:round/>
-    </a:ln>
-    <a:effectLst/>
-  </c:spPr>
-  <c:txPr>
-    <a:bodyPr/>
-    <a:lstStyle/>
-    <a:p>
-      <a:pPr>
-        <a:defRPr/>
-      </a:pPr>
-      <a:endParaRPr lang="en-US"/>
-    </a:p>
-  </c:txPr>
-  <c:externalData r:id="rId3">
-    <c:autoUpdate val="0"/>
-  </c:externalData>
-</c:chartSpace>
-</file>
-
-<file path=word/charts/chart2.xml><?xml version="1.0" encoding="utf-8"?>
-<c:chartSpace xmlns:c="http://schemas.openxmlformats.org/drawingml/2006/chart" xmlns:a="http://schemas.openxmlformats.org/drawingml/2006/main" xmlns:r="http://schemas.openxmlformats.org/officeDocument/2006/relationships" xmlns:c16r2="http://schemas.microsoft.com/office/drawing/2015/06/chart">
-  <c:date1904 val="0"/>
-  <c:lang val="en-US"/>
-  <c:roundedCorners val="0"/>
-  <mc:AlternateContent xmlns:mc="http://schemas.openxmlformats.org/markup-compatibility/2006">
-    <mc:Choice xmlns:c14="http://schemas.microsoft.com/office/drawing/2007/8/2/chart" Requires="c14">
-      <c14:style val="102"/>
-    </mc:Choice>
-    <mc:Fallback>
-      <c:style val="2"/>
-    </mc:Fallback>
-  </mc:AlternateContent>
-  <c:clrMapOvr bg1="lt1" tx1="dk1" bg2="lt2" tx2="dk2" accent1="accent1" accent2="accent2" accent3="accent3" accent4="accent4" accent5="accent5" accent6="accent6" hlink="hlink" folHlink="folHlink"/>
-  <c:chart>
-    <c:autoTitleDeleted val="1"/>
-    <c:view3D>
-      <c:rotX val="0"/>
-      <c:rotY val="20"/>
-      <c:rAngAx val="0"/>
-    </c:view3D>
-    <c:floor>
-      <c:thickness val="0"/>
-      <c:spPr>
-        <a:noFill/>
-        <a:ln>
-          <a:noFill/>
-        </a:ln>
-        <a:effectLst/>
-        <a:sp3d/>
-      </c:spPr>
-    </c:floor>
-    <c:sideWall>
-      <c:thickness val="0"/>
-      <c:spPr>
-        <a:noFill/>
-        <a:ln>
-          <a:noFill/>
-        </a:ln>
-        <a:effectLst/>
-        <a:sp3d/>
-      </c:spPr>
-    </c:sideWall>
-    <c:backWall>
-      <c:thickness val="0"/>
-      <c:spPr>
-        <a:noFill/>
-        <a:ln>
-          <a:noFill/>
-        </a:ln>
-        <a:effectLst/>
-        <a:sp3d/>
-      </c:spPr>
-    </c:backWall>
-    <c:plotArea>
-      <c:layout>
-        <c:manualLayout>
-          <c:layoutTarget val="inner"/>
-          <c:xMode val="edge"/>
-          <c:yMode val="edge"/>
-          <c:x val="4.8451856778958816E-2"/>
-          <c:y val="2.0964025001533004E-2"/>
-          <c:w val="0.91919384837516804"/>
-          <c:h val="0.74646450986434454"/>
-        </c:manualLayout>
-      </c:layout>
-      <c:bar3DChart>
-        <c:barDir val="col"/>
-        <c:grouping val="clustered"/>
-        <c:varyColors val="0"/>
-        <c:ser>
-          <c:idx val="0"/>
-          <c:order val="0"/>
-          <c:spPr>
-            <a:solidFill>
-              <a:srgbClr val="4472C4"/>
-            </a:solidFill>
-            <a:ln>
-              <a:noFill/>
-            </a:ln>
-            <a:effectLst/>
-            <a:sp3d/>
-          </c:spPr>
-          <c:invertIfNegative val="0"/>
-          <c:dLbls>
-            <c:spPr>
-              <a:noFill/>
-              <a:ln>
-                <a:noFill/>
-              </a:ln>
-              <a:effectLst/>
-            </c:spPr>
-            <c:txPr>
-              <a:bodyPr rot="0" spcFirstLastPara="1" vertOverflow="ellipsis" vert="horz" wrap="square" lIns="38100" tIns="19050" rIns="38100" bIns="19050" anchor="ctr" anchorCtr="1">
-                <a:spAutoFit/>
-              </a:bodyPr>
-              <a:lstStyle/>
-              <a:p>
-                <a:pPr>
-                  <a:defRPr sz="700" b="0" i="0" u="none" strike="noStrike" kern="1200" baseline="0">
-                    <a:solidFill>
-                      <a:schemeClr val="tx1">
-                        <a:lumMod val="75000"/>
-                        <a:lumOff val="25000"/>
-                      </a:schemeClr>
-                    </a:solidFill>
-                    <a:latin typeface="Arial" panose="020B0604020202020204" pitchFamily="34" charset="0"/>
-                    <a:ea typeface="+mn-ea"/>
-                    <a:cs typeface="Arial" panose="020B0604020202020204" pitchFamily="34" charset="0"/>
-                  </a:defRPr>
-                </a:pPr>
-                <a:endParaRPr lang="en-US"/>
-              </a:p>
-            </c:txPr>
-            <c:showLegendKey val="0"/>
-            <c:showVal val="1"/>
-            <c:showCatName val="0"/>
-            <c:showSerName val="0"/>
-            <c:showPercent val="0"/>
-            <c:showBubbleSize val="0"/>
-            <c:separator>
-</c:separator>
-            <c:showLeaderLines val="0"/>
-            <c:extLst>
-              <c:ext xmlns:c15="http://schemas.microsoft.com/office/drawing/2012/chart" uri="{CE6537A1-D6FC-4f65-9D91-7224C49458BB}">
-                <c15:showLeaderLines val="1"/>
-                <c15:leaderLines>
-                  <c:spPr>
-                    <a:ln w="9525" cap="flat" cmpd="sng" algn="ctr">
-                      <a:solidFill>
-                        <a:schemeClr val="tx1">
-                          <a:lumMod val="35000"/>
-                          <a:lumOff val="65000"/>
-                        </a:schemeClr>
-                      </a:solidFill>
-                      <a:round/>
-                    </a:ln>
-                    <a:effectLst/>
-                  </c:spPr>
-                </c15:leaderLines>
-              </c:ext>
-            </c:extLst>
-          </c:dLbls>
-          <c:cat>
-            <c:strRef>
-              <c:f>Кореянки!$A$7:$A$13</c:f>
-              <c:strCache>
-                <c:ptCount val="7"/>
-                <c:pt idx="0">
-                  <c:v>21-25 лет</c:v>
-                </c:pt>
-                <c:pt idx="1">
-                  <c:v>26-30 лет</c:v>
-                </c:pt>
-                <c:pt idx="2">
-                  <c:v>31-35 лет</c:v>
-                </c:pt>
-                <c:pt idx="3">
-                  <c:v>36-40 лет</c:v>
-                </c:pt>
-                <c:pt idx="4">
-                  <c:v>41-45 лет</c:v>
-                </c:pt>
-                <c:pt idx="5">
-                  <c:v>46-50 лет</c:v>
-                </c:pt>
-                <c:pt idx="6">
-                  <c:v>51-55 лет</c:v>
-                </c:pt>
-              </c:strCache>
-            </c:strRef>
-          </c:cat>
-          <c:val>
-            <c:numRef>
-              <c:f>Кореянки!$B$7:$B$13</c:f>
-              <c:numCache>
-                <c:formatCode>General</c:formatCode>
-                <c:ptCount val="7"/>
-                <c:pt idx="0">
-                  <c:v>9</c:v>
-                </c:pt>
-                <c:pt idx="1">
-                  <c:v>7</c:v>
-                </c:pt>
-                <c:pt idx="2">
-                  <c:v>9</c:v>
-                </c:pt>
-                <c:pt idx="3">
-                  <c:v>6</c:v>
-                </c:pt>
-                <c:pt idx="4">
-                  <c:v>7</c:v>
-                </c:pt>
-                <c:pt idx="5">
-                  <c:v>3</c:v>
-                </c:pt>
-                <c:pt idx="6">
-                  <c:v>2</c:v>
-                </c:pt>
-              </c:numCache>
-            </c:numRef>
-          </c:val>
-          <c:extLst>
-            <c:ext xmlns:c16="http://schemas.microsoft.com/office/drawing/2014/chart" uri="{C3380CC4-5D6E-409C-BE32-E72D297353CC}">
-              <c16:uniqueId val="{00000000-E557-4F67-9396-7DE3C9DC6630}"/>
-            </c:ext>
-          </c:extLst>
-        </c:ser>
-        <c:dLbls>
-          <c:showLegendKey val="0"/>
-          <c:showVal val="0"/>
-          <c:showCatName val="0"/>
-          <c:showSerName val="0"/>
-          <c:showPercent val="0"/>
-          <c:showBubbleSize val="0"/>
-        </c:dLbls>
-        <c:gapWidth val="83"/>
-        <c:shape val="box"/>
-        <c:axId val="904673775"/>
-        <c:axId val="904655055"/>
-        <c:axId val="0"/>
-      </c:bar3DChart>
-      <c:catAx>
-        <c:axId val="904673775"/>
-        <c:scaling>
-          <c:orientation val="minMax"/>
-        </c:scaling>
-        <c:delete val="0"/>
-        <c:axPos val="b"/>
-        <c:numFmt formatCode="General" sourceLinked="1"/>
-        <c:majorTickMark val="out"/>
-        <c:minorTickMark val="none"/>
-        <c:tickLblPos val="nextTo"/>
-        <c:spPr>
-          <a:noFill/>
-          <a:ln w="9525" cap="flat" cmpd="sng" algn="ctr">
-            <a:solidFill>
-              <a:schemeClr val="tx1">
-                <a:lumMod val="15000"/>
-                <a:lumOff val="85000"/>
-              </a:schemeClr>
-            </a:solidFill>
-            <a:round/>
-          </a:ln>
-          <a:effectLst/>
-        </c:spPr>
-        <c:txPr>
-          <a:bodyPr rot="0" spcFirstLastPara="1" vertOverflow="ellipsis" wrap="square" anchor="ctr" anchorCtr="1"/>
-          <a:lstStyle/>
-          <a:p>
-            <a:pPr>
-              <a:defRPr sz="900" b="0" i="0" u="none" strike="noStrike" kern="1200" baseline="-10000">
-                <a:solidFill>
-                  <a:schemeClr val="tx1">
-                    <a:lumMod val="65000"/>
-                    <a:lumOff val="35000"/>
-                  </a:schemeClr>
-                </a:solidFill>
-                <a:latin typeface="Arial" panose="020B0604020202020204" pitchFamily="34" charset="0"/>
-                <a:ea typeface="+mn-ea"/>
-                <a:cs typeface="+mn-cs"/>
-              </a:defRPr>
-            </a:pPr>
-            <a:endParaRPr lang="en-US"/>
-          </a:p>
-        </c:txPr>
-        <c:crossAx val="904655055"/>
-        <c:crossesAt val="0"/>
-        <c:auto val="0"/>
-        <c:lblAlgn val="ctr"/>
-        <c:lblOffset val="100"/>
-        <c:noMultiLvlLbl val="0"/>
-      </c:catAx>
-      <c:valAx>
-        <c:axId val="904655055"/>
-        <c:scaling>
-          <c:orientation val="minMax"/>
-          <c:max val="9"/>
-          <c:min val="0"/>
-        </c:scaling>
-        <c:delete val="1"/>
-        <c:axPos val="l"/>
-        <c:numFmt formatCode="General" sourceLinked="1"/>
-        <c:majorTickMark val="out"/>
-        <c:minorTickMark val="none"/>
-        <c:tickLblPos val="nextTo"/>
-        <c:crossAx val="904673775"/>
-        <c:crosses val="autoZero"/>
-        <c:crossBetween val="between"/>
-        <c:majorUnit val="1"/>
-        <c:minorUnit val="1"/>
-      </c:valAx>
-      <c:spPr>
-        <a:noFill/>
-        <a:ln>
-          <a:noFill/>
-        </a:ln>
-        <a:effectLst/>
-      </c:spPr>
-    </c:plotArea>
-    <c:plotVisOnly val="1"/>
-    <c:dispBlanksAs val="gap"/>
-    <c:extLst>
-      <c:ext xmlns:c16r3="http://schemas.microsoft.com/office/drawing/2017/03/chart" uri="{56B9EC1D-385E-4148-901F-78D8002777C0}">
-        <c16r3:dataDisplayOptions16>
-          <c16r3:dispNaAsBlank val="1"/>
-        </c16r3:dataDisplayOptions16>
-      </c:ext>
-    </c:extLst>
-    <c:showDLblsOverMax val="0"/>
-  </c:chart>
-  <c:spPr>
-    <a:solidFill>
-      <a:schemeClr val="bg1"/>
-    </a:solidFill>
-    <a:ln w="9525" cap="flat" cmpd="sng" algn="ctr">
-      <a:solidFill>
-        <a:schemeClr val="tx1">
-          <a:lumMod val="15000"/>
-          <a:lumOff val="85000"/>
-        </a:schemeClr>
-      </a:solidFill>
-      <a:round/>
-    </a:ln>
-    <a:effectLst/>
-  </c:spPr>
-  <c:txPr>
-    <a:bodyPr/>
-    <a:lstStyle/>
-    <a:p>
-      <a:pPr>
-        <a:defRPr/>
-      </a:pPr>
-      <a:endParaRPr lang="en-US"/>
-    </a:p>
-  </c:txPr>
-  <c:externalData r:id="rId4">
-    <c:autoUpdate val="0"/>
-  </c:externalData>
-</c:chartSpace>
-</file>
-
-<file path=word/charts/colors1.xml><?xml version="1.0" encoding="utf-8"?>
-<cs:colorStyle xmlns:cs="http://schemas.microsoft.com/office/drawing/2012/chartStyle" xmlns:a="http://schemas.openxmlformats.org/drawingml/2006/main" meth="cycle" id="10">
-  <a:schemeClr val="accent1"/>
-  <a:schemeClr val="accent2"/>
-  <a:schemeClr val="accent3"/>
-  <a:schemeClr val="accent4"/>
-  <a:schemeClr val="accent5"/>
-  <a:schemeClr val="accent6"/>
-  <cs:variation/>
-  <cs:variation>
-    <a:lumMod val="60000"/>
-  </cs:variation>
-  <cs:variation>
-    <a:lumMod val="80000"/>
-    <a:lumOff val="20000"/>
-  </cs:variation>
-  <cs:variation>
-    <a:lumMod val="80000"/>
-  </cs:variation>
-  <cs:variation>
-    <a:lumMod val="60000"/>
-    <a:lumOff val="40000"/>
-  </cs:variation>
-  <cs:variation>
-    <a:lumMod val="50000"/>
-  </cs:variation>
-  <cs:variation>
-    <a:lumMod val="70000"/>
-    <a:lumOff val="30000"/>
-  </cs:variation>
-  <cs:variation>
-    <a:lumMod val="70000"/>
-  </cs:variation>
-  <cs:variation>
-    <a:lumMod val="50000"/>
-    <a:lumOff val="50000"/>
-  </cs:variation>
-</cs:colorStyle>
-</file>
-
-<file path=word/charts/colors2.xml><?xml version="1.0" encoding="utf-8"?>
-<cs:colorStyle xmlns:cs="http://schemas.microsoft.com/office/drawing/2012/chartStyle" xmlns:a="http://schemas.openxmlformats.org/drawingml/2006/main" meth="cycle" id="10">
-  <a:schemeClr val="accent1"/>
-  <a:schemeClr val="accent2"/>
-  <a:schemeClr val="accent3"/>
-  <a:schemeClr val="accent4"/>
-  <a:schemeClr val="accent5"/>
-  <a:schemeClr val="accent6"/>
-  <cs:variation/>
-  <cs:variation>
-    <a:lumMod val="60000"/>
-  </cs:variation>
-  <cs:variation>
-    <a:lumMod val="80000"/>
-    <a:lumOff val="20000"/>
-  </cs:variation>
-  <cs:variation>
-    <a:lumMod val="80000"/>
-  </cs:variation>
-  <cs:variation>
-    <a:lumMod val="60000"/>
-    <a:lumOff val="40000"/>
-  </cs:variation>
-  <cs:variation>
-    <a:lumMod val="50000"/>
-  </cs:variation>
-  <cs:variation>
-    <a:lumMod val="70000"/>
-    <a:lumOff val="30000"/>
-  </cs:variation>
-  <cs:variation>
-    <a:lumMod val="70000"/>
-  </cs:variation>
-  <cs:variation>
-    <a:lumMod val="50000"/>
-    <a:lumOff val="50000"/>
-  </cs:variation>
-</cs:colorStyle>
-</file>
-
-<file path=word/charts/style1.xml><?xml version="1.0" encoding="utf-8"?>
-<cs:chartStyle xmlns:cs="http://schemas.microsoft.com/office/drawing/2012/chartStyle" xmlns:a="http://schemas.openxmlformats.org/drawingml/2006/main" id="332">
-  <cs:axisTitle>
-    <cs:lnRef idx="0"/>
-    <cs:fillRef idx="0"/>
-    <cs:effectRef idx="0"/>
-    <cs:fontRef idx="minor">
-      <a:schemeClr val="tx1">
-        <a:lumMod val="65000"/>
-        <a:lumOff val="35000"/>
-      </a:schemeClr>
-    </cs:fontRef>
-    <cs:defRPr sz="1000" kern="1200"/>
-  </cs:axisTitle>
-  <cs:categoryAxis>
-    <cs:lnRef idx="0"/>
-    <cs:fillRef idx="0"/>
-    <cs:effectRef idx="0"/>
-    <cs:fontRef idx="minor">
-      <a:schemeClr val="tx1">
-        <a:lumMod val="65000"/>
-        <a:lumOff val="35000"/>
-      </a:schemeClr>
-    </cs:fontRef>
-    <cs:spPr>
-      <a:ln w="9525" cap="flat" cmpd="sng" algn="ctr">
-        <a:solidFill>
-          <a:schemeClr val="tx1">
-            <a:lumMod val="15000"/>
-            <a:lumOff val="85000"/>
-          </a:schemeClr>
-        </a:solidFill>
-        <a:round/>
-      </a:ln>
-    </cs:spPr>
-    <cs:defRPr sz="900" kern="1200"/>
-  </cs:categoryAxis>
-  <cs:chartArea mods="allowNoFillOverride allowNoLineOverride">
-    <cs:lnRef idx="0"/>
-    <cs:fillRef idx="0"/>
-    <cs:effectRef idx="0"/>
-    <cs:fontRef idx="minor">
-      <a:schemeClr val="tx1"/>
-    </cs:fontRef>
-    <cs:spPr>
-      <a:solidFill>
-        <a:schemeClr val="bg1"/>
-      </a:solidFill>
-      <a:ln w="9525" cap="flat" cmpd="sng" algn="ctr">
-        <a:solidFill>
-          <a:schemeClr val="tx1">
-            <a:lumMod val="15000"/>
-            <a:lumOff val="85000"/>
-          </a:schemeClr>
-        </a:solidFill>
-        <a:round/>
-      </a:ln>
-    </cs:spPr>
-    <cs:defRPr sz="1000" kern="1200"/>
-  </cs:chartArea>
-  <cs:dataLabel>
-    <cs:lnRef idx="0"/>
-    <cs:fillRef idx="0"/>
-    <cs:effectRef idx="0"/>
-    <cs:fontRef idx="minor">
-      <a:schemeClr val="tx1">
-        <a:lumMod val="75000"/>
-        <a:lumOff val="25000"/>
-      </a:schemeClr>
-    </cs:fontRef>
-    <cs:defRPr sz="900" kern="1200"/>
-  </cs:dataLabel>
-  <cs:dataLabelCallout>
-    <cs:lnRef idx="0"/>
-    <cs:fillRef idx="0"/>
-    <cs:effectRef idx="0"/>
-    <cs:fontRef idx="minor">
-      <a:schemeClr val="dk1">
-        <a:lumMod val="65000"/>
-        <a:lumOff val="35000"/>
-      </a:schemeClr>
-    </cs:fontRef>
-    <cs:spPr>
-      <a:solidFill>
-        <a:schemeClr val="lt1"/>
-      </a:solidFill>
-      <a:ln>
-        <a:solidFill>
-          <a:schemeClr val="dk1">
-            <a:lumMod val="25000"/>
-            <a:lumOff val="75000"/>
-          </a:schemeClr>
-        </a:solidFill>
-      </a:ln>
-    </cs:spPr>
-    <cs:defRPr sz="900" kern="1200"/>
-    <cs:bodyPr rot="0" spcFirstLastPara="1" vertOverflow="clip" horzOverflow="clip" vert="horz" wrap="square" lIns="36576" tIns="18288" rIns="36576" bIns="18288" anchor="ctr" anchorCtr="1">
-      <a:spAutoFit/>
-    </cs:bodyPr>
-  </cs:dataLabelCallout>
-  <cs:dataPoint>
-    <cs:lnRef idx="0"/>
-    <cs:fillRef idx="1">
-      <cs:styleClr val="auto"/>
-    </cs:fillRef>
-    <cs:effectRef idx="0"/>
-    <cs:fontRef idx="minor">
-      <a:schemeClr val="tx1"/>
-    </cs:fontRef>
-  </cs:dataPoint>
-  <cs:dataPoint3D>
-    <cs:lnRef idx="0"/>
-    <cs:fillRef idx="1">
-      <cs:styleClr val="auto"/>
-    </cs:fillRef>
-    <cs:effectRef idx="0"/>
-    <cs:fontRef idx="minor">
-      <a:schemeClr val="tx1"/>
-    </cs:fontRef>
-  </cs:dataPoint3D>
-  <cs:dataPointLine>
-    <cs:lnRef idx="0">
-      <cs:styleClr val="auto"/>
-    </cs:lnRef>
-    <cs:fillRef idx="1"/>
-    <cs:effectRef idx="0"/>
-    <cs:fontRef idx="minor">
-      <a:schemeClr val="tx1"/>
-    </cs:fontRef>
-    <cs:spPr>
-      <a:ln w="28575" cap="rnd">
-        <a:solidFill>
-          <a:schemeClr val="phClr"/>
-        </a:solidFill>
-        <a:round/>
-      </a:ln>
-    </cs:spPr>
-  </cs:dataPointLine>
-  <cs:dataPointMarker>
-    <cs:lnRef idx="0">
-      <cs:styleClr val="auto"/>
-    </cs:lnRef>
-    <cs:fillRef idx="1">
-      <cs:styleClr val="auto"/>
-    </cs:fillRef>
-    <cs:effectRef idx="0"/>
-    <cs:fontRef idx="minor">
-      <a:schemeClr val="tx1"/>
-    </cs:fontRef>
-    <cs:spPr>
-      <a:ln w="9525">
-        <a:solidFill>
-          <a:schemeClr val="phClr"/>
-        </a:solidFill>
-      </a:ln>
-    </cs:spPr>
-  </cs:dataPointMarker>
-  <cs:dataPointMarkerLayout symbol="circle" size="5"/>
-  <cs:dataPointWireframe>
-    <cs:lnRef idx="0">
-      <cs:styleClr val="auto"/>
-    </cs:lnRef>
-    <cs:fillRef idx="1"/>
-    <cs:effectRef idx="0"/>
-    <cs:fontRef idx="minor">
-      <a:schemeClr val="tx1"/>
-    </cs:fontRef>
-    <cs:spPr>
-      <a:ln w="9525" cap="rnd">
-        <a:solidFill>
-          <a:schemeClr val="phClr"/>
-        </a:solidFill>
-        <a:round/>
-      </a:ln>
-    </cs:spPr>
-  </cs:dataPointWireframe>
-  <cs:dataTable>
-    <cs:lnRef idx="0"/>
-    <cs:fillRef idx="0"/>
-    <cs:effectRef idx="0"/>
-    <cs:fontRef idx="minor">
-      <a:schemeClr val="tx1">
-        <a:lumMod val="65000"/>
-        <a:lumOff val="35000"/>
-      </a:schemeClr>
-    </cs:fontRef>
-    <cs:spPr>
-      <a:noFill/>
-      <a:ln w="9525" cap="flat" cmpd="sng" algn="ctr">
-        <a:solidFill>
-          <a:schemeClr val="tx1">
-            <a:lumMod val="15000"/>
-            <a:lumOff val="85000"/>
-          </a:schemeClr>
-        </a:solidFill>
-        <a:round/>
-      </a:ln>
-    </cs:spPr>
-    <cs:defRPr sz="900" kern="1200"/>
-  </cs:dataTable>
-  <cs:downBar>
-    <cs:lnRef idx="0"/>
-    <cs:fillRef idx="0"/>
-    <cs:effectRef idx="0"/>
-    <cs:fontRef idx="minor">
-      <a:schemeClr val="dk1"/>
-    </cs:fontRef>
-    <cs:spPr>
-      <a:solidFill>
-        <a:schemeClr val="dk1">
-          <a:lumMod val="65000"/>
-          <a:lumOff val="35000"/>
-        </a:schemeClr>
-      </a:solidFill>
-      <a:ln w="9525">
-        <a:solidFill>
-          <a:schemeClr val="tx1">
-            <a:lumMod val="65000"/>
-            <a:lumOff val="35000"/>
-          </a:schemeClr>
-        </a:solidFill>
-      </a:ln>
-    </cs:spPr>
-  </cs:downBar>
-  <cs:dropLine>
-    <cs:lnRef idx="0"/>
-    <cs:fillRef idx="0"/>
-    <cs:effectRef idx="0"/>
-    <cs:fontRef idx="minor">
-      <a:schemeClr val="tx1"/>
-    </cs:fontRef>
-    <cs:spPr>
-      <a:ln w="9525" cap="flat" cmpd="sng" algn="ctr">
-        <a:solidFill>
-          <a:schemeClr val="tx1">
-            <a:lumMod val="35000"/>
-            <a:lumOff val="65000"/>
-          </a:schemeClr>
-        </a:solidFill>
-        <a:round/>
-      </a:ln>
-    </cs:spPr>
-  </cs:dropLine>
-  <cs:errorBar>
-    <cs:lnRef idx="0"/>
-    <cs:fillRef idx="0"/>
-    <cs:effectRef idx="0"/>
-    <cs:fontRef idx="minor">
-      <a:schemeClr val="tx1"/>
-    </cs:fontRef>
-    <cs:spPr>
-      <a:ln w="9525" cap="flat" cmpd="sng" algn="ctr">
-        <a:solidFill>
-          <a:schemeClr val="tx1">
-            <a:lumMod val="65000"/>
-            <a:lumOff val="35000"/>
-          </a:schemeClr>
-        </a:solidFill>
-        <a:round/>
-      </a:ln>
-    </cs:spPr>
-  </cs:errorBar>
-  <cs:floor>
-    <cs:lnRef idx="0"/>
-    <cs:fillRef idx="0"/>
-    <cs:effectRef idx="0"/>
-    <cs:fontRef idx="minor">
-      <a:schemeClr val="tx1"/>
-    </cs:fontRef>
-    <cs:spPr>
-      <a:noFill/>
-      <a:ln>
-        <a:noFill/>
-      </a:ln>
-    </cs:spPr>
-  </cs:floor>
-  <cs:gridlineMajor>
-    <cs:lnRef idx="0"/>
-    <cs:fillRef idx="0"/>
-    <cs:effectRef idx="0"/>
-    <cs:fontRef idx="minor">
-      <a:schemeClr val="tx1"/>
-    </cs:fontRef>
-    <cs:spPr>
-      <a:ln w="9525" cap="flat" cmpd="sng" algn="ctr">
-        <a:solidFill>
-          <a:schemeClr val="tx1">
-            <a:lumMod val="15000"/>
-            <a:lumOff val="85000"/>
-          </a:schemeClr>
-        </a:solidFill>
-        <a:round/>
-      </a:ln>
-    </cs:spPr>
-  </cs:gridlineMajor>
-  <cs:gridlineMinor>
-    <cs:lnRef idx="0"/>
-    <cs:fillRef idx="0"/>
-    <cs:effectRef idx="0"/>
-    <cs:fontRef idx="minor">
-      <a:schemeClr val="tx1"/>
-    </cs:fontRef>
-    <cs:spPr>
-      <a:ln w="9525" cap="flat" cmpd="sng" algn="ctr">
-        <a:solidFill>
-          <a:schemeClr val="tx1">
-            <a:lumMod val="5000"/>
-            <a:lumOff val="95000"/>
-          </a:schemeClr>
-        </a:solidFill>
-        <a:round/>
-      </a:ln>
-    </cs:spPr>
-  </cs:gridlineMinor>
-  <cs:hiLoLine>
-    <cs:lnRef idx="0"/>
-    <cs:fillRef idx="0"/>
-    <cs:effectRef idx="0"/>
-    <cs:fontRef idx="minor">
-      <a:schemeClr val="tx1"/>
-    </cs:fontRef>
-    <cs:spPr>
-      <a:ln w="9525" cap="flat" cmpd="sng" algn="ctr">
-        <a:solidFill>
-          <a:schemeClr val="tx1">
-            <a:lumMod val="75000"/>
-            <a:lumOff val="25000"/>
-          </a:schemeClr>
-        </a:solidFill>
-        <a:round/>
-      </a:ln>
-    </cs:spPr>
-  </cs:hiLoLine>
-  <cs:leaderLine>
-    <cs:lnRef idx="0"/>
-    <cs:fillRef idx="0"/>
-    <cs:effectRef idx="0"/>
-    <cs:fontRef idx="minor">
-      <a:schemeClr val="tx1"/>
-    </cs:fontRef>
-    <cs:spPr>
-      <a:ln w="9525" cap="flat" cmpd="sng" algn="ctr">
-        <a:solidFill>
-          <a:schemeClr val="tx1">
-            <a:lumMod val="35000"/>
-            <a:lumOff val="65000"/>
-          </a:schemeClr>
-        </a:solidFill>
-        <a:round/>
-      </a:ln>
-    </cs:spPr>
-  </cs:leaderLine>
-  <cs:legend>
-    <cs:lnRef idx="0"/>
-    <cs:fillRef idx="0"/>
-    <cs:effectRef idx="0"/>
-    <cs:fontRef idx="minor">
-      <a:schemeClr val="tx1">
-        <a:lumMod val="65000"/>
-        <a:lumOff val="35000"/>
-      </a:schemeClr>
-    </cs:fontRef>
-    <cs:defRPr sz="900" kern="1200"/>
-  </cs:legend>
-  <cs:plotArea mods="allowNoFillOverride allowNoLineOverride">
-    <cs:lnRef idx="0"/>
-    <cs:fillRef idx="0"/>
-    <cs:effectRef idx="0"/>
-    <cs:fontRef idx="minor">
-      <a:schemeClr val="tx1"/>
-    </cs:fontRef>
-  </cs:plotArea>
-  <cs:plotArea3D mods="allowNoFillOverride allowNoLineOverride">
-    <cs:lnRef idx="0"/>
-    <cs:fillRef idx="0"/>
-    <cs:effectRef idx="0"/>
-    <cs:fontRef idx="minor">
-      <a:schemeClr val="tx1"/>
-    </cs:fontRef>
-  </cs:plotArea3D>
-  <cs:seriesAxis>
-    <cs:lnRef idx="0"/>
-    <cs:fillRef idx="0"/>
-    <cs:effectRef idx="0"/>
-    <cs:fontRef idx="minor">
-      <a:schemeClr val="tx1">
-        <a:lumMod val="65000"/>
-        <a:lumOff val="35000"/>
-      </a:schemeClr>
-    </cs:fontRef>
-    <cs:defRPr sz="900" kern="1200"/>
-  </cs:seriesAxis>
-  <cs:seriesLine>
-    <cs:lnRef idx="0"/>
-    <cs:fillRef idx="0"/>
-    <cs:effectRef idx="0"/>
-    <cs:fontRef idx="minor">
-      <a:schemeClr val="tx1"/>
-    </cs:fontRef>
-    <cs:spPr>
-      <a:ln w="9525" cap="flat" cmpd="sng" algn="ctr">
-        <a:solidFill>
-          <a:schemeClr val="tx1">
-            <a:lumMod val="35000"/>
-            <a:lumOff val="65000"/>
-          </a:schemeClr>
-        </a:solidFill>
-        <a:round/>
-      </a:ln>
-    </cs:spPr>
-  </cs:seriesLine>
-  <cs:title>
-    <cs:lnRef idx="0"/>
-    <cs:fillRef idx="0"/>
-    <cs:effectRef idx="0"/>
-    <cs:fontRef idx="minor">
-      <a:schemeClr val="tx1">
-        <a:lumMod val="65000"/>
-        <a:lumOff val="35000"/>
-      </a:schemeClr>
-    </cs:fontRef>
-    <cs:defRPr sz="1400" b="0" kern="1200" spc="0" baseline="0"/>
-  </cs:title>
-  <cs:trendline>
-    <cs:lnRef idx="0">
-      <cs:styleClr val="auto"/>
-    </cs:lnRef>
-    <cs:fillRef idx="0"/>
-    <cs:effectRef idx="0"/>
-    <cs:fontRef idx="minor">
-      <a:schemeClr val="tx1"/>
-    </cs:fontRef>
-    <cs:spPr>
-      <a:ln w="19050" cap="rnd">
-        <a:solidFill>
-          <a:schemeClr val="phClr"/>
-        </a:solidFill>
-        <a:prstDash val="sysDot"/>
-      </a:ln>
-    </cs:spPr>
-  </cs:trendline>
-  <cs:trendlineLabel>
-    <cs:lnRef idx="0"/>
-    <cs:fillRef idx="0"/>
-    <cs:effectRef idx="0"/>
-    <cs:fontRef idx="minor">
-      <a:schemeClr val="tx1">
-        <a:lumMod val="65000"/>
-        <a:lumOff val="35000"/>
-      </a:schemeClr>
-    </cs:fontRef>
-    <cs:defRPr sz="900" kern="1200"/>
-  </cs:trendlineLabel>
-  <cs:upBar>
-    <cs:lnRef idx="0"/>
-    <cs:fillRef idx="0"/>
-    <cs:effectRef idx="0"/>
-    <cs:fontRef idx="minor">
-      <a:schemeClr val="dk1"/>
-    </cs:fontRef>
-    <cs:spPr>
-      <a:solidFill>
-        <a:schemeClr val="lt1"/>
-      </a:solidFill>
-      <a:ln w="9525">
-        <a:solidFill>
-          <a:schemeClr val="tx1">
-            <a:lumMod val="15000"/>
-            <a:lumOff val="85000"/>
-          </a:schemeClr>
-        </a:solidFill>
-      </a:ln>
-    </cs:spPr>
-  </cs:upBar>
-  <cs:valueAxis>
-    <cs:lnRef idx="0"/>
-    <cs:fillRef idx="0"/>
-    <cs:effectRef idx="0"/>
-    <cs:fontRef idx="minor">
-      <a:schemeClr val="tx1">
-        <a:lumMod val="65000"/>
-        <a:lumOff val="35000"/>
-      </a:schemeClr>
-    </cs:fontRef>
-    <cs:defRPr sz="900" kern="1200"/>
-  </cs:valueAxis>
-  <cs:wall>
-    <cs:lnRef idx="0"/>
-    <cs:fillRef idx="0"/>
-    <cs:effectRef idx="0"/>
-    <cs:fontRef idx="minor">
-      <a:schemeClr val="tx1"/>
-    </cs:fontRef>
-    <cs:spPr>
-      <a:noFill/>
-      <a:ln>
-        <a:noFill/>
-      </a:ln>
-    </cs:spPr>
-  </cs:wall>
-</cs:chartStyle>
-</file>
-
-<file path=word/charts/style2.xml><?xml version="1.0" encoding="utf-8"?>
-<cs:chartStyle xmlns:cs="http://schemas.microsoft.com/office/drawing/2012/chartStyle" xmlns:a="http://schemas.openxmlformats.org/drawingml/2006/main" id="332">
-  <cs:axisTitle>
-    <cs:lnRef idx="0"/>
-    <cs:fillRef idx="0"/>
-    <cs:effectRef idx="0"/>
-    <cs:fontRef idx="minor">
-      <a:schemeClr val="tx1">
-        <a:lumMod val="65000"/>
-        <a:lumOff val="35000"/>
-      </a:schemeClr>
-    </cs:fontRef>
-    <cs:defRPr sz="1000" kern="1200"/>
-  </cs:axisTitle>
-  <cs:categoryAxis>
-    <cs:lnRef idx="0"/>
-    <cs:fillRef idx="0"/>
-    <cs:effectRef idx="0"/>
-    <cs:fontRef idx="minor">
-      <a:schemeClr val="tx1">
-        <a:lumMod val="65000"/>
-        <a:lumOff val="35000"/>
-      </a:schemeClr>
-    </cs:fontRef>
-    <cs:spPr>
-      <a:ln w="9525" cap="flat" cmpd="sng" algn="ctr">
-        <a:solidFill>
-          <a:schemeClr val="tx1">
-            <a:lumMod val="15000"/>
-            <a:lumOff val="85000"/>
-          </a:schemeClr>
-        </a:solidFill>
-        <a:round/>
-      </a:ln>
-    </cs:spPr>
-    <cs:defRPr sz="900" kern="1200"/>
-  </cs:categoryAxis>
-  <cs:chartArea mods="allowNoFillOverride allowNoLineOverride">
-    <cs:lnRef idx="0"/>
-    <cs:fillRef idx="0"/>
-    <cs:effectRef idx="0"/>
-    <cs:fontRef idx="minor">
-      <a:schemeClr val="tx1"/>
-    </cs:fontRef>
-    <cs:spPr>
-      <a:solidFill>
-        <a:schemeClr val="bg1"/>
-      </a:solidFill>
-      <a:ln w="9525" cap="flat" cmpd="sng" algn="ctr">
-        <a:solidFill>
-          <a:schemeClr val="tx1">
-            <a:lumMod val="15000"/>
-            <a:lumOff val="85000"/>
-          </a:schemeClr>
-        </a:solidFill>
-        <a:round/>
-      </a:ln>
-    </cs:spPr>
-    <cs:defRPr sz="1000" kern="1200"/>
-  </cs:chartArea>
-  <cs:dataLabel>
-    <cs:lnRef idx="0"/>
-    <cs:fillRef idx="0"/>
-    <cs:effectRef idx="0"/>
-    <cs:fontRef idx="minor">
-      <a:schemeClr val="tx1">
-        <a:lumMod val="75000"/>
-        <a:lumOff val="25000"/>
-      </a:schemeClr>
-    </cs:fontRef>
-    <cs:defRPr sz="900" kern="1200"/>
-  </cs:dataLabel>
-  <cs:dataLabelCallout>
-    <cs:lnRef idx="0"/>
-    <cs:fillRef idx="0"/>
-    <cs:effectRef idx="0"/>
-    <cs:fontRef idx="minor">
-      <a:schemeClr val="dk1">
-        <a:lumMod val="65000"/>
-        <a:lumOff val="35000"/>
-      </a:schemeClr>
-    </cs:fontRef>
-    <cs:spPr>
-      <a:solidFill>
-        <a:schemeClr val="lt1"/>
-      </a:solidFill>
-      <a:ln>
-        <a:solidFill>
-          <a:schemeClr val="dk1">
-            <a:lumMod val="25000"/>
-            <a:lumOff val="75000"/>
-          </a:schemeClr>
-        </a:solidFill>
-      </a:ln>
-    </cs:spPr>
-    <cs:defRPr sz="900" kern="1200"/>
-    <cs:bodyPr rot="0" spcFirstLastPara="1" vertOverflow="clip" horzOverflow="clip" vert="horz" wrap="square" lIns="36576" tIns="18288" rIns="36576" bIns="18288" anchor="ctr" anchorCtr="1">
-      <a:spAutoFit/>
-    </cs:bodyPr>
-  </cs:dataLabelCallout>
-  <cs:dataPoint>
-    <cs:lnRef idx="0"/>
-    <cs:fillRef idx="1">
-      <cs:styleClr val="auto"/>
-    </cs:fillRef>
-    <cs:effectRef idx="0"/>
-    <cs:fontRef idx="minor">
-      <a:schemeClr val="tx1"/>
-    </cs:fontRef>
-  </cs:dataPoint>
-  <cs:dataPoint3D>
-    <cs:lnRef idx="0"/>
-    <cs:fillRef idx="1">
-      <cs:styleClr val="auto"/>
-    </cs:fillRef>
-    <cs:effectRef idx="0"/>
-    <cs:fontRef idx="minor">
-      <a:schemeClr val="tx1"/>
-    </cs:fontRef>
-  </cs:dataPoint3D>
-  <cs:dataPointLine>
-    <cs:lnRef idx="0">
-      <cs:styleClr val="auto"/>
-    </cs:lnRef>
-    <cs:fillRef idx="1"/>
-    <cs:effectRef idx="0"/>
-    <cs:fontRef idx="minor">
-      <a:schemeClr val="tx1"/>
-    </cs:fontRef>
-    <cs:spPr>
-      <a:ln w="28575" cap="rnd">
-        <a:solidFill>
-          <a:schemeClr val="phClr"/>
-        </a:solidFill>
-        <a:round/>
-      </a:ln>
-    </cs:spPr>
-  </cs:dataPointLine>
-  <cs:dataPointMarker>
-    <cs:lnRef idx="0">
-      <cs:styleClr val="auto"/>
-    </cs:lnRef>
-    <cs:fillRef idx="1">
-      <cs:styleClr val="auto"/>
-    </cs:fillRef>
-    <cs:effectRef idx="0"/>
-    <cs:fontRef idx="minor">
-      <a:schemeClr val="tx1"/>
-    </cs:fontRef>
-    <cs:spPr>
-      <a:ln w="9525">
-        <a:solidFill>
-          <a:schemeClr val="phClr"/>
-        </a:solidFill>
-      </a:ln>
-    </cs:spPr>
-  </cs:dataPointMarker>
-  <cs:dataPointMarkerLayout symbol="circle" size="5"/>
-  <cs:dataPointWireframe>
-    <cs:lnRef idx="0">
-      <cs:styleClr val="auto"/>
-    </cs:lnRef>
-    <cs:fillRef idx="1"/>
-    <cs:effectRef idx="0"/>
-    <cs:fontRef idx="minor">
-      <a:schemeClr val="tx1"/>
-    </cs:fontRef>
-    <cs:spPr>
-      <a:ln w="9525" cap="rnd">
-        <a:solidFill>
-          <a:schemeClr val="phClr"/>
-        </a:solidFill>
-        <a:round/>
-      </a:ln>
-    </cs:spPr>
-  </cs:dataPointWireframe>
-  <cs:dataTable>
-    <cs:lnRef idx="0"/>
-    <cs:fillRef idx="0"/>
-    <cs:effectRef idx="0"/>
-    <cs:fontRef idx="minor">
-      <a:schemeClr val="tx1">
-        <a:lumMod val="65000"/>
-        <a:lumOff val="35000"/>
-      </a:schemeClr>
-    </cs:fontRef>
-    <cs:spPr>
-      <a:noFill/>
-      <a:ln w="9525" cap="flat" cmpd="sng" algn="ctr">
-        <a:solidFill>
-          <a:schemeClr val="tx1">
-            <a:lumMod val="15000"/>
-            <a:lumOff val="85000"/>
-          </a:schemeClr>
-        </a:solidFill>
-        <a:round/>
-      </a:ln>
-    </cs:spPr>
-    <cs:defRPr sz="900" kern="1200"/>
-  </cs:dataTable>
-  <cs:downBar>
-    <cs:lnRef idx="0"/>
-    <cs:fillRef idx="0"/>
-    <cs:effectRef idx="0"/>
-    <cs:fontRef idx="minor">
-      <a:schemeClr val="dk1"/>
-    </cs:fontRef>
-    <cs:spPr>
-      <a:solidFill>
-        <a:schemeClr val="dk1">
-          <a:lumMod val="65000"/>
-          <a:lumOff val="35000"/>
-        </a:schemeClr>
-      </a:solidFill>
-      <a:ln w="9525">
-        <a:solidFill>
-          <a:schemeClr val="tx1">
-            <a:lumMod val="65000"/>
-            <a:lumOff val="35000"/>
-          </a:schemeClr>
-        </a:solidFill>
-      </a:ln>
-    </cs:spPr>
-  </cs:downBar>
-  <cs:dropLine>
-    <cs:lnRef idx="0"/>
-    <cs:fillRef idx="0"/>
-    <cs:effectRef idx="0"/>
-    <cs:fontRef idx="minor">
-      <a:schemeClr val="tx1"/>
-    </cs:fontRef>
-    <cs:spPr>
-      <a:ln w="9525" cap="flat" cmpd="sng" algn="ctr">
-        <a:solidFill>
-          <a:schemeClr val="tx1">
-            <a:lumMod val="35000"/>
-            <a:lumOff val="65000"/>
-          </a:schemeClr>
-        </a:solidFill>
-        <a:round/>
-      </a:ln>
-    </cs:spPr>
-  </cs:dropLine>
-  <cs:errorBar>
-    <cs:lnRef idx="0"/>
-    <cs:fillRef idx="0"/>
-    <cs:effectRef idx="0"/>
-    <cs:fontRef idx="minor">
-      <a:schemeClr val="tx1"/>
-    </cs:fontRef>
-    <cs:spPr>
-      <a:ln w="9525" cap="flat" cmpd="sng" algn="ctr">
-        <a:solidFill>
-          <a:schemeClr val="tx1">
-            <a:lumMod val="65000"/>
-            <a:lumOff val="35000"/>
-          </a:schemeClr>
-        </a:solidFill>
-        <a:round/>
-      </a:ln>
-    </cs:spPr>
-  </cs:errorBar>
-  <cs:floor>
-    <cs:lnRef idx="0"/>
-    <cs:fillRef idx="0"/>
-    <cs:effectRef idx="0"/>
-    <cs:fontRef idx="minor">
-      <a:schemeClr val="tx1"/>
-    </cs:fontRef>
-    <cs:spPr>
-      <a:noFill/>
-      <a:ln>
-        <a:noFill/>
-      </a:ln>
-    </cs:spPr>
-  </cs:floor>
-  <cs:gridlineMajor>
-    <cs:lnRef idx="0"/>
-    <cs:fillRef idx="0"/>
-    <cs:effectRef idx="0"/>
-    <cs:fontRef idx="minor">
-      <a:schemeClr val="tx1"/>
-    </cs:fontRef>
-    <cs:spPr>
-      <a:ln w="9525" cap="flat" cmpd="sng" algn="ctr">
-        <a:solidFill>
-          <a:schemeClr val="tx1">
-            <a:lumMod val="15000"/>
-            <a:lumOff val="85000"/>
-          </a:schemeClr>
-        </a:solidFill>
-        <a:round/>
-      </a:ln>
-    </cs:spPr>
-  </cs:gridlineMajor>
-  <cs:gridlineMinor>
-    <cs:lnRef idx="0"/>
-    <cs:fillRef idx="0"/>
-    <cs:effectRef idx="0"/>
-    <cs:fontRef idx="minor">
-      <a:schemeClr val="tx1"/>
-    </cs:fontRef>
-    <cs:spPr>
-      <a:ln w="9525" cap="flat" cmpd="sng" algn="ctr">
-        <a:solidFill>
-          <a:schemeClr val="tx1">
-            <a:lumMod val="5000"/>
-            <a:lumOff val="95000"/>
-          </a:schemeClr>
-        </a:solidFill>
-        <a:round/>
-      </a:ln>
-    </cs:spPr>
-  </cs:gridlineMinor>
-  <cs:hiLoLine>
-    <cs:lnRef idx="0"/>
-    <cs:fillRef idx="0"/>
-    <cs:effectRef idx="0"/>
-    <cs:fontRef idx="minor">
-      <a:schemeClr val="tx1"/>
-    </cs:fontRef>
-    <cs:spPr>
-      <a:ln w="9525" cap="flat" cmpd="sng" algn="ctr">
-        <a:solidFill>
-          <a:schemeClr val="tx1">
-            <a:lumMod val="75000"/>
-            <a:lumOff val="25000"/>
-          </a:schemeClr>
-        </a:solidFill>
-        <a:round/>
-      </a:ln>
-    </cs:spPr>
-  </cs:hiLoLine>
-  <cs:leaderLine>
-    <cs:lnRef idx="0"/>
-    <cs:fillRef idx="0"/>
-    <cs:effectRef idx="0"/>
-    <cs:fontRef idx="minor">
-      <a:schemeClr val="tx1"/>
-    </cs:fontRef>
-    <cs:spPr>
-      <a:ln w="9525" cap="flat" cmpd="sng" algn="ctr">
-        <a:solidFill>
-          <a:schemeClr val="tx1">
-            <a:lumMod val="35000"/>
-            <a:lumOff val="65000"/>
-          </a:schemeClr>
-        </a:solidFill>
-        <a:round/>
-      </a:ln>
-    </cs:spPr>
-  </cs:leaderLine>
-  <cs:legend>
-    <cs:lnRef idx="0"/>
-    <cs:fillRef idx="0"/>
-    <cs:effectRef idx="0"/>
-    <cs:fontRef idx="minor">
-      <a:schemeClr val="tx1">
-        <a:lumMod val="65000"/>
-        <a:lumOff val="35000"/>
-      </a:schemeClr>
-    </cs:fontRef>
-    <cs:defRPr sz="900" kern="1200"/>
-  </cs:legend>
-  <cs:plotArea mods="allowNoFillOverride allowNoLineOverride">
-    <cs:lnRef idx="0"/>
-    <cs:fillRef idx="0"/>
-    <cs:effectRef idx="0"/>
-    <cs:fontRef idx="minor">
-      <a:schemeClr val="tx1"/>
-    </cs:fontRef>
-  </cs:plotArea>
-  <cs:plotArea3D mods="allowNoFillOverride allowNoLineOverride">
-    <cs:lnRef idx="0"/>
-    <cs:fillRef idx="0"/>
-    <cs:effectRef idx="0"/>
-    <cs:fontRef idx="minor">
-      <a:schemeClr val="tx1"/>
-    </cs:fontRef>
-  </cs:plotArea3D>
-  <cs:seriesAxis>
-    <cs:lnRef idx="0"/>
-    <cs:fillRef idx="0"/>
-    <cs:effectRef idx="0"/>
-    <cs:fontRef idx="minor">
-      <a:schemeClr val="tx1">
-        <a:lumMod val="65000"/>
-        <a:lumOff val="35000"/>
-      </a:schemeClr>
-    </cs:fontRef>
-    <cs:defRPr sz="900" kern="1200"/>
-  </cs:seriesAxis>
-  <cs:seriesLine>
-    <cs:lnRef idx="0"/>
-    <cs:fillRef idx="0"/>
-    <cs:effectRef idx="0"/>
-    <cs:fontRef idx="minor">
-      <a:schemeClr val="tx1"/>
-    </cs:fontRef>
-    <cs:spPr>
-      <a:ln w="9525" cap="flat" cmpd="sng" algn="ctr">
-        <a:solidFill>
-          <a:schemeClr val="tx1">
-            <a:lumMod val="35000"/>
-            <a:lumOff val="65000"/>
-          </a:schemeClr>
-        </a:solidFill>
-        <a:round/>
-      </a:ln>
-    </cs:spPr>
-  </cs:seriesLine>
-  <cs:title>
-    <cs:lnRef idx="0"/>
-    <cs:fillRef idx="0"/>
-    <cs:effectRef idx="0"/>
-    <cs:fontRef idx="minor">
-      <a:schemeClr val="tx1">
-        <a:lumMod val="65000"/>
-        <a:lumOff val="35000"/>
-      </a:schemeClr>
-    </cs:fontRef>
-    <cs:defRPr sz="1400" b="0" kern="1200" spc="0" baseline="0"/>
-  </cs:title>
-  <cs:trendline>
-    <cs:lnRef idx="0">
-      <cs:styleClr val="auto"/>
-    </cs:lnRef>
-    <cs:fillRef idx="0"/>
-    <cs:effectRef idx="0"/>
-    <cs:fontRef idx="minor">
-      <a:schemeClr val="tx1"/>
-    </cs:fontRef>
-    <cs:spPr>
-      <a:ln w="19050" cap="rnd">
-        <a:solidFill>
-          <a:schemeClr val="phClr"/>
-        </a:solidFill>
-        <a:prstDash val="sysDot"/>
-      </a:ln>
-    </cs:spPr>
-  </cs:trendline>
-  <cs:trendlineLabel>
-    <cs:lnRef idx="0"/>
-    <cs:fillRef idx="0"/>
-    <cs:effectRef idx="0"/>
-    <cs:fontRef idx="minor">
-      <a:schemeClr val="tx1">
-        <a:lumMod val="65000"/>
-        <a:lumOff val="35000"/>
-      </a:schemeClr>
-    </cs:fontRef>
-    <cs:defRPr sz="900" kern="1200"/>
-  </cs:trendlineLabel>
-  <cs:upBar>
-    <cs:lnRef idx="0"/>
-    <cs:fillRef idx="0"/>
-    <cs:effectRef idx="0"/>
-    <cs:fontRef idx="minor">
-      <a:schemeClr val="dk1"/>
-    </cs:fontRef>
-    <cs:spPr>
-      <a:solidFill>
-        <a:schemeClr val="lt1"/>
-      </a:solidFill>
-      <a:ln w="9525">
-        <a:solidFill>
-          <a:schemeClr val="tx1">
-            <a:lumMod val="15000"/>
-            <a:lumOff val="85000"/>
-          </a:schemeClr>
-        </a:solidFill>
-      </a:ln>
-    </cs:spPr>
-  </cs:upBar>
-  <cs:valueAxis>
-    <cs:lnRef idx="0"/>
-    <cs:fillRef idx="0"/>
-    <cs:effectRef idx="0"/>
-    <cs:fontRef idx="minor">
-      <a:schemeClr val="tx1">
-        <a:lumMod val="65000"/>
-        <a:lumOff val="35000"/>
-      </a:schemeClr>
-    </cs:fontRef>
-    <cs:defRPr sz="900" kern="1200"/>
-  </cs:valueAxis>
-  <cs:wall>
-    <cs:lnRef idx="0"/>
-    <cs:fillRef idx="0"/>
-    <cs:effectRef idx="0"/>
-    <cs:fontRef idx="minor">
-      <a:schemeClr val="tx1"/>
-    </cs:fontRef>
-    <cs:spPr>
-      <a:noFill/>
-      <a:ln>
-        <a:noFill/>
-      </a:ln>
-    </cs:spPr>
-  </cs:wall>
-</cs:chartStyle>
-</file>
-
 <file path=word/theme/theme1.xml><?xml version="1.0" encoding="utf-8"?>
 <a:theme xmlns:a="http://schemas.openxmlformats.org/drawingml/2006/main" name="Office Theme">
   <a:themeElements>
@@ -21248,290 +19512,4 @@
     </a:ext>
   </a:extLst>
 </a:theme>
-</file>
-
-<file path=word/theme/themeOverride1.xml><?xml version="1.0" encoding="utf-8"?>
-<a:themeOverride xmlns:a="http://schemas.openxmlformats.org/drawingml/2006/main">
-  <a:clrScheme name="Office">
-    <a:dk1>
-      <a:sysClr val="windowText" lastClr="000000"/>
-    </a:dk1>
-    <a:lt1>
-      <a:sysClr val="window" lastClr="FFFFFF"/>
-    </a:lt1>
-    <a:dk2>
-      <a:srgbClr val="44546A"/>
-    </a:dk2>
-    <a:lt2>
-      <a:srgbClr val="E7E6E6"/>
-    </a:lt2>
-    <a:accent1>
-      <a:srgbClr val="4472C4"/>
-    </a:accent1>
-    <a:accent2>
-      <a:srgbClr val="ED7D31"/>
-    </a:accent2>
-    <a:accent3>
-      <a:srgbClr val="A5A5A5"/>
-    </a:accent3>
-    <a:accent4>
-      <a:srgbClr val="FFC000"/>
-    </a:accent4>
-    <a:accent5>
-      <a:srgbClr val="5B9BD5"/>
-    </a:accent5>
-    <a:accent6>
-      <a:srgbClr val="70AD47"/>
-    </a:accent6>
-    <a:hlink>
-      <a:srgbClr val="0563C1"/>
-    </a:hlink>
-    <a:folHlink>
-      <a:srgbClr val="954F72"/>
-    </a:folHlink>
-  </a:clrScheme>
-  <a:fontScheme name="Office">
-    <a:majorFont>
-      <a:latin typeface="Calibri Light" panose="020F0302020204030204"/>
-      <a:ea typeface=""/>
-      <a:cs typeface=""/>
-      <a:font script="Jpan" typeface="游ゴシック Light"/>
-      <a:font script="Hang" typeface="맑은 고딕"/>
-      <a:font script="Hans" typeface="等线 Light"/>
-      <a:font script="Hant" typeface="新細明體"/>
-      <a:font script="Arab" typeface="Times New Roman"/>
-      <a:font script="Hebr" typeface="Times New Roman"/>
-      <a:font script="Thai" typeface="Tahoma"/>
-      <a:font script="Ethi" typeface="Nyala"/>
-      <a:font script="Beng" typeface="Vrinda"/>
-      <a:font script="Gujr" typeface="Shruti"/>
-      <a:font script="Khmr" typeface="MoolBoran"/>
-      <a:font script="Knda" typeface="Tunga"/>
-      <a:font script="Guru" typeface="Raavi"/>
-      <a:font script="Cans" typeface="Euphemia"/>
-      <a:font script="Cher" typeface="Plantagenet Cherokee"/>
-      <a:font script="Yiii" typeface="Microsoft Yi Baiti"/>
-      <a:font script="Tibt" typeface="Microsoft Himalaya"/>
-      <a:font script="Thaa" typeface="MV Boli"/>
-      <a:font script="Deva" typeface="Mangal"/>
-      <a:font script="Telu" typeface="Gautami"/>
-      <a:font script="Taml" typeface="Latha"/>
-      <a:font script="Syrc" typeface="Estrangelo Edessa"/>
-      <a:font script="Orya" typeface="Kalinga"/>
-      <a:font script="Mlym" typeface="Kartika"/>
-      <a:font script="Laoo" typeface="DokChampa"/>
-      <a:font script="Sinh" typeface="Iskoola Pota"/>
-      <a:font script="Mong" typeface="Mongolian Baiti"/>
-      <a:font script="Viet" typeface="Times New Roman"/>
-      <a:font script="Uigh" typeface="Microsoft Uighur"/>
-      <a:font script="Geor" typeface="Sylfaen"/>
-      <a:font script="Armn" typeface="Arial"/>
-      <a:font script="Bugi" typeface="Leelawadee UI"/>
-      <a:font script="Bopo" typeface="Microsoft JhengHei"/>
-      <a:font script="Java" typeface="Javanese Text"/>
-      <a:font script="Lisu" typeface="Segoe UI"/>
-      <a:font script="Mymr" typeface="Myanmar Text"/>
-      <a:font script="Nkoo" typeface="Ebrima"/>
-      <a:font script="Olck" typeface="Nirmala UI"/>
-      <a:font script="Osma" typeface="Ebrima"/>
-      <a:font script="Phag" typeface="Phagspa"/>
-      <a:font script="Syrn" typeface="Estrangelo Edessa"/>
-      <a:font script="Syrj" typeface="Estrangelo Edessa"/>
-      <a:font script="Syre" typeface="Estrangelo Edessa"/>
-      <a:font script="Sora" typeface="Nirmala UI"/>
-      <a:font script="Tale" typeface="Microsoft Tai Le"/>
-      <a:font script="Talu" typeface="Microsoft New Tai Lue"/>
-      <a:font script="Tfng" typeface="Ebrima"/>
-    </a:majorFont>
-    <a:minorFont>
-      <a:latin typeface="Calibri" panose="020F0502020204030204"/>
-      <a:ea typeface=""/>
-      <a:cs typeface=""/>
-      <a:font script="Jpan" typeface="游ゴシック"/>
-      <a:font script="Hang" typeface="맑은 고딕"/>
-      <a:font script="Hans" typeface="等线"/>
-      <a:font script="Hant" typeface="新細明體"/>
-      <a:font script="Arab" typeface="Arial"/>
-      <a:font script="Hebr" typeface="Arial"/>
-      <a:font script="Thai" typeface="Tahoma"/>
-      <a:font script="Ethi" typeface="Nyala"/>
-      <a:font script="Beng" typeface="Vrinda"/>
-      <a:font script="Gujr" typeface="Shruti"/>
-      <a:font script="Khmr" typeface="DaunPenh"/>
-      <a:font script="Knda" typeface="Tunga"/>
-      <a:font script="Guru" typeface="Raavi"/>
-      <a:font script="Cans" typeface="Euphemia"/>
-      <a:font script="Cher" typeface="Plantagenet Cherokee"/>
-      <a:font script="Yiii" typeface="Microsoft Yi Baiti"/>
-      <a:font script="Tibt" typeface="Microsoft Himalaya"/>
-      <a:font script="Thaa" typeface="MV Boli"/>
-      <a:font script="Deva" typeface="Mangal"/>
-      <a:font script="Telu" typeface="Gautami"/>
-      <a:font script="Taml" typeface="Latha"/>
-      <a:font script="Syrc" typeface="Estrangelo Edessa"/>
-      <a:font script="Orya" typeface="Kalinga"/>
-      <a:font script="Mlym" typeface="Kartika"/>
-      <a:font script="Laoo" typeface="DokChampa"/>
-      <a:font script="Sinh" typeface="Iskoola Pota"/>
-      <a:font script="Mong" typeface="Mongolian Baiti"/>
-      <a:font script="Viet" typeface="Arial"/>
-      <a:font script="Uigh" typeface="Microsoft Uighur"/>
-      <a:font script="Geor" typeface="Sylfaen"/>
-      <a:font script="Armn" typeface="Arial"/>
-      <a:font script="Bugi" typeface="Leelawadee UI"/>
-      <a:font script="Bopo" typeface="Microsoft JhengHei"/>
-      <a:font script="Java" typeface="Javanese Text"/>
-      <a:font script="Lisu" typeface="Segoe UI"/>
-      <a:font script="Mymr" typeface="Myanmar Text"/>
-      <a:font script="Nkoo" typeface="Ebrima"/>
-      <a:font script="Olck" typeface="Nirmala UI"/>
-      <a:font script="Osma" typeface="Ebrima"/>
-      <a:font script="Phag" typeface="Phagspa"/>
-      <a:font script="Syrn" typeface="Estrangelo Edessa"/>
-      <a:font script="Syrj" typeface="Estrangelo Edessa"/>
-      <a:font script="Syre" typeface="Estrangelo Edessa"/>
-      <a:font script="Sora" typeface="Nirmala UI"/>
-      <a:font script="Tale" typeface="Microsoft Tai Le"/>
-      <a:font script="Talu" typeface="Microsoft New Tai Lue"/>
-      <a:font script="Tfng" typeface="Ebrima"/>
-    </a:minorFont>
-  </a:fontScheme>
-  <a:fmtScheme name="Office">
-    <a:fillStyleLst>
-      <a:solidFill>
-        <a:schemeClr val="phClr"/>
-      </a:solidFill>
-      <a:gradFill rotWithShape="1">
-        <a:gsLst>
-          <a:gs pos="0">
-            <a:schemeClr val="phClr">
-              <a:lumMod val="110000"/>
-              <a:satMod val="105000"/>
-              <a:tint val="67000"/>
-            </a:schemeClr>
-          </a:gs>
-          <a:gs pos="50000">
-            <a:schemeClr val="phClr">
-              <a:lumMod val="105000"/>
-              <a:satMod val="103000"/>
-              <a:tint val="73000"/>
-            </a:schemeClr>
-          </a:gs>
-          <a:gs pos="100000">
-            <a:schemeClr val="phClr">
-              <a:lumMod val="105000"/>
-              <a:satMod val="109000"/>
-              <a:tint val="81000"/>
-            </a:schemeClr>
-          </a:gs>
-        </a:gsLst>
-        <a:lin ang="5400000" scaled="0"/>
-      </a:gradFill>
-      <a:gradFill rotWithShape="1">
-        <a:gsLst>
-          <a:gs pos="0">
-            <a:schemeClr val="phClr">
-              <a:satMod val="103000"/>
-              <a:lumMod val="102000"/>
-              <a:tint val="94000"/>
-            </a:schemeClr>
-          </a:gs>
-          <a:gs pos="50000">
-            <a:schemeClr val="phClr">
-              <a:satMod val="110000"/>
-              <a:lumMod val="100000"/>
-              <a:shade val="100000"/>
-            </a:schemeClr>
-          </a:gs>
-          <a:gs pos="100000">
-            <a:schemeClr val="phClr">
-              <a:lumMod val="99000"/>
-              <a:satMod val="120000"/>
-              <a:shade val="78000"/>
-            </a:schemeClr>
-          </a:gs>
-        </a:gsLst>
-        <a:lin ang="5400000" scaled="0"/>
-      </a:gradFill>
-    </a:fillStyleLst>
-    <a:lnStyleLst>
-      <a:ln w="6350" cap="flat" cmpd="sng" algn="ctr">
-        <a:solidFill>
-          <a:schemeClr val="phClr"/>
-        </a:solidFill>
-        <a:prstDash val="solid"/>
-        <a:miter lim="800000"/>
-      </a:ln>
-      <a:ln w="12700" cap="flat" cmpd="sng" algn="ctr">
-        <a:solidFill>
-          <a:schemeClr val="phClr"/>
-        </a:solidFill>
-        <a:prstDash val="solid"/>
-        <a:miter lim="800000"/>
-      </a:ln>
-      <a:ln w="19050" cap="flat" cmpd="sng" algn="ctr">
-        <a:solidFill>
-          <a:schemeClr val="phClr"/>
-        </a:solidFill>
-        <a:prstDash val="solid"/>
-        <a:miter lim="800000"/>
-      </a:ln>
-    </a:lnStyleLst>
-    <a:effectStyleLst>
-      <a:effectStyle>
-        <a:effectLst/>
-      </a:effectStyle>
-      <a:effectStyle>
-        <a:effectLst/>
-      </a:effectStyle>
-      <a:effectStyle>
-        <a:effectLst>
-          <a:outerShdw blurRad="57150" dist="19050" dir="5400000" algn="ctr" rotWithShape="0">
-            <a:srgbClr val="000000">
-              <a:alpha val="63000"/>
-            </a:srgbClr>
-          </a:outerShdw>
-        </a:effectLst>
-      </a:effectStyle>
-    </a:effectStyleLst>
-    <a:bgFillStyleLst>
-      <a:solidFill>
-        <a:schemeClr val="phClr"/>
-      </a:solidFill>
-      <a:solidFill>
-        <a:schemeClr val="phClr">
-          <a:tint val="95000"/>
-          <a:satMod val="170000"/>
-        </a:schemeClr>
-      </a:solidFill>
-      <a:gradFill rotWithShape="1">
-        <a:gsLst>
-          <a:gs pos="0">
-            <a:schemeClr val="phClr">
-              <a:tint val="93000"/>
-              <a:satMod val="150000"/>
-              <a:shade val="98000"/>
-              <a:lumMod val="102000"/>
-            </a:schemeClr>
-          </a:gs>
-          <a:gs pos="50000">
-            <a:schemeClr val="phClr">
-              <a:tint val="98000"/>
-              <a:satMod val="130000"/>
-              <a:shade val="90000"/>
-              <a:lumMod val="103000"/>
-            </a:schemeClr>
-          </a:gs>
-          <a:gs pos="100000">
-            <a:schemeClr val="phClr">
-              <a:shade val="63000"/>
-              <a:satMod val="120000"/>
-            </a:schemeClr>
-          </a:gs>
-        </a:gsLst>
-        <a:lin ang="5400000" scaled="0"/>
-      </a:gradFill>
-    </a:bgFillStyleLst>
-  </a:fmtScheme>
-</a:themeOverride>
 </file>
--- a/docs/BYNATIONALITY/Кореянки.docx
+++ b/docs/BYNATIONALITY/Кореянки.docx
@@ -243,7 +243,25 @@
                 <w:szCs w:val="16"/>
                 <w:lang w:val="ru-RU"/>
               </w:rPr>
-              <w:t xml:space="preserve">Данный список составлен на основе открытых и доступных на </w:t>
+              <w:t xml:space="preserve">Данный список составлен на основе открытых и доступных </w:t>
+            </w:r>
+            <w:r>
+              <w:rPr>
+                <w:rFonts w:ascii="Arial" w:hAnsi="Arial" w:cs="Arial"/>
+                <w:sz w:val="16"/>
+                <w:szCs w:val="16"/>
+                <w:lang w:val="ru-RU"/>
+              </w:rPr>
+              <w:t>в</w:t>
+            </w:r>
+            <w:r>
+              <w:rPr>
+                <w:rFonts w:ascii="Arial" w:hAnsi="Arial" w:cs="Arial"/>
+                <w:sz w:val="16"/>
+                <w:szCs w:val="16"/>
+                <w:lang w:val="ru-RU"/>
+              </w:rPr>
+              <w:t xml:space="preserve"> </w:t>
             </w:r>
             <w:r>
               <w:rPr>
@@ -302,85 +320,77 @@
               </w:rPr>
               <w:t xml:space="preserve">Согласно переписи населения 1937 года общая численность </w:t>
             </w:r>
-            <w:proofErr w:type="gramStart"/>
-            <w:r>
-              <w:rPr>
-                <w:rFonts w:ascii="Arial" w:hAnsi="Arial" w:cs="Arial"/>
-                <w:sz w:val="16"/>
-                <w:szCs w:val="16"/>
-                <w:lang w:val="ru-RU"/>
-              </w:rPr>
-              <w:t>корейцев</w:t>
-            </w:r>
-            <w:proofErr w:type="gramEnd"/>
-            <w:r>
-              <w:rPr>
-                <w:rFonts w:ascii="Arial" w:hAnsi="Arial" w:cs="Arial"/>
-                <w:sz w:val="16"/>
-                <w:szCs w:val="16"/>
-                <w:lang w:val="ru-RU"/>
-              </w:rPr>
-              <w:t xml:space="preserve"> проживавших в СССР составляла 168 259 человек, таким образом </w:t>
-            </w:r>
-            <w:proofErr w:type="gramStart"/>
-            <w:r>
-              <w:rPr>
-                <w:rFonts w:ascii="Arial" w:hAnsi="Arial" w:cs="Arial"/>
-                <w:sz w:val="16"/>
-                <w:szCs w:val="16"/>
-                <w:lang w:val="ru-RU"/>
-              </w:rPr>
-              <w:t>46 погибших кореянок это</w:t>
-            </w:r>
-            <w:proofErr w:type="gramEnd"/>
-            <w:r>
-              <w:rPr>
-                <w:rFonts w:ascii="Arial" w:hAnsi="Arial" w:cs="Arial"/>
-                <w:sz w:val="16"/>
-                <w:szCs w:val="16"/>
-                <w:lang w:val="ru-RU"/>
-              </w:rPr>
-              <w:t xml:space="preserve"> безвозвратные потери </w:t>
-            </w:r>
-            <w:proofErr w:type="gramStart"/>
-            <w:r>
-              <w:rPr>
-                <w:rFonts w:ascii="Arial" w:hAnsi="Arial" w:cs="Arial"/>
-                <w:sz w:val="16"/>
-                <w:szCs w:val="16"/>
-                <w:lang w:val="ru-RU"/>
-              </w:rPr>
-              <w:t>нации</w:t>
-            </w:r>
-            <w:proofErr w:type="gramEnd"/>
-            <w:r>
-              <w:rPr>
-                <w:rFonts w:ascii="Arial" w:hAnsi="Arial" w:cs="Arial"/>
-                <w:sz w:val="16"/>
-                <w:szCs w:val="16"/>
-                <w:lang w:val="ru-RU"/>
-              </w:rPr>
-              <w:t xml:space="preserve"> которые составляют 0,027% от общего числа </w:t>
-            </w:r>
-            <w:proofErr w:type="gramStart"/>
-            <w:r>
-              <w:rPr>
-                <w:rFonts w:ascii="Arial" w:hAnsi="Arial" w:cs="Arial"/>
-                <w:sz w:val="16"/>
-                <w:szCs w:val="16"/>
-                <w:lang w:val="ru-RU"/>
-              </w:rPr>
-              <w:t>корейцев</w:t>
-            </w:r>
-            <w:proofErr w:type="gramEnd"/>
-            <w:r>
-              <w:rPr>
-                <w:rFonts w:ascii="Arial" w:hAnsi="Arial" w:cs="Arial"/>
-                <w:sz w:val="16"/>
-                <w:szCs w:val="16"/>
-                <w:lang w:val="ru-RU"/>
-              </w:rPr>
-              <w:t xml:space="preserve"> проживавших на тот момент в СССР.</w:t>
+            <w:r>
+              <w:rPr>
+                <w:rFonts w:ascii="Arial" w:hAnsi="Arial" w:cs="Arial"/>
+                <w:sz w:val="16"/>
+                <w:szCs w:val="16"/>
+                <w:lang w:val="ru-RU"/>
+              </w:rPr>
+              <w:t>корейцев,</w:t>
+            </w:r>
+            <w:r>
+              <w:rPr>
+                <w:rFonts w:ascii="Arial" w:hAnsi="Arial" w:cs="Arial"/>
+                <w:sz w:val="16"/>
+                <w:szCs w:val="16"/>
+                <w:lang w:val="ru-RU"/>
+              </w:rPr>
+              <w:t xml:space="preserve"> проживавших в СССР</w:t>
+            </w:r>
+            <w:r>
+              <w:rPr>
+                <w:rFonts w:ascii="Arial" w:hAnsi="Arial" w:cs="Arial"/>
+                <w:sz w:val="16"/>
+                <w:szCs w:val="16"/>
+                <w:lang w:val="ru-RU"/>
+              </w:rPr>
+              <w:t>,</w:t>
+            </w:r>
+            <w:r>
+              <w:rPr>
+                <w:rFonts w:ascii="Arial" w:hAnsi="Arial" w:cs="Arial"/>
+                <w:sz w:val="16"/>
+                <w:szCs w:val="16"/>
+                <w:lang w:val="ru-RU"/>
+              </w:rPr>
+              <w:t xml:space="preserve"> составляла 168 259 человек, таким образом </w:t>
+            </w:r>
+            <w:r>
+              <w:rPr>
+                <w:rFonts w:ascii="Arial" w:hAnsi="Arial" w:cs="Arial"/>
+                <w:sz w:val="16"/>
+                <w:szCs w:val="16"/>
+                <w:lang w:val="ru-RU"/>
+              </w:rPr>
+              <w:t xml:space="preserve">46 погибших кореянок </w:t>
+            </w:r>
+            <w:r>
+              <w:rPr>
+                <w:rFonts w:ascii="Arial" w:hAnsi="Arial" w:cs="Arial"/>
+                <w:sz w:val="16"/>
+                <w:szCs w:val="16"/>
+                <w:lang w:val="ru-RU"/>
+              </w:rPr>
+              <w:t xml:space="preserve">– </w:t>
+            </w:r>
+            <w:r>
+              <w:rPr>
+                <w:rFonts w:ascii="Arial" w:hAnsi="Arial" w:cs="Arial"/>
+                <w:sz w:val="16"/>
+                <w:szCs w:val="16"/>
+                <w:lang w:val="ru-RU"/>
+              </w:rPr>
+              <w:t>это</w:t>
+            </w:r>
+            <w:r>
+              <w:rPr>
+                <w:rFonts w:ascii="Arial" w:hAnsi="Arial" w:cs="Arial"/>
+                <w:sz w:val="16"/>
+                <w:szCs w:val="16"/>
+                <w:lang w:val="ru-RU"/>
+              </w:rPr>
+              <w:t xml:space="preserve"> безвозвратные потери нации которые составляют 0,027% от общего числа корейцев проживавших на тот момент в СССР.</w:t>
             </w:r>
           </w:p>
           <w:p>
@@ -555,17 +565,15 @@
               </w:rPr>
               <w:t xml:space="preserve">27 – проживали в городах; Свердловск – 6; Москва – 5; Ленинград – 3; Хабаровск – 3; Чимкент – 2; Новосибирск – 2; </w:t>
             </w:r>
-            <w:proofErr w:type="gramStart"/>
-            <w:r>
-              <w:rPr>
-                <w:rFonts w:ascii="Arial" w:hAnsi="Arial" w:cs="Arial"/>
-                <w:sz w:val="16"/>
-                <w:szCs w:val="16"/>
-                <w:lang w:val="ru-RU"/>
-              </w:rPr>
-              <w:t>Братск,  Серпухов</w:t>
-            </w:r>
-            <w:proofErr w:type="gramEnd"/>
+            <w:r>
+              <w:rPr>
+                <w:rFonts w:ascii="Arial" w:hAnsi="Arial" w:cs="Arial"/>
+                <w:sz w:val="16"/>
+                <w:szCs w:val="16"/>
+                <w:lang w:val="ru-RU"/>
+              </w:rPr>
+              <w:t>Братск, Серпухов</w:t>
+            </w:r>
             <w:r>
               <w:rPr>
                 <w:rFonts w:ascii="Arial" w:hAnsi="Arial" w:cs="Arial"/>
@@ -588,35 +596,21 @@
             <w:r>
               <w:rPr>
                 <w:rFonts w:ascii="Arial" w:hAnsi="Arial" w:cs="Arial"/>
-                <w:b/>
-                <w:bCs/>
-                <w:sz w:val="16"/>
-                <w:szCs w:val="16"/>
-                <w:u w:val="single"/>
-                <w:lang w:val="ru-RU"/>
-              </w:rPr>
-              <w:t>Репрессированные родственники</w:t>
-            </w:r>
-            <w:r>
-              <w:rPr>
-                <w:rFonts w:ascii="Arial" w:hAnsi="Arial" w:cs="Arial"/>
-                <w:sz w:val="16"/>
-                <w:szCs w:val="16"/>
-                <w:lang w:val="ru-RU"/>
-              </w:rPr>
-              <w:t xml:space="preserve">: у </w:t>
-            </w:r>
-            <w:proofErr w:type="gramStart"/>
-            <w:r>
-              <w:rPr>
-                <w:rFonts w:ascii="Arial" w:hAnsi="Arial" w:cs="Arial"/>
-                <w:sz w:val="16"/>
-                <w:szCs w:val="16"/>
-                <w:lang w:val="ru-RU"/>
-              </w:rPr>
-              <w:t>1-ой</w:t>
-            </w:r>
-            <w:proofErr w:type="gramEnd"/>
+                <w:sz w:val="16"/>
+                <w:szCs w:val="16"/>
+                <w:lang w:val="ru-RU"/>
+              </w:rPr>
+              <w:t xml:space="preserve">Репрессированные родственники: у </w:t>
+            </w:r>
+            <w:r>
+              <w:rPr>
+                <w:rFonts w:ascii="Arial" w:hAnsi="Arial" w:cs="Arial"/>
+                <w:sz w:val="16"/>
+                <w:szCs w:val="16"/>
+                <w:lang w:val="ru-RU"/>
+              </w:rPr>
+              <w:t>1-й</w:t>
+            </w:r>
             <w:r>
               <w:rPr>
                 <w:rFonts w:ascii="Arial" w:hAnsi="Arial" w:cs="Arial"/>
@@ -633,27 +627,7 @@
                 <w:szCs w:val="16"/>
                 <w:lang w:val="ru-RU"/>
               </w:rPr>
-              <w:t xml:space="preserve">, у </w:t>
-            </w:r>
-            <w:proofErr w:type="gramStart"/>
-            <w:r>
-              <w:rPr>
-                <w:rFonts w:ascii="Arial" w:hAnsi="Arial" w:cs="Arial"/>
-                <w:sz w:val="16"/>
-                <w:szCs w:val="16"/>
-                <w:lang w:val="ru-RU"/>
-              </w:rPr>
-              <w:t>1-ой</w:t>
-            </w:r>
-            <w:proofErr w:type="gramEnd"/>
-            <w:r>
-              <w:rPr>
-                <w:rFonts w:ascii="Arial" w:hAnsi="Arial" w:cs="Arial"/>
-                <w:sz w:val="16"/>
-                <w:szCs w:val="16"/>
-                <w:lang w:val="ru-RU"/>
-              </w:rPr>
-              <w:t xml:space="preserve"> женщины расстрелян муж.</w:t>
+              <w:t>, у 1-й женщины расстрелян муж.</w:t>
             </w:r>
           </w:p>
           <w:p>
@@ -668,34 +642,11 @@
             <w:r>
               <w:rPr>
                 <w:rFonts w:ascii="Arial" w:hAnsi="Arial" w:cs="Arial"/>
-                <w:b/>
-                <w:bCs/>
-                <w:sz w:val="16"/>
-                <w:szCs w:val="16"/>
-                <w:u w:val="single"/>
-                <w:lang w:val="ru-RU"/>
-              </w:rPr>
-              <w:t>Партийность</w:t>
-            </w:r>
-            <w:r>
-              <w:rPr>
-                <w:rFonts w:ascii="Arial" w:hAnsi="Arial" w:cs="Arial"/>
-                <w:b/>
-                <w:bCs/>
-                <w:sz w:val="16"/>
-                <w:szCs w:val="16"/>
-                <w:lang w:val="ru-RU"/>
-              </w:rPr>
-              <w:t>:</w:t>
-            </w:r>
-            <w:r>
-              <w:rPr>
-                <w:rFonts w:ascii="Arial" w:hAnsi="Arial" w:cs="Arial"/>
-                <w:sz w:val="16"/>
-                <w:szCs w:val="16"/>
-                <w:lang w:val="ru-RU"/>
-              </w:rPr>
-              <w:t xml:space="preserve"> Беспартийные – 12 (26%) </w:t>
+                <w:sz w:val="16"/>
+                <w:szCs w:val="16"/>
+                <w:lang w:val="ru-RU"/>
+              </w:rPr>
+              <w:t xml:space="preserve">Партийность: Беспартийные – 12 (26%) </w:t>
             </w:r>
           </w:p>
           <w:p>
@@ -710,34 +661,11 @@
             <w:r>
               <w:rPr>
                 <w:rFonts w:ascii="Arial" w:hAnsi="Arial" w:cs="Arial"/>
-                <w:b/>
-                <w:bCs/>
-                <w:sz w:val="16"/>
-                <w:szCs w:val="16"/>
-                <w:u w:val="single"/>
-                <w:lang w:val="ru-RU"/>
-              </w:rPr>
-              <w:t>Профессия/социальная страта</w:t>
-            </w:r>
-            <w:r>
-              <w:rPr>
-                <w:rFonts w:ascii="Arial" w:hAnsi="Arial" w:cs="Arial"/>
-                <w:b/>
-                <w:bCs/>
-                <w:sz w:val="16"/>
-                <w:szCs w:val="16"/>
-                <w:lang w:val="ru-RU"/>
-              </w:rPr>
-              <w:t>:</w:t>
-            </w:r>
-            <w:r>
-              <w:rPr>
-                <w:rFonts w:ascii="Arial" w:hAnsi="Arial" w:cs="Arial"/>
-                <w:sz w:val="16"/>
-                <w:szCs w:val="16"/>
-                <w:lang w:val="ru-RU"/>
-              </w:rPr>
-              <w:t xml:space="preserve"> домохозяйка – 7; из крестьян – 5; портниха/швея – 5; БОЗ/не работала – 5; счетовод/бухгалтер – 4; студентка – 3,</w:t>
+                <w:sz w:val="16"/>
+                <w:szCs w:val="16"/>
+                <w:lang w:val="ru-RU"/>
+              </w:rPr>
+              <w:t>Профессия/социальная страта: домохозяйка – 7; из крестьян – 5; портниха/швея – 5; БОЗ/не работала – 5; счетовод/бухгалтер – 4; студентка – 3,</w:t>
             </w:r>
           </w:p>
           <w:p>
@@ -752,54 +680,11 @@
             <w:r>
               <w:rPr>
                 <w:rFonts w:ascii="Arial" w:hAnsi="Arial" w:cs="Arial"/>
-                <w:b/>
-                <w:bCs/>
-                <w:sz w:val="16"/>
-                <w:szCs w:val="16"/>
-                <w:u w:val="single"/>
-                <w:lang w:val="ru-RU"/>
-              </w:rPr>
-              <w:t>Образование:</w:t>
-            </w:r>
-            <w:r>
-              <w:rPr>
-                <w:rFonts w:ascii="Arial" w:hAnsi="Arial" w:cs="Arial"/>
-                <w:b/>
-                <w:bCs/>
-                <w:sz w:val="16"/>
-                <w:szCs w:val="16"/>
-                <w:lang w:val="ru-RU"/>
-              </w:rPr>
-              <w:t xml:space="preserve"> </w:t>
-            </w:r>
-            <w:r>
-              <w:rPr>
-                <w:rFonts w:ascii="Arial" w:hAnsi="Arial" w:cs="Arial"/>
-                <w:sz w:val="16"/>
-                <w:szCs w:val="16"/>
-                <w:lang w:val="ru-RU"/>
-              </w:rPr>
-              <w:t>среднее – 8;</w:t>
-            </w:r>
-            <w:r>
-              <w:rPr>
-                <w:rFonts w:ascii="Arial" w:hAnsi="Arial" w:cs="Arial"/>
-                <w:b/>
-                <w:bCs/>
-                <w:sz w:val="16"/>
-                <w:szCs w:val="16"/>
-                <w:lang w:val="ru-RU"/>
-              </w:rPr>
-              <w:t xml:space="preserve"> </w:t>
-            </w:r>
-            <w:r>
-              <w:rPr>
-                <w:rFonts w:ascii="Arial" w:hAnsi="Arial" w:cs="Arial"/>
-                <w:sz w:val="16"/>
-                <w:szCs w:val="16"/>
-                <w:lang w:val="ru-RU"/>
-              </w:rPr>
-              <w:t>малограмотная – 6, грамотная – 4; начальное – 3; высшее – 1; неграмотная – 1</w:t>
+                <w:sz w:val="16"/>
+                <w:szCs w:val="16"/>
+                <w:lang w:val="ru-RU"/>
+              </w:rPr>
+              <w:t>Образование: среднее – 8; малограмотная – 6, грамотная – 4; начальное – 3; высшее – 1; неграмотная – 1</w:t>
             </w:r>
           </w:p>
           <w:p>

--- a/docs/BYNATIONALITY/Кореянки.docx
+++ b/docs/BYNATIONALITY/Кореянки.docx
@@ -279,19 +279,17 @@
                 <w:szCs w:val="16"/>
                 <w:lang w:val="ru-RU"/>
               </w:rPr>
-              <w:t xml:space="preserve">нтернете источников и не претендует быть ни </w:t>
-            </w:r>
-            <w:proofErr w:type="gramStart"/>
-            <w:r>
-              <w:rPr>
-                <w:rFonts w:ascii="Arial" w:hAnsi="Arial" w:cs="Arial"/>
-                <w:sz w:val="16"/>
-                <w:szCs w:val="16"/>
-                <w:lang w:val="ru-RU"/>
-              </w:rPr>
-              <w:t>полным</w:t>
-            </w:r>
-            <w:proofErr w:type="gramEnd"/>
+              <w:t>нтернете источников и не претендует быть ни полным</w:t>
+            </w:r>
+            <w:r>
+              <w:rPr>
+                <w:rFonts w:ascii="Arial" w:hAnsi="Arial" w:cs="Arial"/>
+                <w:sz w:val="16"/>
+                <w:szCs w:val="16"/>
+                <w:lang w:val="ru-RU"/>
+              </w:rPr>
+              <w:t>,</w:t>
+            </w:r>
             <w:r>
               <w:rPr>
                 <w:rFonts w:ascii="Arial" w:hAnsi="Arial" w:cs="Arial"/>
@@ -363,25 +361,7 @@
                 <w:szCs w:val="16"/>
                 <w:lang w:val="ru-RU"/>
               </w:rPr>
-              <w:t xml:space="preserve">46 погибших кореянок </w:t>
-            </w:r>
-            <w:r>
-              <w:rPr>
-                <w:rFonts w:ascii="Arial" w:hAnsi="Arial" w:cs="Arial"/>
-                <w:sz w:val="16"/>
-                <w:szCs w:val="16"/>
-                <w:lang w:val="ru-RU"/>
-              </w:rPr>
-              <w:t xml:space="preserve">– </w:t>
-            </w:r>
-            <w:r>
-              <w:rPr>
-                <w:rFonts w:ascii="Arial" w:hAnsi="Arial" w:cs="Arial"/>
-                <w:sz w:val="16"/>
-                <w:szCs w:val="16"/>
-                <w:lang w:val="ru-RU"/>
-              </w:rPr>
-              <w:t>это</w:t>
+              <w:t>46 погибших кореянок – это</w:t>
             </w:r>
             <w:r>
               <w:rPr>
@@ -409,104 +389,127 @@
                 <w:szCs w:val="16"/>
                 <w:lang w:val="ru-RU"/>
               </w:rPr>
-              <w:t>41 (95%) – расстреляны в годы Большого террора (</w:t>
-            </w:r>
-            <w:proofErr w:type="gramStart"/>
-            <w:r>
-              <w:rPr>
-                <w:rFonts w:ascii="Arial" w:hAnsi="Arial" w:cs="Arial"/>
-                <w:sz w:val="16"/>
-                <w:szCs w:val="16"/>
-                <w:lang w:val="ru-RU"/>
-              </w:rPr>
-              <w:t>1937-1938</w:t>
-            </w:r>
-            <w:proofErr w:type="gramEnd"/>
-            <w:r>
-              <w:rPr>
-                <w:rFonts w:ascii="Arial" w:hAnsi="Arial" w:cs="Arial"/>
-                <w:sz w:val="16"/>
-                <w:szCs w:val="16"/>
-                <w:lang w:val="ru-RU"/>
-              </w:rPr>
-              <w:t xml:space="preserve"> гг.)</w:t>
-            </w:r>
-          </w:p>
-          <w:p>
-            <w:pPr>
-              <w:rPr>
-                <w:rFonts w:ascii="Arial" w:hAnsi="Arial" w:cs="Arial"/>
-                <w:sz w:val="16"/>
-                <w:szCs w:val="16"/>
-                <w:lang w:val="ru-RU"/>
-              </w:rPr>
-            </w:pPr>
-            <w:r>
-              <w:rPr>
-                <w:rFonts w:ascii="Arial" w:hAnsi="Arial" w:cs="Arial"/>
-                <w:sz w:val="16"/>
-                <w:szCs w:val="16"/>
-                <w:lang w:val="ru-RU"/>
-              </w:rPr>
-              <w:t>максимальное число – 27 (63%) – расстреляны в 1938 году.</w:t>
-            </w:r>
-          </w:p>
-          <w:p>
-            <w:pPr>
-              <w:rPr>
-                <w:rFonts w:ascii="Arial" w:hAnsi="Arial" w:cs="Arial"/>
-                <w:sz w:val="16"/>
-                <w:szCs w:val="16"/>
-                <w:lang w:val="ru-RU"/>
-              </w:rPr>
-            </w:pPr>
-            <w:r>
-              <w:rPr>
-                <w:rFonts w:ascii="Arial" w:hAnsi="Arial" w:cs="Arial"/>
-                <w:sz w:val="16"/>
-                <w:szCs w:val="16"/>
-                <w:lang w:val="ru-RU"/>
-              </w:rPr>
-              <w:t xml:space="preserve">максимальное число – 10 (22%) – погибли в возрастной группе: </w:t>
-            </w:r>
-            <w:proofErr w:type="gramStart"/>
-            <w:r>
-              <w:rPr>
-                <w:rFonts w:ascii="Arial" w:hAnsi="Arial" w:cs="Arial"/>
-                <w:sz w:val="16"/>
-                <w:szCs w:val="16"/>
-                <w:lang w:val="ru-RU"/>
-              </w:rPr>
-              <w:t>26-30</w:t>
-            </w:r>
-            <w:proofErr w:type="gramEnd"/>
-            <w:r>
-              <w:rPr>
-                <w:rFonts w:ascii="Arial" w:hAnsi="Arial" w:cs="Arial"/>
-                <w:sz w:val="16"/>
-                <w:szCs w:val="16"/>
-                <w:lang w:val="ru-RU"/>
-              </w:rPr>
-              <w:t xml:space="preserve"> лет.  </w:t>
-            </w:r>
-          </w:p>
-          <w:p>
-            <w:pPr>
-              <w:rPr>
-                <w:rFonts w:ascii="Arial" w:hAnsi="Arial" w:cs="Arial"/>
-                <w:sz w:val="16"/>
-                <w:szCs w:val="16"/>
-                <w:lang w:val="ru-RU"/>
-              </w:rPr>
-            </w:pPr>
-            <w:r>
-              <w:rPr>
-                <w:rFonts w:ascii="Arial" w:hAnsi="Arial" w:cs="Arial"/>
-                <w:sz w:val="16"/>
-                <w:szCs w:val="16"/>
-                <w:lang w:val="ru-RU"/>
-              </w:rPr>
-              <w:t>29 (65%) – реабилитированы.</w:t>
+              <w:t>41 (95%) – расстреляны в годы Большого террора (1937-1938 гг.)</w:t>
+            </w:r>
+            <w:r>
+              <w:rPr>
+                <w:rFonts w:ascii="Arial" w:hAnsi="Arial" w:cs="Arial"/>
+                <w:sz w:val="16"/>
+                <w:szCs w:val="16"/>
+                <w:lang w:val="ru-RU"/>
+              </w:rPr>
+              <w:t>.</w:t>
+            </w:r>
+          </w:p>
+          <w:p>
+            <w:pPr>
+              <w:rPr>
+                <w:rFonts w:ascii="Arial" w:hAnsi="Arial" w:cs="Arial"/>
+                <w:sz w:val="16"/>
+                <w:szCs w:val="16"/>
+                <w:lang w:val="ru-RU"/>
+              </w:rPr>
+            </w:pPr>
+            <w:r>
+              <w:rPr>
+                <w:rFonts w:ascii="Arial" w:hAnsi="Arial" w:cs="Arial"/>
+                <w:sz w:val="16"/>
+                <w:szCs w:val="16"/>
+                <w:lang w:val="ru-RU"/>
+              </w:rPr>
+              <w:t>М</w:t>
+            </w:r>
+            <w:r>
+              <w:rPr>
+                <w:rFonts w:ascii="Arial" w:hAnsi="Arial" w:cs="Arial"/>
+                <w:sz w:val="16"/>
+                <w:szCs w:val="16"/>
+                <w:lang w:val="ru-RU"/>
+              </w:rPr>
+              <w:t>аксимальное число – 27 (63%) – расстреляны в 1938 году.</w:t>
+            </w:r>
+          </w:p>
+          <w:p>
+            <w:pPr>
+              <w:rPr>
+                <w:rFonts w:ascii="Arial" w:hAnsi="Arial" w:cs="Arial"/>
+                <w:sz w:val="16"/>
+                <w:szCs w:val="16"/>
+                <w:lang w:val="ru-RU"/>
+              </w:rPr>
+            </w:pPr>
+            <w:r>
+              <w:rPr>
+                <w:rFonts w:ascii="Arial" w:hAnsi="Arial" w:cs="Arial"/>
+                <w:sz w:val="16"/>
+                <w:szCs w:val="16"/>
+                <w:lang w:val="ru-RU"/>
+              </w:rPr>
+              <w:t>М</w:t>
+            </w:r>
+            <w:r>
+              <w:rPr>
+                <w:rFonts w:ascii="Arial" w:hAnsi="Arial" w:cs="Arial"/>
+                <w:sz w:val="16"/>
+                <w:szCs w:val="16"/>
+                <w:lang w:val="ru-RU"/>
+              </w:rPr>
+              <w:t>аксимальное число – 10 (2</w:t>
+            </w:r>
+            <w:r>
+              <w:rPr>
+                <w:rFonts w:ascii="Arial" w:hAnsi="Arial" w:cs="Arial"/>
+                <w:sz w:val="16"/>
+                <w:szCs w:val="16"/>
+                <w:lang w:val="ru-RU"/>
+              </w:rPr>
+              <w:t>3</w:t>
+            </w:r>
+            <w:r>
+              <w:rPr>
+                <w:rFonts w:ascii="Arial" w:hAnsi="Arial" w:cs="Arial"/>
+                <w:sz w:val="16"/>
+                <w:szCs w:val="16"/>
+                <w:lang w:val="ru-RU"/>
+              </w:rPr>
+              <w:t xml:space="preserve">%) – погибли в возрастной группе: 26-30 лет.  </w:t>
+            </w:r>
+          </w:p>
+          <w:p>
+            <w:pPr>
+              <w:rPr>
+                <w:rFonts w:ascii="Arial" w:hAnsi="Arial" w:cs="Arial"/>
+                <w:sz w:val="16"/>
+                <w:szCs w:val="16"/>
+                <w:lang w:val="ru-RU"/>
+              </w:rPr>
+            </w:pPr>
+            <w:r>
+              <w:rPr>
+                <w:rFonts w:ascii="Arial" w:hAnsi="Arial" w:cs="Arial"/>
+                <w:sz w:val="16"/>
+                <w:szCs w:val="16"/>
+                <w:lang w:val="ru-RU"/>
+              </w:rPr>
+              <w:t>29 (6</w:t>
+            </w:r>
+            <w:r>
+              <w:rPr>
+                <w:rFonts w:ascii="Arial" w:hAnsi="Arial" w:cs="Arial"/>
+                <w:sz w:val="16"/>
+                <w:szCs w:val="16"/>
+                <w:lang w:val="ru-RU"/>
+              </w:rPr>
+              <w:t>3</w:t>
+            </w:r>
+            <w:r>
+              <w:rPr>
+                <w:rFonts w:ascii="Arial" w:hAnsi="Arial" w:cs="Arial"/>
+                <w:sz w:val="16"/>
+                <w:szCs w:val="16"/>
+                <w:lang w:val="ru-RU"/>
+              </w:rPr>
+              <w:t>%) – реабилитированы.</w:t>
             </w:r>
           </w:p>
           <w:p>
@@ -572,7 +575,81 @@
                 <w:szCs w:val="16"/>
                 <w:lang w:val="ru-RU"/>
               </w:rPr>
-              <w:t>Братск, Серпухов</w:t>
+              <w:t xml:space="preserve">Братск, </w:t>
+            </w:r>
+            <w:r>
+              <w:rPr>
+                <w:rFonts w:ascii="Arial" w:hAnsi="Arial" w:cs="Arial"/>
+                <w:sz w:val="16"/>
+                <w:szCs w:val="16"/>
+                <w:lang w:val="ru-RU"/>
+              </w:rPr>
+              <w:t>Владивосток</w:t>
+            </w:r>
+            <w:r>
+              <w:rPr>
+                <w:rFonts w:ascii="Arial" w:hAnsi="Arial" w:cs="Arial"/>
+                <w:sz w:val="16"/>
+                <w:szCs w:val="16"/>
+                <w:lang w:val="ru-RU"/>
+              </w:rPr>
+              <w:t xml:space="preserve">, </w:t>
+            </w:r>
+            <w:proofErr w:type="spellStart"/>
+            <w:r>
+              <w:rPr>
+                <w:rFonts w:ascii="Arial" w:hAnsi="Arial" w:cs="Arial"/>
+                <w:sz w:val="16"/>
+                <w:szCs w:val="16"/>
+                <w:lang w:val="ru-RU"/>
+              </w:rPr>
+              <w:t>Консомольс</w:t>
+            </w:r>
+            <w:r>
+              <w:rPr>
+                <w:rFonts w:ascii="Arial" w:hAnsi="Arial" w:cs="Arial"/>
+                <w:sz w:val="16"/>
+                <w:szCs w:val="16"/>
+                <w:lang w:val="ru-RU"/>
+              </w:rPr>
+              <w:t>к</w:t>
+            </w:r>
+            <w:proofErr w:type="spellEnd"/>
+            <w:r>
+              <w:rPr>
+                <w:rFonts w:ascii="Arial" w:hAnsi="Arial" w:cs="Arial"/>
+                <w:sz w:val="16"/>
+                <w:szCs w:val="16"/>
+                <w:lang w:val="ru-RU"/>
+              </w:rPr>
+              <w:t>-на</w:t>
+            </w:r>
+            <w:r>
+              <w:rPr>
+                <w:rFonts w:ascii="Arial" w:hAnsi="Arial" w:cs="Arial"/>
+                <w:sz w:val="16"/>
+                <w:szCs w:val="16"/>
+                <w:lang w:val="ru-RU"/>
+              </w:rPr>
+              <w:t xml:space="preserve">-Амуре, </w:t>
+            </w:r>
+            <w:r>
+              <w:rPr>
+                <w:rFonts w:ascii="Arial" w:hAnsi="Arial" w:cs="Arial"/>
+                <w:sz w:val="16"/>
+                <w:szCs w:val="16"/>
+                <w:lang w:val="ru-RU"/>
+              </w:rPr>
+              <w:t xml:space="preserve">Орел, </w:t>
+            </w:r>
+            <w:r>
+              <w:rPr>
+                <w:rFonts w:ascii="Arial" w:hAnsi="Arial" w:cs="Arial"/>
+                <w:sz w:val="16"/>
+                <w:szCs w:val="16"/>
+                <w:lang w:val="ru-RU"/>
+              </w:rPr>
+              <w:t>Серпухов</w:t>
             </w:r>
             <w:r>
               <w:rPr>
@@ -583,6 +660,24 @@
               </w:rPr>
               <w:t>, Томск</w:t>
             </w:r>
+            <w:r>
+              <w:rPr>
+                <w:rFonts w:ascii="Arial" w:hAnsi="Arial" w:cs="Arial"/>
+                <w:sz w:val="16"/>
+                <w:szCs w:val="16"/>
+                <w:lang w:val="ru-RU"/>
+              </w:rPr>
+              <w:t xml:space="preserve"> </w:t>
+            </w:r>
+            <w:r>
+              <w:rPr>
+                <w:rFonts w:ascii="Arial" w:hAnsi="Arial" w:cs="Arial"/>
+                <w:sz w:val="16"/>
+                <w:szCs w:val="16"/>
+                <w:lang w:val="ru-RU"/>
+              </w:rPr>
+              <w:t>и др.</w:t>
+            </w:r>
           </w:p>
           <w:p>
             <w:pPr>
@@ -644,47 +739,122 @@
                 <w:rFonts w:ascii="Arial" w:hAnsi="Arial" w:cs="Arial"/>
                 <w:sz w:val="16"/>
                 <w:szCs w:val="16"/>
-                <w:lang w:val="ru-RU"/>
-              </w:rPr>
-              <w:t xml:space="preserve">Партийность: Беспартийные – 12 (26%) </w:t>
-            </w:r>
-          </w:p>
-          <w:p>
-            <w:pPr>
-              <w:rPr>
-                <w:rFonts w:ascii="Arial" w:hAnsi="Arial" w:cs="Arial"/>
-                <w:sz w:val="16"/>
-                <w:szCs w:val="16"/>
-                <w:lang w:val="ru-RU"/>
-              </w:rPr>
-            </w:pPr>
-            <w:r>
-              <w:rPr>
-                <w:rFonts w:ascii="Arial" w:hAnsi="Arial" w:cs="Arial"/>
-                <w:sz w:val="16"/>
-                <w:szCs w:val="16"/>
-                <w:lang w:val="ru-RU"/>
-              </w:rPr>
-              <w:t>Профессия/социальная страта: домохозяйка – 7; из крестьян – 5; портниха/швея – 5; БОЗ/не работала – 5; счетовод/бухгалтер – 4; студентка – 3,</w:t>
-            </w:r>
-          </w:p>
-          <w:p>
-            <w:pPr>
-              <w:rPr>
-                <w:rFonts w:ascii="Arial" w:hAnsi="Arial" w:cs="Arial"/>
-                <w:sz w:val="16"/>
-                <w:szCs w:val="16"/>
-                <w:lang w:val="ru-RU"/>
-              </w:rPr>
-            </w:pPr>
-            <w:r>
-              <w:rPr>
-                <w:rFonts w:ascii="Arial" w:hAnsi="Arial" w:cs="Arial"/>
-                <w:sz w:val="16"/>
-                <w:szCs w:val="16"/>
-                <w:lang w:val="ru-RU"/>
-              </w:rPr>
-              <w:t>Образование: среднее – 8; малограмотная – 6, грамотная – 4; начальное – 3; высшее – 1; неграмотная – 1</w:t>
+                <w:u w:val="single"/>
+                <w:lang w:val="ru-RU"/>
+              </w:rPr>
+              <w:t>Партийность</w:t>
+            </w:r>
+            <w:r>
+              <w:rPr>
+                <w:rFonts w:ascii="Arial" w:hAnsi="Arial" w:cs="Arial"/>
+                <w:sz w:val="16"/>
+                <w:szCs w:val="16"/>
+                <w:lang w:val="ru-RU"/>
+              </w:rPr>
+              <w:t xml:space="preserve">: </w:t>
+            </w:r>
+            <w:r>
+              <w:rPr>
+                <w:rFonts w:ascii="Arial" w:hAnsi="Arial" w:cs="Arial"/>
+                <w:sz w:val="16"/>
+                <w:szCs w:val="16"/>
+                <w:lang w:val="ru-RU"/>
+              </w:rPr>
+              <w:t>б</w:t>
+            </w:r>
+            <w:r>
+              <w:rPr>
+                <w:rFonts w:ascii="Arial" w:hAnsi="Arial" w:cs="Arial"/>
+                <w:sz w:val="16"/>
+                <w:szCs w:val="16"/>
+                <w:lang w:val="ru-RU"/>
+              </w:rPr>
+              <w:t>еспартийные – 12 (2</w:t>
+            </w:r>
+            <w:r>
+              <w:rPr>
+                <w:rFonts w:ascii="Arial" w:hAnsi="Arial" w:cs="Arial"/>
+                <w:sz w:val="16"/>
+                <w:szCs w:val="16"/>
+                <w:lang w:val="ru-RU"/>
+              </w:rPr>
+              <w:t>6</w:t>
+            </w:r>
+            <w:r>
+              <w:rPr>
+                <w:rFonts w:ascii="Arial" w:hAnsi="Arial" w:cs="Arial"/>
+                <w:sz w:val="16"/>
+                <w:szCs w:val="16"/>
+                <w:lang w:val="ru-RU"/>
+              </w:rPr>
+              <w:t xml:space="preserve">%) </w:t>
+            </w:r>
+          </w:p>
+          <w:p>
+            <w:pPr>
+              <w:rPr>
+                <w:rFonts w:ascii="Arial" w:hAnsi="Arial" w:cs="Arial"/>
+                <w:sz w:val="16"/>
+                <w:szCs w:val="16"/>
+                <w:lang w:val="ru-RU"/>
+              </w:rPr>
+            </w:pPr>
+            <w:r>
+              <w:rPr>
+                <w:rFonts w:ascii="Arial" w:hAnsi="Arial" w:cs="Arial"/>
+                <w:sz w:val="16"/>
+                <w:szCs w:val="16"/>
+                <w:u w:val="single"/>
+                <w:lang w:val="ru-RU"/>
+              </w:rPr>
+              <w:t>Профессия/социальная страта</w:t>
+            </w:r>
+            <w:r>
+              <w:rPr>
+                <w:rFonts w:ascii="Arial" w:hAnsi="Arial" w:cs="Arial"/>
+                <w:sz w:val="16"/>
+                <w:szCs w:val="16"/>
+                <w:lang w:val="ru-RU"/>
+              </w:rPr>
+              <w:t>: домохозяйка – 7</w:t>
+            </w:r>
+            <w:r>
+              <w:rPr>
+                <w:rFonts w:ascii="Arial" w:hAnsi="Arial" w:cs="Arial"/>
+                <w:sz w:val="16"/>
+                <w:szCs w:val="16"/>
+                <w:lang w:val="ru-RU"/>
+              </w:rPr>
+              <w:t>; из крестьян – 5; портниха/швея – 5; БОЗ/не работала – 5; счетовод/бухгалтер – 4; студентка – 3,</w:t>
+            </w:r>
+          </w:p>
+          <w:p>
+            <w:pPr>
+              <w:rPr>
+                <w:rFonts w:ascii="Arial" w:hAnsi="Arial" w:cs="Arial"/>
+                <w:sz w:val="16"/>
+                <w:szCs w:val="16"/>
+                <w:lang w:val="ru-RU"/>
+              </w:rPr>
+            </w:pPr>
+            <w:r>
+              <w:rPr>
+                <w:rFonts w:ascii="Arial" w:hAnsi="Arial" w:cs="Arial"/>
+                <w:sz w:val="16"/>
+                <w:szCs w:val="16"/>
+                <w:u w:val="single"/>
+                <w:lang w:val="ru-RU"/>
+              </w:rPr>
+              <w:t>Образование</w:t>
+            </w:r>
+            <w:r>
+              <w:rPr>
+                <w:rFonts w:ascii="Arial" w:hAnsi="Arial" w:cs="Arial"/>
+                <w:sz w:val="16"/>
+                <w:szCs w:val="16"/>
+                <w:lang w:val="ru-RU"/>
+              </w:rPr>
+              <w:t>: среднее – 8; малограмотная – 6, грамотная – 4; начальное – 3; высшее – 1; неграмотная – 1</w:t>
             </w:r>
           </w:p>
           <w:p>
@@ -771,7 +941,6 @@
         </w:rPr>
         <w:t xml:space="preserve">, </w:t>
       </w:r>
-      <w:proofErr w:type="gramStart"/>
       <w:r>
         <w:rPr>
           <w:rFonts w:ascii="serif" w:hAnsi="serif" w:cs="serif"/>
@@ -803,19 +972,7 @@
           <w:szCs w:val="18"/>
           <w:lang w:val="ru-RU"/>
         </w:rPr>
-        <w:t>1938</w:t>
-      </w:r>
-      <w:proofErr w:type="gramEnd"/>
-      <w:r>
-        <w:rPr>
-          <w:rFonts w:ascii="serif" w:hAnsi="serif" w:cs="serif"/>
-          <w:b/>
-          <w:bCs/>
-          <w:sz w:val="18"/>
-          <w:szCs w:val="18"/>
-          <w:lang w:val="ru-RU"/>
-        </w:rPr>
-        <w:t xml:space="preserve"> гг</w:t>
+        <w:t>1938 гг</w:t>
       </w:r>
       <w:r>
         <w:rPr>
@@ -959,7 +1116,6 @@
         </w:rPr>
         <w:t xml:space="preserve">ВОЗРАСТАМ, </w:t>
       </w:r>
-      <w:proofErr w:type="gramStart"/>
       <w:r>
         <w:rPr>
           <w:rFonts w:ascii="serif" w:hAnsi="serif" w:cs="serif"/>
@@ -991,33 +1147,8 @@
           <w:szCs w:val="18"/>
           <w:lang w:val="ru-RU"/>
         </w:rPr>
-        <w:t>1938</w:t>
+        <w:t>1938 гг</w:t>
       </w:r>
-      <w:proofErr w:type="gramEnd"/>
-      <w:r>
-        <w:rPr>
-          <w:rFonts w:ascii="serif" w:hAnsi="serif" w:cs="serif"/>
-          <w:b/>
-          <w:bCs/>
-          <w:sz w:val="18"/>
-          <w:szCs w:val="18"/>
-          <w:lang w:val="ru-RU"/>
-        </w:rPr>
-        <w:t xml:space="preserve"> </w:t>
-      </w:r>
-      <w:proofErr w:type="spellStart"/>
-      <w:r>
-        <w:rPr>
-          <w:rFonts w:ascii="serif" w:hAnsi="serif" w:cs="serif"/>
-          <w:b/>
-          <w:bCs/>
-          <w:sz w:val="18"/>
-          <w:szCs w:val="18"/>
-          <w:lang w:val="ru-RU"/>
-        </w:rPr>
-        <w:t>гг</w:t>
-      </w:r>
-      <w:proofErr w:type="spellEnd"/>
     </w:p>
     <w:p>
       <w:pPr>
@@ -1123,7 +1254,6 @@
           <w:tcPr>
             <w:tcW w:w="8370" w:type="dxa"/>
             <w:gridSpan w:val="4"/>
-            <w:shd w:val="clear" w:color="auto" w:fill="auto"/>
             <w:vAlign w:val="center"/>
           </w:tcPr>
           <w:p>
@@ -1172,9 +1302,8 @@
                 <w:szCs w:val="16"/>
                 <w:lang w:val="ru-RU"/>
               </w:rPr>
-              <w:t xml:space="preserve"> В ЗАКЛЮЧЕНИИ </w:t>
-            </w:r>
-            <w:proofErr w:type="gramStart"/>
+              <w:t xml:space="preserve"> В ЗАКЛЮЧЕНИИ ЖЕНЩИН</w:t>
+            </w:r>
             <w:r>
               <w:rPr>
                 <w:rFonts w:ascii="Arial" w:hAnsi="Arial" w:cs="Arial"/>
@@ -1184,7 +1313,7 @@
                 <w:szCs w:val="16"/>
                 <w:lang w:val="ru-RU"/>
               </w:rPr>
-              <w:t>ЖЕНЩИН</w:t>
+              <w:t>Ы</w:t>
             </w:r>
             <w:r>
               <w:rPr>
@@ -1195,7 +1324,7 @@
                 <w:szCs w:val="16"/>
                 <w:lang w:val="ru-RU"/>
               </w:rPr>
-              <w:t>Ы</w:t>
+              <w:t xml:space="preserve">- </w:t>
             </w:r>
             <w:r>
               <w:rPr>
@@ -1206,7 +1335,7 @@
                 <w:szCs w:val="16"/>
                 <w:lang w:val="ru-RU"/>
               </w:rPr>
-              <w:t xml:space="preserve">- </w:t>
+              <w:t>КОРЕЯ</w:t>
             </w:r>
             <w:r>
               <w:rPr>
@@ -1217,7 +1346,7 @@
                 <w:szCs w:val="16"/>
                 <w:lang w:val="ru-RU"/>
               </w:rPr>
-              <w:t>КОРЕЯ</w:t>
+              <w:t>Н</w:t>
             </w:r>
             <w:r>
               <w:rPr>
@@ -1228,20 +1357,8 @@
                 <w:szCs w:val="16"/>
                 <w:lang w:val="ru-RU"/>
               </w:rPr>
-              <w:t>Н</w:t>
-            </w:r>
-            <w:r>
-              <w:rPr>
-                <w:rFonts w:ascii="Arial" w:hAnsi="Arial" w:cs="Arial"/>
-                <w:b/>
-                <w:bCs/>
-                <w:sz w:val="16"/>
-                <w:szCs w:val="16"/>
-                <w:lang w:val="ru-RU"/>
-              </w:rPr>
               <w:t>КИ</w:t>
             </w:r>
-            <w:proofErr w:type="gramEnd"/>
           </w:p>
         </w:tc>
       </w:tr>
@@ -1252,7 +1369,6 @@
         <w:tc>
           <w:tcPr>
             <w:tcW w:w="2092" w:type="dxa"/>
-            <w:shd w:val="clear" w:color="auto" w:fill="auto"/>
             <w:vAlign w:val="center"/>
           </w:tcPr>
           <w:p>
@@ -1296,7 +1412,6 @@
         <w:tc>
           <w:tcPr>
             <w:tcW w:w="2093" w:type="dxa"/>
-            <w:shd w:val="clear" w:color="auto" w:fill="auto"/>
             <w:vAlign w:val="center"/>
           </w:tcPr>
           <w:p>
@@ -1332,7 +1447,6 @@
         <w:tc>
           <w:tcPr>
             <w:tcW w:w="2092" w:type="dxa"/>
-            <w:shd w:val="clear" w:color="auto" w:fill="auto"/>
             <w:vAlign w:val="center"/>
           </w:tcPr>
           <w:p>
@@ -1368,7 +1482,6 @@
         <w:tc>
           <w:tcPr>
             <w:tcW w:w="2093" w:type="dxa"/>
-            <w:shd w:val="clear" w:color="auto" w:fill="auto"/>
             <w:vAlign w:val="center"/>
           </w:tcPr>
           <w:p>
@@ -1409,7 +1522,6 @@
         <w:tc>
           <w:tcPr>
             <w:tcW w:w="2092" w:type="dxa"/>
-            <w:shd w:val="clear" w:color="auto" w:fill="auto"/>
             <w:vAlign w:val="center"/>
           </w:tcPr>
           <w:p>
@@ -1432,7 +1544,6 @@
               </w:rPr>
               <w:t>В</w:t>
             </w:r>
-            <w:proofErr w:type="spellStart"/>
             <w:r>
               <w:rPr>
                 <w:rFonts w:ascii="Arial" w:hAnsi="Arial" w:cs="Arial"/>
@@ -1442,13 +1553,11 @@
               </w:rPr>
               <w:t>озраст</w:t>
             </w:r>
-            <w:proofErr w:type="spellEnd"/>
           </w:p>
         </w:tc>
         <w:tc>
           <w:tcPr>
             <w:tcW w:w="2093" w:type="dxa"/>
-            <w:shd w:val="clear" w:color="auto" w:fill="auto"/>
             <w:vAlign w:val="center"/>
           </w:tcPr>
           <w:p>
@@ -1477,7 +1586,6 @@
         <w:tc>
           <w:tcPr>
             <w:tcW w:w="2092" w:type="dxa"/>
-            <w:shd w:val="clear" w:color="auto" w:fill="auto"/>
             <w:vAlign w:val="center"/>
           </w:tcPr>
           <w:p>
@@ -1506,7 +1614,6 @@
         <w:tc>
           <w:tcPr>
             <w:tcW w:w="2093" w:type="dxa"/>
-            <w:shd w:val="clear" w:color="auto" w:fill="auto"/>
             <w:vAlign w:val="center"/>
           </w:tcPr>
           <w:p>
@@ -1606,7 +1713,6 @@
         <w:tc>
           <w:tcPr>
             <w:tcW w:w="11160" w:type="dxa"/>
-            <w:shd w:val="clear" w:color="auto" w:fill="auto"/>
             <w:vAlign w:val="center"/>
           </w:tcPr>
           <w:p>
@@ -1639,7 +1745,6 @@
         <w:tc>
           <w:tcPr>
             <w:tcW w:w="11160" w:type="dxa"/>
-            <w:shd w:val="clear" w:color="auto" w:fill="auto"/>
             <w:vAlign w:val="center"/>
           </w:tcPr>
           <w:p>
@@ -1720,27 +1825,7 @@
                 <w:szCs w:val="16"/>
                 <w:lang w:val="ru-RU"/>
               </w:rPr>
-              <w:t xml:space="preserve">1905 г.р., </w:t>
-            </w:r>
-            <w:proofErr w:type="spellStart"/>
-            <w:r>
-              <w:rPr>
-                <w:rFonts w:ascii="Arial" w:hAnsi="Arial" w:cs="Arial"/>
-                <w:sz w:val="16"/>
-                <w:szCs w:val="16"/>
-                <w:lang w:val="ru-RU"/>
-              </w:rPr>
-              <w:t>м.р</w:t>
-            </w:r>
-            <w:proofErr w:type="spellEnd"/>
-            <w:r>
-              <w:rPr>
-                <w:rFonts w:ascii="Arial" w:hAnsi="Arial" w:cs="Arial"/>
-                <w:sz w:val="16"/>
-                <w:szCs w:val="16"/>
-                <w:lang w:val="ru-RU"/>
-              </w:rPr>
-              <w:t>.: г. Хабаровск, кореянка, б/п</w:t>
+              <w:t>1905 г.р., м.р.: г. Хабаровск, кореянка, б/п</w:t>
             </w:r>
             <w:r>
               <w:rPr>
@@ -1769,25 +1854,14 @@
               </w:rPr>
               <w:t xml:space="preserve">, </w:t>
             </w:r>
-            <w:proofErr w:type="spellStart"/>
-            <w:r>
-              <w:rPr>
-                <w:rFonts w:ascii="Arial" w:hAnsi="Arial" w:cs="Arial"/>
-                <w:sz w:val="16"/>
-                <w:szCs w:val="16"/>
-                <w:lang w:val="ru-RU"/>
-              </w:rPr>
-              <w:t>прож</w:t>
-            </w:r>
-            <w:proofErr w:type="spellEnd"/>
-            <w:r>
-              <w:rPr>
-                <w:rFonts w:ascii="Arial" w:hAnsi="Arial" w:cs="Arial"/>
-                <w:sz w:val="16"/>
-                <w:szCs w:val="16"/>
-                <w:lang w:val="ru-RU"/>
-              </w:rPr>
-              <w:t>.: г. Ленинград, пр. 25 Октября, д. 147, кв. 66</w:t>
+            <w:r>
+              <w:rPr>
+                <w:rFonts w:ascii="Arial" w:hAnsi="Arial" w:cs="Arial"/>
+                <w:sz w:val="16"/>
+                <w:szCs w:val="16"/>
+                <w:lang w:val="ru-RU"/>
+              </w:rPr>
+              <w:t>прож.: г. Ленинград, пр. 25 Октября, д. 147, кв. 66</w:t>
             </w:r>
             <w:r>
               <w:rPr>
@@ -1887,27 +1961,7 @@
                 <w:szCs w:val="16"/>
                 <w:lang w:val="ru-RU"/>
               </w:rPr>
-              <w:t xml:space="preserve">Источник: Ленинградский </w:t>
-            </w:r>
-            <w:proofErr w:type="gramStart"/>
-            <w:r>
-              <w:rPr>
-                <w:rFonts w:ascii="Arial" w:hAnsi="Arial" w:cs="Arial"/>
-                <w:sz w:val="16"/>
-                <w:szCs w:val="16"/>
-                <w:lang w:val="ru-RU"/>
-              </w:rPr>
-              <w:t>мартиролог ,</w:t>
-            </w:r>
-            <w:proofErr w:type="gramEnd"/>
-            <w:r>
-              <w:rPr>
-                <w:rFonts w:ascii="Arial" w:hAnsi="Arial" w:cs="Arial"/>
-                <w:sz w:val="16"/>
-                <w:szCs w:val="16"/>
-                <w:lang w:val="ru-RU"/>
-              </w:rPr>
-              <w:t xml:space="preserve"> т. 3</w:t>
+              <w:t>Источник: Ленинградский мартиролог , т. 3</w:t>
             </w:r>
             <w:r>
               <w:rPr>
@@ -1942,7 +1996,6 @@
         <w:tc>
           <w:tcPr>
             <w:tcW w:w="11160" w:type="dxa"/>
-            <w:shd w:val="clear" w:color="auto" w:fill="auto"/>
             <w:vAlign w:val="center"/>
           </w:tcPr>
           <w:p>
@@ -1974,9 +2027,8 @@
                 <w:szCs w:val="16"/>
                 <w:lang w:val="ru-RU"/>
               </w:rPr>
-              <w:t xml:space="preserve">Ким Анна </w:t>
-            </w:r>
-            <w:proofErr w:type="gramStart"/>
+              <w:t>Ким Анна Тимофеевн</w:t>
+            </w:r>
             <w:r>
               <w:rPr>
                 <w:rFonts w:ascii="Arial" w:hAnsi="Arial" w:cs="Arial"/>
@@ -1986,7 +2038,7 @@
                 <w:szCs w:val="16"/>
                 <w:lang w:val="ru-RU"/>
               </w:rPr>
-              <w:t>Тимофеевн</w:t>
+              <w:t>а</w:t>
             </w:r>
             <w:r>
               <w:rPr>
@@ -1997,7 +2049,7 @@
                 <w:szCs w:val="16"/>
                 <w:lang w:val="ru-RU"/>
               </w:rPr>
-              <w:t>а</w:t>
+              <w:t xml:space="preserve"> </w:t>
             </w:r>
             <w:r>
               <w:rPr>
@@ -2019,30 +2071,7 @@
                 <w:szCs w:val="16"/>
                 <w:lang w:val="ru-RU"/>
               </w:rPr>
-              <w:t xml:space="preserve"> </w:t>
-            </w:r>
-            <w:r>
-              <w:rPr>
-                <w:rFonts w:ascii="Arial" w:hAnsi="Arial" w:cs="Arial"/>
-                <w:b/>
-                <w:bCs/>
-                <w:sz w:val="16"/>
-                <w:szCs w:val="16"/>
-                <w:lang w:val="ru-RU"/>
-              </w:rPr>
-              <w:t>28</w:t>
-            </w:r>
-            <w:proofErr w:type="gramEnd"/>
-            <w:r>
-              <w:rPr>
-                <w:rFonts w:ascii="Arial" w:hAnsi="Arial" w:cs="Arial"/>
-                <w:b/>
-                <w:bCs/>
-                <w:sz w:val="16"/>
-                <w:szCs w:val="16"/>
-                <w:lang w:val="ru-RU"/>
-              </w:rPr>
-              <w:t xml:space="preserve"> лет </w:t>
+              <w:t xml:space="preserve">28 лет </w:t>
             </w:r>
           </w:p>
           <w:p>
@@ -2115,27 +2144,7 @@
                 <w:szCs w:val="16"/>
                 <w:lang w:val="ru-RU"/>
               </w:rPr>
-              <w:t xml:space="preserve">., </w:t>
-            </w:r>
-            <w:proofErr w:type="spellStart"/>
-            <w:r>
-              <w:rPr>
-                <w:rFonts w:ascii="Arial" w:hAnsi="Arial" w:cs="Arial"/>
-                <w:sz w:val="16"/>
-                <w:szCs w:val="16"/>
-                <w:lang w:val="ru-RU"/>
-              </w:rPr>
-              <w:t>м.р</w:t>
-            </w:r>
-            <w:proofErr w:type="spellEnd"/>
-            <w:r>
-              <w:rPr>
-                <w:rFonts w:ascii="Arial" w:hAnsi="Arial" w:cs="Arial"/>
-                <w:sz w:val="16"/>
-                <w:szCs w:val="16"/>
-                <w:lang w:val="ru-RU"/>
-              </w:rPr>
-              <w:t xml:space="preserve">.: </w:t>
+              <w:t xml:space="preserve">., м.р.: </w:t>
             </w:r>
             <w:r>
               <w:rPr>
@@ -2299,27 +2308,7 @@
                 <w:szCs w:val="16"/>
                 <w:lang w:val="ru-RU"/>
               </w:rPr>
-              <w:t xml:space="preserve">Источники данных: Корейцы - жертвы политических репрессий в СССР. </w:t>
-            </w:r>
-            <w:proofErr w:type="gramStart"/>
-            <w:r>
-              <w:rPr>
-                <w:rFonts w:ascii="Arial" w:hAnsi="Arial" w:cs="Arial"/>
-                <w:sz w:val="16"/>
-                <w:szCs w:val="16"/>
-                <w:lang w:val="ru-RU"/>
-              </w:rPr>
-              <w:t>1934-1938</w:t>
-            </w:r>
-            <w:proofErr w:type="gramEnd"/>
-            <w:r>
-              <w:rPr>
-                <w:rFonts w:ascii="Arial" w:hAnsi="Arial" w:cs="Arial"/>
-                <w:sz w:val="16"/>
-                <w:szCs w:val="16"/>
-                <w:lang w:val="ru-RU"/>
-              </w:rPr>
-              <w:t>". Кн. 3 / Авт. и сост. Ку Светлана. М., 2000</w:t>
+              <w:t>Источники данных: Корейцы - жертвы политических репрессий в СССР. 1934-1938". Кн. 3 / Авт. и сост. Ку Светлана. М., 2000</w:t>
             </w:r>
             <w:r>
               <w:rPr>
@@ -2354,7 +2343,6 @@
         <w:tc>
           <w:tcPr>
             <w:tcW w:w="11160" w:type="dxa"/>
-            <w:shd w:val="clear" w:color="auto" w:fill="auto"/>
             <w:vAlign w:val="center"/>
           </w:tcPr>
           <w:p>
@@ -2433,67 +2421,7 @@
                 <w:szCs w:val="16"/>
                 <w:lang w:val="ru-RU"/>
               </w:rPr>
-              <w:t xml:space="preserve">1914 г.р., </w:t>
-            </w:r>
-            <w:proofErr w:type="spellStart"/>
-            <w:r>
-              <w:rPr>
-                <w:rFonts w:ascii="Arial" w:hAnsi="Arial" w:cs="Arial"/>
-                <w:sz w:val="16"/>
-                <w:szCs w:val="16"/>
-                <w:lang w:val="ru-RU"/>
-              </w:rPr>
-              <w:t>м.р</w:t>
-            </w:r>
-            <w:proofErr w:type="spellEnd"/>
-            <w:r>
-              <w:rPr>
-                <w:rFonts w:ascii="Arial" w:hAnsi="Arial" w:cs="Arial"/>
-                <w:sz w:val="16"/>
-                <w:szCs w:val="16"/>
-                <w:lang w:val="ru-RU"/>
-              </w:rPr>
-              <w:t xml:space="preserve">.: Дальне-Восточный край, Никольско-Уссурийский р-н, с. </w:t>
-            </w:r>
-            <w:proofErr w:type="spellStart"/>
-            <w:r>
-              <w:rPr>
-                <w:rFonts w:ascii="Arial" w:hAnsi="Arial" w:cs="Arial"/>
-                <w:sz w:val="16"/>
-                <w:szCs w:val="16"/>
-                <w:lang w:val="ru-RU"/>
-              </w:rPr>
-              <w:t>Кроуновка</w:t>
-            </w:r>
-            <w:proofErr w:type="spellEnd"/>
-            <w:r>
-              <w:rPr>
-                <w:rFonts w:ascii="Arial" w:hAnsi="Arial" w:cs="Arial"/>
-                <w:sz w:val="16"/>
-                <w:szCs w:val="16"/>
-                <w:lang w:val="ru-RU"/>
-              </w:rPr>
-              <w:t xml:space="preserve">, кореянка. Дом матери и ребенка, медсестра, </w:t>
-            </w:r>
-            <w:proofErr w:type="spellStart"/>
-            <w:r>
-              <w:rPr>
-                <w:rFonts w:ascii="Arial" w:hAnsi="Arial" w:cs="Arial"/>
-                <w:sz w:val="16"/>
-                <w:szCs w:val="16"/>
-                <w:lang w:val="ru-RU"/>
-              </w:rPr>
-              <w:t>прож</w:t>
-            </w:r>
-            <w:proofErr w:type="spellEnd"/>
-            <w:r>
-              <w:rPr>
-                <w:rFonts w:ascii="Arial" w:hAnsi="Arial" w:cs="Arial"/>
-                <w:sz w:val="16"/>
-                <w:szCs w:val="16"/>
-                <w:lang w:val="ru-RU"/>
-              </w:rPr>
-              <w:t>.: г. Свердловск, арестована 23.12.1937. Приговор: 15.01.1938 — ВМН. Расстреляна 31.01.1938</w:t>
+              <w:t>1914 г.р., м.р.: Дальне-Восточный край, Никольско-Уссурийский р-н, с. Кроуновка, кореянка. Дом матери и ребенка, медсестра, прож.: г. Свердловск, арестована 23.12.1937. Приговор: 15.01.1938 — ВМН. Расстреляна 31.01.1938</w:t>
             </w:r>
           </w:p>
           <w:p>
@@ -2513,27 +2441,7 @@
                 <w:szCs w:val="16"/>
                 <w:lang w:val="ru-RU"/>
               </w:rPr>
-              <w:t xml:space="preserve">Источник: Книга памяти Свердловской </w:t>
-            </w:r>
-            <w:proofErr w:type="gramStart"/>
-            <w:r>
-              <w:rPr>
-                <w:rFonts w:ascii="Arial" w:hAnsi="Arial" w:cs="Arial"/>
-                <w:sz w:val="16"/>
-                <w:szCs w:val="16"/>
-                <w:lang w:val="ru-RU"/>
-              </w:rPr>
-              <w:t>обл. ,</w:t>
-            </w:r>
-            <w:proofErr w:type="gramEnd"/>
-            <w:r>
-              <w:rPr>
-                <w:rFonts w:ascii="Arial" w:hAnsi="Arial" w:cs="Arial"/>
-                <w:sz w:val="16"/>
-                <w:szCs w:val="16"/>
-                <w:lang w:val="ru-RU"/>
-              </w:rPr>
-              <w:t xml:space="preserve"> т. 4</w:t>
+              <w:t>Источник: Книга памяти Свердловской обл. , т. 4</w:t>
             </w:r>
             <w:r>
               <w:rPr>
@@ -2586,7 +2494,6 @@
         <w:tc>
           <w:tcPr>
             <w:tcW w:w="11160" w:type="dxa"/>
-            <w:shd w:val="clear" w:color="auto" w:fill="auto"/>
             <w:vAlign w:val="center"/>
           </w:tcPr>
           <w:p>
@@ -2618,9 +2525,8 @@
                 <w:szCs w:val="16"/>
                 <w:lang w:val="ru-RU"/>
               </w:rPr>
-              <w:t xml:space="preserve">Ким Вера </w:t>
-            </w:r>
-            <w:proofErr w:type="gramStart"/>
+              <w:t>Ким Вера Александровна</w:t>
+            </w:r>
             <w:r>
               <w:rPr>
                 <w:rFonts w:ascii="Arial" w:hAnsi="Arial" w:cs="Arial"/>
@@ -2630,7 +2536,7 @@
                 <w:szCs w:val="16"/>
                 <w:lang w:val="ru-RU"/>
               </w:rPr>
-              <w:t>Александровна</w:t>
+              <w:t xml:space="preserve"> </w:t>
             </w:r>
             <w:r>
               <w:rPr>
@@ -2652,30 +2558,7 @@
                 <w:szCs w:val="16"/>
                 <w:lang w:val="ru-RU"/>
               </w:rPr>
-              <w:t xml:space="preserve"> </w:t>
-            </w:r>
-            <w:r>
-              <w:rPr>
-                <w:rFonts w:ascii="Arial" w:hAnsi="Arial" w:cs="Arial"/>
-                <w:b/>
-                <w:bCs/>
-                <w:sz w:val="16"/>
-                <w:szCs w:val="16"/>
-                <w:lang w:val="ru-RU"/>
-              </w:rPr>
-              <w:t>42</w:t>
-            </w:r>
-            <w:proofErr w:type="gramEnd"/>
-            <w:r>
-              <w:rPr>
-                <w:rFonts w:ascii="Arial" w:hAnsi="Arial" w:cs="Arial"/>
-                <w:b/>
-                <w:bCs/>
-                <w:sz w:val="16"/>
-                <w:szCs w:val="16"/>
-                <w:lang w:val="ru-RU"/>
-              </w:rPr>
-              <w:t xml:space="preserve"> года </w:t>
+              <w:t xml:space="preserve">42 года </w:t>
             </w:r>
           </w:p>
           <w:p>
@@ -2737,19 +2620,61 @@
                 <w:szCs w:val="16"/>
                 <w:lang w:val="ru-RU"/>
               </w:rPr>
-              <w:t xml:space="preserve"> образование начальное; портниха, Пошивочная мастерская ТПК УНКВД по </w:t>
-            </w:r>
-            <w:proofErr w:type="gramStart"/>
-            <w:r>
-              <w:rPr>
-                <w:rFonts w:ascii="Arial" w:hAnsi="Arial" w:cs="Arial"/>
-                <w:sz w:val="16"/>
-                <w:szCs w:val="16"/>
-                <w:lang w:val="ru-RU"/>
-              </w:rPr>
-              <w:t>ЮКО..</w:t>
-            </w:r>
-            <w:proofErr w:type="gramEnd"/>
+              <w:t xml:space="preserve"> образование начальное; портниха, Пошивочная мастерская ТПК УНКВД по ЮКО.. </w:t>
+            </w:r>
+            <w:r>
+              <w:rPr>
+                <w:rFonts w:ascii="Arial" w:hAnsi="Arial" w:cs="Arial"/>
+                <w:sz w:val="16"/>
+                <w:szCs w:val="16"/>
+                <w:lang w:val="ru-RU"/>
+              </w:rPr>
+              <w:t>Прож.:</w:t>
+            </w:r>
+            <w:r>
+              <w:rPr>
+                <w:rFonts w:ascii="Arial" w:hAnsi="Arial" w:cs="Arial"/>
+                <w:sz w:val="16"/>
+                <w:szCs w:val="16"/>
+              </w:rPr>
+              <w:t> </w:t>
+            </w:r>
+            <w:r>
+              <w:rPr>
+                <w:rFonts w:ascii="Arial" w:hAnsi="Arial" w:cs="Arial"/>
+                <w:sz w:val="16"/>
+                <w:szCs w:val="16"/>
+                <w:lang w:val="ru-RU"/>
+              </w:rPr>
+              <w:t>г.</w:t>
+            </w:r>
+            <w:r>
+              <w:rPr>
+                <w:rFonts w:ascii="Arial" w:hAnsi="Arial" w:cs="Arial"/>
+                <w:sz w:val="16"/>
+                <w:szCs w:val="16"/>
+                <w:lang w:val="ru-RU"/>
+              </w:rPr>
+              <w:t xml:space="preserve"> Чимкент.</w:t>
+            </w:r>
+            <w:r>
+              <w:rPr>
+                <w:rFonts w:ascii="Arial" w:hAnsi="Arial" w:cs="Arial"/>
+                <w:sz w:val="16"/>
+                <w:szCs w:val="16"/>
+                <w:lang w:val="ru-RU"/>
+              </w:rPr>
+              <w:t xml:space="preserve"> Южно-Казахстанская (Чимкентская) обл. </w:t>
+            </w:r>
+            <w:r>
+              <w:rPr>
+                <w:rFonts w:ascii="Arial" w:hAnsi="Arial" w:cs="Arial"/>
+                <w:sz w:val="16"/>
+                <w:szCs w:val="16"/>
+                <w:lang w:val="ru-RU"/>
+              </w:rPr>
+              <w:t>Арестована 9 июля 1938 г. УНКВД по Южно-Казахстанской обл.</w:t>
+            </w:r>
             <w:r>
               <w:rPr>
                 <w:rFonts w:ascii="Arial" w:hAnsi="Arial" w:cs="Arial"/>
@@ -2759,25 +2684,14 @@
               </w:rPr>
               <w:t xml:space="preserve"> </w:t>
             </w:r>
-            <w:proofErr w:type="spellStart"/>
-            <w:r>
-              <w:rPr>
-                <w:rFonts w:ascii="Arial" w:hAnsi="Arial" w:cs="Arial"/>
-                <w:sz w:val="16"/>
-                <w:szCs w:val="16"/>
-                <w:lang w:val="ru-RU"/>
-              </w:rPr>
-              <w:t>Прож</w:t>
-            </w:r>
-            <w:proofErr w:type="spellEnd"/>
-            <w:r>
-              <w:rPr>
-                <w:rFonts w:ascii="Arial" w:hAnsi="Arial" w:cs="Arial"/>
-                <w:sz w:val="16"/>
-                <w:szCs w:val="16"/>
-                <w:lang w:val="ru-RU"/>
-              </w:rPr>
-              <w:t>.:</w:t>
+            <w:r>
+              <w:rPr>
+                <w:rFonts w:ascii="Arial" w:hAnsi="Arial" w:cs="Arial"/>
+                <w:sz w:val="16"/>
+                <w:szCs w:val="16"/>
+                <w:lang w:val="ru-RU"/>
+              </w:rPr>
+              <w:t>Приговорена: Тройка УНКВД по ЮКО 25 сентября 1938 г., обв.:</w:t>
             </w:r>
             <w:r>
               <w:rPr>
@@ -2794,109 +2708,7 @@
                 <w:szCs w:val="16"/>
                 <w:lang w:val="ru-RU"/>
               </w:rPr>
-              <w:t>г.</w:t>
-            </w:r>
-            <w:r>
-              <w:rPr>
-                <w:rFonts w:ascii="Arial" w:hAnsi="Arial" w:cs="Arial"/>
-                <w:sz w:val="16"/>
-                <w:szCs w:val="16"/>
-                <w:lang w:val="ru-RU"/>
-              </w:rPr>
-              <w:t xml:space="preserve"> Чимкент.</w:t>
-            </w:r>
-            <w:r>
-              <w:rPr>
-                <w:rFonts w:ascii="Arial" w:hAnsi="Arial" w:cs="Arial"/>
-                <w:sz w:val="16"/>
-                <w:szCs w:val="16"/>
-                <w:lang w:val="ru-RU"/>
-              </w:rPr>
-              <w:t xml:space="preserve"> Южно-Казахстанская (Чимкентская) обл. </w:t>
-            </w:r>
-            <w:r>
-              <w:rPr>
-                <w:rFonts w:ascii="Arial" w:hAnsi="Arial" w:cs="Arial"/>
-                <w:sz w:val="16"/>
-                <w:szCs w:val="16"/>
-                <w:lang w:val="ru-RU"/>
-              </w:rPr>
-              <w:t>Арестована 9 июля 1938 г. УНКВД по Южно-Казахстанской обл.</w:t>
-            </w:r>
-            <w:r>
-              <w:rPr>
-                <w:rFonts w:ascii="Arial" w:hAnsi="Arial" w:cs="Arial"/>
-                <w:sz w:val="16"/>
-                <w:szCs w:val="16"/>
-                <w:lang w:val="ru-RU"/>
-              </w:rPr>
-              <w:t xml:space="preserve"> </w:t>
-            </w:r>
-            <w:r>
-              <w:rPr>
-                <w:rFonts w:ascii="Arial" w:hAnsi="Arial" w:cs="Arial"/>
-                <w:sz w:val="16"/>
-                <w:szCs w:val="16"/>
-                <w:lang w:val="ru-RU"/>
-              </w:rPr>
-              <w:t xml:space="preserve">Приговорена: Тройка УНКВД по ЮКО 25 сентября 1938 г., </w:t>
-            </w:r>
-            <w:proofErr w:type="spellStart"/>
-            <w:r>
-              <w:rPr>
-                <w:rFonts w:ascii="Arial" w:hAnsi="Arial" w:cs="Arial"/>
-                <w:sz w:val="16"/>
-                <w:szCs w:val="16"/>
-                <w:lang w:val="ru-RU"/>
-              </w:rPr>
-              <w:t>обв</w:t>
-            </w:r>
-            <w:proofErr w:type="spellEnd"/>
-            <w:r>
-              <w:rPr>
-                <w:rFonts w:ascii="Arial" w:hAnsi="Arial" w:cs="Arial"/>
-                <w:sz w:val="16"/>
-                <w:szCs w:val="16"/>
-                <w:lang w:val="ru-RU"/>
-              </w:rPr>
-              <w:t>.:</w:t>
-            </w:r>
-            <w:r>
-              <w:rPr>
-                <w:rFonts w:ascii="Arial" w:hAnsi="Arial" w:cs="Arial"/>
-                <w:sz w:val="16"/>
-                <w:szCs w:val="16"/>
-              </w:rPr>
-              <w:t> </w:t>
-            </w:r>
-            <w:r>
-              <w:rPr>
-                <w:rFonts w:ascii="Arial" w:hAnsi="Arial" w:cs="Arial"/>
-                <w:sz w:val="16"/>
-                <w:szCs w:val="16"/>
-                <w:lang w:val="ru-RU"/>
-              </w:rPr>
-              <w:t xml:space="preserve">58-10, 58-11 УК РСФСР.  Приговор: ВМН Реабилитирована 23 августа 1957 г. Военный трибунал </w:t>
-            </w:r>
-            <w:proofErr w:type="spellStart"/>
-            <w:r>
-              <w:rPr>
-                <w:rFonts w:ascii="Arial" w:hAnsi="Arial" w:cs="Arial"/>
-                <w:sz w:val="16"/>
-                <w:szCs w:val="16"/>
-                <w:lang w:val="ru-RU"/>
-              </w:rPr>
-              <w:t>ТурКВО</w:t>
-            </w:r>
-            <w:proofErr w:type="spellEnd"/>
-            <w:r>
-              <w:rPr>
-                <w:rFonts w:ascii="Arial" w:hAnsi="Arial" w:cs="Arial"/>
-                <w:sz w:val="16"/>
-                <w:szCs w:val="16"/>
-                <w:lang w:val="ru-RU"/>
-              </w:rPr>
-              <w:t>. за отсутствием состава преступления</w:t>
+              <w:t>58-10, 58-11 УК РСФСР.  Приговор: ВМН Реабилитирована 23 августа 1957 г. Военный трибунал ТурКВО. за отсутствием состава преступления</w:t>
             </w:r>
           </w:p>
           <w:p>
@@ -2958,7 +2770,6 @@
         <w:tc>
           <w:tcPr>
             <w:tcW w:w="11160" w:type="dxa"/>
-            <w:shd w:val="clear" w:color="auto" w:fill="auto"/>
             <w:vAlign w:val="center"/>
           </w:tcPr>
           <w:p>
@@ -3060,27 +2871,7 @@
                 <w:lang w:val="ru-RU"/>
               </w:rPr>
               <w:br/>
-              <w:t xml:space="preserve">Источники данных: Корейцы - жертвы политических репрессий в СССР. </w:t>
-            </w:r>
-            <w:proofErr w:type="gramStart"/>
-            <w:r>
-              <w:rPr>
-                <w:rFonts w:ascii="Arial" w:hAnsi="Arial" w:cs="Arial"/>
-                <w:sz w:val="16"/>
-                <w:szCs w:val="16"/>
-                <w:lang w:val="ru-RU"/>
-              </w:rPr>
-              <w:t>1934-1938</w:t>
-            </w:r>
-            <w:proofErr w:type="gramEnd"/>
-            <w:r>
-              <w:rPr>
-                <w:rFonts w:ascii="Arial" w:hAnsi="Arial" w:cs="Arial"/>
-                <w:sz w:val="16"/>
-                <w:szCs w:val="16"/>
-                <w:lang w:val="ru-RU"/>
-              </w:rPr>
-              <w:t>". Кн. 16 / Авт. и сост. Ку Светлана. М., 2000.</w:t>
+              <w:t>Источники данных: Корейцы - жертвы политических репрессий в СССР. 1934-1938". Кн. 16 / Авт. и сост. Ку Светлана. М., 2000.</w:t>
             </w:r>
             <w:r>
               <w:rPr>
@@ -3115,7 +2906,6 @@
         <w:tc>
           <w:tcPr>
             <w:tcW w:w="11160" w:type="dxa"/>
-            <w:shd w:val="clear" w:color="auto" w:fill="auto"/>
             <w:vAlign w:val="center"/>
           </w:tcPr>
           <w:p>
@@ -3196,27 +2986,7 @@
                 <w:szCs w:val="16"/>
                 <w:lang w:val="ru-RU"/>
               </w:rPr>
-              <w:t xml:space="preserve">1907 г.р., </w:t>
-            </w:r>
-            <w:proofErr w:type="spellStart"/>
-            <w:r>
-              <w:rPr>
-                <w:rFonts w:ascii="Arial" w:hAnsi="Arial" w:cs="Arial"/>
-                <w:sz w:val="16"/>
-                <w:szCs w:val="16"/>
-                <w:lang w:val="ru-RU"/>
-              </w:rPr>
-              <w:t>м.р</w:t>
-            </w:r>
-            <w:proofErr w:type="spellEnd"/>
-            <w:r>
-              <w:rPr>
-                <w:rFonts w:ascii="Arial" w:hAnsi="Arial" w:cs="Arial"/>
-                <w:sz w:val="16"/>
-                <w:szCs w:val="16"/>
-                <w:lang w:val="ru-RU"/>
-              </w:rPr>
-              <w:t>.: Дальне-Восточный край, Покровский р-н, с. Синельниково, кореянка</w:t>
+              <w:t>1907 г.р., м.р.: Дальне-Восточный край, Покровский р-н, с. Синельниково, кореянка</w:t>
             </w:r>
             <w:r>
               <w:rPr>
@@ -3245,25 +3015,14 @@
               </w:rPr>
               <w:t xml:space="preserve">, </w:t>
             </w:r>
-            <w:proofErr w:type="spellStart"/>
-            <w:r>
-              <w:rPr>
-                <w:rFonts w:ascii="Arial" w:hAnsi="Arial" w:cs="Arial"/>
-                <w:sz w:val="16"/>
-                <w:szCs w:val="16"/>
-                <w:lang w:val="ru-RU"/>
-              </w:rPr>
-              <w:t>прож</w:t>
-            </w:r>
-            <w:proofErr w:type="spellEnd"/>
-            <w:r>
-              <w:rPr>
-                <w:rFonts w:ascii="Arial" w:hAnsi="Arial" w:cs="Arial"/>
-                <w:sz w:val="16"/>
-                <w:szCs w:val="16"/>
-                <w:lang w:val="ru-RU"/>
-              </w:rPr>
-              <w:t>.: г. Свердловск</w:t>
+            <w:r>
+              <w:rPr>
+                <w:rFonts w:ascii="Arial" w:hAnsi="Arial" w:cs="Arial"/>
+                <w:sz w:val="16"/>
+                <w:szCs w:val="16"/>
+                <w:lang w:val="ru-RU"/>
+              </w:rPr>
+              <w:t>прож.: г. Свердловск</w:t>
             </w:r>
             <w:r>
               <w:rPr>
@@ -3395,7 +3154,6 @@
         <w:tc>
           <w:tcPr>
             <w:tcW w:w="11160" w:type="dxa"/>
-            <w:shd w:val="clear" w:color="auto" w:fill="auto"/>
             <w:vAlign w:val="center"/>
           </w:tcPr>
           <w:p>
@@ -3476,47 +3234,7 @@
                 <w:szCs w:val="16"/>
                 <w:lang w:val="ru-RU"/>
               </w:rPr>
-              <w:t xml:space="preserve">1891 г.р., </w:t>
-            </w:r>
-            <w:proofErr w:type="spellStart"/>
-            <w:r>
-              <w:rPr>
-                <w:rFonts w:ascii="Arial" w:hAnsi="Arial" w:cs="Arial"/>
-                <w:sz w:val="16"/>
-                <w:szCs w:val="16"/>
-                <w:lang w:val="ru-RU"/>
-              </w:rPr>
-              <w:t>м.р</w:t>
-            </w:r>
-            <w:proofErr w:type="spellEnd"/>
-            <w:r>
-              <w:rPr>
-                <w:rFonts w:ascii="Arial" w:hAnsi="Arial" w:cs="Arial"/>
-                <w:sz w:val="16"/>
-                <w:szCs w:val="16"/>
-                <w:lang w:val="ru-RU"/>
-              </w:rPr>
-              <w:t xml:space="preserve">.: Корея, </w:t>
-            </w:r>
-            <w:proofErr w:type="spellStart"/>
-            <w:r>
-              <w:rPr>
-                <w:rFonts w:ascii="Arial" w:hAnsi="Arial" w:cs="Arial"/>
-                <w:sz w:val="16"/>
-                <w:szCs w:val="16"/>
-                <w:lang w:val="ru-RU"/>
-              </w:rPr>
-              <w:t>Танчси</w:t>
-            </w:r>
-            <w:proofErr w:type="spellEnd"/>
-            <w:r>
-              <w:rPr>
-                <w:rFonts w:ascii="Arial" w:hAnsi="Arial" w:cs="Arial"/>
-                <w:sz w:val="16"/>
-                <w:szCs w:val="16"/>
-                <w:lang w:val="ru-RU"/>
-              </w:rPr>
-              <w:t>, гражд. СССР, кореянка</w:t>
+              <w:t>1891 г.р., м.р.: Корея, Танчси, гражд. СССР, кореянка</w:t>
             </w:r>
             <w:r>
               <w:rPr>
@@ -3527,25 +3245,14 @@
               </w:rPr>
               <w:t xml:space="preserve">, </w:t>
             </w:r>
-            <w:proofErr w:type="spellStart"/>
-            <w:r>
-              <w:rPr>
-                <w:rFonts w:ascii="Arial" w:hAnsi="Arial" w:cs="Arial"/>
-                <w:sz w:val="16"/>
-                <w:szCs w:val="16"/>
-                <w:lang w:val="ru-RU"/>
-              </w:rPr>
-              <w:t>портная</w:t>
-            </w:r>
-            <w:proofErr w:type="spellEnd"/>
-            <w:r>
-              <w:rPr>
-                <w:rFonts w:ascii="Arial" w:hAnsi="Arial" w:cs="Arial"/>
-                <w:sz w:val="16"/>
-                <w:szCs w:val="16"/>
-                <w:lang w:val="ru-RU"/>
-              </w:rPr>
-              <w:t xml:space="preserve"> при швейной мастерской Шапочник</w:t>
+            <w:r>
+              <w:rPr>
+                <w:rFonts w:ascii="Arial" w:hAnsi="Arial" w:cs="Arial"/>
+                <w:sz w:val="16"/>
+                <w:szCs w:val="16"/>
+                <w:lang w:val="ru-RU"/>
+              </w:rPr>
+              <w:t>портная при швейной мастерской Шапочник</w:t>
             </w:r>
             <w:r>
               <w:rPr>
@@ -3556,25 +3263,14 @@
               </w:rPr>
               <w:t xml:space="preserve">, </w:t>
             </w:r>
-            <w:proofErr w:type="spellStart"/>
-            <w:r>
-              <w:rPr>
-                <w:rFonts w:ascii="Arial" w:hAnsi="Arial" w:cs="Arial"/>
-                <w:sz w:val="16"/>
-                <w:szCs w:val="16"/>
-                <w:lang w:val="ru-RU"/>
-              </w:rPr>
-              <w:t>прож</w:t>
-            </w:r>
-            <w:proofErr w:type="spellEnd"/>
-            <w:r>
-              <w:rPr>
-                <w:rFonts w:ascii="Arial" w:hAnsi="Arial" w:cs="Arial"/>
-                <w:sz w:val="16"/>
-                <w:szCs w:val="16"/>
-                <w:lang w:val="ru-RU"/>
-              </w:rPr>
-              <w:t>.: г. Хабаровск</w:t>
+            <w:r>
+              <w:rPr>
+                <w:rFonts w:ascii="Arial" w:hAnsi="Arial" w:cs="Arial"/>
+                <w:sz w:val="16"/>
+                <w:szCs w:val="16"/>
+                <w:lang w:val="ru-RU"/>
+              </w:rPr>
+              <w:t>прож.: г. Хабаровск</w:t>
             </w:r>
             <w:r>
               <w:rPr>
@@ -3624,27 +3320,7 @@
                 <w:szCs w:val="16"/>
                 <w:lang w:val="ru-RU"/>
               </w:rPr>
-              <w:t xml:space="preserve">Обвинение: ст. </w:t>
-            </w:r>
-            <w:proofErr w:type="gramStart"/>
-            <w:r>
-              <w:rPr>
-                <w:rFonts w:ascii="Arial" w:hAnsi="Arial" w:cs="Arial"/>
-                <w:sz w:val="16"/>
-                <w:szCs w:val="16"/>
-                <w:lang w:val="ru-RU"/>
-              </w:rPr>
-              <w:t>58-6</w:t>
-            </w:r>
-            <w:proofErr w:type="gramEnd"/>
-            <w:r>
-              <w:rPr>
-                <w:rFonts w:ascii="Arial" w:hAnsi="Arial" w:cs="Arial"/>
-                <w:sz w:val="16"/>
-                <w:szCs w:val="16"/>
-                <w:lang w:val="ru-RU"/>
-              </w:rPr>
-              <w:t xml:space="preserve"> УК РСФСР.</w:t>
+              <w:t>Обвинение: ст. 58-6 УК РСФСР.</w:t>
             </w:r>
             <w:r>
               <w:rPr>
@@ -3727,25 +3403,14 @@
               </w:rPr>
               <w:t xml:space="preserve"> </w:t>
             </w:r>
-            <w:proofErr w:type="spellStart"/>
-            <w:r>
-              <w:rPr>
-                <w:rFonts w:ascii="Arial" w:hAnsi="Arial" w:cs="Arial"/>
-                <w:sz w:val="16"/>
-                <w:szCs w:val="16"/>
-                <w:lang w:val="ru-RU"/>
-              </w:rPr>
-              <w:t>Арх.дело</w:t>
-            </w:r>
-            <w:proofErr w:type="spellEnd"/>
-            <w:r>
-              <w:rPr>
-                <w:rFonts w:ascii="Arial" w:hAnsi="Arial" w:cs="Arial"/>
-                <w:sz w:val="16"/>
-                <w:szCs w:val="16"/>
-                <w:lang w:val="ru-RU"/>
-              </w:rPr>
-              <w:t>: П-93703</w:t>
+            <w:r>
+              <w:rPr>
+                <w:rFonts w:ascii="Arial" w:hAnsi="Arial" w:cs="Arial"/>
+                <w:sz w:val="16"/>
+                <w:szCs w:val="16"/>
+                <w:lang w:val="ru-RU"/>
+              </w:rPr>
+              <w:t>Арх.дело: П-93703</w:t>
             </w:r>
           </w:p>
           <w:p>
@@ -3823,7 +3488,6 @@
         <w:tc>
           <w:tcPr>
             <w:tcW w:w="11160" w:type="dxa"/>
-            <w:shd w:val="clear" w:color="auto" w:fill="auto"/>
             <w:vAlign w:val="center"/>
           </w:tcPr>
           <w:p>
@@ -3904,27 +3568,7 @@
                 <w:szCs w:val="16"/>
                 <w:lang w:val="ru-RU"/>
               </w:rPr>
-              <w:t xml:space="preserve">1914 г.р., </w:t>
-            </w:r>
-            <w:proofErr w:type="spellStart"/>
-            <w:r>
-              <w:rPr>
-                <w:rFonts w:ascii="Arial" w:hAnsi="Arial" w:cs="Arial"/>
-                <w:sz w:val="16"/>
-                <w:szCs w:val="16"/>
-                <w:lang w:val="ru-RU"/>
-              </w:rPr>
-              <w:t>м.р</w:t>
-            </w:r>
-            <w:proofErr w:type="spellEnd"/>
-            <w:r>
-              <w:rPr>
-                <w:rFonts w:ascii="Arial" w:hAnsi="Arial" w:cs="Arial"/>
-                <w:sz w:val="16"/>
-                <w:szCs w:val="16"/>
-                <w:lang w:val="ru-RU"/>
-              </w:rPr>
-              <w:t>.: Дальне-Восточный край, ст. Иман, кореянка</w:t>
+              <w:t>1914 г.р., м.р.: Дальне-Восточный край, ст. Иман, кореянка</w:t>
             </w:r>
             <w:r>
               <w:rPr>
@@ -3953,25 +3597,14 @@
               </w:rPr>
               <w:t xml:space="preserve">, </w:t>
             </w:r>
-            <w:proofErr w:type="spellStart"/>
-            <w:r>
-              <w:rPr>
-                <w:rFonts w:ascii="Arial" w:hAnsi="Arial" w:cs="Arial"/>
-                <w:sz w:val="16"/>
-                <w:szCs w:val="16"/>
-                <w:lang w:val="ru-RU"/>
-              </w:rPr>
-              <w:t>прож</w:t>
-            </w:r>
-            <w:proofErr w:type="spellEnd"/>
-            <w:r>
-              <w:rPr>
-                <w:rFonts w:ascii="Arial" w:hAnsi="Arial" w:cs="Arial"/>
-                <w:sz w:val="16"/>
-                <w:szCs w:val="16"/>
-                <w:lang w:val="ru-RU"/>
-              </w:rPr>
-              <w:t>.: г. Свердловск</w:t>
+            <w:r>
+              <w:rPr>
+                <w:rFonts w:ascii="Arial" w:hAnsi="Arial" w:cs="Arial"/>
+                <w:sz w:val="16"/>
+                <w:szCs w:val="16"/>
+                <w:lang w:val="ru-RU"/>
+              </w:rPr>
+              <w:t>прож.: г. Свердловск</w:t>
             </w:r>
             <w:r>
               <w:rPr>
@@ -4103,7 +3736,6 @@
         <w:tc>
           <w:tcPr>
             <w:tcW w:w="11160" w:type="dxa"/>
-            <w:shd w:val="clear" w:color="auto" w:fill="auto"/>
             <w:vAlign w:val="center"/>
           </w:tcPr>
           <w:p>
@@ -4249,19 +3881,116 @@
                 <w:szCs w:val="16"/>
                 <w:lang w:val="ru-RU"/>
               </w:rPr>
-              <w:t xml:space="preserve">Приморский </w:t>
-            </w:r>
-            <w:proofErr w:type="spellStart"/>
-            <w:r>
-              <w:rPr>
-                <w:rFonts w:ascii="Arial" w:hAnsi="Arial" w:cs="Arial"/>
-                <w:sz w:val="16"/>
-                <w:szCs w:val="16"/>
-                <w:lang w:val="ru-RU"/>
-              </w:rPr>
-              <w:t>кр</w:t>
-            </w:r>
-            <w:proofErr w:type="spellEnd"/>
+              <w:t>Приморский кр.</w:t>
+            </w:r>
+            <w:r>
+              <w:rPr>
+                <w:rFonts w:ascii="Arial" w:hAnsi="Arial" w:cs="Arial"/>
+                <w:sz w:val="16"/>
+                <w:szCs w:val="16"/>
+                <w:lang w:val="ru-RU"/>
+              </w:rPr>
+              <w:t xml:space="preserve"> </w:t>
+            </w:r>
+            <w:r>
+              <w:rPr>
+                <w:rFonts w:ascii="Arial" w:hAnsi="Arial" w:cs="Arial"/>
+                <w:sz w:val="16"/>
+                <w:szCs w:val="16"/>
+                <w:lang w:val="ru-RU"/>
+              </w:rPr>
+              <w:t>к</w:t>
+            </w:r>
+            <w:r>
+              <w:rPr>
+                <w:rFonts w:ascii="Arial" w:hAnsi="Arial" w:cs="Arial"/>
+                <w:sz w:val="16"/>
+                <w:szCs w:val="16"/>
+                <w:lang w:val="ru-RU"/>
+              </w:rPr>
+              <w:t>ореянка</w:t>
+            </w:r>
+            <w:r>
+              <w:rPr>
+                <w:rFonts w:ascii="Arial" w:hAnsi="Arial" w:cs="Arial"/>
+                <w:sz w:val="16"/>
+                <w:szCs w:val="16"/>
+                <w:lang w:val="ru-RU"/>
+              </w:rPr>
+              <w:t xml:space="preserve">, </w:t>
+            </w:r>
+            <w:r>
+              <w:rPr>
+                <w:rFonts w:ascii="Arial" w:hAnsi="Arial" w:cs="Arial"/>
+                <w:sz w:val="16"/>
+                <w:szCs w:val="16"/>
+                <w:lang w:val="ru-RU"/>
+              </w:rPr>
+              <w:t>из крестьян</w:t>
+            </w:r>
+            <w:r>
+              <w:rPr>
+                <w:rFonts w:ascii="Arial" w:hAnsi="Arial" w:cs="Arial"/>
+                <w:sz w:val="16"/>
+                <w:szCs w:val="16"/>
+                <w:lang w:val="ru-RU"/>
+              </w:rPr>
+              <w:t>, о</w:t>
+            </w:r>
+            <w:r>
+              <w:rPr>
+                <w:rFonts w:ascii="Arial" w:hAnsi="Arial" w:cs="Arial"/>
+                <w:sz w:val="16"/>
+                <w:szCs w:val="16"/>
+                <w:lang w:val="ru-RU"/>
+              </w:rPr>
+              <w:t>бразование: грамотная</w:t>
+            </w:r>
+            <w:r>
+              <w:rPr>
+                <w:rFonts w:ascii="Arial" w:hAnsi="Arial" w:cs="Arial"/>
+                <w:sz w:val="16"/>
+                <w:szCs w:val="16"/>
+                <w:lang w:val="ru-RU"/>
+              </w:rPr>
+              <w:t xml:space="preserve">, </w:t>
+            </w:r>
+            <w:r>
+              <w:rPr>
+                <w:rFonts w:ascii="Arial" w:hAnsi="Arial" w:cs="Arial"/>
+                <w:sz w:val="16"/>
+                <w:szCs w:val="16"/>
+                <w:lang w:val="ru-RU"/>
+              </w:rPr>
+              <w:t>прож.:</w:t>
+            </w:r>
+            <w:r>
+              <w:rPr>
+                <w:rFonts w:ascii="Arial" w:hAnsi="Arial" w:cs="Arial"/>
+                <w:sz w:val="16"/>
+                <w:szCs w:val="16"/>
+                <w:lang w:val="ru-RU"/>
+              </w:rPr>
+              <w:t xml:space="preserve"> Приморский кр.</w:t>
+            </w:r>
+            <w:r>
+              <w:rPr>
+                <w:rFonts w:ascii="Arial" w:hAnsi="Arial" w:cs="Arial"/>
+                <w:sz w:val="16"/>
+                <w:szCs w:val="16"/>
+                <w:lang w:val="ru-RU"/>
+              </w:rPr>
+              <w:t xml:space="preserve">, </w:t>
+            </w:r>
+            <w:r>
+              <w:rPr>
+                <w:rFonts w:ascii="Arial" w:hAnsi="Arial" w:cs="Arial"/>
+                <w:sz w:val="16"/>
+                <w:szCs w:val="16"/>
+                <w:lang w:val="ru-RU"/>
+              </w:rPr>
+              <w:t>б/п</w:t>
+            </w:r>
             <w:r>
               <w:rPr>
                 <w:rFonts w:ascii="Arial" w:hAnsi="Arial" w:cs="Arial"/>
@@ -4287,137 +4016,7 @@
                 <w:szCs w:val="16"/>
                 <w:lang w:val="ru-RU"/>
               </w:rPr>
-              <w:t>к</w:t>
-            </w:r>
-            <w:r>
-              <w:rPr>
-                <w:rFonts w:ascii="Arial" w:hAnsi="Arial" w:cs="Arial"/>
-                <w:sz w:val="16"/>
-                <w:szCs w:val="16"/>
-                <w:lang w:val="ru-RU"/>
-              </w:rPr>
-              <w:t>ореянка</w:t>
-            </w:r>
-            <w:r>
-              <w:rPr>
-                <w:rFonts w:ascii="Arial" w:hAnsi="Arial" w:cs="Arial"/>
-                <w:sz w:val="16"/>
-                <w:szCs w:val="16"/>
-                <w:lang w:val="ru-RU"/>
-              </w:rPr>
-              <w:t xml:space="preserve">, </w:t>
-            </w:r>
-            <w:r>
-              <w:rPr>
-                <w:rFonts w:ascii="Arial" w:hAnsi="Arial" w:cs="Arial"/>
-                <w:sz w:val="16"/>
-                <w:szCs w:val="16"/>
-                <w:lang w:val="ru-RU"/>
-              </w:rPr>
-              <w:t>из крестьян</w:t>
-            </w:r>
-            <w:r>
-              <w:rPr>
-                <w:rFonts w:ascii="Arial" w:hAnsi="Arial" w:cs="Arial"/>
-                <w:sz w:val="16"/>
-                <w:szCs w:val="16"/>
-                <w:lang w:val="ru-RU"/>
-              </w:rPr>
-              <w:t>, о</w:t>
-            </w:r>
-            <w:r>
-              <w:rPr>
-                <w:rFonts w:ascii="Arial" w:hAnsi="Arial" w:cs="Arial"/>
-                <w:sz w:val="16"/>
-                <w:szCs w:val="16"/>
-                <w:lang w:val="ru-RU"/>
-              </w:rPr>
-              <w:t>бразование: грамотная</w:t>
-            </w:r>
-            <w:r>
-              <w:rPr>
-                <w:rFonts w:ascii="Arial" w:hAnsi="Arial" w:cs="Arial"/>
-                <w:sz w:val="16"/>
-                <w:szCs w:val="16"/>
-                <w:lang w:val="ru-RU"/>
-              </w:rPr>
-              <w:t xml:space="preserve">, </w:t>
-            </w:r>
-            <w:proofErr w:type="spellStart"/>
-            <w:r>
-              <w:rPr>
-                <w:rFonts w:ascii="Arial" w:hAnsi="Arial" w:cs="Arial"/>
-                <w:sz w:val="16"/>
-                <w:szCs w:val="16"/>
-                <w:lang w:val="ru-RU"/>
-              </w:rPr>
-              <w:t>прож</w:t>
-            </w:r>
-            <w:proofErr w:type="spellEnd"/>
-            <w:r>
-              <w:rPr>
-                <w:rFonts w:ascii="Arial" w:hAnsi="Arial" w:cs="Arial"/>
-                <w:sz w:val="16"/>
-                <w:szCs w:val="16"/>
-                <w:lang w:val="ru-RU"/>
-              </w:rPr>
-              <w:t>.:</w:t>
-            </w:r>
-            <w:r>
-              <w:rPr>
-                <w:rFonts w:ascii="Arial" w:hAnsi="Arial" w:cs="Arial"/>
-                <w:sz w:val="16"/>
-                <w:szCs w:val="16"/>
-                <w:lang w:val="ru-RU"/>
-              </w:rPr>
-              <w:t xml:space="preserve"> Приморский </w:t>
-            </w:r>
-            <w:proofErr w:type="spellStart"/>
-            <w:r>
-              <w:rPr>
-                <w:rFonts w:ascii="Arial" w:hAnsi="Arial" w:cs="Arial"/>
-                <w:sz w:val="16"/>
-                <w:szCs w:val="16"/>
-                <w:lang w:val="ru-RU"/>
-              </w:rPr>
-              <w:t>кр</w:t>
-            </w:r>
-            <w:proofErr w:type="spellEnd"/>
-            <w:r>
-              <w:rPr>
-                <w:rFonts w:ascii="Arial" w:hAnsi="Arial" w:cs="Arial"/>
-                <w:sz w:val="16"/>
-                <w:szCs w:val="16"/>
-                <w:lang w:val="ru-RU"/>
-              </w:rPr>
-              <w:t>.</w:t>
-            </w:r>
-            <w:r>
-              <w:rPr>
-                <w:rFonts w:ascii="Arial" w:hAnsi="Arial" w:cs="Arial"/>
-                <w:sz w:val="16"/>
-                <w:szCs w:val="16"/>
-                <w:lang w:val="ru-RU"/>
-              </w:rPr>
-              <w:t xml:space="preserve">, </w:t>
-            </w:r>
-            <w:r>
-              <w:rPr>
-                <w:rFonts w:ascii="Arial" w:hAnsi="Arial" w:cs="Arial"/>
-                <w:sz w:val="16"/>
-                <w:szCs w:val="16"/>
-                <w:lang w:val="ru-RU"/>
-              </w:rPr>
-              <w:t>б/п</w:t>
-            </w:r>
-            <w:r>
-              <w:rPr>
-                <w:rFonts w:ascii="Arial" w:hAnsi="Arial" w:cs="Arial"/>
-                <w:sz w:val="16"/>
-                <w:szCs w:val="16"/>
-                <w:lang w:val="ru-RU"/>
-              </w:rPr>
-              <w:t>.</w:t>
+              <w:t>Дата ареста: 20 мая 1937 г.</w:t>
             </w:r>
             <w:r>
               <w:rPr>
@@ -4435,7 +4034,7 @@
                 <w:szCs w:val="16"/>
                 <w:lang w:val="ru-RU"/>
               </w:rPr>
-              <w:t>Дата ареста: 20 мая 1937 г.</w:t>
+              <w:t>Осуждение: 2 сентября 1937 г.</w:t>
             </w:r>
             <w:r>
               <w:rPr>
@@ -4453,7 +4052,52 @@
                 <w:szCs w:val="16"/>
                 <w:lang w:val="ru-RU"/>
               </w:rPr>
-              <w:t>Осуждение: 2 сентября 1937 г.</w:t>
+              <w:t>Осудивший орган: тройка при УНКВД по ДВК</w:t>
+            </w:r>
+            <w:r>
+              <w:rPr>
+                <w:rFonts w:ascii="Arial" w:hAnsi="Arial" w:cs="Arial"/>
+                <w:sz w:val="16"/>
+                <w:szCs w:val="16"/>
+                <w:lang w:val="ru-RU"/>
+              </w:rPr>
+              <w:t xml:space="preserve">. </w:t>
+            </w:r>
+            <w:r>
+              <w:rPr>
+                <w:rFonts w:ascii="Arial" w:hAnsi="Arial" w:cs="Arial"/>
+                <w:sz w:val="16"/>
+                <w:szCs w:val="16"/>
+                <w:lang w:val="ru-RU"/>
+              </w:rPr>
+              <w:t>Приговор: ВМН (расстрел)</w:t>
+            </w:r>
+            <w:r>
+              <w:rPr>
+                <w:rFonts w:ascii="Arial" w:hAnsi="Arial" w:cs="Arial"/>
+                <w:sz w:val="16"/>
+                <w:szCs w:val="16"/>
+                <w:lang w:val="ru-RU"/>
+              </w:rPr>
+              <w:t xml:space="preserve">. </w:t>
+            </w:r>
+            <w:r>
+              <w:rPr>
+                <w:rFonts w:ascii="Arial" w:hAnsi="Arial" w:cs="Arial"/>
+                <w:sz w:val="16"/>
+                <w:szCs w:val="16"/>
+                <w:lang w:val="ru-RU"/>
+              </w:rPr>
+              <w:t>Д</w:t>
+            </w:r>
+            <w:r>
+              <w:rPr>
+                <w:rFonts w:ascii="Arial" w:hAnsi="Arial" w:cs="Arial"/>
+                <w:sz w:val="16"/>
+                <w:szCs w:val="16"/>
+                <w:lang w:val="ru-RU"/>
+              </w:rPr>
+              <w:t>ата реабилитации: 27 декабря 1989 г.</w:t>
             </w:r>
             <w:r>
               <w:rPr>
@@ -4471,69 +4115,6 @@
                 <w:szCs w:val="16"/>
                 <w:lang w:val="ru-RU"/>
               </w:rPr>
-              <w:t>Осудивший орган: тройка при УНКВД по ДВК</w:t>
-            </w:r>
-            <w:r>
-              <w:rPr>
-                <w:rFonts w:ascii="Arial" w:hAnsi="Arial" w:cs="Arial"/>
-                <w:sz w:val="16"/>
-                <w:szCs w:val="16"/>
-                <w:lang w:val="ru-RU"/>
-              </w:rPr>
-              <w:t xml:space="preserve">. </w:t>
-            </w:r>
-            <w:r>
-              <w:rPr>
-                <w:rFonts w:ascii="Arial" w:hAnsi="Arial" w:cs="Arial"/>
-                <w:sz w:val="16"/>
-                <w:szCs w:val="16"/>
-                <w:lang w:val="ru-RU"/>
-              </w:rPr>
-              <w:t>Приговор: ВМН (расстрел)</w:t>
-            </w:r>
-            <w:r>
-              <w:rPr>
-                <w:rFonts w:ascii="Arial" w:hAnsi="Arial" w:cs="Arial"/>
-                <w:sz w:val="16"/>
-                <w:szCs w:val="16"/>
-                <w:lang w:val="ru-RU"/>
-              </w:rPr>
-              <w:t xml:space="preserve">. </w:t>
-            </w:r>
-            <w:r>
-              <w:rPr>
-                <w:rFonts w:ascii="Arial" w:hAnsi="Arial" w:cs="Arial"/>
-                <w:sz w:val="16"/>
-                <w:szCs w:val="16"/>
-                <w:lang w:val="ru-RU"/>
-              </w:rPr>
-              <w:t>Д</w:t>
-            </w:r>
-            <w:r>
-              <w:rPr>
-                <w:rFonts w:ascii="Arial" w:hAnsi="Arial" w:cs="Arial"/>
-                <w:sz w:val="16"/>
-                <w:szCs w:val="16"/>
-                <w:lang w:val="ru-RU"/>
-              </w:rPr>
-              <w:t>ата реабилитации: 27 декабря 1989 г.</w:t>
-            </w:r>
-            <w:r>
-              <w:rPr>
-                <w:rFonts w:ascii="Arial" w:hAnsi="Arial" w:cs="Arial"/>
-                <w:sz w:val="16"/>
-                <w:szCs w:val="16"/>
-                <w:lang w:val="ru-RU"/>
-              </w:rPr>
-              <w:t xml:space="preserve"> </w:t>
-            </w:r>
-            <w:r>
-              <w:rPr>
-                <w:rFonts w:ascii="Arial" w:hAnsi="Arial" w:cs="Arial"/>
-                <w:sz w:val="16"/>
-                <w:szCs w:val="16"/>
-                <w:lang w:val="ru-RU"/>
-              </w:rPr>
               <w:t>Архивное дело: ф. 47 оп.22 д. 755</w:t>
             </w:r>
           </w:p>
@@ -4554,27 +4135,7 @@
                 <w:szCs w:val="16"/>
                 <w:lang w:val="ru-RU"/>
               </w:rPr>
-              <w:t xml:space="preserve">Источники данных: Корейцы - жертвы политических репрессий в СССР. </w:t>
-            </w:r>
-            <w:proofErr w:type="gramStart"/>
-            <w:r>
-              <w:rPr>
-                <w:rFonts w:ascii="Arial" w:hAnsi="Arial" w:cs="Arial"/>
-                <w:sz w:val="16"/>
-                <w:szCs w:val="16"/>
-                <w:lang w:val="ru-RU"/>
-              </w:rPr>
-              <w:t>1934-1938</w:t>
-            </w:r>
-            <w:proofErr w:type="gramEnd"/>
-            <w:r>
-              <w:rPr>
-                <w:rFonts w:ascii="Arial" w:hAnsi="Arial" w:cs="Arial"/>
-                <w:sz w:val="16"/>
-                <w:szCs w:val="16"/>
-                <w:lang w:val="ru-RU"/>
-              </w:rPr>
-              <w:t xml:space="preserve">". Кн. 16 / Авт. и сост. Ку Светлана. М., 2000.; </w:t>
+              <w:t xml:space="preserve">Источники данных: Корейцы - жертвы политических репрессий в СССР. 1934-1938". Кн. 16 / Авт. и сост. Ку Светлана. М., 2000.; </w:t>
             </w:r>
             <w:hyperlink r:id="rId20" w:history="1">
               <w:r>
@@ -4603,7 +4164,6 @@
         <w:tc>
           <w:tcPr>
             <w:tcW w:w="11160" w:type="dxa"/>
-            <w:shd w:val="clear" w:color="auto" w:fill="auto"/>
             <w:vAlign w:val="center"/>
           </w:tcPr>
           <w:p>
@@ -4635,9 +4195,8 @@
                 <w:szCs w:val="16"/>
                 <w:lang w:val="ru-RU"/>
               </w:rPr>
-              <w:t xml:space="preserve">Ким Мария </w:t>
-            </w:r>
-            <w:proofErr w:type="gramStart"/>
+              <w:t>Ким Мария Тимофеевна</w:t>
+            </w:r>
             <w:r>
               <w:rPr>
                 <w:rFonts w:ascii="Arial" w:hAnsi="Arial" w:cs="Arial"/>
@@ -4647,7 +4206,7 @@
                 <w:szCs w:val="16"/>
                 <w:lang w:val="ru-RU"/>
               </w:rPr>
-              <w:t>Тимофеевна</w:t>
+              <w:t xml:space="preserve"> </w:t>
             </w:r>
             <w:r>
               <w:rPr>
@@ -4669,30 +4228,7 @@
                 <w:szCs w:val="16"/>
                 <w:lang w:val="ru-RU"/>
               </w:rPr>
-              <w:t xml:space="preserve"> </w:t>
-            </w:r>
-            <w:r>
-              <w:rPr>
-                <w:rFonts w:ascii="Arial" w:hAnsi="Arial" w:cs="Arial"/>
-                <w:b/>
-                <w:bCs/>
-                <w:sz w:val="16"/>
-                <w:szCs w:val="16"/>
-                <w:lang w:val="ru-RU"/>
-              </w:rPr>
-              <w:t>43</w:t>
-            </w:r>
-            <w:proofErr w:type="gramEnd"/>
-            <w:r>
-              <w:rPr>
-                <w:rFonts w:ascii="Arial" w:hAnsi="Arial" w:cs="Arial"/>
-                <w:b/>
-                <w:bCs/>
-                <w:sz w:val="16"/>
-                <w:szCs w:val="16"/>
-                <w:lang w:val="ru-RU"/>
-              </w:rPr>
-              <w:t xml:space="preserve"> года </w:t>
+              <w:t xml:space="preserve">43 года </w:t>
             </w:r>
           </w:p>
           <w:p>
@@ -4729,27 +4265,7 @@
                 <w:szCs w:val="16"/>
                 <w:lang w:val="ru-RU"/>
               </w:rPr>
-              <w:t xml:space="preserve">р., </w:t>
-            </w:r>
-            <w:proofErr w:type="spellStart"/>
-            <w:r>
-              <w:rPr>
-                <w:rFonts w:ascii="Arial" w:hAnsi="Arial" w:cs="Arial"/>
-                <w:sz w:val="16"/>
-                <w:szCs w:val="16"/>
-                <w:lang w:val="ru-RU"/>
-              </w:rPr>
-              <w:t>м.р</w:t>
-            </w:r>
-            <w:proofErr w:type="spellEnd"/>
-            <w:r>
-              <w:rPr>
-                <w:rFonts w:ascii="Arial" w:hAnsi="Arial" w:cs="Arial"/>
-                <w:sz w:val="16"/>
-                <w:szCs w:val="16"/>
-                <w:lang w:val="ru-RU"/>
-              </w:rPr>
-              <w:t xml:space="preserve">.: </w:t>
+              <w:t xml:space="preserve">р., м.р.: </w:t>
             </w:r>
             <w:r>
               <w:rPr>
@@ -4912,27 +4428,7 @@
                 <w:szCs w:val="16"/>
                 <w:lang w:val="ru-RU"/>
               </w:rPr>
-              <w:t xml:space="preserve">Источник: Корейцы - жертвы политических репрессий в СССР. </w:t>
-            </w:r>
-            <w:proofErr w:type="gramStart"/>
-            <w:r>
-              <w:rPr>
-                <w:rFonts w:ascii="Arial" w:hAnsi="Arial" w:cs="Arial"/>
-                <w:sz w:val="16"/>
-                <w:szCs w:val="16"/>
-                <w:lang w:val="ru-RU"/>
-              </w:rPr>
-              <w:t>1934-1938</w:t>
-            </w:r>
-            <w:proofErr w:type="gramEnd"/>
-            <w:r>
-              <w:rPr>
-                <w:rFonts w:ascii="Arial" w:hAnsi="Arial" w:cs="Arial"/>
-                <w:sz w:val="16"/>
-                <w:szCs w:val="16"/>
-                <w:lang w:val="ru-RU"/>
-              </w:rPr>
-              <w:t>". Кн. 3 / Авт. и сост. Ку Светлана. М., 2000</w:t>
+              <w:t>Источник: Корейцы - жертвы политических репрессий в СССР. 1934-1938". Кн. 3 / Авт. и сост. Ку Светлана. М., 2000</w:t>
             </w:r>
             <w:r>
               <w:rPr>
@@ -4967,7 +4463,6 @@
         <w:tc>
           <w:tcPr>
             <w:tcW w:w="11160" w:type="dxa"/>
-            <w:shd w:val="clear" w:color="auto" w:fill="auto"/>
             <w:vAlign w:val="center"/>
           </w:tcPr>
           <w:p>
@@ -5048,87 +4543,16 @@
                 <w:szCs w:val="16"/>
                 <w:lang w:val="ru-RU"/>
               </w:rPr>
-              <w:t xml:space="preserve">1913 г.р., </w:t>
-            </w:r>
-            <w:proofErr w:type="spellStart"/>
-            <w:r>
-              <w:rPr>
-                <w:rFonts w:ascii="Arial" w:hAnsi="Arial" w:cs="Arial"/>
-                <w:sz w:val="16"/>
-                <w:szCs w:val="16"/>
-                <w:lang w:val="ru-RU"/>
-              </w:rPr>
-              <w:t>м.р</w:t>
-            </w:r>
-            <w:proofErr w:type="spellEnd"/>
-            <w:r>
-              <w:rPr>
-                <w:rFonts w:ascii="Arial" w:hAnsi="Arial" w:cs="Arial"/>
-                <w:sz w:val="16"/>
-                <w:szCs w:val="16"/>
-                <w:lang w:val="ru-RU"/>
-              </w:rPr>
-              <w:t xml:space="preserve">.: Дальневосточный край, </w:t>
-            </w:r>
-            <w:proofErr w:type="spellStart"/>
-            <w:r>
-              <w:rPr>
-                <w:rFonts w:ascii="Arial" w:hAnsi="Arial" w:cs="Arial"/>
-                <w:sz w:val="16"/>
-                <w:szCs w:val="16"/>
-                <w:lang w:val="ru-RU"/>
-              </w:rPr>
-              <w:t>Суйфунский</w:t>
-            </w:r>
-            <w:proofErr w:type="spellEnd"/>
-            <w:r>
-              <w:rPr>
-                <w:rFonts w:ascii="Arial" w:hAnsi="Arial" w:cs="Arial"/>
-                <w:sz w:val="16"/>
-                <w:szCs w:val="16"/>
-                <w:lang w:val="ru-RU"/>
-              </w:rPr>
-              <w:t xml:space="preserve"> р-н, с. </w:t>
-            </w:r>
-            <w:proofErr w:type="spellStart"/>
-            <w:r>
-              <w:rPr>
-                <w:rFonts w:ascii="Arial" w:hAnsi="Arial" w:cs="Arial"/>
-                <w:sz w:val="16"/>
-                <w:szCs w:val="16"/>
-                <w:lang w:val="ru-RU"/>
-              </w:rPr>
-              <w:t>Эльтугоу</w:t>
-            </w:r>
-            <w:proofErr w:type="spellEnd"/>
-            <w:r>
-              <w:rPr>
-                <w:rFonts w:ascii="Arial" w:hAnsi="Arial" w:cs="Arial"/>
-                <w:sz w:val="16"/>
-                <w:szCs w:val="16"/>
-                <w:lang w:val="ru-RU"/>
-              </w:rPr>
-              <w:t xml:space="preserve">, </w:t>
-            </w:r>
-            <w:proofErr w:type="spellStart"/>
-            <w:r>
-              <w:rPr>
-                <w:rFonts w:ascii="Arial" w:hAnsi="Arial" w:cs="Arial"/>
-                <w:sz w:val="16"/>
-                <w:szCs w:val="16"/>
-                <w:lang w:val="ru-RU"/>
-              </w:rPr>
-              <w:t>прож</w:t>
-            </w:r>
-            <w:proofErr w:type="spellEnd"/>
-            <w:r>
-              <w:rPr>
-                <w:rFonts w:ascii="Arial" w:hAnsi="Arial" w:cs="Arial"/>
-                <w:sz w:val="16"/>
-                <w:szCs w:val="16"/>
-                <w:lang w:val="ru-RU"/>
-              </w:rPr>
-              <w:t xml:space="preserve">. там же, </w:t>
+              <w:t xml:space="preserve">1913 г.р., м.р.: Дальневосточный край, Суйфунский р-н, с. Эльтугоу, </w:t>
+            </w:r>
+            <w:r>
+              <w:rPr>
+                <w:rFonts w:ascii="Arial" w:hAnsi="Arial" w:cs="Arial"/>
+                <w:sz w:val="16"/>
+                <w:szCs w:val="16"/>
+                <w:lang w:val="ru-RU"/>
+              </w:rPr>
+              <w:t xml:space="preserve">прож. там же, </w:t>
             </w:r>
             <w:r>
               <w:rPr>
@@ -5241,7 +4665,6 @@
         <w:tc>
           <w:tcPr>
             <w:tcW w:w="11160" w:type="dxa"/>
-            <w:shd w:val="clear" w:color="auto" w:fill="auto"/>
             <w:vAlign w:val="center"/>
           </w:tcPr>
           <w:p>
@@ -5374,27 +4797,7 @@
                 <w:szCs w:val="16"/>
                 <w:lang w:val="ru-RU"/>
               </w:rPr>
-              <w:t xml:space="preserve">в 1906 г., Приморская обл., </w:t>
-            </w:r>
-            <w:proofErr w:type="spellStart"/>
-            <w:r>
-              <w:rPr>
-                <w:rFonts w:ascii="Arial" w:hAnsi="Arial" w:cs="Arial"/>
-                <w:sz w:val="16"/>
-                <w:szCs w:val="16"/>
-                <w:lang w:val="ru-RU"/>
-              </w:rPr>
-              <w:t>Гизенки</w:t>
-            </w:r>
-            <w:proofErr w:type="spellEnd"/>
-            <w:r>
-              <w:rPr>
-                <w:rFonts w:ascii="Arial" w:hAnsi="Arial" w:cs="Arial"/>
-                <w:sz w:val="16"/>
-                <w:szCs w:val="16"/>
-                <w:lang w:val="ru-RU"/>
-              </w:rPr>
-              <w:t xml:space="preserve"> село.; </w:t>
+              <w:t xml:space="preserve">в 1906 г., Приморская обл., Гизенки село.; </w:t>
             </w:r>
             <w:r>
               <w:rPr>
@@ -5412,58 +4815,16 @@
                 <w:szCs w:val="16"/>
                 <w:lang w:val="ru-RU"/>
               </w:rPr>
-              <w:t xml:space="preserve"> образование среднее; счетовод, </w:t>
-            </w:r>
-            <w:proofErr w:type="spellStart"/>
-            <w:proofErr w:type="gramStart"/>
-            <w:r>
-              <w:rPr>
-                <w:rFonts w:ascii="Arial" w:hAnsi="Arial" w:cs="Arial"/>
-                <w:sz w:val="16"/>
-                <w:szCs w:val="16"/>
-                <w:lang w:val="ru-RU"/>
-              </w:rPr>
-              <w:t>Майкаинзолота</w:t>
-            </w:r>
-            <w:proofErr w:type="spellEnd"/>
-            <w:r>
-              <w:rPr>
-                <w:rFonts w:ascii="Arial" w:hAnsi="Arial" w:cs="Arial"/>
-                <w:sz w:val="16"/>
-                <w:szCs w:val="16"/>
-                <w:lang w:val="ru-RU"/>
-              </w:rPr>
-              <w:t>..</w:t>
-            </w:r>
-            <w:proofErr w:type="gramEnd"/>
-            <w:r>
-              <w:rPr>
-                <w:rFonts w:ascii="Arial" w:hAnsi="Arial" w:cs="Arial"/>
-                <w:sz w:val="16"/>
-                <w:szCs w:val="16"/>
-                <w:lang w:val="ru-RU"/>
-              </w:rPr>
-              <w:t xml:space="preserve"> </w:t>
-            </w:r>
-            <w:proofErr w:type="spellStart"/>
-            <w:r>
-              <w:rPr>
-                <w:rFonts w:ascii="Arial" w:hAnsi="Arial" w:cs="Arial"/>
-                <w:sz w:val="16"/>
-                <w:szCs w:val="16"/>
-                <w:lang w:val="ru-RU"/>
-              </w:rPr>
-              <w:t>Прож</w:t>
-            </w:r>
-            <w:proofErr w:type="spellEnd"/>
-            <w:r>
-              <w:rPr>
-                <w:rFonts w:ascii="Arial" w:hAnsi="Arial" w:cs="Arial"/>
-                <w:sz w:val="16"/>
-                <w:szCs w:val="16"/>
-                <w:lang w:val="ru-RU"/>
-              </w:rPr>
-              <w:t>.:</w:t>
+              <w:t xml:space="preserve"> образование среднее; счетовод, Майкаинзолота.. </w:t>
+            </w:r>
+            <w:r>
+              <w:rPr>
+                <w:rFonts w:ascii="Arial" w:hAnsi="Arial" w:cs="Arial"/>
+                <w:sz w:val="16"/>
+                <w:szCs w:val="16"/>
+                <w:lang w:val="ru-RU"/>
+              </w:rPr>
+              <w:t>Прож.:</w:t>
             </w:r>
             <w:r>
               <w:rPr>
@@ -5480,58 +4841,7 @@
                 <w:szCs w:val="16"/>
                 <w:lang w:val="ru-RU"/>
               </w:rPr>
-              <w:t xml:space="preserve">Павлодарская обл., Баянаульский р-н, </w:t>
-            </w:r>
-            <w:proofErr w:type="spellStart"/>
-            <w:proofErr w:type="gramStart"/>
-            <w:r>
-              <w:rPr>
-                <w:rFonts w:ascii="Arial" w:hAnsi="Arial" w:cs="Arial"/>
-                <w:sz w:val="16"/>
-                <w:szCs w:val="16"/>
-                <w:lang w:val="ru-RU"/>
-              </w:rPr>
-              <w:t>Майкаинзолота</w:t>
-            </w:r>
-            <w:proofErr w:type="spellEnd"/>
-            <w:r>
-              <w:rPr>
-                <w:rFonts w:ascii="Arial" w:hAnsi="Arial" w:cs="Arial"/>
-                <w:sz w:val="16"/>
-                <w:szCs w:val="16"/>
-                <w:lang w:val="ru-RU"/>
-              </w:rPr>
-              <w:t>..</w:t>
-            </w:r>
-            <w:proofErr w:type="gramEnd"/>
-            <w:r>
-              <w:rPr>
-                <w:rFonts w:ascii="Arial" w:hAnsi="Arial" w:cs="Arial"/>
-                <w:sz w:val="16"/>
-                <w:szCs w:val="16"/>
-                <w:lang w:val="ru-RU"/>
-              </w:rPr>
-              <w:t xml:space="preserve">  Арестована 22 июня 1938 г. Баянаульский РО НКВД.  Приговорена: Тройка УНКВД по Павлодарской обл. 29 сентября 1938 г., </w:t>
-            </w:r>
-            <w:proofErr w:type="spellStart"/>
-            <w:r>
-              <w:rPr>
-                <w:rFonts w:ascii="Arial" w:hAnsi="Arial" w:cs="Arial"/>
-                <w:sz w:val="16"/>
-                <w:szCs w:val="16"/>
-                <w:lang w:val="ru-RU"/>
-              </w:rPr>
-              <w:t>обв</w:t>
-            </w:r>
-            <w:proofErr w:type="spellEnd"/>
-            <w:r>
-              <w:rPr>
-                <w:rFonts w:ascii="Arial" w:hAnsi="Arial" w:cs="Arial"/>
-                <w:sz w:val="16"/>
-                <w:szCs w:val="16"/>
-                <w:lang w:val="ru-RU"/>
-              </w:rPr>
-              <w:t>.:</w:t>
+              <w:t>Павлодарская обл., Баянаульский р-н, Майкаинзолота..  Арестована 22 июня 1938 г. Баянаульский РО НКВД.  Приговорена: Тройка УНКВД по Павлодарской обл. 29 сентября 1938 г., обв.:</w:t>
             </w:r>
             <w:r>
               <w:rPr>
@@ -5541,45 +4851,14 @@
               </w:rPr>
               <w:t> </w:t>
             </w:r>
-            <w:proofErr w:type="gramStart"/>
-            <w:r>
-              <w:rPr>
-                <w:rFonts w:ascii="Arial" w:hAnsi="Arial" w:cs="Arial"/>
-                <w:sz w:val="16"/>
-                <w:szCs w:val="16"/>
-                <w:lang w:val="ru-RU"/>
-              </w:rPr>
-              <w:t>58-1</w:t>
-            </w:r>
-            <w:proofErr w:type="gramEnd"/>
-            <w:r>
-              <w:rPr>
-                <w:rFonts w:ascii="Arial" w:hAnsi="Arial" w:cs="Arial"/>
-                <w:sz w:val="16"/>
-                <w:szCs w:val="16"/>
-                <w:lang w:val="ru-RU"/>
-              </w:rPr>
-              <w:t xml:space="preserve">, </w:t>
-            </w:r>
-            <w:proofErr w:type="gramStart"/>
-            <w:r>
-              <w:rPr>
-                <w:rFonts w:ascii="Arial" w:hAnsi="Arial" w:cs="Arial"/>
-                <w:sz w:val="16"/>
-                <w:szCs w:val="16"/>
-                <w:lang w:val="ru-RU"/>
-              </w:rPr>
-              <w:t>58-11</w:t>
-            </w:r>
-            <w:proofErr w:type="gramEnd"/>
-            <w:r>
-              <w:rPr>
-                <w:rFonts w:ascii="Arial" w:hAnsi="Arial" w:cs="Arial"/>
-                <w:sz w:val="16"/>
-                <w:szCs w:val="16"/>
-                <w:lang w:val="ru-RU"/>
-              </w:rPr>
-              <w:t xml:space="preserve"> УК РСФСР.  Приговор: ВМН Реабилитирована 13 апреля 1989 г. УКГБ по Павлодарской обл</w:t>
+            <w:r>
+              <w:rPr>
+                <w:rFonts w:ascii="Arial" w:hAnsi="Arial" w:cs="Arial"/>
+                <w:sz w:val="16"/>
+                <w:szCs w:val="16"/>
+                <w:lang w:val="ru-RU"/>
+              </w:rPr>
+              <w:t>58-1, 58-11 УК РСФСР.  Приговор: ВМН Реабилитирована 13 апреля 1989 г. УКГБ по Павлодарской обл</w:t>
             </w:r>
             <w:r>
               <w:rPr>
@@ -5652,7 +4931,6 @@
         <w:tc>
           <w:tcPr>
             <w:tcW w:w="11160" w:type="dxa"/>
-            <w:shd w:val="clear" w:color="auto" w:fill="auto"/>
             <w:vAlign w:val="center"/>
           </w:tcPr>
           <w:p>
@@ -5733,67 +5011,7 @@
                 <w:szCs w:val="16"/>
                 <w:lang w:val="ru-RU"/>
               </w:rPr>
-              <w:t xml:space="preserve">1879 г.р., </w:t>
-            </w:r>
-            <w:proofErr w:type="spellStart"/>
-            <w:r>
-              <w:rPr>
-                <w:rFonts w:ascii="Arial" w:hAnsi="Arial" w:cs="Arial"/>
-                <w:sz w:val="16"/>
-                <w:szCs w:val="16"/>
-                <w:lang w:val="ru-RU"/>
-              </w:rPr>
-              <w:t>м.р</w:t>
-            </w:r>
-            <w:proofErr w:type="spellEnd"/>
-            <w:r>
-              <w:rPr>
-                <w:rFonts w:ascii="Arial" w:hAnsi="Arial" w:cs="Arial"/>
-                <w:sz w:val="16"/>
-                <w:szCs w:val="16"/>
-                <w:lang w:val="ru-RU"/>
-              </w:rPr>
-              <w:t xml:space="preserve">.: Корея, </w:t>
-            </w:r>
-            <w:proofErr w:type="spellStart"/>
-            <w:r>
-              <w:rPr>
-                <w:rFonts w:ascii="Arial" w:hAnsi="Arial" w:cs="Arial"/>
-                <w:sz w:val="16"/>
-                <w:szCs w:val="16"/>
-                <w:lang w:val="ru-RU"/>
-              </w:rPr>
-              <w:t>подд</w:t>
-            </w:r>
-            <w:proofErr w:type="spellEnd"/>
-            <w:r>
-              <w:rPr>
-                <w:rFonts w:ascii="Arial" w:hAnsi="Arial" w:cs="Arial"/>
-                <w:sz w:val="16"/>
-                <w:szCs w:val="16"/>
-                <w:lang w:val="ru-RU"/>
-              </w:rPr>
-              <w:t xml:space="preserve">. корейское, кореянка, домохозяйка, </w:t>
-            </w:r>
-            <w:proofErr w:type="spellStart"/>
-            <w:r>
-              <w:rPr>
-                <w:rFonts w:ascii="Arial" w:hAnsi="Arial" w:cs="Arial"/>
-                <w:sz w:val="16"/>
-                <w:szCs w:val="16"/>
-                <w:lang w:val="ru-RU"/>
-              </w:rPr>
-              <w:t>прож</w:t>
-            </w:r>
-            <w:proofErr w:type="spellEnd"/>
-            <w:r>
-              <w:rPr>
-                <w:rFonts w:ascii="Arial" w:hAnsi="Arial" w:cs="Arial"/>
-                <w:sz w:val="16"/>
-                <w:szCs w:val="16"/>
-                <w:lang w:val="ru-RU"/>
-              </w:rPr>
-              <w:t>.: Дальневосточный край, п. Вяземский, арестована УНКВД по ДВК 11.09.1937</w:t>
+              <w:t>1879 г.р., м.р.: Корея, подд. корейское, кореянка, домохозяйка, прож.: Дальневосточный край, п. Вяземский, арестована УНКВД по ДВК 11.09.1937</w:t>
             </w:r>
           </w:p>
           <w:p>
@@ -5816,27 +5034,7 @@
                 <w:szCs w:val="16"/>
                 <w:lang w:val="ru-RU"/>
               </w:rPr>
-              <w:t xml:space="preserve">Обвинение: ст. </w:t>
-            </w:r>
-            <w:proofErr w:type="gramStart"/>
-            <w:r>
-              <w:rPr>
-                <w:rFonts w:ascii="Arial" w:hAnsi="Arial" w:cs="Arial"/>
-                <w:sz w:val="16"/>
-                <w:szCs w:val="16"/>
-                <w:lang w:val="ru-RU"/>
-              </w:rPr>
-              <w:t>58-6</w:t>
-            </w:r>
-            <w:proofErr w:type="gramEnd"/>
-            <w:r>
-              <w:rPr>
-                <w:rFonts w:ascii="Arial" w:hAnsi="Arial" w:cs="Arial"/>
-                <w:sz w:val="16"/>
-                <w:szCs w:val="16"/>
-                <w:lang w:val="ru-RU"/>
-              </w:rPr>
-              <w:t xml:space="preserve"> УК РСФСР.  Приговор: тройка при УНКВД по ДВК, 20.02.1938 — ВМН. Расстреляна 31.03.1938, г. Хабаровск</w:t>
+              <w:t>Обвинение: ст. 58-6 УК РСФСР.  Приговор: тройка при УНКВД по ДВК, 20.02.1938 — ВМН. Расстреляна 31.03.1938, г. Хабаровск</w:t>
             </w:r>
           </w:p>
           <w:p>
@@ -5877,27 +5075,7 @@
                 <w:szCs w:val="16"/>
                 <w:lang w:val="ru-RU"/>
               </w:rPr>
-              <w:t xml:space="preserve"> КДВО, 14.06.1989 - по Указу ПВС СССР от _16.01.1989_ г. </w:t>
-            </w:r>
-            <w:proofErr w:type="spellStart"/>
-            <w:r>
-              <w:rPr>
-                <w:rFonts w:ascii="Arial" w:hAnsi="Arial" w:cs="Arial"/>
-                <w:sz w:val="16"/>
-                <w:szCs w:val="16"/>
-                <w:lang w:val="ru-RU"/>
-              </w:rPr>
-              <w:t>Арх.дело</w:t>
-            </w:r>
-            <w:proofErr w:type="spellEnd"/>
-            <w:r>
-              <w:rPr>
-                <w:rFonts w:ascii="Arial" w:hAnsi="Arial" w:cs="Arial"/>
-                <w:sz w:val="16"/>
-                <w:szCs w:val="16"/>
-                <w:lang w:val="ru-RU"/>
-              </w:rPr>
-              <w:t>: П-94976</w:t>
+              <w:t xml:space="preserve"> КДВО, 14.06.1989 - по Указу ПВС СССР от _16.01.1989_ г. Арх.дело: П-94976</w:t>
             </w:r>
           </w:p>
           <w:p>
@@ -5975,7 +5153,6 @@
         <w:tc>
           <w:tcPr>
             <w:tcW w:w="11160" w:type="dxa"/>
-            <w:shd w:val="clear" w:color="auto" w:fill="auto"/>
             <w:vAlign w:val="center"/>
           </w:tcPr>
           <w:p>
@@ -6056,67 +5233,7 @@
                 <w:szCs w:val="16"/>
                 <w:lang w:val="ru-RU"/>
               </w:rPr>
-              <w:t xml:space="preserve">1902 г.р., </w:t>
-            </w:r>
-            <w:proofErr w:type="spellStart"/>
-            <w:r>
-              <w:rPr>
-                <w:rFonts w:ascii="Arial" w:hAnsi="Arial" w:cs="Arial"/>
-                <w:sz w:val="16"/>
-                <w:szCs w:val="16"/>
-                <w:lang w:val="ru-RU"/>
-              </w:rPr>
-              <w:t>м.р</w:t>
-            </w:r>
-            <w:proofErr w:type="spellEnd"/>
-            <w:r>
-              <w:rPr>
-                <w:rFonts w:ascii="Arial" w:hAnsi="Arial" w:cs="Arial"/>
-                <w:sz w:val="16"/>
-                <w:szCs w:val="16"/>
-                <w:lang w:val="ru-RU"/>
-              </w:rPr>
-              <w:t xml:space="preserve">.: г. Владивосток, кореянка, из торговцев, образование: среднее, член ВКП(б) с 1929 по 1935 (исключена), БОЗ, </w:t>
-            </w:r>
-            <w:proofErr w:type="spellStart"/>
-            <w:r>
-              <w:rPr>
-                <w:rFonts w:ascii="Arial" w:hAnsi="Arial" w:cs="Arial"/>
-                <w:sz w:val="16"/>
-                <w:szCs w:val="16"/>
-                <w:lang w:val="ru-RU"/>
-              </w:rPr>
-              <w:t>прож</w:t>
-            </w:r>
-            <w:proofErr w:type="spellEnd"/>
-            <w:r>
-              <w:rPr>
-                <w:rFonts w:ascii="Arial" w:hAnsi="Arial" w:cs="Arial"/>
-                <w:sz w:val="16"/>
-                <w:szCs w:val="16"/>
-                <w:lang w:val="ru-RU"/>
-              </w:rPr>
-              <w:t>.: г. Москва, Гоголевский бул., д. 29, кв. 34, арестована 16.12.1937. Обвинение: в проведении шпионско-</w:t>
-            </w:r>
-            <w:proofErr w:type="spellStart"/>
-            <w:r>
-              <w:rPr>
-                <w:rFonts w:ascii="Arial" w:hAnsi="Arial" w:cs="Arial"/>
-                <w:sz w:val="16"/>
-                <w:szCs w:val="16"/>
-                <w:lang w:val="ru-RU"/>
-              </w:rPr>
-              <w:t>разведывательской</w:t>
-            </w:r>
-            <w:proofErr w:type="spellEnd"/>
-            <w:r>
-              <w:rPr>
-                <w:rFonts w:ascii="Arial" w:hAnsi="Arial" w:cs="Arial"/>
-                <w:sz w:val="16"/>
-                <w:szCs w:val="16"/>
-                <w:lang w:val="ru-RU"/>
-              </w:rPr>
-              <w:t xml:space="preserve"> работы в пользу японской разведки. Приговор: Комиссия НКВД СССР и Прокурора СССР, 24.01.1938 — ВМН. Расстреляна 05.02.1938, Москва, место захоронения - Бутово</w:t>
+              <w:t>1902 г.р., м.р.: г. Владивосток, кореянка, из торговцев, образование: среднее, член ВКП(б) с 1929 по 1935 (исключена), БОЗ, прож.: г. Москва, Гоголевский бул., д. 29, кв. 34, арестована 16.12.1937. Обвинение: в проведении шпионско-разведывательской работы в пользу японской разведки. Приговор: Комиссия НКВД СССР и Прокурора СССР, 24.01.1938 — ВМН. Расстреляна 05.02.1938, Москва, место захоронения - Бутово</w:t>
             </w:r>
           </w:p>
           <w:p>
@@ -6139,27 +5256,7 @@
                 <w:szCs w:val="16"/>
                 <w:lang w:val="ru-RU"/>
               </w:rPr>
-              <w:t xml:space="preserve">Реабилитация: 04.1958. </w:t>
-            </w:r>
-            <w:proofErr w:type="spellStart"/>
-            <w:r>
-              <w:rPr>
-                <w:rFonts w:ascii="Arial" w:hAnsi="Arial" w:cs="Arial"/>
-                <w:sz w:val="16"/>
-                <w:szCs w:val="16"/>
-                <w:lang w:val="ru-RU"/>
-              </w:rPr>
-              <w:t>Арх.дело</w:t>
-            </w:r>
-            <w:proofErr w:type="spellEnd"/>
-            <w:r>
-              <w:rPr>
-                <w:rFonts w:ascii="Arial" w:hAnsi="Arial" w:cs="Arial"/>
-                <w:sz w:val="16"/>
-                <w:szCs w:val="16"/>
-                <w:lang w:val="ru-RU"/>
-              </w:rPr>
-              <w:t>: дело П-54551, место хранения дела - ГА РФ.</w:t>
+              <w:t>Реабилитация: 04.1958. Арх.дело: дело П-54551, место хранения дела - ГА РФ.</w:t>
             </w:r>
           </w:p>
           <w:p>
@@ -6182,27 +5279,7 @@
                 <w:szCs w:val="16"/>
                 <w:lang w:val="ru-RU"/>
               </w:rPr>
-              <w:t xml:space="preserve">Источник: Бутовский полигон, 1937-1938. , </w:t>
-            </w:r>
-            <w:proofErr w:type="spellStart"/>
-            <w:r>
-              <w:rPr>
-                <w:rFonts w:ascii="Arial" w:hAnsi="Arial" w:cs="Arial"/>
-                <w:sz w:val="16"/>
-                <w:szCs w:val="16"/>
-                <w:lang w:val="ru-RU"/>
-              </w:rPr>
-              <w:t>Вып</w:t>
-            </w:r>
-            <w:proofErr w:type="spellEnd"/>
-            <w:r>
-              <w:rPr>
-                <w:rFonts w:ascii="Arial" w:hAnsi="Arial" w:cs="Arial"/>
-                <w:sz w:val="16"/>
-                <w:szCs w:val="16"/>
-                <w:lang w:val="ru-RU"/>
-              </w:rPr>
-              <w:t>. 1. - М., 1997. - стр.202</w:t>
+              <w:t>Источник: Бутовский полигон, 1937-1938. , Вып. 1. - М., 1997. - стр.202</w:t>
             </w:r>
             <w:r>
               <w:rPr>
@@ -6237,7 +5314,6 @@
         <w:tc>
           <w:tcPr>
             <w:tcW w:w="11160" w:type="dxa"/>
-            <w:shd w:val="clear" w:color="auto" w:fill="auto"/>
             <w:vAlign w:val="center"/>
           </w:tcPr>
           <w:p>
@@ -6350,47 +5426,7 @@
                 <w:szCs w:val="16"/>
                 <w:lang w:val="ru-RU"/>
               </w:rPr>
-              <w:t xml:space="preserve">1903 г.р., </w:t>
-            </w:r>
-            <w:proofErr w:type="spellStart"/>
-            <w:r>
-              <w:rPr>
-                <w:rFonts w:ascii="Arial" w:hAnsi="Arial" w:cs="Arial"/>
-                <w:sz w:val="16"/>
-                <w:szCs w:val="16"/>
-                <w:lang w:val="ru-RU"/>
-              </w:rPr>
-              <w:t>м.р</w:t>
-            </w:r>
-            <w:proofErr w:type="spellEnd"/>
-            <w:r>
-              <w:rPr>
-                <w:rFonts w:ascii="Arial" w:hAnsi="Arial" w:cs="Arial"/>
-                <w:sz w:val="16"/>
-                <w:szCs w:val="16"/>
-                <w:lang w:val="ru-RU"/>
-              </w:rPr>
-              <w:t xml:space="preserve">.: Корея, кореянка, образование: среднее, б/п, вышивальщица на московской фабрике "Красное Знамя", </w:t>
-            </w:r>
-            <w:proofErr w:type="spellStart"/>
-            <w:r>
-              <w:rPr>
-                <w:rFonts w:ascii="Arial" w:hAnsi="Arial" w:cs="Arial"/>
-                <w:sz w:val="16"/>
-                <w:szCs w:val="16"/>
-                <w:lang w:val="ru-RU"/>
-              </w:rPr>
-              <w:t>прож</w:t>
-            </w:r>
-            <w:proofErr w:type="spellEnd"/>
-            <w:r>
-              <w:rPr>
-                <w:rFonts w:ascii="Arial" w:hAnsi="Arial" w:cs="Arial"/>
-                <w:sz w:val="16"/>
-                <w:szCs w:val="16"/>
-                <w:lang w:val="ru-RU"/>
-              </w:rPr>
-              <w:t>.: г. Москва, Теплый пер., д. 20, кв. 25, арестована 14.03.1938. Обвинение: в участии в к.-р. террористической организации. Приговор: Военная коллегия Верховного суда СССР, 16.06.1938 — ВМН. Расстреляна 16.06.1938, Москва, место захоронения – Коммунарка. Реабилитация: ГВП РФ, 01.1992</w:t>
+              <w:t>1903 г.р., м.р.: Корея, кореянка, образование: среднее, б/п, вышивальщица на московской фабрике "Красное Знамя", прож.: г. Москва, Теплый пер., д. 20, кв. 25, арестована 14.03.1938. Обвинение: в участии в к.-р. террористической организации. Приговор: Военная коллегия Верховного суда СССР, 16.06.1938 — ВМН. Расстреляна 16.06.1938, Москва, место захоронения – Коммунарка. Реабилитация: ГВП РФ, 01.1992</w:t>
             </w:r>
           </w:p>
           <w:p>
@@ -6413,27 +5449,7 @@
                 <w:szCs w:val="16"/>
                 <w:lang w:val="ru-RU"/>
               </w:rPr>
-              <w:t xml:space="preserve">Источник: Расстрельные списки: Москва, </w:t>
-            </w:r>
-            <w:proofErr w:type="gramStart"/>
-            <w:r>
-              <w:rPr>
-                <w:rFonts w:ascii="Arial" w:hAnsi="Arial" w:cs="Arial"/>
-                <w:sz w:val="16"/>
-                <w:szCs w:val="16"/>
-                <w:lang w:val="ru-RU"/>
-              </w:rPr>
-              <w:t>1937-1941</w:t>
-            </w:r>
-            <w:proofErr w:type="gramEnd"/>
-            <w:r>
-              <w:rPr>
-                <w:rFonts w:ascii="Arial" w:hAnsi="Arial" w:cs="Arial"/>
-                <w:sz w:val="16"/>
-                <w:szCs w:val="16"/>
-                <w:lang w:val="ru-RU"/>
-              </w:rPr>
-              <w:t>: "Коммунарка", Бутово. - М., 2000</w:t>
+              <w:t>Источник: Расстрельные списки: Москва, 1937-1941: "Коммунарка", Бутово. - М., 2000</w:t>
             </w:r>
             <w:r>
               <w:rPr>
@@ -6468,7 +5484,6 @@
         <w:tc>
           <w:tcPr>
             <w:tcW w:w="11160" w:type="dxa"/>
-            <w:shd w:val="clear" w:color="auto" w:fill="auto"/>
             <w:vAlign w:val="center"/>
           </w:tcPr>
           <w:p>
@@ -6566,67 +5581,7 @@
                 <w:szCs w:val="16"/>
                 <w:lang w:val="ru-RU"/>
               </w:rPr>
-              <w:t xml:space="preserve">1878 г.р., </w:t>
-            </w:r>
-            <w:proofErr w:type="spellStart"/>
-            <w:r>
-              <w:rPr>
-                <w:rFonts w:ascii="Arial" w:hAnsi="Arial" w:cs="Arial"/>
-                <w:sz w:val="16"/>
-                <w:szCs w:val="16"/>
-                <w:lang w:val="ru-RU"/>
-              </w:rPr>
-              <w:t>м.р</w:t>
-            </w:r>
-            <w:proofErr w:type="spellEnd"/>
-            <w:r>
-              <w:rPr>
-                <w:rFonts w:ascii="Arial" w:hAnsi="Arial" w:cs="Arial"/>
-                <w:sz w:val="16"/>
-                <w:szCs w:val="16"/>
-                <w:lang w:val="ru-RU"/>
-              </w:rPr>
-              <w:t xml:space="preserve">.: Корея, с. </w:t>
-            </w:r>
-            <w:proofErr w:type="spellStart"/>
-            <w:r>
-              <w:rPr>
-                <w:rFonts w:ascii="Arial" w:hAnsi="Arial" w:cs="Arial"/>
-                <w:sz w:val="16"/>
-                <w:szCs w:val="16"/>
-                <w:lang w:val="ru-RU"/>
-              </w:rPr>
-              <w:t>Хаго</w:t>
-            </w:r>
-            <w:proofErr w:type="spellEnd"/>
-            <w:r>
-              <w:rPr>
-                <w:rFonts w:ascii="Arial" w:hAnsi="Arial" w:cs="Arial"/>
-                <w:sz w:val="16"/>
-                <w:szCs w:val="16"/>
-                <w:lang w:val="ru-RU"/>
-              </w:rPr>
-              <w:t xml:space="preserve">, кореянка, образование: неграмотная, б/п. БОЗ, </w:t>
-            </w:r>
-            <w:proofErr w:type="spellStart"/>
-            <w:r>
-              <w:rPr>
-                <w:rFonts w:ascii="Arial" w:hAnsi="Arial" w:cs="Arial"/>
-                <w:sz w:val="16"/>
-                <w:szCs w:val="16"/>
-                <w:lang w:val="ru-RU"/>
-              </w:rPr>
-              <w:t>прож</w:t>
-            </w:r>
-            <w:proofErr w:type="spellEnd"/>
-            <w:r>
-              <w:rPr>
-                <w:rFonts w:ascii="Arial" w:hAnsi="Arial" w:cs="Arial"/>
-                <w:sz w:val="16"/>
-                <w:szCs w:val="16"/>
-                <w:lang w:val="ru-RU"/>
-              </w:rPr>
-              <w:t>.:</w:t>
+              <w:t>1878 г.р., м.р.: Корея, с. Хаго, кореянка, образование: неграмотная, б/п. БОЗ, прож.:</w:t>
             </w:r>
             <w:r>
               <w:rPr>
@@ -6702,7 +5657,6 @@
         <w:tc>
           <w:tcPr>
             <w:tcW w:w="11160" w:type="dxa"/>
-            <w:shd w:val="clear" w:color="auto" w:fill="auto"/>
             <w:vAlign w:val="center"/>
           </w:tcPr>
           <w:p>
@@ -6783,107 +5737,7 @@
                 <w:szCs w:val="16"/>
                 <w:lang w:val="ru-RU"/>
               </w:rPr>
-              <w:t xml:space="preserve">1912 г.р., </w:t>
-            </w:r>
-            <w:proofErr w:type="spellStart"/>
-            <w:r>
-              <w:rPr>
-                <w:rFonts w:ascii="Arial" w:hAnsi="Arial" w:cs="Arial"/>
-                <w:sz w:val="16"/>
-                <w:szCs w:val="16"/>
-                <w:lang w:val="ru-RU"/>
-              </w:rPr>
-              <w:t>м.р</w:t>
-            </w:r>
-            <w:proofErr w:type="spellEnd"/>
-            <w:r>
-              <w:rPr>
-                <w:rFonts w:ascii="Arial" w:hAnsi="Arial" w:cs="Arial"/>
-                <w:sz w:val="16"/>
-                <w:szCs w:val="16"/>
-                <w:lang w:val="ru-RU"/>
-              </w:rPr>
-              <w:t xml:space="preserve">.: Корея, провинция </w:t>
-            </w:r>
-            <w:proofErr w:type="spellStart"/>
-            <w:r>
-              <w:rPr>
-                <w:rFonts w:ascii="Arial" w:hAnsi="Arial" w:cs="Arial"/>
-                <w:sz w:val="16"/>
-                <w:szCs w:val="16"/>
-                <w:lang w:val="ru-RU"/>
-              </w:rPr>
-              <w:t>Хамгён-Намдо</w:t>
-            </w:r>
-            <w:proofErr w:type="spellEnd"/>
-            <w:r>
-              <w:rPr>
-                <w:rFonts w:ascii="Arial" w:hAnsi="Arial" w:cs="Arial"/>
-                <w:sz w:val="16"/>
-                <w:szCs w:val="16"/>
-                <w:lang w:val="ru-RU"/>
-              </w:rPr>
-              <w:t xml:space="preserve">, с. </w:t>
-            </w:r>
-            <w:proofErr w:type="spellStart"/>
-            <w:r>
-              <w:rPr>
-                <w:rFonts w:ascii="Arial" w:hAnsi="Arial" w:cs="Arial"/>
-                <w:sz w:val="16"/>
-                <w:szCs w:val="16"/>
-                <w:lang w:val="ru-RU"/>
-              </w:rPr>
-              <w:t>Вунамен-Сандери</w:t>
-            </w:r>
-            <w:proofErr w:type="spellEnd"/>
-            <w:r>
-              <w:rPr>
-                <w:rFonts w:ascii="Arial" w:hAnsi="Arial" w:cs="Arial"/>
-                <w:sz w:val="16"/>
-                <w:szCs w:val="16"/>
-                <w:lang w:val="ru-RU"/>
-              </w:rPr>
-              <w:t xml:space="preserve">, кореянка, из крестьян, образование: среднее, б/п, </w:t>
-            </w:r>
-            <w:proofErr w:type="spellStart"/>
-            <w:r>
-              <w:rPr>
-                <w:rFonts w:ascii="Arial" w:hAnsi="Arial" w:cs="Arial"/>
-                <w:sz w:val="16"/>
-                <w:szCs w:val="16"/>
-                <w:lang w:val="ru-RU"/>
-              </w:rPr>
-              <w:t>занарская</w:t>
-            </w:r>
-            <w:proofErr w:type="spellEnd"/>
-            <w:r>
-              <w:rPr>
-                <w:rFonts w:ascii="Arial" w:hAnsi="Arial" w:cs="Arial"/>
-                <w:sz w:val="16"/>
-                <w:szCs w:val="16"/>
-                <w:lang w:val="ru-RU"/>
-              </w:rPr>
-              <w:t xml:space="preserve"> фабрика г. Серпухова: ткачиха, </w:t>
-            </w:r>
-            <w:proofErr w:type="spellStart"/>
-            <w:r>
-              <w:rPr>
-                <w:rFonts w:ascii="Arial" w:hAnsi="Arial" w:cs="Arial"/>
-                <w:sz w:val="16"/>
-                <w:szCs w:val="16"/>
-                <w:lang w:val="ru-RU"/>
-              </w:rPr>
-              <w:t>прож</w:t>
-            </w:r>
-            <w:proofErr w:type="spellEnd"/>
-            <w:r>
-              <w:rPr>
-                <w:rFonts w:ascii="Arial" w:hAnsi="Arial" w:cs="Arial"/>
-                <w:sz w:val="16"/>
-                <w:szCs w:val="16"/>
-                <w:lang w:val="ru-RU"/>
-              </w:rPr>
-              <w:t xml:space="preserve">.: г. Серпухов, </w:t>
+              <w:t xml:space="preserve">1912 г.р., м.р.: Корея, провинция Хамгён-Намдо, с. Вунамен-Сандери, кореянка, из крестьян, образование: среднее, б/п, занарская фабрика г. Серпухова: ткачиха, прож.: г. Серпухов, </w:t>
             </w:r>
             <w:r>
               <w:rPr>
@@ -6894,25 +5748,14 @@
               </w:rPr>
               <w:t xml:space="preserve">Московская обл., </w:t>
             </w:r>
-            <w:proofErr w:type="spellStart"/>
-            <w:r>
-              <w:rPr>
-                <w:rFonts w:ascii="Arial" w:hAnsi="Arial" w:cs="Arial"/>
-                <w:sz w:val="16"/>
-                <w:szCs w:val="16"/>
-                <w:lang w:val="ru-RU"/>
-              </w:rPr>
-              <w:t>занарская</w:t>
-            </w:r>
-            <w:proofErr w:type="spellEnd"/>
-            <w:r>
-              <w:rPr>
-                <w:rFonts w:ascii="Arial" w:hAnsi="Arial" w:cs="Arial"/>
-                <w:sz w:val="16"/>
-                <w:szCs w:val="16"/>
-                <w:lang w:val="ru-RU"/>
-              </w:rPr>
-              <w:t xml:space="preserve"> фабрика, казарма №1, арестована 03.10.1937. Обвинение: в нелегальном переходе границы в 1933 г. (через Китай) и проживании без документов, подозрении в шпионской деятельности в пользу Японии</w:t>
+            <w:r>
+              <w:rPr>
+                <w:rFonts w:ascii="Arial" w:hAnsi="Arial" w:cs="Arial"/>
+                <w:sz w:val="16"/>
+                <w:szCs w:val="16"/>
+                <w:lang w:val="ru-RU"/>
+              </w:rPr>
+              <w:t>занарская фабрика, казарма №1, арестована 03.10.1937. Обвинение: в нелегальном переходе границы в 1933 г. (через Китай) и проживании без документов, подозрении в шпионской деятельности в пользу Японии</w:t>
             </w:r>
           </w:p>
           <w:p>
@@ -6958,27 +5801,7 @@
                 <w:szCs w:val="16"/>
                 <w:lang w:val="ru-RU"/>
               </w:rPr>
-              <w:t xml:space="preserve">Реабилитация: 11.1989. </w:t>
-            </w:r>
-            <w:proofErr w:type="spellStart"/>
-            <w:r>
-              <w:rPr>
-                <w:rFonts w:ascii="Arial" w:hAnsi="Arial" w:cs="Arial"/>
-                <w:sz w:val="16"/>
-                <w:szCs w:val="16"/>
-                <w:lang w:val="ru-RU"/>
-              </w:rPr>
-              <w:t>Арх.дело</w:t>
-            </w:r>
-            <w:proofErr w:type="spellEnd"/>
-            <w:r>
-              <w:rPr>
-                <w:rFonts w:ascii="Arial" w:hAnsi="Arial" w:cs="Arial"/>
-                <w:sz w:val="16"/>
-                <w:szCs w:val="16"/>
-                <w:lang w:val="ru-RU"/>
-              </w:rPr>
-              <w:t>: место хранения дела - ГА РФ.</w:t>
+              <w:t>Реабилитация: 11.1989. Арх.дело: место хранения дела - ГА РФ.</w:t>
             </w:r>
           </w:p>
           <w:p>
@@ -7001,27 +5824,7 @@
                 <w:szCs w:val="16"/>
                 <w:lang w:val="ru-RU"/>
               </w:rPr>
-              <w:t xml:space="preserve">Источник: Бутовский полигон, 1937-1938. , </w:t>
-            </w:r>
-            <w:proofErr w:type="spellStart"/>
-            <w:r>
-              <w:rPr>
-                <w:rFonts w:ascii="Arial" w:hAnsi="Arial" w:cs="Arial"/>
-                <w:sz w:val="16"/>
-                <w:szCs w:val="16"/>
-                <w:lang w:val="ru-RU"/>
-              </w:rPr>
-              <w:t>Вып</w:t>
-            </w:r>
-            <w:proofErr w:type="spellEnd"/>
-            <w:r>
-              <w:rPr>
-                <w:rFonts w:ascii="Arial" w:hAnsi="Arial" w:cs="Arial"/>
-                <w:sz w:val="16"/>
-                <w:szCs w:val="16"/>
-                <w:lang w:val="ru-RU"/>
-              </w:rPr>
-              <w:t>. 5. - М., 2001. - стр.109</w:t>
+              <w:t>Источник: Бутовский полигон, 1937-1938. , Вып. 5. - М., 2001. - стр.109</w:t>
             </w:r>
             <w:r>
               <w:rPr>
@@ -7056,7 +5859,6 @@
         <w:tc>
           <w:tcPr>
             <w:tcW w:w="11160" w:type="dxa"/>
-            <w:shd w:val="clear" w:color="auto" w:fill="auto"/>
             <w:vAlign w:val="center"/>
           </w:tcPr>
           <w:p>
@@ -7202,65 +6004,25 @@
                 <w:szCs w:val="16"/>
                 <w:lang w:val="ru-RU"/>
               </w:rPr>
-              <w:t xml:space="preserve">, </w:t>
-            </w:r>
-            <w:proofErr w:type="spellStart"/>
-            <w:r>
-              <w:rPr>
-                <w:rFonts w:ascii="Arial" w:hAnsi="Arial" w:cs="Arial"/>
-                <w:sz w:val="16"/>
-                <w:szCs w:val="16"/>
-                <w:lang w:val="ru-RU"/>
-              </w:rPr>
-              <w:t>м</w:t>
-            </w:r>
-            <w:r>
-              <w:rPr>
-                <w:rFonts w:ascii="Arial" w:hAnsi="Arial" w:cs="Arial"/>
-                <w:sz w:val="16"/>
-                <w:szCs w:val="16"/>
-                <w:lang w:val="ru-RU"/>
-              </w:rPr>
-              <w:t>.р</w:t>
-            </w:r>
-            <w:proofErr w:type="spellEnd"/>
-            <w:r>
-              <w:rPr>
-                <w:rFonts w:ascii="Arial" w:hAnsi="Arial" w:cs="Arial"/>
-                <w:sz w:val="16"/>
-                <w:szCs w:val="16"/>
-                <w:lang w:val="ru-RU"/>
-              </w:rPr>
-              <w:t>.:</w:t>
-            </w:r>
-            <w:r>
-              <w:rPr>
-                <w:rFonts w:ascii="Arial" w:hAnsi="Arial" w:cs="Arial"/>
-                <w:sz w:val="16"/>
-                <w:szCs w:val="16"/>
-                <w:lang w:val="ru-RU"/>
-              </w:rPr>
-              <w:t xml:space="preserve"> Приморский край, кореянка. Осудивший орган: тройка при УНКВД по ДВК.  Приговор: ВМН (расстрел). Дата расстрела: 17 сентября 1937 </w:t>
-            </w:r>
-            <w:proofErr w:type="gramStart"/>
-            <w:r>
-              <w:rPr>
-                <w:rFonts w:ascii="Arial" w:hAnsi="Arial" w:cs="Arial"/>
-                <w:sz w:val="16"/>
-                <w:szCs w:val="16"/>
-                <w:lang w:val="ru-RU"/>
-              </w:rPr>
-              <w:t>г..</w:t>
-            </w:r>
-            <w:proofErr w:type="gramEnd"/>
-            <w:r>
-              <w:rPr>
-                <w:rFonts w:ascii="Arial" w:hAnsi="Arial" w:cs="Arial"/>
-                <w:sz w:val="16"/>
-                <w:szCs w:val="16"/>
-                <w:lang w:val="ru-RU"/>
-              </w:rPr>
-              <w:t xml:space="preserve"> Дата реабилитации: 1989 г.</w:t>
+              <w:t>, м</w:t>
+            </w:r>
+            <w:r>
+              <w:rPr>
+                <w:rFonts w:ascii="Arial" w:hAnsi="Arial" w:cs="Arial"/>
+                <w:sz w:val="16"/>
+                <w:szCs w:val="16"/>
+                <w:lang w:val="ru-RU"/>
+              </w:rPr>
+              <w:t>.р.:</w:t>
+            </w:r>
+            <w:r>
+              <w:rPr>
+                <w:rFonts w:ascii="Arial" w:hAnsi="Arial" w:cs="Arial"/>
+                <w:sz w:val="16"/>
+                <w:szCs w:val="16"/>
+                <w:lang w:val="ru-RU"/>
+              </w:rPr>
+              <w:t xml:space="preserve"> Приморский край, кореянка. Осудивший орган: тройка при УНКВД по ДВК.  Приговор: ВМН (расстрел). Дата расстрела: 17 сентября 1937 г.. Дата реабилитации: 1989 г.</w:t>
             </w:r>
           </w:p>
           <w:p>
@@ -7280,27 +6042,7 @@
                 <w:szCs w:val="16"/>
                 <w:lang w:val="ru-RU"/>
               </w:rPr>
-              <w:t xml:space="preserve">Источники данных: Корейцы - жертвы политических репрессий в СССР. </w:t>
-            </w:r>
-            <w:proofErr w:type="gramStart"/>
-            <w:r>
-              <w:rPr>
-                <w:rFonts w:ascii="Arial" w:hAnsi="Arial" w:cs="Arial"/>
-                <w:sz w:val="16"/>
-                <w:szCs w:val="16"/>
-                <w:lang w:val="ru-RU"/>
-              </w:rPr>
-              <w:t>1934-1938</w:t>
-            </w:r>
-            <w:proofErr w:type="gramEnd"/>
-            <w:r>
-              <w:rPr>
-                <w:rFonts w:ascii="Arial" w:hAnsi="Arial" w:cs="Arial"/>
-                <w:sz w:val="16"/>
-                <w:szCs w:val="16"/>
-                <w:lang w:val="ru-RU"/>
-              </w:rPr>
-              <w:t xml:space="preserve">". Кн. 7 / Авт. и сост. Ку Светлана. М., 2000.; </w:t>
+              <w:t xml:space="preserve">Источники данных: Корейцы - жертвы политических репрессий в СССР. 1934-1938". Кн. 7 / Авт. и сост. Ку Светлана. М., 2000.; </w:t>
             </w:r>
             <w:hyperlink r:id="rId35" w:history="1">
               <w:r>
@@ -7326,7 +6068,6 @@
         <w:tc>
           <w:tcPr>
             <w:tcW w:w="11160" w:type="dxa"/>
-            <w:shd w:val="clear" w:color="auto" w:fill="auto"/>
             <w:vAlign w:val="center"/>
           </w:tcPr>
           <w:p>
@@ -7424,47 +6165,7 @@
                 <w:szCs w:val="16"/>
                 <w:lang w:val="ru-RU"/>
               </w:rPr>
-              <w:t xml:space="preserve">1907 г.р., </w:t>
-            </w:r>
-            <w:proofErr w:type="spellStart"/>
-            <w:r>
-              <w:rPr>
-                <w:rFonts w:ascii="Arial" w:hAnsi="Arial" w:cs="Arial"/>
-                <w:sz w:val="16"/>
-                <w:szCs w:val="16"/>
-                <w:lang w:val="ru-RU"/>
-              </w:rPr>
-              <w:t>м.р</w:t>
-            </w:r>
-            <w:proofErr w:type="spellEnd"/>
-            <w:r>
-              <w:rPr>
-                <w:rFonts w:ascii="Arial" w:hAnsi="Arial" w:cs="Arial"/>
-                <w:sz w:val="16"/>
-                <w:szCs w:val="16"/>
-                <w:lang w:val="ru-RU"/>
-              </w:rPr>
-              <w:t xml:space="preserve">.: Китай, Маньчжурия, гражданка СССР, кореянка, домохозяйка, </w:t>
-            </w:r>
-            <w:proofErr w:type="spellStart"/>
-            <w:r>
-              <w:rPr>
-                <w:rFonts w:ascii="Arial" w:hAnsi="Arial" w:cs="Arial"/>
-                <w:sz w:val="16"/>
-                <w:szCs w:val="16"/>
-                <w:lang w:val="ru-RU"/>
-              </w:rPr>
-              <w:t>прож</w:t>
-            </w:r>
-            <w:proofErr w:type="spellEnd"/>
-            <w:r>
-              <w:rPr>
-                <w:rFonts w:ascii="Arial" w:hAnsi="Arial" w:cs="Arial"/>
-                <w:sz w:val="16"/>
-                <w:szCs w:val="16"/>
-                <w:lang w:val="ru-RU"/>
-              </w:rPr>
-              <w:t>.: г. Комсомольск-на-Амуре,</w:t>
+              <w:t>1907 г.р., м.р.: Китай, Маньчжурия, гражданка СССР, кореянка, домохозяйка, прож.: г. Комсомольск-на-Амуре,</w:t>
             </w:r>
             <w:r>
               <w:rPr>
@@ -7496,27 +6197,7 @@
                 <w:szCs w:val="16"/>
                 <w:lang w:val="ru-RU"/>
               </w:rPr>
-              <w:t xml:space="preserve">арестована Комсомольским ГО НКВД 09.08.1938. Обвинение: ст. </w:t>
-            </w:r>
-            <w:proofErr w:type="gramStart"/>
-            <w:r>
-              <w:rPr>
-                <w:rFonts w:ascii="Arial" w:hAnsi="Arial" w:cs="Arial"/>
-                <w:sz w:val="16"/>
-                <w:szCs w:val="16"/>
-                <w:lang w:val="ru-RU"/>
-              </w:rPr>
-              <w:t>58-6</w:t>
-            </w:r>
-            <w:proofErr w:type="gramEnd"/>
-            <w:r>
-              <w:rPr>
-                <w:rFonts w:ascii="Arial" w:hAnsi="Arial" w:cs="Arial"/>
-                <w:sz w:val="16"/>
-                <w:szCs w:val="16"/>
-                <w:lang w:val="ru-RU"/>
-              </w:rPr>
-              <w:t xml:space="preserve"> УК РСФСР. Приговор: НКВД СССР, 17.08.1938 — ВМН.</w:t>
+              <w:t>арестована Комсомольским ГО НКВД 09.08.1938. Обвинение: ст. 58-6 УК РСФСР. Приговор: НКВД СССР, 17.08.1938 — ВМН.</w:t>
             </w:r>
             <w:r>
               <w:rPr>
@@ -7552,27 +6233,7 @@
                 <w:szCs w:val="16"/>
                 <w:lang w:val="ru-RU"/>
               </w:rPr>
-              <w:t xml:space="preserve"> КДВО, 27.07.1989 - по Указу ПВС СССР от _16.01.1989_ г.  </w:t>
-            </w:r>
-            <w:proofErr w:type="spellStart"/>
-            <w:r>
-              <w:rPr>
-                <w:rFonts w:ascii="Arial" w:hAnsi="Arial" w:cs="Arial"/>
-                <w:sz w:val="16"/>
-                <w:szCs w:val="16"/>
-                <w:lang w:val="ru-RU"/>
-              </w:rPr>
-              <w:t>Арх.дело</w:t>
-            </w:r>
-            <w:proofErr w:type="spellEnd"/>
-            <w:r>
-              <w:rPr>
-                <w:rFonts w:ascii="Arial" w:hAnsi="Arial" w:cs="Arial"/>
-                <w:sz w:val="16"/>
-                <w:szCs w:val="16"/>
-                <w:lang w:val="ru-RU"/>
-              </w:rPr>
-              <w:t>: П-97279</w:t>
+              <w:t xml:space="preserve"> КДВО, 27.07.1989 - по Указу ПВС СССР от _16.01.1989_ г.  Арх.дело: П-97279</w:t>
             </w:r>
           </w:p>
           <w:p>
@@ -7650,7 +6311,6 @@
         <w:tc>
           <w:tcPr>
             <w:tcW w:w="11160" w:type="dxa"/>
-            <w:shd w:val="clear" w:color="auto" w:fill="auto"/>
             <w:vAlign w:val="center"/>
           </w:tcPr>
           <w:p>
@@ -7731,47 +6391,7 @@
                 <w:szCs w:val="16"/>
                 <w:lang w:val="ru-RU"/>
               </w:rPr>
-              <w:t xml:space="preserve">1914 г.р., </w:t>
-            </w:r>
-            <w:proofErr w:type="spellStart"/>
-            <w:r>
-              <w:rPr>
-                <w:rFonts w:ascii="Arial" w:hAnsi="Arial" w:cs="Arial"/>
-                <w:sz w:val="16"/>
-                <w:szCs w:val="16"/>
-                <w:lang w:val="ru-RU"/>
-              </w:rPr>
-              <w:t>м.р</w:t>
-            </w:r>
-            <w:proofErr w:type="spellEnd"/>
-            <w:r>
-              <w:rPr>
-                <w:rFonts w:ascii="Arial" w:hAnsi="Arial" w:cs="Arial"/>
-                <w:sz w:val="16"/>
-                <w:szCs w:val="16"/>
-                <w:lang w:val="ru-RU"/>
-              </w:rPr>
-              <w:t xml:space="preserve">.: Дальне-Восточный край, г. Никольск-Уссурийск, кореянка, студентка 3 курса медицинского института, </w:t>
-            </w:r>
-            <w:proofErr w:type="spellStart"/>
-            <w:r>
-              <w:rPr>
-                <w:rFonts w:ascii="Arial" w:hAnsi="Arial" w:cs="Arial"/>
-                <w:sz w:val="16"/>
-                <w:szCs w:val="16"/>
-                <w:lang w:val="ru-RU"/>
-              </w:rPr>
-              <w:t>прож</w:t>
-            </w:r>
-            <w:proofErr w:type="spellEnd"/>
-            <w:r>
-              <w:rPr>
-                <w:rFonts w:ascii="Arial" w:hAnsi="Arial" w:cs="Arial"/>
-                <w:sz w:val="16"/>
-                <w:szCs w:val="16"/>
-                <w:lang w:val="ru-RU"/>
-              </w:rPr>
-              <w:t xml:space="preserve">.: г. Свердловск, </w:t>
+              <w:t xml:space="preserve">1914 г.р., м.р.: Дальне-Восточный край, г. Никольск-Уссурийск, кореянка, студентка 3 курса медицинского института, прож.: г. Свердловск, </w:t>
             </w:r>
           </w:p>
           <w:p>
@@ -7872,7 +6492,6 @@
         <w:tc>
           <w:tcPr>
             <w:tcW w:w="11160" w:type="dxa"/>
-            <w:shd w:val="clear" w:color="auto" w:fill="auto"/>
             <w:vAlign w:val="center"/>
           </w:tcPr>
           <w:p>
@@ -7982,27 +6601,7 @@
                 <w:szCs w:val="16"/>
                 <w:lang w:val="ru-RU"/>
               </w:rPr>
-              <w:t xml:space="preserve">р., </w:t>
-            </w:r>
-            <w:proofErr w:type="spellStart"/>
-            <w:r>
-              <w:rPr>
-                <w:rFonts w:ascii="Arial" w:hAnsi="Arial" w:cs="Arial"/>
-                <w:sz w:val="16"/>
-                <w:szCs w:val="16"/>
-                <w:lang w:val="ru-RU"/>
-              </w:rPr>
-              <w:t>м.р</w:t>
-            </w:r>
-            <w:proofErr w:type="spellEnd"/>
-            <w:r>
-              <w:rPr>
-                <w:rFonts w:ascii="Arial" w:hAnsi="Arial" w:cs="Arial"/>
-                <w:sz w:val="16"/>
-                <w:szCs w:val="16"/>
-                <w:lang w:val="ru-RU"/>
-              </w:rPr>
-              <w:t xml:space="preserve">.: </w:t>
+              <w:t xml:space="preserve">р., м.р.: </w:t>
             </w:r>
             <w:r>
               <w:rPr>
@@ -8157,27 +6756,7 @@
                 <w:szCs w:val="16"/>
                 <w:lang w:val="ru-RU"/>
               </w:rPr>
-              <w:t xml:space="preserve">Источники данных: Корейцы - жертвы политических репрессий в СССР. </w:t>
-            </w:r>
-            <w:proofErr w:type="gramStart"/>
-            <w:r>
-              <w:rPr>
-                <w:rFonts w:ascii="Arial" w:hAnsi="Arial" w:cs="Arial"/>
-                <w:sz w:val="16"/>
-                <w:szCs w:val="16"/>
-                <w:lang w:val="ru-RU"/>
-              </w:rPr>
-              <w:t>1934-1938</w:t>
-            </w:r>
-            <w:proofErr w:type="gramEnd"/>
-            <w:r>
-              <w:rPr>
-                <w:rFonts w:ascii="Arial" w:hAnsi="Arial" w:cs="Arial"/>
-                <w:sz w:val="16"/>
-                <w:szCs w:val="16"/>
-                <w:lang w:val="ru-RU"/>
-              </w:rPr>
-              <w:t xml:space="preserve">". </w:t>
+              <w:t xml:space="preserve">Источники данных: Корейцы - жертвы политических репрессий в СССР. 1934-1938". </w:t>
             </w:r>
             <w:proofErr w:type="spellStart"/>
             <w:r>
@@ -8302,7 +6881,6 @@
         <w:tc>
           <w:tcPr>
             <w:tcW w:w="11160" w:type="dxa"/>
-            <w:shd w:val="clear" w:color="auto" w:fill="auto"/>
             <w:vAlign w:val="center"/>
           </w:tcPr>
           <w:p>
@@ -8383,67 +6961,7 @@
                 <w:szCs w:val="16"/>
                 <w:lang w:val="ru-RU"/>
               </w:rPr>
-              <w:t xml:space="preserve">1901 г.р., </w:t>
-            </w:r>
-            <w:proofErr w:type="spellStart"/>
-            <w:r>
-              <w:rPr>
-                <w:rFonts w:ascii="Arial" w:hAnsi="Arial" w:cs="Arial"/>
-                <w:sz w:val="16"/>
-                <w:szCs w:val="16"/>
-                <w:lang w:val="ru-RU"/>
-              </w:rPr>
-              <w:t>м.р</w:t>
-            </w:r>
-            <w:proofErr w:type="spellEnd"/>
-            <w:r>
-              <w:rPr>
-                <w:rFonts w:ascii="Arial" w:hAnsi="Arial" w:cs="Arial"/>
-                <w:sz w:val="16"/>
-                <w:szCs w:val="16"/>
-                <w:lang w:val="ru-RU"/>
-              </w:rPr>
-              <w:t xml:space="preserve">.: Корея, гражданка СССР, кореянка, пошивочная мастерская военторга, швея, </w:t>
-            </w:r>
-            <w:proofErr w:type="spellStart"/>
-            <w:r>
-              <w:rPr>
-                <w:rFonts w:ascii="Arial" w:hAnsi="Arial" w:cs="Arial"/>
-                <w:sz w:val="16"/>
-                <w:szCs w:val="16"/>
-                <w:lang w:val="ru-RU"/>
-              </w:rPr>
-              <w:t>прож</w:t>
-            </w:r>
-            <w:proofErr w:type="spellEnd"/>
-            <w:r>
-              <w:rPr>
-                <w:rFonts w:ascii="Arial" w:hAnsi="Arial" w:cs="Arial"/>
-                <w:sz w:val="16"/>
-                <w:szCs w:val="16"/>
-                <w:lang w:val="ru-RU"/>
-              </w:rPr>
-              <w:t xml:space="preserve">.: г. Хабаровск, арестована УНКВД по ДВК, 21.09.1937. Обвинение: ст. </w:t>
-            </w:r>
-            <w:proofErr w:type="gramStart"/>
-            <w:r>
-              <w:rPr>
-                <w:rFonts w:ascii="Arial" w:hAnsi="Arial" w:cs="Arial"/>
-                <w:sz w:val="16"/>
-                <w:szCs w:val="16"/>
-                <w:lang w:val="ru-RU"/>
-              </w:rPr>
-              <w:t>58-10</w:t>
-            </w:r>
-            <w:proofErr w:type="gramEnd"/>
-            <w:r>
-              <w:rPr>
-                <w:rFonts w:ascii="Arial" w:hAnsi="Arial" w:cs="Arial"/>
-                <w:sz w:val="16"/>
-                <w:szCs w:val="16"/>
-                <w:lang w:val="ru-RU"/>
-              </w:rPr>
-              <w:t xml:space="preserve"> УК РСФСР. Приговор: тройка при УНКВД по ДВК, 28.11.1937 — ВМН. Расстреляна 15.12.1937, г. Хабаровск</w:t>
+              <w:t>1901 г.р., м.р.: Корея, гражданка СССР, кореянка, пошивочная мастерская военторга, швея, прож.: г. Хабаровск, арестована УНКВД по ДВК, 21.09.1937. Обвинение: ст. 58-10 УК РСФСР. Приговор: тройка при УНКВД по ДВК, 28.11.1937 — ВМН. Расстреляна 15.12.1937, г. Хабаровск</w:t>
             </w:r>
           </w:p>
           <w:p>
@@ -8466,27 +6984,7 @@
                 <w:szCs w:val="16"/>
                 <w:lang w:val="ru-RU"/>
               </w:rPr>
-              <w:t xml:space="preserve">Реабилитация: Определением Военного трибунала ДВО, 04.04.1958 - за отсутствием состава преступления. </w:t>
-            </w:r>
-            <w:proofErr w:type="spellStart"/>
-            <w:r>
-              <w:rPr>
-                <w:rFonts w:ascii="Arial" w:hAnsi="Arial" w:cs="Arial"/>
-                <w:sz w:val="16"/>
-                <w:szCs w:val="16"/>
-                <w:lang w:val="ru-RU"/>
-              </w:rPr>
-              <w:t>Арх.дело</w:t>
-            </w:r>
-            <w:proofErr w:type="spellEnd"/>
-            <w:r>
-              <w:rPr>
-                <w:rFonts w:ascii="Arial" w:hAnsi="Arial" w:cs="Arial"/>
-                <w:sz w:val="16"/>
-                <w:szCs w:val="16"/>
-                <w:lang w:val="ru-RU"/>
-              </w:rPr>
-              <w:t>: П-81005</w:t>
+              <w:t>Реабилитация: Определением Военного трибунала ДВО, 04.04.1958 - за отсутствием состава преступления. Арх.дело: П-81005</w:t>
             </w:r>
           </w:p>
           <w:p>
@@ -8564,7 +7062,6 @@
         <w:tc>
           <w:tcPr>
             <w:tcW w:w="11160" w:type="dxa"/>
-            <w:shd w:val="clear" w:color="auto" w:fill="auto"/>
             <w:vAlign w:val="center"/>
           </w:tcPr>
           <w:p>
@@ -8664,27 +7161,7 @@
                 <w:szCs w:val="16"/>
                 <w:lang w:val="ru-RU"/>
               </w:rPr>
-              <w:t xml:space="preserve">1888 г.р., </w:t>
-            </w:r>
-            <w:proofErr w:type="spellStart"/>
-            <w:r>
-              <w:rPr>
-                <w:rFonts w:ascii="Arial" w:hAnsi="Arial" w:cs="Arial"/>
-                <w:sz w:val="16"/>
-                <w:szCs w:val="16"/>
-                <w:lang w:val="ru-RU"/>
-              </w:rPr>
-              <w:t>м.р</w:t>
-            </w:r>
-            <w:proofErr w:type="spellEnd"/>
-            <w:r>
-              <w:rPr>
-                <w:rFonts w:ascii="Arial" w:hAnsi="Arial" w:cs="Arial"/>
-                <w:sz w:val="16"/>
-                <w:szCs w:val="16"/>
-                <w:lang w:val="ru-RU"/>
-              </w:rPr>
-              <w:t>.: Корея, без гражданства, кореянка</w:t>
+              <w:t>1888 г.р., м.р.: Корея, без гражданства, кореянка</w:t>
             </w:r>
             <w:r>
               <w:rPr>
@@ -8713,45 +7190,23 @@
               </w:rPr>
               <w:t xml:space="preserve">, </w:t>
             </w:r>
-            <w:proofErr w:type="spellStart"/>
-            <w:r>
-              <w:rPr>
-                <w:rFonts w:ascii="Arial" w:hAnsi="Arial" w:cs="Arial"/>
-                <w:sz w:val="16"/>
-                <w:szCs w:val="16"/>
-                <w:lang w:val="ru-RU"/>
-              </w:rPr>
-              <w:t>прож</w:t>
-            </w:r>
-            <w:proofErr w:type="spellEnd"/>
-            <w:r>
-              <w:rPr>
-                <w:rFonts w:ascii="Arial" w:hAnsi="Arial" w:cs="Arial"/>
-                <w:sz w:val="16"/>
-                <w:szCs w:val="16"/>
-                <w:lang w:val="ru-RU"/>
-              </w:rPr>
-              <w:t>.: Китай, Маньчжоу-Го</w:t>
-            </w:r>
-            <w:proofErr w:type="gramStart"/>
-            <w:r>
-              <w:rPr>
-                <w:rFonts w:ascii="Arial" w:hAnsi="Arial" w:cs="Arial"/>
-                <w:sz w:val="16"/>
-                <w:szCs w:val="16"/>
-                <w:lang w:val="ru-RU"/>
-              </w:rPr>
-              <w:t>.</w:t>
-            </w:r>
-            <w:proofErr w:type="gramEnd"/>
-            <w:r>
-              <w:rPr>
-                <w:rFonts w:ascii="Arial" w:hAnsi="Arial" w:cs="Arial"/>
-                <w:sz w:val="16"/>
-                <w:szCs w:val="16"/>
-                <w:lang w:val="ru-RU"/>
-              </w:rPr>
-              <w:t xml:space="preserve"> </w:t>
+            <w:r>
+              <w:rPr>
+                <w:rFonts w:ascii="Arial" w:hAnsi="Arial" w:cs="Arial"/>
+                <w:sz w:val="16"/>
+                <w:szCs w:val="16"/>
+                <w:lang w:val="ru-RU"/>
+              </w:rPr>
+              <w:t>прож.: Китай, Маньчжоу-Го</w:t>
+            </w:r>
+            <w:r>
+              <w:rPr>
+                <w:rFonts w:ascii="Arial" w:hAnsi="Arial" w:cs="Arial"/>
+                <w:sz w:val="16"/>
+                <w:szCs w:val="16"/>
+                <w:lang w:val="ru-RU"/>
+              </w:rPr>
+              <w:t xml:space="preserve">. </w:t>
             </w:r>
             <w:r>
               <w:rPr>
@@ -8783,27 +7238,7 @@
                 <w:szCs w:val="16"/>
                 <w:lang w:val="ru-RU"/>
               </w:rPr>
-              <w:t xml:space="preserve">Обвинение: ст. </w:t>
-            </w:r>
-            <w:proofErr w:type="gramStart"/>
-            <w:r>
-              <w:rPr>
-                <w:rFonts w:ascii="Arial" w:hAnsi="Arial" w:cs="Arial"/>
-                <w:sz w:val="16"/>
-                <w:szCs w:val="16"/>
-                <w:lang w:val="ru-RU"/>
-              </w:rPr>
-              <w:t>58-6</w:t>
-            </w:r>
-            <w:proofErr w:type="gramEnd"/>
-            <w:r>
-              <w:rPr>
-                <w:rFonts w:ascii="Arial" w:hAnsi="Arial" w:cs="Arial"/>
-                <w:sz w:val="16"/>
-                <w:szCs w:val="16"/>
-                <w:lang w:val="ru-RU"/>
-              </w:rPr>
-              <w:t xml:space="preserve"> УК РСФСР.</w:t>
+              <w:t>Обвинение: ст. 58-6 УК РСФСР.</w:t>
             </w:r>
             <w:r>
               <w:rPr>
@@ -8891,25 +7326,14 @@
               </w:rPr>
               <w:t xml:space="preserve"> </w:t>
             </w:r>
-            <w:proofErr w:type="spellStart"/>
-            <w:r>
-              <w:rPr>
-                <w:rFonts w:ascii="Arial" w:hAnsi="Arial" w:cs="Arial"/>
-                <w:sz w:val="16"/>
-                <w:szCs w:val="16"/>
-                <w:lang w:val="ru-RU"/>
-              </w:rPr>
-              <w:t>Арх.дело</w:t>
-            </w:r>
-            <w:proofErr w:type="spellEnd"/>
-            <w:r>
-              <w:rPr>
-                <w:rFonts w:ascii="Arial" w:hAnsi="Arial" w:cs="Arial"/>
-                <w:sz w:val="16"/>
-                <w:szCs w:val="16"/>
-                <w:lang w:val="ru-RU"/>
-              </w:rPr>
-              <w:t>: П-97056</w:t>
+            <w:r>
+              <w:rPr>
+                <w:rFonts w:ascii="Arial" w:hAnsi="Arial" w:cs="Arial"/>
+                <w:sz w:val="16"/>
+                <w:szCs w:val="16"/>
+                <w:lang w:val="ru-RU"/>
+              </w:rPr>
+              <w:t>Арх.дело: П-97056</w:t>
             </w:r>
           </w:p>
           <w:p>
@@ -8987,7 +7411,6 @@
         <w:tc>
           <w:tcPr>
             <w:tcW w:w="11160" w:type="dxa"/>
-            <w:shd w:val="clear" w:color="auto" w:fill="auto"/>
             <w:vAlign w:val="center"/>
           </w:tcPr>
           <w:p>
@@ -9068,27 +7491,7 @@
                 <w:szCs w:val="16"/>
                 <w:lang w:val="ru-RU"/>
               </w:rPr>
-              <w:t xml:space="preserve">1903 г.р., </w:t>
-            </w:r>
-            <w:proofErr w:type="spellStart"/>
-            <w:r>
-              <w:rPr>
-                <w:rFonts w:ascii="Arial" w:hAnsi="Arial" w:cs="Arial"/>
-                <w:sz w:val="16"/>
-                <w:szCs w:val="16"/>
-                <w:lang w:val="ru-RU"/>
-              </w:rPr>
-              <w:t>м.р</w:t>
-            </w:r>
-            <w:proofErr w:type="spellEnd"/>
-            <w:r>
-              <w:rPr>
-                <w:rFonts w:ascii="Arial" w:hAnsi="Arial" w:cs="Arial"/>
-                <w:sz w:val="16"/>
-                <w:szCs w:val="16"/>
-                <w:lang w:val="ru-RU"/>
-              </w:rPr>
-              <w:t>.: г. Благовещенск, кореянка</w:t>
+              <w:t>1903 г.р., м.р.: г. Благовещенск, кореянка</w:t>
             </w:r>
             <w:r>
               <w:rPr>
@@ -9336,7 +7739,6 @@
         <w:tc>
           <w:tcPr>
             <w:tcW w:w="11160" w:type="dxa"/>
-            <w:shd w:val="clear" w:color="auto" w:fill="auto"/>
             <w:vAlign w:val="center"/>
           </w:tcPr>
           <w:p>
@@ -9575,7 +7977,6 @@
         <w:tc>
           <w:tcPr>
             <w:tcW w:w="11160" w:type="dxa"/>
-            <w:shd w:val="clear" w:color="auto" w:fill="auto"/>
             <w:vAlign w:val="center"/>
           </w:tcPr>
           <w:p>
@@ -9705,27 +8106,7 @@
                 <w:szCs w:val="16"/>
                 <w:lang w:val="ru-RU"/>
               </w:rPr>
-              <w:t xml:space="preserve">1912 г.р., </w:t>
-            </w:r>
-            <w:proofErr w:type="spellStart"/>
-            <w:r>
-              <w:rPr>
-                <w:rFonts w:ascii="Arial" w:hAnsi="Arial" w:cs="Arial"/>
-                <w:sz w:val="16"/>
-                <w:szCs w:val="16"/>
-                <w:lang w:val="ru-RU"/>
-              </w:rPr>
-              <w:t>м.р</w:t>
-            </w:r>
-            <w:proofErr w:type="spellEnd"/>
-            <w:r>
-              <w:rPr>
-                <w:rFonts w:ascii="Arial" w:hAnsi="Arial" w:cs="Arial"/>
-                <w:sz w:val="16"/>
-                <w:szCs w:val="16"/>
-                <w:lang w:val="ru-RU"/>
-              </w:rPr>
-              <w:t>.: Дальне-Восточный край, г. Никольск-Уссурийский, кореянка</w:t>
+              <w:t>1912 г.р., м.р.: Дальне-Восточный край, г. Никольск-Уссурийский, кореянка</w:t>
             </w:r>
             <w:r>
               <w:rPr>
@@ -9763,25 +8144,14 @@
               </w:rPr>
               <w:t xml:space="preserve">, </w:t>
             </w:r>
-            <w:proofErr w:type="spellStart"/>
-            <w:r>
-              <w:rPr>
-                <w:rFonts w:ascii="Arial" w:hAnsi="Arial" w:cs="Arial"/>
-                <w:sz w:val="16"/>
-                <w:szCs w:val="16"/>
-                <w:lang w:val="ru-RU"/>
-              </w:rPr>
-              <w:t>прож</w:t>
-            </w:r>
-            <w:proofErr w:type="spellEnd"/>
-            <w:r>
-              <w:rPr>
-                <w:rFonts w:ascii="Arial" w:hAnsi="Arial" w:cs="Arial"/>
-                <w:sz w:val="16"/>
-                <w:szCs w:val="16"/>
-                <w:lang w:val="ru-RU"/>
-              </w:rPr>
-              <w:t>.: г. Свердловск</w:t>
+            <w:r>
+              <w:rPr>
+                <w:rFonts w:ascii="Arial" w:hAnsi="Arial" w:cs="Arial"/>
+                <w:sz w:val="16"/>
+                <w:szCs w:val="16"/>
+                <w:lang w:val="ru-RU"/>
+              </w:rPr>
+              <w:t>прож.: г. Свердловск</w:t>
             </w:r>
           </w:p>
           <w:p>
@@ -9918,7 +8288,6 @@
         <w:tc>
           <w:tcPr>
             <w:tcW w:w="11160" w:type="dxa"/>
-            <w:shd w:val="clear" w:color="auto" w:fill="auto"/>
             <w:vAlign w:val="center"/>
           </w:tcPr>
           <w:p>
@@ -10001,67 +8370,7 @@
                 <w:szCs w:val="16"/>
                 <w:lang w:val="ru-RU"/>
               </w:rPr>
-              <w:t xml:space="preserve">1897 г.р., </w:t>
-            </w:r>
-            <w:proofErr w:type="spellStart"/>
-            <w:r>
-              <w:rPr>
-                <w:rFonts w:ascii="Arial" w:hAnsi="Arial" w:cs="Arial"/>
-                <w:sz w:val="16"/>
-                <w:szCs w:val="16"/>
-                <w:lang w:val="ru-RU"/>
-              </w:rPr>
-              <w:t>м.р</w:t>
-            </w:r>
-            <w:proofErr w:type="spellEnd"/>
-            <w:r>
-              <w:rPr>
-                <w:rFonts w:ascii="Arial" w:hAnsi="Arial" w:cs="Arial"/>
-                <w:sz w:val="16"/>
-                <w:szCs w:val="16"/>
-                <w:lang w:val="ru-RU"/>
-              </w:rPr>
-              <w:t xml:space="preserve">.: Дальневосточный край, </w:t>
-            </w:r>
-            <w:proofErr w:type="spellStart"/>
-            <w:r>
-              <w:rPr>
-                <w:rFonts w:ascii="Arial" w:hAnsi="Arial" w:cs="Arial"/>
-                <w:sz w:val="16"/>
-                <w:szCs w:val="16"/>
-                <w:lang w:val="ru-RU"/>
-              </w:rPr>
-              <w:t>Посьетский</w:t>
-            </w:r>
-            <w:proofErr w:type="spellEnd"/>
-            <w:r>
-              <w:rPr>
-                <w:rFonts w:ascii="Arial" w:hAnsi="Arial" w:cs="Arial"/>
-                <w:sz w:val="16"/>
-                <w:szCs w:val="16"/>
-                <w:lang w:val="ru-RU"/>
-              </w:rPr>
-              <w:t xml:space="preserve"> р-н, с. Н.-</w:t>
-            </w:r>
-            <w:proofErr w:type="spellStart"/>
-            <w:r>
-              <w:rPr>
-                <w:rFonts w:ascii="Arial" w:hAnsi="Arial" w:cs="Arial"/>
-                <w:sz w:val="16"/>
-                <w:szCs w:val="16"/>
-                <w:lang w:val="ru-RU"/>
-              </w:rPr>
-              <w:t>Янчиха</w:t>
-            </w:r>
-            <w:proofErr w:type="spellEnd"/>
-            <w:r>
-              <w:rPr>
-                <w:rFonts w:ascii="Arial" w:hAnsi="Arial" w:cs="Arial"/>
-                <w:sz w:val="16"/>
-                <w:szCs w:val="16"/>
-                <w:lang w:val="ru-RU"/>
-              </w:rPr>
-              <w:t>, кореянка, образование: начальное</w:t>
+              <w:t>1897 г.р., м.р.: Дальневосточный край, Посьетский р-н, с. Н.-Янчиха, кореянка, образование: начальное</w:t>
             </w:r>
             <w:r>
               <w:rPr>
@@ -10104,25 +8413,14 @@
                 <w:lang w:val="ru-RU"/>
               </w:rPr>
             </w:pPr>
-            <w:proofErr w:type="spellStart"/>
-            <w:r>
-              <w:rPr>
-                <w:rFonts w:ascii="Arial" w:hAnsi="Arial" w:cs="Arial"/>
-                <w:sz w:val="16"/>
-                <w:szCs w:val="16"/>
-                <w:lang w:val="ru-RU"/>
-              </w:rPr>
-              <w:t>прож</w:t>
-            </w:r>
-            <w:proofErr w:type="spellEnd"/>
-            <w:r>
-              <w:rPr>
-                <w:rFonts w:ascii="Arial" w:hAnsi="Arial" w:cs="Arial"/>
-                <w:sz w:val="16"/>
-                <w:szCs w:val="16"/>
-                <w:lang w:val="ru-RU"/>
-              </w:rPr>
-              <w:t>.: г. Новосибирск</w:t>
+            <w:r>
+              <w:rPr>
+                <w:rFonts w:ascii="Arial" w:hAnsi="Arial" w:cs="Arial"/>
+                <w:sz w:val="16"/>
+                <w:szCs w:val="16"/>
+                <w:lang w:val="ru-RU"/>
+              </w:rPr>
+              <w:t>прож.: г. Новосибирск</w:t>
             </w:r>
             <w:r>
               <w:rPr>
@@ -10158,87 +8456,7 @@
                 <w:szCs w:val="16"/>
                 <w:lang w:val="ru-RU"/>
               </w:rPr>
-              <w:t xml:space="preserve">Обвинение: </w:t>
-            </w:r>
-            <w:proofErr w:type="spellStart"/>
-            <w:r>
-              <w:rPr>
-                <w:rFonts w:ascii="Arial" w:hAnsi="Arial" w:cs="Arial"/>
-                <w:sz w:val="16"/>
-                <w:szCs w:val="16"/>
-                <w:lang w:val="ru-RU"/>
-              </w:rPr>
-              <w:t>обв</w:t>
-            </w:r>
-            <w:proofErr w:type="spellEnd"/>
-            <w:r>
-              <w:rPr>
-                <w:rFonts w:ascii="Arial" w:hAnsi="Arial" w:cs="Arial"/>
-                <w:sz w:val="16"/>
-                <w:szCs w:val="16"/>
-                <w:lang w:val="ru-RU"/>
-              </w:rPr>
-              <w:t xml:space="preserve">. в участии в </w:t>
-            </w:r>
-            <w:proofErr w:type="spellStart"/>
-            <w:r>
-              <w:rPr>
-                <w:rFonts w:ascii="Arial" w:hAnsi="Arial" w:cs="Arial"/>
-                <w:sz w:val="16"/>
-                <w:szCs w:val="16"/>
-                <w:lang w:val="ru-RU"/>
-              </w:rPr>
-              <w:t>к.р</w:t>
-            </w:r>
-            <w:proofErr w:type="spellEnd"/>
-            <w:r>
-              <w:rPr>
-                <w:rFonts w:ascii="Arial" w:hAnsi="Arial" w:cs="Arial"/>
-                <w:sz w:val="16"/>
-                <w:szCs w:val="16"/>
-                <w:lang w:val="ru-RU"/>
-              </w:rPr>
-              <w:t>. шпионско-</w:t>
-            </w:r>
-            <w:proofErr w:type="spellStart"/>
-            <w:r>
-              <w:rPr>
-                <w:rFonts w:ascii="Arial" w:hAnsi="Arial" w:cs="Arial"/>
-                <w:sz w:val="16"/>
-                <w:szCs w:val="16"/>
-                <w:lang w:val="ru-RU"/>
-              </w:rPr>
-              <w:t>диверсион</w:t>
-            </w:r>
-            <w:proofErr w:type="spellEnd"/>
-            <w:r>
-              <w:rPr>
-                <w:rFonts w:ascii="Arial" w:hAnsi="Arial" w:cs="Arial"/>
-                <w:sz w:val="16"/>
-                <w:szCs w:val="16"/>
-                <w:lang w:val="ru-RU"/>
-              </w:rPr>
-              <w:t xml:space="preserve">. группе, ст. </w:t>
-            </w:r>
-            <w:proofErr w:type="gramStart"/>
-            <w:r>
-              <w:rPr>
-                <w:rFonts w:ascii="Arial" w:hAnsi="Arial" w:cs="Arial"/>
-                <w:sz w:val="16"/>
-                <w:szCs w:val="16"/>
-                <w:lang w:val="ru-RU"/>
-              </w:rPr>
-              <w:t>58-6,9</w:t>
-            </w:r>
-            <w:proofErr w:type="gramEnd"/>
-            <w:r>
-              <w:rPr>
-                <w:rFonts w:ascii="Arial" w:hAnsi="Arial" w:cs="Arial"/>
-                <w:sz w:val="16"/>
-                <w:szCs w:val="16"/>
-                <w:lang w:val="ru-RU"/>
-              </w:rPr>
-              <w:t>,11 УК РСФСР.</w:t>
+              <w:t>Обвинение: обв. в участии в к.р. шпионско-диверсион. группе, ст. 58-6,9,11 УК РСФСР.</w:t>
             </w:r>
           </w:p>
           <w:p>
@@ -10375,7 +8593,6 @@
         <w:tc>
           <w:tcPr>
             <w:tcW w:w="11160" w:type="dxa"/>
-            <w:shd w:val="clear" w:color="auto" w:fill="auto"/>
             <w:vAlign w:val="center"/>
           </w:tcPr>
           <w:p>
@@ -10518,25 +8735,14 @@
               </w:rPr>
               <w:t xml:space="preserve"> образование начальное; </w:t>
             </w:r>
-            <w:proofErr w:type="spellStart"/>
-            <w:r>
-              <w:rPr>
-                <w:rFonts w:ascii="Arial" w:hAnsi="Arial" w:cs="Arial"/>
-                <w:sz w:val="16"/>
-                <w:szCs w:val="16"/>
-                <w:lang w:val="ru-RU"/>
-              </w:rPr>
-              <w:t>Прож</w:t>
-            </w:r>
-            <w:proofErr w:type="spellEnd"/>
-            <w:r>
-              <w:rPr>
-                <w:rFonts w:ascii="Arial" w:hAnsi="Arial" w:cs="Arial"/>
-                <w:sz w:val="16"/>
-                <w:szCs w:val="16"/>
-                <w:lang w:val="ru-RU"/>
-              </w:rPr>
-              <w:t>.:</w:t>
+            <w:r>
+              <w:rPr>
+                <w:rFonts w:ascii="Arial" w:hAnsi="Arial" w:cs="Arial"/>
+                <w:sz w:val="16"/>
+                <w:szCs w:val="16"/>
+                <w:lang w:val="ru-RU"/>
+              </w:rPr>
+              <w:t>Прож.:</w:t>
             </w:r>
             <w:r>
               <w:rPr>
@@ -10554,67 +8760,7 @@
                 <w:szCs w:val="16"/>
                 <w:lang w:val="ru-RU"/>
               </w:rPr>
-              <w:t xml:space="preserve"> </w:t>
-            </w:r>
-            <w:proofErr w:type="gramStart"/>
-            <w:r>
-              <w:rPr>
-                <w:rFonts w:ascii="Arial" w:hAnsi="Arial" w:cs="Arial"/>
-                <w:sz w:val="16"/>
-                <w:szCs w:val="16"/>
-                <w:lang w:val="ru-RU"/>
-              </w:rPr>
-              <w:t>Москва..</w:t>
-            </w:r>
-            <w:proofErr w:type="gramEnd"/>
-            <w:r>
-              <w:rPr>
-                <w:rFonts w:ascii="Arial" w:hAnsi="Arial" w:cs="Arial"/>
-                <w:sz w:val="16"/>
-                <w:szCs w:val="16"/>
-                <w:lang w:val="ru-RU"/>
-              </w:rPr>
-              <w:t xml:space="preserve"> Арестована 31 октября 1937 г. НКВД по </w:t>
-            </w:r>
-            <w:proofErr w:type="spellStart"/>
-            <w:r>
-              <w:rPr>
-                <w:rFonts w:ascii="Arial" w:hAnsi="Arial" w:cs="Arial"/>
-                <w:sz w:val="16"/>
-                <w:szCs w:val="16"/>
-                <w:lang w:val="ru-RU"/>
-              </w:rPr>
-              <w:t>Прорвлагу</w:t>
-            </w:r>
-            <w:proofErr w:type="spellEnd"/>
-            <w:r>
-              <w:rPr>
-                <w:rFonts w:ascii="Arial" w:hAnsi="Arial" w:cs="Arial"/>
-                <w:sz w:val="16"/>
-                <w:szCs w:val="16"/>
-                <w:lang w:val="ru-RU"/>
-              </w:rPr>
-              <w:t xml:space="preserve">. Приговорена: Тройка УНКВД по ЗКО 20 ноября 1937 г., </w:t>
-            </w:r>
-            <w:proofErr w:type="spellStart"/>
-            <w:r>
-              <w:rPr>
-                <w:rFonts w:ascii="Arial" w:hAnsi="Arial" w:cs="Arial"/>
-                <w:sz w:val="16"/>
-                <w:szCs w:val="16"/>
-                <w:lang w:val="ru-RU"/>
-              </w:rPr>
-              <w:t>обв</w:t>
-            </w:r>
-            <w:proofErr w:type="spellEnd"/>
-            <w:r>
-              <w:rPr>
-                <w:rFonts w:ascii="Arial" w:hAnsi="Arial" w:cs="Arial"/>
-                <w:sz w:val="16"/>
-                <w:szCs w:val="16"/>
-                <w:lang w:val="ru-RU"/>
-              </w:rPr>
-              <w:t>.:</w:t>
+              <w:t xml:space="preserve"> Москва.. Арестована 31 октября 1937 г. НКВД по Прорвлагу. Приговорена: Тройка УНКВД по ЗКО 20 ноября 1937 г., обв.:</w:t>
             </w:r>
             <w:r>
               <w:rPr>
@@ -10624,25 +8770,14 @@
               </w:rPr>
               <w:t> </w:t>
             </w:r>
-            <w:proofErr w:type="gramStart"/>
-            <w:r>
-              <w:rPr>
-                <w:rFonts w:ascii="Arial" w:hAnsi="Arial" w:cs="Arial"/>
-                <w:sz w:val="16"/>
-                <w:szCs w:val="16"/>
-                <w:lang w:val="ru-RU"/>
-              </w:rPr>
-              <w:t>58-10</w:t>
-            </w:r>
-            <w:proofErr w:type="gramEnd"/>
-            <w:r>
-              <w:rPr>
-                <w:rFonts w:ascii="Arial" w:hAnsi="Arial" w:cs="Arial"/>
-                <w:sz w:val="16"/>
-                <w:szCs w:val="16"/>
-                <w:lang w:val="ru-RU"/>
-              </w:rPr>
-              <w:t xml:space="preserve"> УК РСФСР. Приговор: ВМН Реабилитирована 1 июня 1989 г. Гурьевская облпрокуратура УКАЗ ПВС СССР ОТ 16.01.1989</w:t>
+            <w:r>
+              <w:rPr>
+                <w:rFonts w:ascii="Arial" w:hAnsi="Arial" w:cs="Arial"/>
+                <w:sz w:val="16"/>
+                <w:szCs w:val="16"/>
+                <w:lang w:val="ru-RU"/>
+              </w:rPr>
+              <w:t>58-10 УК РСФСР. Приговор: ВМН Реабилитирована 1 июня 1989 г. Гурьевская облпрокуратура УКАЗ ПВС СССР ОТ 16.01.1989</w:t>
             </w:r>
           </w:p>
           <w:p>
@@ -10705,7 +8840,6 @@
         <w:tc>
           <w:tcPr>
             <w:tcW w:w="11160" w:type="dxa"/>
-            <w:shd w:val="clear" w:color="auto" w:fill="auto"/>
             <w:vAlign w:val="center"/>
           </w:tcPr>
           <w:p>
@@ -10828,27 +8962,7 @@
                 <w:szCs w:val="16"/>
                 <w:lang w:val="ru-RU"/>
               </w:rPr>
-              <w:t xml:space="preserve">в 1894 г., Владивостокская обл., </w:t>
-            </w:r>
-            <w:proofErr w:type="spellStart"/>
-            <w:r>
-              <w:rPr>
-                <w:rFonts w:ascii="Arial" w:hAnsi="Arial" w:cs="Arial"/>
-                <w:sz w:val="16"/>
-                <w:szCs w:val="16"/>
-                <w:lang w:val="ru-RU"/>
-              </w:rPr>
-              <w:t>Посветский</w:t>
-            </w:r>
-            <w:proofErr w:type="spellEnd"/>
-            <w:r>
-              <w:rPr>
-                <w:rFonts w:ascii="Arial" w:hAnsi="Arial" w:cs="Arial"/>
-                <w:sz w:val="16"/>
-                <w:szCs w:val="16"/>
-                <w:lang w:val="ru-RU"/>
-              </w:rPr>
-              <w:t xml:space="preserve"> р-н, Нижний Аден с.; </w:t>
+              <w:t xml:space="preserve">в 1894 г., Владивостокская обл., Посветский р-н, Нижний Аден с.; </w:t>
             </w:r>
             <w:r>
               <w:rPr>
@@ -10866,19 +8980,34 @@
                 <w:szCs w:val="16"/>
                 <w:lang w:val="ru-RU"/>
               </w:rPr>
-              <w:t xml:space="preserve"> образование среднее; Закройщица, Пошивочная </w:t>
-            </w:r>
-            <w:proofErr w:type="gramStart"/>
-            <w:r>
-              <w:rPr>
-                <w:rFonts w:ascii="Arial" w:hAnsi="Arial" w:cs="Arial"/>
-                <w:sz w:val="16"/>
-                <w:szCs w:val="16"/>
-                <w:lang w:val="ru-RU"/>
-              </w:rPr>
-              <w:t>мастерская..</w:t>
-            </w:r>
-            <w:proofErr w:type="gramEnd"/>
+              <w:t xml:space="preserve"> образование среднее; Закройщица, Пошивочная мастерская.. </w:t>
+            </w:r>
+            <w:r>
+              <w:rPr>
+                <w:rFonts w:ascii="Arial" w:hAnsi="Arial" w:cs="Arial"/>
+                <w:sz w:val="16"/>
+                <w:szCs w:val="16"/>
+                <w:lang w:val="ru-RU"/>
+              </w:rPr>
+              <w:t>Прож.:</w:t>
+            </w:r>
+            <w:r>
+              <w:rPr>
+                <w:rFonts w:ascii="Arial" w:hAnsi="Arial" w:cs="Arial"/>
+                <w:sz w:val="16"/>
+                <w:szCs w:val="16"/>
+              </w:rPr>
+              <w:t> </w:t>
+            </w:r>
+            <w:r>
+              <w:rPr>
+                <w:rFonts w:ascii="Arial" w:hAnsi="Arial" w:cs="Arial"/>
+                <w:sz w:val="16"/>
+                <w:szCs w:val="16"/>
+                <w:lang w:val="ru-RU"/>
+              </w:rPr>
+              <w:t>Павлодарская обл., Баянаульский р-н, Майкаин п..</w:t>
+            </w:r>
             <w:r>
               <w:rPr>
                 <w:rFonts w:ascii="Arial" w:hAnsi="Arial" w:cs="Arial"/>
@@ -10888,54 +9017,15 @@
               </w:rPr>
               <w:t xml:space="preserve"> </w:t>
             </w:r>
-            <w:proofErr w:type="spellStart"/>
-            <w:r>
-              <w:rPr>
-                <w:rFonts w:ascii="Arial" w:hAnsi="Arial" w:cs="Arial"/>
-                <w:sz w:val="16"/>
-                <w:szCs w:val="16"/>
-                <w:lang w:val="ru-RU"/>
-              </w:rPr>
-              <w:t>Прож</w:t>
-            </w:r>
-            <w:proofErr w:type="spellEnd"/>
-            <w:r>
-              <w:rPr>
-                <w:rFonts w:ascii="Arial" w:hAnsi="Arial" w:cs="Arial"/>
-                <w:sz w:val="16"/>
-                <w:szCs w:val="16"/>
-                <w:lang w:val="ru-RU"/>
-              </w:rPr>
-              <w:t>.:</w:t>
-            </w:r>
-            <w:r>
-              <w:rPr>
-                <w:rFonts w:ascii="Arial" w:hAnsi="Arial" w:cs="Arial"/>
-                <w:sz w:val="16"/>
-                <w:szCs w:val="16"/>
-              </w:rPr>
-              <w:t> </w:t>
-            </w:r>
-            <w:r>
-              <w:rPr>
-                <w:rFonts w:ascii="Arial" w:hAnsi="Arial" w:cs="Arial"/>
-                <w:sz w:val="16"/>
-                <w:szCs w:val="16"/>
-                <w:lang w:val="ru-RU"/>
-              </w:rPr>
-              <w:t xml:space="preserve">Павлодарская обл., Баянаульский р-н, </w:t>
-            </w:r>
-            <w:proofErr w:type="spellStart"/>
-            <w:r>
-              <w:rPr>
-                <w:rFonts w:ascii="Arial" w:hAnsi="Arial" w:cs="Arial"/>
-                <w:sz w:val="16"/>
-                <w:szCs w:val="16"/>
-                <w:lang w:val="ru-RU"/>
-              </w:rPr>
-              <w:t>Майкаин</w:t>
-            </w:r>
-            <w:proofErr w:type="spellEnd"/>
+            <w:r>
+              <w:rPr>
+                <w:rFonts w:ascii="Arial" w:hAnsi="Arial" w:cs="Arial"/>
+                <w:sz w:val="16"/>
+                <w:szCs w:val="16"/>
+                <w:lang w:val="ru-RU"/>
+              </w:rPr>
+              <w:t>Арестована 29 апреля 1938 г. УНКВД по Павлодарской обл.</w:t>
+            </w:r>
             <w:r>
               <w:rPr>
                 <w:rFonts w:ascii="Arial" w:hAnsi="Arial" w:cs="Arial"/>
@@ -10945,72 +9035,14 @@
               </w:rPr>
               <w:t xml:space="preserve"> </w:t>
             </w:r>
-            <w:proofErr w:type="gramStart"/>
-            <w:r>
-              <w:rPr>
-                <w:rFonts w:ascii="Arial" w:hAnsi="Arial" w:cs="Arial"/>
-                <w:sz w:val="16"/>
-                <w:szCs w:val="16"/>
-                <w:lang w:val="ru-RU"/>
-              </w:rPr>
-              <w:t>п..</w:t>
-            </w:r>
-            <w:proofErr w:type="gramEnd"/>
-            <w:r>
-              <w:rPr>
-                <w:rFonts w:ascii="Arial" w:hAnsi="Arial" w:cs="Arial"/>
-                <w:sz w:val="16"/>
-                <w:szCs w:val="16"/>
-                <w:lang w:val="ru-RU"/>
-              </w:rPr>
-              <w:t xml:space="preserve"> </w:t>
-            </w:r>
-            <w:r>
-              <w:rPr>
-                <w:rFonts w:ascii="Arial" w:hAnsi="Arial" w:cs="Arial"/>
-                <w:sz w:val="16"/>
-                <w:szCs w:val="16"/>
-                <w:lang w:val="ru-RU"/>
-              </w:rPr>
-              <w:t>Арестована 29 апреля 1938 г. УНКВД по Павлодарской обл.</w:t>
-            </w:r>
-            <w:r>
-              <w:rPr>
-                <w:rFonts w:ascii="Arial" w:hAnsi="Arial" w:cs="Arial"/>
-                <w:sz w:val="16"/>
-                <w:szCs w:val="16"/>
-                <w:lang w:val="ru-RU"/>
-              </w:rPr>
-              <w:t xml:space="preserve"> </w:t>
-            </w:r>
-            <w:r>
-              <w:rPr>
-                <w:rFonts w:ascii="Arial" w:hAnsi="Arial" w:cs="Arial"/>
-                <w:sz w:val="16"/>
-                <w:szCs w:val="16"/>
-                <w:lang w:val="ru-RU"/>
-              </w:rPr>
-              <w:t xml:space="preserve">Приговорена: Тройка УНКВД по Павлодарской обл. 29 сентября 1938 г., </w:t>
-            </w:r>
-            <w:proofErr w:type="spellStart"/>
-            <w:r>
-              <w:rPr>
-                <w:rFonts w:ascii="Arial" w:hAnsi="Arial" w:cs="Arial"/>
-                <w:sz w:val="16"/>
-                <w:szCs w:val="16"/>
-                <w:lang w:val="ru-RU"/>
-              </w:rPr>
-              <w:t>обв</w:t>
-            </w:r>
-            <w:proofErr w:type="spellEnd"/>
-            <w:r>
-              <w:rPr>
-                <w:rFonts w:ascii="Arial" w:hAnsi="Arial" w:cs="Arial"/>
-                <w:sz w:val="16"/>
-                <w:szCs w:val="16"/>
-                <w:lang w:val="ru-RU"/>
-              </w:rPr>
-              <w:t>.:</w:t>
+            <w:r>
+              <w:rPr>
+                <w:rFonts w:ascii="Arial" w:hAnsi="Arial" w:cs="Arial"/>
+                <w:sz w:val="16"/>
+                <w:szCs w:val="16"/>
+                <w:lang w:val="ru-RU"/>
+              </w:rPr>
+              <w:t>Приговорена: Тройка УНКВД по Павлодарской обл. 29 сентября 1938 г., обв.:</w:t>
             </w:r>
             <w:r>
               <w:rPr>
@@ -11100,7 +9132,6 @@
         <w:tc>
           <w:tcPr>
             <w:tcW w:w="11160" w:type="dxa"/>
-            <w:shd w:val="clear" w:color="auto" w:fill="auto"/>
             <w:vAlign w:val="center"/>
           </w:tcPr>
           <w:p>
@@ -11181,27 +9212,7 @@
                 <w:szCs w:val="16"/>
                 <w:lang w:val="ru-RU"/>
               </w:rPr>
-              <w:t xml:space="preserve">1912 г.р., </w:t>
-            </w:r>
-            <w:proofErr w:type="spellStart"/>
-            <w:r>
-              <w:rPr>
-                <w:rFonts w:ascii="Arial" w:hAnsi="Arial" w:cs="Arial"/>
-                <w:sz w:val="16"/>
-                <w:szCs w:val="16"/>
-                <w:lang w:val="ru-RU"/>
-              </w:rPr>
-              <w:t>м.р</w:t>
-            </w:r>
-            <w:proofErr w:type="spellEnd"/>
-            <w:r>
-              <w:rPr>
-                <w:rFonts w:ascii="Arial" w:hAnsi="Arial" w:cs="Arial"/>
-                <w:sz w:val="16"/>
-                <w:szCs w:val="16"/>
-                <w:lang w:val="ru-RU"/>
-              </w:rPr>
-              <w:t>.: г. Хабаровск, кореянка, из семьи торговца, образование: неполное среднее медицинское, б/п</w:t>
+              <w:t>1912 г.р., м.р.: г. Хабаровск, кореянка, из семьи торговца, образование: неполное среднее медицинское, б/п</w:t>
             </w:r>
             <w:r>
               <w:rPr>
@@ -11235,25 +9246,14 @@
                 <w:lang w:val="ru-RU"/>
               </w:rPr>
             </w:pPr>
-            <w:proofErr w:type="spellStart"/>
-            <w:r>
-              <w:rPr>
-                <w:rFonts w:ascii="Arial" w:hAnsi="Arial" w:cs="Arial"/>
-                <w:sz w:val="16"/>
-                <w:szCs w:val="16"/>
-                <w:lang w:val="ru-RU"/>
-              </w:rPr>
-              <w:t>прож</w:t>
-            </w:r>
-            <w:proofErr w:type="spellEnd"/>
-            <w:r>
-              <w:rPr>
-                <w:rFonts w:ascii="Arial" w:hAnsi="Arial" w:cs="Arial"/>
-                <w:sz w:val="16"/>
-                <w:szCs w:val="16"/>
-                <w:lang w:val="ru-RU"/>
-              </w:rPr>
-              <w:t>.: г. Орел, Садово-Монастырская ул., д. 41</w:t>
+            <w:r>
+              <w:rPr>
+                <w:rFonts w:ascii="Arial" w:hAnsi="Arial" w:cs="Arial"/>
+                <w:sz w:val="16"/>
+                <w:szCs w:val="16"/>
+                <w:lang w:val="ru-RU"/>
+              </w:rPr>
+              <w:t>прож.: г. Орел, Садово-Монастырская ул., д. 41</w:t>
             </w:r>
             <w:r>
               <w:rPr>
@@ -11377,25 +9377,14 @@
                 <w:lang w:val="ru-RU"/>
               </w:rPr>
             </w:pPr>
-            <w:proofErr w:type="spellStart"/>
-            <w:r>
-              <w:rPr>
-                <w:rFonts w:ascii="Arial" w:hAnsi="Arial" w:cs="Arial"/>
-                <w:sz w:val="16"/>
-                <w:szCs w:val="16"/>
-                <w:lang w:val="ru-RU"/>
-              </w:rPr>
-              <w:t>Арх.дело</w:t>
-            </w:r>
-            <w:proofErr w:type="spellEnd"/>
-            <w:r>
-              <w:rPr>
-                <w:rFonts w:ascii="Arial" w:hAnsi="Arial" w:cs="Arial"/>
-                <w:sz w:val="16"/>
-                <w:szCs w:val="16"/>
-                <w:lang w:val="ru-RU"/>
-              </w:rPr>
-              <w:t>: дело П-71031, место хранения дела - ГА РФ.</w:t>
+            <w:r>
+              <w:rPr>
+                <w:rFonts w:ascii="Arial" w:hAnsi="Arial" w:cs="Arial"/>
+                <w:sz w:val="16"/>
+                <w:szCs w:val="16"/>
+                <w:lang w:val="ru-RU"/>
+              </w:rPr>
+              <w:t>Арх.дело: дело П-71031, место хранения дела - ГА РФ.</w:t>
             </w:r>
           </w:p>
           <w:p>
@@ -11418,27 +9407,7 @@
                 <w:szCs w:val="16"/>
                 <w:lang w:val="ru-RU"/>
               </w:rPr>
-              <w:t xml:space="preserve">Источник: Бутовский полигон, 1937-1938. , </w:t>
-            </w:r>
-            <w:proofErr w:type="spellStart"/>
-            <w:r>
-              <w:rPr>
-                <w:rFonts w:ascii="Arial" w:hAnsi="Arial" w:cs="Arial"/>
-                <w:sz w:val="16"/>
-                <w:szCs w:val="16"/>
-                <w:lang w:val="ru-RU"/>
-              </w:rPr>
-              <w:t>Вып</w:t>
-            </w:r>
-            <w:proofErr w:type="spellEnd"/>
-            <w:r>
-              <w:rPr>
-                <w:rFonts w:ascii="Arial" w:hAnsi="Arial" w:cs="Arial"/>
-                <w:sz w:val="16"/>
-                <w:szCs w:val="16"/>
-                <w:lang w:val="ru-RU"/>
-              </w:rPr>
-              <w:t>. 3. - М., 1999. - стр.134</w:t>
+              <w:t>Источник: Бутовский полигон, 1937-1938. , Вып. 3. - М., 1999. - стр.134</w:t>
             </w:r>
             <w:r>
               <w:rPr>
@@ -11473,7 +9442,6 @@
         <w:tc>
           <w:tcPr>
             <w:tcW w:w="11160" w:type="dxa"/>
-            <w:shd w:val="clear" w:color="auto" w:fill="auto"/>
             <w:vAlign w:val="center"/>
           </w:tcPr>
           <w:p>
@@ -11603,25 +9571,14 @@
               </w:rPr>
               <w:t xml:space="preserve"> кореянка, </w:t>
             </w:r>
-            <w:proofErr w:type="spellStart"/>
-            <w:r>
-              <w:rPr>
-                <w:rFonts w:ascii="Arial" w:hAnsi="Arial" w:cs="Arial"/>
-                <w:sz w:val="16"/>
-                <w:szCs w:val="16"/>
-                <w:lang w:val="ru-RU"/>
-              </w:rPr>
-              <w:t>прож</w:t>
-            </w:r>
-            <w:proofErr w:type="spellEnd"/>
-            <w:r>
-              <w:rPr>
-                <w:rFonts w:ascii="Arial" w:hAnsi="Arial" w:cs="Arial"/>
-                <w:sz w:val="16"/>
-                <w:szCs w:val="16"/>
-                <w:lang w:val="ru-RU"/>
-              </w:rPr>
-              <w:t>.:</w:t>
+            <w:r>
+              <w:rPr>
+                <w:rFonts w:ascii="Arial" w:hAnsi="Arial" w:cs="Arial"/>
+                <w:sz w:val="16"/>
+                <w:szCs w:val="16"/>
+                <w:lang w:val="ru-RU"/>
+              </w:rPr>
+              <w:t>прож.:</w:t>
             </w:r>
             <w:r>
               <w:rPr>
@@ -11780,29 +9737,7 @@
                 <w:shd w:val="clear" w:color="auto" w:fill="FFFFFF"/>
                 <w:lang w:val="ru-RU"/>
               </w:rPr>
-              <w:t xml:space="preserve">Корейцы - жертвы политических репрессий в СССР. </w:t>
-            </w:r>
-            <w:proofErr w:type="gramStart"/>
-            <w:r>
-              <w:rPr>
-                <w:rFonts w:ascii="Arial" w:hAnsi="Arial" w:cs="Arial"/>
-                <w:sz w:val="16"/>
-                <w:szCs w:val="16"/>
-                <w:shd w:val="clear" w:color="auto" w:fill="FFFFFF"/>
-                <w:lang w:val="ru-RU"/>
-              </w:rPr>
-              <w:t>1934-1938</w:t>
-            </w:r>
-            <w:proofErr w:type="gramEnd"/>
-            <w:r>
-              <w:rPr>
-                <w:rFonts w:ascii="Arial" w:hAnsi="Arial" w:cs="Arial"/>
-                <w:sz w:val="16"/>
-                <w:szCs w:val="16"/>
-                <w:shd w:val="clear" w:color="auto" w:fill="FFFFFF"/>
-                <w:lang w:val="ru-RU"/>
-              </w:rPr>
-              <w:t xml:space="preserve">". </w:t>
+              <w:t xml:space="preserve">Корейцы - жертвы политических репрессий в СССР. 1934-1938". </w:t>
             </w:r>
             <w:proofErr w:type="spellStart"/>
             <w:r>
@@ -11938,7 +9873,6 @@
         <w:tc>
           <w:tcPr>
             <w:tcW w:w="11160" w:type="dxa"/>
-            <w:shd w:val="clear" w:color="auto" w:fill="auto"/>
             <w:vAlign w:val="center"/>
           </w:tcPr>
           <w:p>
@@ -12019,27 +9953,7 @@
                 <w:szCs w:val="16"/>
                 <w:lang w:val="ru-RU"/>
               </w:rPr>
-              <w:t xml:space="preserve">1911 г.р., </w:t>
-            </w:r>
-            <w:proofErr w:type="spellStart"/>
-            <w:r>
-              <w:rPr>
-                <w:rFonts w:ascii="Arial" w:hAnsi="Arial" w:cs="Arial"/>
-                <w:sz w:val="16"/>
-                <w:szCs w:val="16"/>
-                <w:lang w:val="ru-RU"/>
-              </w:rPr>
-              <w:t>м.р</w:t>
-            </w:r>
-            <w:proofErr w:type="spellEnd"/>
-            <w:r>
-              <w:rPr>
-                <w:rFonts w:ascii="Arial" w:hAnsi="Arial" w:cs="Arial"/>
-                <w:sz w:val="16"/>
-                <w:szCs w:val="16"/>
-                <w:lang w:val="ru-RU"/>
-              </w:rPr>
-              <w:t>.: г. Владивосток, кореянка, б/п</w:t>
+              <w:t>1911 г.р., м.р.: г. Владивосток, кореянка, б/п</w:t>
             </w:r>
             <w:r>
               <w:rPr>
@@ -12068,25 +9982,14 @@
               </w:rPr>
               <w:t xml:space="preserve">, </w:t>
             </w:r>
-            <w:proofErr w:type="spellStart"/>
-            <w:r>
-              <w:rPr>
-                <w:rFonts w:ascii="Arial" w:hAnsi="Arial" w:cs="Arial"/>
-                <w:sz w:val="16"/>
-                <w:szCs w:val="16"/>
-                <w:lang w:val="ru-RU"/>
-              </w:rPr>
-              <w:t>прож</w:t>
-            </w:r>
-            <w:proofErr w:type="spellEnd"/>
-            <w:r>
-              <w:rPr>
-                <w:rFonts w:ascii="Arial" w:hAnsi="Arial" w:cs="Arial"/>
-                <w:sz w:val="16"/>
-                <w:szCs w:val="16"/>
-                <w:lang w:val="ru-RU"/>
-              </w:rPr>
-              <w:t>.: г. Ленинград, Моховая ул., д. 41, кв. 35.</w:t>
+            <w:r>
+              <w:rPr>
+                <w:rFonts w:ascii="Arial" w:hAnsi="Arial" w:cs="Arial"/>
+                <w:sz w:val="16"/>
+                <w:szCs w:val="16"/>
+                <w:lang w:val="ru-RU"/>
+              </w:rPr>
+              <w:t>прож.: г. Ленинград, Моховая ул., д. 41, кв. 35.</w:t>
             </w:r>
             <w:r>
               <w:rPr>
@@ -12181,27 +10084,7 @@
                 <w:szCs w:val="16"/>
                 <w:lang w:val="ru-RU"/>
               </w:rPr>
-              <w:t xml:space="preserve">Источник: Ленинградский </w:t>
-            </w:r>
-            <w:proofErr w:type="gramStart"/>
-            <w:r>
-              <w:rPr>
-                <w:rFonts w:ascii="Arial" w:hAnsi="Arial" w:cs="Arial"/>
-                <w:sz w:val="16"/>
-                <w:szCs w:val="16"/>
-                <w:lang w:val="ru-RU"/>
-              </w:rPr>
-              <w:t>мартиролог ,</w:t>
-            </w:r>
-            <w:proofErr w:type="gramEnd"/>
-            <w:r>
-              <w:rPr>
-                <w:rFonts w:ascii="Arial" w:hAnsi="Arial" w:cs="Arial"/>
-                <w:sz w:val="16"/>
-                <w:szCs w:val="16"/>
-                <w:lang w:val="ru-RU"/>
-              </w:rPr>
-              <w:t xml:space="preserve"> т. 3</w:t>
+              <w:t>Источник: Ленинградский мартиролог , т. 3</w:t>
             </w:r>
             <w:r>
               <w:rPr>
@@ -12236,7 +10119,6 @@
         <w:tc>
           <w:tcPr>
             <w:tcW w:w="11160" w:type="dxa"/>
-            <w:shd w:val="clear" w:color="auto" w:fill="auto"/>
             <w:vAlign w:val="center"/>
           </w:tcPr>
           <w:p>
@@ -12266,39 +10148,7 @@
                   <w:shd w:val="clear" w:color="auto" w:fill="FFFFFF"/>
                   <w:lang w:val="ru-RU"/>
                 </w:rPr>
-                <w:t xml:space="preserve">Пак Хе Сун (Пак </w:t>
-              </w:r>
-              <w:proofErr w:type="spellStart"/>
-              <w:r>
-                <w:rPr>
-                  <w:rStyle w:val="Hyperlink"/>
-                  <w:rFonts w:ascii="Arial" w:hAnsi="Arial" w:cs="Arial"/>
-                  <w:b/>
-                  <w:bCs/>
-                  <w:color w:val="auto"/>
-                  <w:sz w:val="16"/>
-                  <w:szCs w:val="16"/>
-                  <w:bdr w:val="none" w:sz="0" w:space="0" w:color="auto" w:frame="1"/>
-                  <w:shd w:val="clear" w:color="auto" w:fill="FFFFFF"/>
-                  <w:lang w:val="ru-RU"/>
-                </w:rPr>
-                <w:t>Хя</w:t>
-              </w:r>
-              <w:proofErr w:type="spellEnd"/>
-              <w:r>
-                <w:rPr>
-                  <w:rStyle w:val="Hyperlink"/>
-                  <w:rFonts w:ascii="Arial" w:hAnsi="Arial" w:cs="Arial"/>
-                  <w:b/>
-                  <w:bCs/>
-                  <w:color w:val="auto"/>
-                  <w:sz w:val="16"/>
-                  <w:szCs w:val="16"/>
-                  <w:bdr w:val="none" w:sz="0" w:space="0" w:color="auto" w:frame="1"/>
-                  <w:shd w:val="clear" w:color="auto" w:fill="FFFFFF"/>
-                  <w:lang w:val="ru-RU"/>
-                </w:rPr>
-                <w:t xml:space="preserve"> Сук)</w:t>
+                <w:t>Пак Хе Сун (Пак Хя Сук)</w:t>
               </w:r>
             </w:hyperlink>
             <w:r>
@@ -12351,47 +10201,7 @@
                 <w:szCs w:val="16"/>
                 <w:lang w:val="ru-RU"/>
               </w:rPr>
-              <w:t xml:space="preserve">1910 г.р., </w:t>
-            </w:r>
-            <w:proofErr w:type="spellStart"/>
-            <w:r>
-              <w:rPr>
-                <w:rFonts w:ascii="Arial" w:hAnsi="Arial" w:cs="Arial"/>
-                <w:sz w:val="16"/>
-                <w:szCs w:val="16"/>
-                <w:lang w:val="ru-RU"/>
-              </w:rPr>
-              <w:t>м.р</w:t>
-            </w:r>
-            <w:proofErr w:type="spellEnd"/>
-            <w:r>
-              <w:rPr>
-                <w:rFonts w:ascii="Arial" w:hAnsi="Arial" w:cs="Arial"/>
-                <w:sz w:val="16"/>
-                <w:szCs w:val="16"/>
-                <w:lang w:val="ru-RU"/>
-              </w:rPr>
-              <w:t xml:space="preserve">.: г. Владивосток, </w:t>
-            </w:r>
-            <w:proofErr w:type="spellStart"/>
-            <w:r>
-              <w:rPr>
-                <w:rFonts w:ascii="Arial" w:hAnsi="Arial" w:cs="Arial"/>
-                <w:sz w:val="16"/>
-                <w:szCs w:val="16"/>
-                <w:lang w:val="ru-RU"/>
-              </w:rPr>
-              <w:t>подд</w:t>
-            </w:r>
-            <w:proofErr w:type="spellEnd"/>
-            <w:r>
-              <w:rPr>
-                <w:rFonts w:ascii="Arial" w:hAnsi="Arial" w:cs="Arial"/>
-                <w:sz w:val="16"/>
-                <w:szCs w:val="16"/>
-                <w:lang w:val="ru-RU"/>
-              </w:rPr>
-              <w:t>. корейское, кореянка</w:t>
+              <w:t>1910 г.р., м.р.: г. Владивосток, подд. корейское, кореянка</w:t>
             </w:r>
             <w:r>
               <w:rPr>
@@ -12420,25 +10230,14 @@
               </w:rPr>
               <w:t xml:space="preserve">, </w:t>
             </w:r>
-            <w:proofErr w:type="spellStart"/>
-            <w:r>
-              <w:rPr>
-                <w:rFonts w:ascii="Arial" w:hAnsi="Arial" w:cs="Arial"/>
-                <w:sz w:val="16"/>
-                <w:szCs w:val="16"/>
-                <w:lang w:val="ru-RU"/>
-              </w:rPr>
-              <w:t>прож</w:t>
-            </w:r>
-            <w:proofErr w:type="spellEnd"/>
-            <w:r>
-              <w:rPr>
-                <w:rFonts w:ascii="Arial" w:hAnsi="Arial" w:cs="Arial"/>
-                <w:sz w:val="16"/>
-                <w:szCs w:val="16"/>
-                <w:lang w:val="ru-RU"/>
-              </w:rPr>
-              <w:t>.: Китай</w:t>
+            <w:r>
+              <w:rPr>
+                <w:rFonts w:ascii="Arial" w:hAnsi="Arial" w:cs="Arial"/>
+                <w:sz w:val="16"/>
+                <w:szCs w:val="16"/>
+                <w:lang w:val="ru-RU"/>
+              </w:rPr>
+              <w:t>прож.: Китай</w:t>
             </w:r>
             <w:r>
               <w:rPr>
@@ -12456,27 +10255,7 @@
                 <w:szCs w:val="16"/>
                 <w:lang w:val="ru-RU"/>
               </w:rPr>
-              <w:t xml:space="preserve">арестована </w:t>
-            </w:r>
-            <w:proofErr w:type="spellStart"/>
-            <w:r>
-              <w:rPr>
-                <w:rFonts w:ascii="Arial" w:hAnsi="Arial" w:cs="Arial"/>
-                <w:sz w:val="16"/>
-                <w:szCs w:val="16"/>
-                <w:lang w:val="ru-RU"/>
-              </w:rPr>
-              <w:t>Казакевичевским</w:t>
-            </w:r>
-            <w:proofErr w:type="spellEnd"/>
-            <w:r>
-              <w:rPr>
-                <w:rFonts w:ascii="Arial" w:hAnsi="Arial" w:cs="Arial"/>
-                <w:sz w:val="16"/>
-                <w:szCs w:val="16"/>
-                <w:lang w:val="ru-RU"/>
-              </w:rPr>
-              <w:t xml:space="preserve"> ПО НКВД 15.02.1938</w:t>
+              <w:t>арестована Казакевичевским ПО НКВД 15.02.1938</w:t>
             </w:r>
           </w:p>
           <w:p>
@@ -12499,27 +10278,7 @@
                 <w:szCs w:val="16"/>
                 <w:lang w:val="ru-RU"/>
               </w:rPr>
-              <w:t xml:space="preserve">Обвинение: ст. </w:t>
-            </w:r>
-            <w:proofErr w:type="gramStart"/>
-            <w:r>
-              <w:rPr>
-                <w:rFonts w:ascii="Arial" w:hAnsi="Arial" w:cs="Arial"/>
-                <w:sz w:val="16"/>
-                <w:szCs w:val="16"/>
-                <w:lang w:val="ru-RU"/>
-              </w:rPr>
-              <w:t>58-6</w:t>
-            </w:r>
-            <w:proofErr w:type="gramEnd"/>
-            <w:r>
-              <w:rPr>
-                <w:rFonts w:ascii="Arial" w:hAnsi="Arial" w:cs="Arial"/>
-                <w:sz w:val="16"/>
-                <w:szCs w:val="16"/>
-                <w:lang w:val="ru-RU"/>
-              </w:rPr>
-              <w:t xml:space="preserve"> УК РСФСР</w:t>
+              <w:t>Обвинение: ст. 58-6 УК РСФСР</w:t>
             </w:r>
             <w:r>
               <w:rPr>
@@ -12607,25 +10366,14 @@
               </w:rPr>
               <w:t xml:space="preserve"> </w:t>
             </w:r>
-            <w:proofErr w:type="spellStart"/>
-            <w:r>
-              <w:rPr>
-                <w:rFonts w:ascii="Arial" w:hAnsi="Arial" w:cs="Arial"/>
-                <w:sz w:val="16"/>
-                <w:szCs w:val="16"/>
-                <w:lang w:val="ru-RU"/>
-              </w:rPr>
-              <w:t>Арх.дело</w:t>
-            </w:r>
-            <w:proofErr w:type="spellEnd"/>
-            <w:r>
-              <w:rPr>
-                <w:rFonts w:ascii="Arial" w:hAnsi="Arial" w:cs="Arial"/>
-                <w:sz w:val="16"/>
-                <w:szCs w:val="16"/>
-                <w:lang w:val="ru-RU"/>
-              </w:rPr>
-              <w:t>: П-95099</w:t>
+            <w:r>
+              <w:rPr>
+                <w:rFonts w:ascii="Arial" w:hAnsi="Arial" w:cs="Arial"/>
+                <w:sz w:val="16"/>
+                <w:szCs w:val="16"/>
+                <w:lang w:val="ru-RU"/>
+              </w:rPr>
+              <w:t>Арх.дело: П-95099</w:t>
             </w:r>
           </w:p>
           <w:p>
@@ -12703,7 +10451,6 @@
         <w:tc>
           <w:tcPr>
             <w:tcW w:w="11160" w:type="dxa"/>
-            <w:shd w:val="clear" w:color="auto" w:fill="auto"/>
             <w:vAlign w:val="center"/>
           </w:tcPr>
           <w:p>
@@ -12854,25 +10601,14 @@
               </w:rPr>
               <w:t xml:space="preserve">; </w:t>
             </w:r>
-            <w:proofErr w:type="spellStart"/>
-            <w:r>
-              <w:rPr>
-                <w:rFonts w:ascii="Arial" w:hAnsi="Arial" w:cs="Arial"/>
-                <w:sz w:val="16"/>
-                <w:szCs w:val="16"/>
-                <w:lang w:val="ru-RU"/>
-              </w:rPr>
-              <w:t>Прож</w:t>
-            </w:r>
-            <w:proofErr w:type="spellEnd"/>
-            <w:r>
-              <w:rPr>
-                <w:rFonts w:ascii="Arial" w:hAnsi="Arial" w:cs="Arial"/>
-                <w:sz w:val="16"/>
-                <w:szCs w:val="16"/>
-                <w:lang w:val="ru-RU"/>
-              </w:rPr>
-              <w:t>.:</w:t>
+            <w:r>
+              <w:rPr>
+                <w:rFonts w:ascii="Arial" w:hAnsi="Arial" w:cs="Arial"/>
+                <w:sz w:val="16"/>
+                <w:szCs w:val="16"/>
+                <w:lang w:val="ru-RU"/>
+              </w:rPr>
+              <w:t>Прож.:</w:t>
             </w:r>
             <w:r>
               <w:rPr>
@@ -12934,27 +10670,7 @@
                 <w:szCs w:val="16"/>
                 <w:lang w:val="ru-RU"/>
               </w:rPr>
-              <w:t xml:space="preserve">: тройка при УНКВД по Дальстрою 23 апреля 1938 г., </w:t>
-            </w:r>
-            <w:proofErr w:type="spellStart"/>
-            <w:r>
-              <w:rPr>
-                <w:rFonts w:ascii="Arial" w:hAnsi="Arial" w:cs="Arial"/>
-                <w:sz w:val="16"/>
-                <w:szCs w:val="16"/>
-                <w:lang w:val="ru-RU"/>
-              </w:rPr>
-              <w:t>обв</w:t>
-            </w:r>
-            <w:proofErr w:type="spellEnd"/>
-            <w:r>
-              <w:rPr>
-                <w:rFonts w:ascii="Arial" w:hAnsi="Arial" w:cs="Arial"/>
-                <w:sz w:val="16"/>
-                <w:szCs w:val="16"/>
-                <w:lang w:val="ru-RU"/>
-              </w:rPr>
-              <w:t>.:</w:t>
+              <w:t>: тройка при УНКВД по Дальстрою 23 апреля 1938 г., обв.:</w:t>
             </w:r>
             <w:r>
               <w:rPr>
@@ -13088,7 +10804,6 @@
         <w:tc>
           <w:tcPr>
             <w:tcW w:w="11160" w:type="dxa"/>
-            <w:shd w:val="clear" w:color="auto" w:fill="auto"/>
             <w:vAlign w:val="center"/>
           </w:tcPr>
           <w:p>
@@ -13169,27 +10884,7 @@
                 <w:szCs w:val="16"/>
                 <w:lang w:val="ru-RU"/>
               </w:rPr>
-              <w:t xml:space="preserve">1914 г.р., </w:t>
-            </w:r>
-            <w:proofErr w:type="spellStart"/>
-            <w:r>
-              <w:rPr>
-                <w:rFonts w:ascii="Arial" w:hAnsi="Arial" w:cs="Arial"/>
-                <w:sz w:val="16"/>
-                <w:szCs w:val="16"/>
-                <w:lang w:val="ru-RU"/>
-              </w:rPr>
-              <w:t>м.р</w:t>
-            </w:r>
-            <w:proofErr w:type="spellEnd"/>
-            <w:r>
-              <w:rPr>
-                <w:rFonts w:ascii="Arial" w:hAnsi="Arial" w:cs="Arial"/>
-                <w:sz w:val="16"/>
-                <w:szCs w:val="16"/>
-                <w:lang w:val="ru-RU"/>
-              </w:rPr>
-              <w:t>.: Дальне-Восточный край, г. Ворошилов, кореянка</w:t>
+              <w:t>1914 г.р., м.р.: Дальне-Восточный край, г. Ворошилов, кореянка</w:t>
             </w:r>
             <w:r>
               <w:rPr>
@@ -13328,7 +11023,6 @@
         <w:tc>
           <w:tcPr>
             <w:tcW w:w="11160" w:type="dxa"/>
-            <w:shd w:val="clear" w:color="auto" w:fill="auto"/>
             <w:vAlign w:val="center"/>
           </w:tcPr>
           <w:p>
@@ -13441,47 +11135,7 @@
                 <w:szCs w:val="16"/>
                 <w:lang w:val="ru-RU"/>
               </w:rPr>
-              <w:t xml:space="preserve">1913 г.р., </w:t>
-            </w:r>
-            <w:proofErr w:type="spellStart"/>
-            <w:r>
-              <w:rPr>
-                <w:rFonts w:ascii="Arial" w:hAnsi="Arial" w:cs="Arial"/>
-                <w:sz w:val="16"/>
-                <w:szCs w:val="16"/>
-                <w:lang w:val="ru-RU"/>
-              </w:rPr>
-              <w:t>м.р</w:t>
-            </w:r>
-            <w:proofErr w:type="spellEnd"/>
-            <w:r>
-              <w:rPr>
-                <w:rFonts w:ascii="Arial" w:hAnsi="Arial" w:cs="Arial"/>
-                <w:sz w:val="16"/>
-                <w:szCs w:val="16"/>
-                <w:lang w:val="ru-RU"/>
-              </w:rPr>
-              <w:t>.: Корея, г. Чен-Нан-</w:t>
-            </w:r>
-            <w:proofErr w:type="spellStart"/>
-            <w:r>
-              <w:rPr>
-                <w:rFonts w:ascii="Arial" w:hAnsi="Arial" w:cs="Arial"/>
-                <w:sz w:val="16"/>
-                <w:szCs w:val="16"/>
-                <w:lang w:val="ru-RU"/>
-              </w:rPr>
-              <w:t>Пу</w:t>
-            </w:r>
-            <w:proofErr w:type="spellEnd"/>
-            <w:r>
-              <w:rPr>
-                <w:rFonts w:ascii="Arial" w:hAnsi="Arial" w:cs="Arial"/>
-                <w:sz w:val="16"/>
-                <w:szCs w:val="16"/>
-                <w:lang w:val="ru-RU"/>
-              </w:rPr>
-              <w:t>, кореянка, образование: среднее, член Китайского Комсомола</w:t>
+              <w:t>1913 г.р., м.р.: Корея, г. Чен-Нан-Пу, кореянка, образование: среднее, член Китайского Комсомола</w:t>
             </w:r>
             <w:r>
               <w:rPr>
@@ -13510,25 +11164,14 @@
               </w:rPr>
               <w:t xml:space="preserve">, </w:t>
             </w:r>
-            <w:proofErr w:type="spellStart"/>
-            <w:r>
-              <w:rPr>
-                <w:rFonts w:ascii="Arial" w:hAnsi="Arial" w:cs="Arial"/>
-                <w:sz w:val="16"/>
-                <w:szCs w:val="16"/>
-                <w:lang w:val="ru-RU"/>
-              </w:rPr>
-              <w:t>прож</w:t>
-            </w:r>
-            <w:proofErr w:type="spellEnd"/>
-            <w:r>
-              <w:rPr>
-                <w:rFonts w:ascii="Arial" w:hAnsi="Arial" w:cs="Arial"/>
-                <w:sz w:val="16"/>
-                <w:szCs w:val="16"/>
-                <w:lang w:val="ru-RU"/>
-              </w:rPr>
-              <w:t>.: г. Москва, ст. Удельная, дача НИАНКП</w:t>
+            <w:r>
+              <w:rPr>
+                <w:rFonts w:ascii="Arial" w:hAnsi="Arial" w:cs="Arial"/>
+                <w:sz w:val="16"/>
+                <w:szCs w:val="16"/>
+                <w:lang w:val="ru-RU"/>
+              </w:rPr>
+              <w:t>прож.: г. Москва, ст. Удельная, дача НИАНКП</w:t>
             </w:r>
             <w:r>
               <w:rPr>
@@ -13659,27 +11302,7 @@
                 <w:szCs w:val="16"/>
                 <w:lang w:val="ru-RU"/>
               </w:rPr>
-              <w:t xml:space="preserve">Источник: Расстрельные списки: Москва, </w:t>
-            </w:r>
-            <w:proofErr w:type="gramStart"/>
-            <w:r>
-              <w:rPr>
-                <w:rFonts w:ascii="Arial" w:hAnsi="Arial" w:cs="Arial"/>
-                <w:sz w:val="16"/>
-                <w:szCs w:val="16"/>
-                <w:lang w:val="ru-RU"/>
-              </w:rPr>
-              <w:t>1937-1941</w:t>
-            </w:r>
-            <w:proofErr w:type="gramEnd"/>
-            <w:r>
-              <w:rPr>
-                <w:rFonts w:ascii="Arial" w:hAnsi="Arial" w:cs="Arial"/>
-                <w:sz w:val="16"/>
-                <w:szCs w:val="16"/>
-                <w:lang w:val="ru-RU"/>
-              </w:rPr>
-              <w:t>: "Коммунарка", Бутово. - М., 2000</w:t>
+              <w:t>Источник: Расстрельные списки: Москва, 1937-1941: "Коммунарка", Бутово. - М., 2000</w:t>
             </w:r>
             <w:r>
               <w:rPr>
@@ -13714,7 +11337,6 @@
         <w:tc>
           <w:tcPr>
             <w:tcW w:w="11160" w:type="dxa"/>
-            <w:shd w:val="clear" w:color="auto" w:fill="auto"/>
             <w:vAlign w:val="center"/>
           </w:tcPr>
           <w:p>
@@ -13795,27 +11417,7 @@
                 <w:szCs w:val="16"/>
                 <w:lang w:val="ru-RU"/>
               </w:rPr>
-              <w:t xml:space="preserve">1897 г.р., </w:t>
-            </w:r>
-            <w:proofErr w:type="spellStart"/>
-            <w:r>
-              <w:rPr>
-                <w:rFonts w:ascii="Arial" w:hAnsi="Arial" w:cs="Arial"/>
-                <w:sz w:val="16"/>
-                <w:szCs w:val="16"/>
-                <w:lang w:val="ru-RU"/>
-              </w:rPr>
-              <w:t>м.р</w:t>
-            </w:r>
-            <w:proofErr w:type="spellEnd"/>
-            <w:r>
-              <w:rPr>
-                <w:rFonts w:ascii="Arial" w:hAnsi="Arial" w:cs="Arial"/>
-                <w:sz w:val="16"/>
-                <w:szCs w:val="16"/>
-                <w:lang w:val="ru-RU"/>
-              </w:rPr>
-              <w:t>.: г. Владивосток, кореянка, б/п</w:t>
+              <w:t>1897 г.р., м.р.: г. Владивосток, кореянка, б/п</w:t>
             </w:r>
             <w:r>
               <w:rPr>
@@ -13844,25 +11446,14 @@
               </w:rPr>
               <w:t xml:space="preserve">, </w:t>
             </w:r>
-            <w:proofErr w:type="spellStart"/>
-            <w:r>
-              <w:rPr>
-                <w:rFonts w:ascii="Arial" w:hAnsi="Arial" w:cs="Arial"/>
-                <w:sz w:val="16"/>
-                <w:szCs w:val="16"/>
-                <w:lang w:val="ru-RU"/>
-              </w:rPr>
-              <w:t>прож</w:t>
-            </w:r>
-            <w:proofErr w:type="spellEnd"/>
-            <w:r>
-              <w:rPr>
-                <w:rFonts w:ascii="Arial" w:hAnsi="Arial" w:cs="Arial"/>
-                <w:sz w:val="16"/>
-                <w:szCs w:val="16"/>
-                <w:lang w:val="ru-RU"/>
-              </w:rPr>
-              <w:t>.: г. Ленинград, Гатчинская ул., д. 1/56, кв. 52.</w:t>
+            <w:r>
+              <w:rPr>
+                <w:rFonts w:ascii="Arial" w:hAnsi="Arial" w:cs="Arial"/>
+                <w:sz w:val="16"/>
+                <w:szCs w:val="16"/>
+                <w:lang w:val="ru-RU"/>
+              </w:rPr>
+              <w:t>прож.: г. Ленинград, Гатчинская ул., д. 1/56, кв. 52.</w:t>
             </w:r>
             <w:r>
               <w:rPr>
@@ -13950,25 +11541,14 @@
               </w:rPr>
               <w:t>Расстреляна 20.12.1937, г. Ленинград</w:t>
             </w:r>
-            <w:proofErr w:type="gramStart"/>
-            <w:r>
-              <w:rPr>
-                <w:rFonts w:ascii="Arial" w:hAnsi="Arial" w:cs="Arial"/>
-                <w:sz w:val="16"/>
-                <w:szCs w:val="16"/>
-                <w:lang w:val="ru-RU"/>
-              </w:rPr>
-              <w:t>. .</w:t>
-            </w:r>
-            <w:proofErr w:type="gramEnd"/>
-            <w:r>
-              <w:rPr>
-                <w:rFonts w:ascii="Arial" w:hAnsi="Arial" w:cs="Arial"/>
-                <w:sz w:val="16"/>
-                <w:szCs w:val="16"/>
-                <w:lang w:val="ru-RU"/>
-              </w:rPr>
-              <w:t xml:space="preserve"> (Ее муж Хан Марк Иванович -39лет, расстрелян 10 декабря 1937 года).</w:t>
+            <w:r>
+              <w:rPr>
+                <w:rFonts w:ascii="Arial" w:hAnsi="Arial" w:cs="Arial"/>
+                <w:sz w:val="16"/>
+                <w:szCs w:val="16"/>
+                <w:lang w:val="ru-RU"/>
+              </w:rPr>
+              <w:t>. . (Ее муж Хан Марк Иванович -39лет, расстрелян 10 декабря 1937 года).</w:t>
             </w:r>
           </w:p>
           <w:p>
@@ -14052,7 +11632,6 @@
         <w:tc>
           <w:tcPr>
             <w:tcW w:w="11160" w:type="dxa"/>
-            <w:shd w:val="clear" w:color="auto" w:fill="auto"/>
             <w:vAlign w:val="center"/>
           </w:tcPr>
           <w:p>
@@ -14124,27 +11703,7 @@
                 <w:szCs w:val="16"/>
                 <w:lang w:val="ru-RU"/>
               </w:rPr>
-              <w:t xml:space="preserve">1908 г.р., </w:t>
-            </w:r>
-            <w:proofErr w:type="spellStart"/>
-            <w:r>
-              <w:rPr>
-                <w:rFonts w:ascii="Arial" w:hAnsi="Arial" w:cs="Arial"/>
-                <w:sz w:val="16"/>
-                <w:szCs w:val="16"/>
-                <w:lang w:val="ru-RU"/>
-              </w:rPr>
-              <w:t>м.р</w:t>
-            </w:r>
-            <w:proofErr w:type="spellEnd"/>
-            <w:r>
-              <w:rPr>
-                <w:rFonts w:ascii="Arial" w:hAnsi="Arial" w:cs="Arial"/>
-                <w:sz w:val="16"/>
-                <w:szCs w:val="16"/>
-                <w:lang w:val="ru-RU"/>
-              </w:rPr>
-              <w:t>.: Николо-Уссурийска ДВК., кореянка, образование: малограмотная</w:t>
+              <w:t>1908 г.р., м.р.: Николо-Уссурийска ДВК., кореянка, образование: малограмотная</w:t>
             </w:r>
             <w:r>
               <w:rPr>
@@ -14155,25 +11714,14 @@
               </w:rPr>
               <w:t xml:space="preserve">, БОЗ, </w:t>
             </w:r>
-            <w:proofErr w:type="spellStart"/>
-            <w:r>
-              <w:rPr>
-                <w:rFonts w:ascii="Arial" w:hAnsi="Arial" w:cs="Arial"/>
-                <w:sz w:val="16"/>
-                <w:szCs w:val="16"/>
-                <w:lang w:val="ru-RU"/>
-              </w:rPr>
-              <w:t>прож</w:t>
-            </w:r>
-            <w:proofErr w:type="spellEnd"/>
-            <w:r>
-              <w:rPr>
-                <w:rFonts w:ascii="Arial" w:hAnsi="Arial" w:cs="Arial"/>
-                <w:sz w:val="16"/>
-                <w:szCs w:val="16"/>
-                <w:lang w:val="ru-RU"/>
-              </w:rPr>
-              <w:t>.: г. Новосибирск</w:t>
+            <w:r>
+              <w:rPr>
+                <w:rFonts w:ascii="Arial" w:hAnsi="Arial" w:cs="Arial"/>
+                <w:sz w:val="16"/>
+                <w:szCs w:val="16"/>
+                <w:lang w:val="ru-RU"/>
+              </w:rPr>
+              <w:t>прож.: г. Новосибирск</w:t>
             </w:r>
             <w:r>
               <w:rPr>
@@ -14209,67 +11757,7 @@
                 <w:szCs w:val="16"/>
                 <w:lang w:val="ru-RU"/>
               </w:rPr>
-              <w:t xml:space="preserve">Обвинение: в </w:t>
-            </w:r>
-            <w:proofErr w:type="spellStart"/>
-            <w:r>
-              <w:rPr>
-                <w:rFonts w:ascii="Arial" w:hAnsi="Arial" w:cs="Arial"/>
-                <w:sz w:val="16"/>
-                <w:szCs w:val="16"/>
-                <w:lang w:val="ru-RU"/>
-              </w:rPr>
-              <w:t>учатие</w:t>
-            </w:r>
-            <w:proofErr w:type="spellEnd"/>
-            <w:r>
-              <w:rPr>
-                <w:rFonts w:ascii="Arial" w:hAnsi="Arial" w:cs="Arial"/>
-                <w:sz w:val="16"/>
-                <w:szCs w:val="16"/>
-                <w:lang w:val="ru-RU"/>
-              </w:rPr>
-              <w:t xml:space="preserve"> в </w:t>
-            </w:r>
-            <w:proofErr w:type="spellStart"/>
-            <w:r>
-              <w:rPr>
-                <w:rFonts w:ascii="Arial" w:hAnsi="Arial" w:cs="Arial"/>
-                <w:sz w:val="16"/>
-                <w:szCs w:val="16"/>
-                <w:lang w:val="ru-RU"/>
-              </w:rPr>
-              <w:t>к.р</w:t>
-            </w:r>
-            <w:proofErr w:type="spellEnd"/>
-            <w:r>
-              <w:rPr>
-                <w:rFonts w:ascii="Arial" w:hAnsi="Arial" w:cs="Arial"/>
-                <w:sz w:val="16"/>
-                <w:szCs w:val="16"/>
-                <w:lang w:val="ru-RU"/>
-              </w:rPr>
-              <w:t xml:space="preserve">. кадетско-монархической повстанческой организации, ст. </w:t>
-            </w:r>
-            <w:proofErr w:type="gramStart"/>
-            <w:r>
-              <w:rPr>
-                <w:rFonts w:ascii="Arial" w:hAnsi="Arial" w:cs="Arial"/>
-                <w:sz w:val="16"/>
-                <w:szCs w:val="16"/>
-                <w:lang w:val="ru-RU"/>
-              </w:rPr>
-              <w:t>58-6,9</w:t>
-            </w:r>
-            <w:proofErr w:type="gramEnd"/>
-            <w:r>
-              <w:rPr>
-                <w:rFonts w:ascii="Arial" w:hAnsi="Arial" w:cs="Arial"/>
-                <w:sz w:val="16"/>
-                <w:szCs w:val="16"/>
-                <w:lang w:val="ru-RU"/>
-              </w:rPr>
-              <w:t>,11 УК РСФСР.</w:t>
+              <w:t>Обвинение: в учатие в к.р. кадетско-монархической повстанческой организации, ст. 58-6,9,11 УК РСФСР.</w:t>
             </w:r>
             <w:r>
               <w:rPr>
@@ -14401,7 +11889,6 @@
         <w:tc>
           <w:tcPr>
             <w:tcW w:w="11160" w:type="dxa"/>
-            <w:shd w:val="clear" w:color="auto" w:fill="auto"/>
             <w:vAlign w:val="center"/>
           </w:tcPr>
           <w:p>
@@ -14484,56 +11971,16 @@
                 <w:szCs w:val="16"/>
                 <w:lang w:val="ru-RU"/>
               </w:rPr>
-              <w:t xml:space="preserve">(Хон Елена </w:t>
-            </w:r>
-            <w:proofErr w:type="spellStart"/>
-            <w:r>
-              <w:rPr>
-                <w:rFonts w:ascii="Arial" w:hAnsi="Arial" w:cs="Arial"/>
-                <w:sz w:val="16"/>
-                <w:szCs w:val="16"/>
-                <w:lang w:val="ru-RU"/>
-              </w:rPr>
-              <w:t>Денсук</w:t>
-            </w:r>
-            <w:proofErr w:type="spellEnd"/>
-            <w:r>
-              <w:rPr>
-                <w:rFonts w:ascii="Arial" w:hAnsi="Arial" w:cs="Arial"/>
-                <w:sz w:val="16"/>
-                <w:szCs w:val="16"/>
-                <w:lang w:val="ru-RU"/>
-              </w:rPr>
-              <w:t xml:space="preserve">) </w:t>
-            </w:r>
-            <w:r>
-              <w:rPr>
-                <w:rFonts w:ascii="Arial" w:hAnsi="Arial" w:cs="Arial"/>
-                <w:sz w:val="16"/>
-                <w:szCs w:val="16"/>
-                <w:lang w:val="ru-RU"/>
-              </w:rPr>
-              <w:t xml:space="preserve">1913 г.р., </w:t>
-            </w:r>
-            <w:proofErr w:type="spellStart"/>
-            <w:r>
-              <w:rPr>
-                <w:rFonts w:ascii="Arial" w:hAnsi="Arial" w:cs="Arial"/>
-                <w:sz w:val="16"/>
-                <w:szCs w:val="16"/>
-                <w:lang w:val="ru-RU"/>
-              </w:rPr>
-              <w:t>м.р</w:t>
-            </w:r>
-            <w:proofErr w:type="spellEnd"/>
-            <w:r>
-              <w:rPr>
-                <w:rFonts w:ascii="Arial" w:hAnsi="Arial" w:cs="Arial"/>
-                <w:sz w:val="16"/>
-                <w:szCs w:val="16"/>
-                <w:lang w:val="ru-RU"/>
-              </w:rPr>
-              <w:t>.: Дальне-Восточный край, г. Владивосток, кореянка</w:t>
+              <w:t xml:space="preserve">(Хон Елена Денсук) </w:t>
+            </w:r>
+            <w:r>
+              <w:rPr>
+                <w:rFonts w:ascii="Arial" w:hAnsi="Arial" w:cs="Arial"/>
+                <w:sz w:val="16"/>
+                <w:szCs w:val="16"/>
+                <w:lang w:val="ru-RU"/>
+              </w:rPr>
+              <w:t>1913 г.р., м.р.: Дальне-Восточный край, г. Владивосток, кореянка</w:t>
             </w:r>
             <w:r>
               <w:rPr>
@@ -14562,25 +12009,14 @@
               </w:rPr>
               <w:t xml:space="preserve">, </w:t>
             </w:r>
-            <w:proofErr w:type="spellStart"/>
-            <w:r>
-              <w:rPr>
-                <w:rFonts w:ascii="Arial" w:hAnsi="Arial" w:cs="Arial"/>
-                <w:sz w:val="16"/>
-                <w:szCs w:val="16"/>
-                <w:lang w:val="ru-RU"/>
-              </w:rPr>
-              <w:t>прож</w:t>
-            </w:r>
-            <w:proofErr w:type="spellEnd"/>
-            <w:r>
-              <w:rPr>
-                <w:rFonts w:ascii="Arial" w:hAnsi="Arial" w:cs="Arial"/>
-                <w:sz w:val="16"/>
-                <w:szCs w:val="16"/>
-                <w:lang w:val="ru-RU"/>
-              </w:rPr>
-              <w:t>.: г. Свердловск</w:t>
+            <w:r>
+              <w:rPr>
+                <w:rFonts w:ascii="Arial" w:hAnsi="Arial" w:cs="Arial"/>
+                <w:sz w:val="16"/>
+                <w:szCs w:val="16"/>
+                <w:lang w:val="ru-RU"/>
+              </w:rPr>
+              <w:t>прож.: г. Свердловск</w:t>
             </w:r>
             <w:r>
               <w:rPr>
@@ -14712,7 +12148,6 @@
         <w:tc>
           <w:tcPr>
             <w:tcW w:w="11160" w:type="dxa"/>
-            <w:shd w:val="clear" w:color="auto" w:fill="auto"/>
             <w:vAlign w:val="center"/>
           </w:tcPr>
           <w:p>
@@ -14812,47 +12247,7 @@
                 <w:szCs w:val="16"/>
                 <w:lang w:val="ru-RU"/>
               </w:rPr>
-              <w:t xml:space="preserve">в 1902 г., Приморская обл., </w:t>
-            </w:r>
-            <w:proofErr w:type="spellStart"/>
-            <w:r>
-              <w:rPr>
-                <w:rFonts w:ascii="Arial" w:hAnsi="Arial" w:cs="Arial"/>
-                <w:sz w:val="16"/>
-                <w:szCs w:val="16"/>
-                <w:lang w:val="ru-RU"/>
-              </w:rPr>
-              <w:t>Посветский</w:t>
-            </w:r>
-            <w:proofErr w:type="spellEnd"/>
-            <w:r>
-              <w:rPr>
-                <w:rFonts w:ascii="Arial" w:hAnsi="Arial" w:cs="Arial"/>
-                <w:sz w:val="16"/>
-                <w:szCs w:val="16"/>
-                <w:lang w:val="ru-RU"/>
-              </w:rPr>
-              <w:t xml:space="preserve"> р-н, Нижне-</w:t>
-            </w:r>
-            <w:proofErr w:type="spellStart"/>
-            <w:r>
-              <w:rPr>
-                <w:rFonts w:ascii="Arial" w:hAnsi="Arial" w:cs="Arial"/>
-                <w:sz w:val="16"/>
-                <w:szCs w:val="16"/>
-                <w:lang w:val="ru-RU"/>
-              </w:rPr>
-              <w:t>Сидимье</w:t>
-            </w:r>
-            <w:proofErr w:type="spellEnd"/>
-            <w:r>
-              <w:rPr>
-                <w:rFonts w:ascii="Arial" w:hAnsi="Arial" w:cs="Arial"/>
-                <w:sz w:val="16"/>
-                <w:szCs w:val="16"/>
-                <w:lang w:val="ru-RU"/>
-              </w:rPr>
-              <w:t xml:space="preserve"> село.; </w:t>
+              <w:t xml:space="preserve">в 1902 г., Приморская обл., Посветский р-н, Нижне-Сидимье село.; </w:t>
             </w:r>
             <w:r>
               <w:rPr>
@@ -14870,47 +12265,16 @@
                 <w:szCs w:val="16"/>
                 <w:lang w:val="ru-RU"/>
               </w:rPr>
-              <w:t xml:space="preserve"> образование незаконченное высшее; директор, Чимкентское педагогическое </w:t>
-            </w:r>
-            <w:proofErr w:type="gramStart"/>
-            <w:r>
-              <w:rPr>
-                <w:rFonts w:ascii="Arial" w:hAnsi="Arial" w:cs="Arial"/>
-                <w:sz w:val="16"/>
-                <w:szCs w:val="16"/>
-                <w:lang w:val="ru-RU"/>
-              </w:rPr>
-              <w:t>училище..</w:t>
-            </w:r>
-            <w:proofErr w:type="gramEnd"/>
-            <w:r>
-              <w:rPr>
-                <w:rFonts w:ascii="Arial" w:hAnsi="Arial" w:cs="Arial"/>
-                <w:sz w:val="16"/>
-                <w:szCs w:val="16"/>
-                <w:lang w:val="ru-RU"/>
-              </w:rPr>
-              <w:t xml:space="preserve"> </w:t>
-            </w:r>
-            <w:proofErr w:type="spellStart"/>
-            <w:r>
-              <w:rPr>
-                <w:rFonts w:ascii="Arial" w:hAnsi="Arial" w:cs="Arial"/>
-                <w:sz w:val="16"/>
-                <w:szCs w:val="16"/>
-                <w:lang w:val="ru-RU"/>
-              </w:rPr>
-              <w:t>Прож</w:t>
-            </w:r>
-            <w:proofErr w:type="spellEnd"/>
-            <w:r>
-              <w:rPr>
-                <w:rFonts w:ascii="Arial" w:hAnsi="Arial" w:cs="Arial"/>
-                <w:sz w:val="16"/>
-                <w:szCs w:val="16"/>
-                <w:lang w:val="ru-RU"/>
-              </w:rPr>
-              <w:t>.:</w:t>
+              <w:t xml:space="preserve"> образование незаконченное высшее; директор, Чимкентское педагогическое училище.. </w:t>
+            </w:r>
+            <w:r>
+              <w:rPr>
+                <w:rFonts w:ascii="Arial" w:hAnsi="Arial" w:cs="Arial"/>
+                <w:sz w:val="16"/>
+                <w:szCs w:val="16"/>
+                <w:lang w:val="ru-RU"/>
+              </w:rPr>
+              <w:t>Прож.:</w:t>
             </w:r>
             <w:r>
               <w:rPr>
@@ -14945,56 +12309,16 @@
                 <w:szCs w:val="16"/>
                 <w:lang w:val="ru-RU"/>
               </w:rPr>
-              <w:t xml:space="preserve">, Южно-Казахстанская (Чимкентская) </w:t>
-            </w:r>
-            <w:proofErr w:type="spellStart"/>
-            <w:r>
-              <w:rPr>
-                <w:rFonts w:ascii="Arial" w:hAnsi="Arial" w:cs="Arial"/>
-                <w:sz w:val="16"/>
-                <w:szCs w:val="16"/>
-                <w:lang w:val="ru-RU"/>
-              </w:rPr>
-              <w:t>обл.</w:t>
-            </w:r>
-            <w:r>
-              <w:rPr>
-                <w:rFonts w:ascii="Arial" w:hAnsi="Arial" w:cs="Arial"/>
-                <w:sz w:val="16"/>
-                <w:szCs w:val="16"/>
-                <w:lang w:val="ru-RU"/>
-              </w:rPr>
-              <w:t>.Арестована</w:t>
-            </w:r>
-            <w:proofErr w:type="spellEnd"/>
-            <w:r>
-              <w:rPr>
-                <w:rFonts w:ascii="Arial" w:hAnsi="Arial" w:cs="Arial"/>
-                <w:sz w:val="16"/>
-                <w:szCs w:val="16"/>
-                <w:lang w:val="ru-RU"/>
-              </w:rPr>
-              <w:t xml:space="preserve"> 16 июня 1938 г. УНКВД по Южно-Казахстанской обл. Приговорена: Тройка УНКВД по ЮКО 26 сентября 1938 г., </w:t>
-            </w:r>
-            <w:proofErr w:type="spellStart"/>
-            <w:r>
-              <w:rPr>
-                <w:rFonts w:ascii="Arial" w:hAnsi="Arial" w:cs="Arial"/>
-                <w:sz w:val="16"/>
-                <w:szCs w:val="16"/>
-                <w:lang w:val="ru-RU"/>
-              </w:rPr>
-              <w:t>обв</w:t>
-            </w:r>
-            <w:proofErr w:type="spellEnd"/>
-            <w:r>
-              <w:rPr>
-                <w:rFonts w:ascii="Arial" w:hAnsi="Arial" w:cs="Arial"/>
-                <w:sz w:val="16"/>
-                <w:szCs w:val="16"/>
-                <w:lang w:val="ru-RU"/>
-              </w:rPr>
-              <w:t>.:</w:t>
+              <w:t>, Южно-Казахстанская (Чимкентская) обл.</w:t>
+            </w:r>
+            <w:r>
+              <w:rPr>
+                <w:rFonts w:ascii="Arial" w:hAnsi="Arial" w:cs="Arial"/>
+                <w:sz w:val="16"/>
+                <w:szCs w:val="16"/>
+                <w:lang w:val="ru-RU"/>
+              </w:rPr>
+              <w:t>.Арестована 16 июня 1938 г. УНКВД по Южно-Казахстанской обл. Приговорена: Тройка УНКВД по ЮКО 26 сентября 1938 г., обв.:</w:t>
             </w:r>
             <w:r>
               <w:rPr>
@@ -15011,27 +12335,7 @@
                 <w:szCs w:val="16"/>
                 <w:lang w:val="ru-RU"/>
               </w:rPr>
-              <w:t xml:space="preserve">58-6 УК РСФСР. Приговор: ВМН Реабилитирована 29 декабря 1956 г. Военный трибунал </w:t>
-            </w:r>
-            <w:proofErr w:type="spellStart"/>
-            <w:r>
-              <w:rPr>
-                <w:rFonts w:ascii="Arial" w:hAnsi="Arial" w:cs="Arial"/>
-                <w:sz w:val="16"/>
-                <w:szCs w:val="16"/>
-                <w:lang w:val="ru-RU"/>
-              </w:rPr>
-              <w:t>ТурКВО</w:t>
-            </w:r>
-            <w:proofErr w:type="spellEnd"/>
-            <w:r>
-              <w:rPr>
-                <w:rFonts w:ascii="Arial" w:hAnsi="Arial" w:cs="Arial"/>
-                <w:sz w:val="16"/>
-                <w:szCs w:val="16"/>
-                <w:lang w:val="ru-RU"/>
-              </w:rPr>
-              <w:t>. за отсутствием состава преступления</w:t>
+              <w:t>58-6 УК РСФСР. Приговор: ВМН Реабилитирована 29 декабря 1956 г. Военный трибунал ТурКВО. за отсутствием состава преступления</w:t>
             </w:r>
           </w:p>
           <w:p>
@@ -15094,7 +12398,6 @@
         <w:tc>
           <w:tcPr>
             <w:tcW w:w="11160" w:type="dxa"/>
-            <w:shd w:val="clear" w:color="auto" w:fill="auto"/>
             <w:vAlign w:val="center"/>
           </w:tcPr>
           <w:p>
@@ -15244,37 +12547,15 @@
               </w:rPr>
               <w:t xml:space="preserve">, </w:t>
             </w:r>
-            <w:proofErr w:type="spellStart"/>
-            <w:r>
-              <w:rPr>
-                <w:rFonts w:ascii="Arial" w:hAnsi="Arial" w:cs="Arial"/>
-                <w:sz w:val="16"/>
-                <w:szCs w:val="16"/>
-                <w:lang w:val="ru-RU"/>
-              </w:rPr>
-              <w:t>прож</w:t>
-            </w:r>
-            <w:proofErr w:type="spellEnd"/>
-            <w:r>
-              <w:rPr>
-                <w:rFonts w:ascii="Arial" w:hAnsi="Arial" w:cs="Arial"/>
-                <w:sz w:val="16"/>
-                <w:szCs w:val="16"/>
-                <w:lang w:val="ru-RU"/>
-              </w:rPr>
-              <w:t xml:space="preserve">.: Камызякский р-н, п. </w:t>
-            </w:r>
-            <w:proofErr w:type="spellStart"/>
-            <w:r>
-              <w:rPr>
-                <w:rFonts w:ascii="Arial" w:hAnsi="Arial" w:cs="Arial"/>
-                <w:sz w:val="16"/>
-                <w:szCs w:val="16"/>
-                <w:lang w:val="ru-RU"/>
-              </w:rPr>
-              <w:t>Каныча</w:t>
-            </w:r>
-            <w:proofErr w:type="spellEnd"/>
+            <w:r>
+              <w:rPr>
+                <w:rFonts w:ascii="Arial" w:hAnsi="Arial" w:cs="Arial"/>
+                <w:sz w:val="16"/>
+                <w:szCs w:val="16"/>
+                <w:lang w:val="ru-RU"/>
+              </w:rPr>
+              <w:t>прож.: Камызякский р-н, п. Каныча</w:t>
+            </w:r>
             <w:r>
               <w:rPr>
                 <w:rFonts w:ascii="Arial" w:hAnsi="Arial" w:cs="Arial"/>
@@ -15403,7 +12684,6 @@
         <w:tc>
           <w:tcPr>
             <w:tcW w:w="11160" w:type="dxa"/>
-            <w:shd w:val="clear" w:color="auto" w:fill="auto"/>
             <w:vAlign w:val="center"/>
           </w:tcPr>
           <w:p>
@@ -15428,9 +12708,8 @@
                 <w:lang w:val="ru-RU"/>
               </w:rPr>
               <w:lastRenderedPageBreak/>
-              <w:t xml:space="preserve">Цой Хай </w:t>
-            </w:r>
-            <w:proofErr w:type="gramStart"/>
+              <w:t>Цой Хай Лан</w:t>
+            </w:r>
             <w:r>
               <w:rPr>
                 <w:rFonts w:ascii="Arial" w:hAnsi="Arial" w:cs="Arial"/>
@@ -15440,7 +12719,7 @@
                 <w:szCs w:val="16"/>
                 <w:lang w:val="ru-RU"/>
               </w:rPr>
-              <w:t>Лан</w:t>
+              <w:t xml:space="preserve"> </w:t>
             </w:r>
             <w:r>
               <w:rPr>
@@ -15462,30 +12741,117 @@
                 <w:szCs w:val="16"/>
                 <w:lang w:val="ru-RU"/>
               </w:rPr>
+              <w:t xml:space="preserve">24 года </w:t>
+            </w:r>
+          </w:p>
+          <w:p>
+            <w:pPr>
+              <w:suppressAutoHyphens w:val="0"/>
+              <w:rPr>
+                <w:rFonts w:ascii="Arial" w:hAnsi="Arial" w:cs="Arial"/>
+                <w:sz w:val="16"/>
+                <w:szCs w:val="16"/>
+                <w:lang w:val="ru-RU"/>
+              </w:rPr>
+            </w:pPr>
+            <w:r>
+              <w:rPr>
+                <w:rFonts w:ascii="Arial" w:hAnsi="Arial" w:cs="Arial"/>
+                <w:sz w:val="16"/>
+                <w:szCs w:val="16"/>
+                <w:lang w:val="ru-RU"/>
+              </w:rPr>
+              <w:t>Родилась</w:t>
+            </w:r>
+            <w:r>
+              <w:rPr>
+                <w:rFonts w:ascii="Arial" w:hAnsi="Arial" w:cs="Arial"/>
+                <w:sz w:val="16"/>
+                <w:szCs w:val="16"/>
+                <w:lang w:val="ru-RU"/>
+              </w:rPr>
+              <w:t>: 13 декабря 1913 г., кореянка, из крестьян, образование: образование среднее</w:t>
+            </w:r>
+            <w:r>
+              <w:rPr>
+                <w:rFonts w:ascii="Arial" w:hAnsi="Arial" w:cs="Arial"/>
+                <w:sz w:val="16"/>
+                <w:szCs w:val="16"/>
+                <w:lang w:val="ru-RU"/>
+              </w:rPr>
+              <w:t xml:space="preserve">. </w:t>
+            </w:r>
+            <w:r>
+              <w:rPr>
+                <w:rFonts w:ascii="Arial" w:hAnsi="Arial" w:cs="Arial"/>
+                <w:sz w:val="16"/>
+                <w:szCs w:val="16"/>
+                <w:lang w:val="ru-RU"/>
+              </w:rPr>
+              <w:t>Дата ареста: 20 сентября 1937 г.</w:t>
+            </w:r>
+            <w:r>
+              <w:rPr>
+                <w:rFonts w:ascii="Arial" w:hAnsi="Arial" w:cs="Arial"/>
+                <w:sz w:val="16"/>
+                <w:szCs w:val="16"/>
+                <w:lang w:val="ru-RU"/>
+              </w:rPr>
               <w:t xml:space="preserve"> </w:t>
             </w:r>
             <w:r>
               <w:rPr>
                 <w:rFonts w:ascii="Arial" w:hAnsi="Arial" w:cs="Arial"/>
-                <w:b/>
-                <w:bCs/>
-                <w:sz w:val="16"/>
-                <w:szCs w:val="16"/>
-                <w:lang w:val="ru-RU"/>
-              </w:rPr>
-              <w:t>24</w:t>
-            </w:r>
-            <w:proofErr w:type="gramEnd"/>
-            <w:r>
-              <w:rPr>
-                <w:rFonts w:ascii="Arial" w:hAnsi="Arial" w:cs="Arial"/>
-                <w:b/>
-                <w:bCs/>
-                <w:sz w:val="16"/>
-                <w:szCs w:val="16"/>
-                <w:lang w:val="ru-RU"/>
-              </w:rPr>
-              <w:t xml:space="preserve"> года </w:t>
+                <w:sz w:val="16"/>
+                <w:szCs w:val="16"/>
+                <w:lang w:val="ru-RU"/>
+              </w:rPr>
+              <w:t>Осуждение: 1 декабря 1937 г.</w:t>
+            </w:r>
+            <w:r>
+              <w:rPr>
+                <w:rFonts w:ascii="Arial" w:hAnsi="Arial" w:cs="Arial"/>
+                <w:sz w:val="16"/>
+                <w:szCs w:val="16"/>
+                <w:lang w:val="ru-RU"/>
+              </w:rPr>
+              <w:t xml:space="preserve"> </w:t>
+            </w:r>
+            <w:r>
+              <w:rPr>
+                <w:rFonts w:ascii="Arial" w:hAnsi="Arial" w:cs="Arial"/>
+                <w:sz w:val="16"/>
+                <w:szCs w:val="16"/>
+                <w:lang w:val="ru-RU"/>
+              </w:rPr>
+              <w:t>Осудивший орган: тройка при УНКВД по ДВК</w:t>
+            </w:r>
+            <w:r>
+              <w:rPr>
+                <w:rFonts w:ascii="Arial" w:hAnsi="Arial" w:cs="Arial"/>
+                <w:sz w:val="16"/>
+                <w:szCs w:val="16"/>
+                <w:lang w:val="ru-RU"/>
+              </w:rPr>
+              <w:t xml:space="preserve">. </w:t>
+            </w:r>
+            <w:r>
+              <w:rPr>
+                <w:rFonts w:ascii="Arial" w:hAnsi="Arial" w:cs="Arial"/>
+                <w:sz w:val="16"/>
+                <w:szCs w:val="16"/>
+                <w:lang w:val="ru-RU"/>
+              </w:rPr>
+              <w:t>Приговор: ВМН (расстрел)</w:t>
+            </w:r>
+            <w:r>
+              <w:rPr>
+                <w:rFonts w:ascii="Arial" w:hAnsi="Arial" w:cs="Arial"/>
+                <w:sz w:val="16"/>
+                <w:szCs w:val="16"/>
+                <w:lang w:val="ru-RU"/>
+              </w:rPr>
+              <w:t>. Дата расстрела: 22 декабря 1937 г.</w:t>
             </w:r>
           </w:p>
           <w:p>
@@ -15505,137 +12871,7 @@
                 <w:szCs w:val="16"/>
                 <w:lang w:val="ru-RU"/>
               </w:rPr>
-              <w:t>Родилась</w:t>
-            </w:r>
-            <w:r>
-              <w:rPr>
-                <w:rFonts w:ascii="Arial" w:hAnsi="Arial" w:cs="Arial"/>
-                <w:sz w:val="16"/>
-                <w:szCs w:val="16"/>
-                <w:lang w:val="ru-RU"/>
-              </w:rPr>
-              <w:t>: 13 декабря 1913 г., кореянка, из крестьян, образование: образование среднее</w:t>
-            </w:r>
-            <w:r>
-              <w:rPr>
-                <w:rFonts w:ascii="Arial" w:hAnsi="Arial" w:cs="Arial"/>
-                <w:sz w:val="16"/>
-                <w:szCs w:val="16"/>
-                <w:lang w:val="ru-RU"/>
-              </w:rPr>
-              <w:t xml:space="preserve">. </w:t>
-            </w:r>
-            <w:r>
-              <w:rPr>
-                <w:rFonts w:ascii="Arial" w:hAnsi="Arial" w:cs="Arial"/>
-                <w:sz w:val="16"/>
-                <w:szCs w:val="16"/>
-                <w:lang w:val="ru-RU"/>
-              </w:rPr>
-              <w:t>Дата ареста: 20 сентября 1937 г.</w:t>
-            </w:r>
-            <w:r>
-              <w:rPr>
-                <w:rFonts w:ascii="Arial" w:hAnsi="Arial" w:cs="Arial"/>
-                <w:sz w:val="16"/>
-                <w:szCs w:val="16"/>
-                <w:lang w:val="ru-RU"/>
-              </w:rPr>
-              <w:t xml:space="preserve"> </w:t>
-            </w:r>
-            <w:r>
-              <w:rPr>
-                <w:rFonts w:ascii="Arial" w:hAnsi="Arial" w:cs="Arial"/>
-                <w:sz w:val="16"/>
-                <w:szCs w:val="16"/>
-                <w:lang w:val="ru-RU"/>
-              </w:rPr>
-              <w:t>Осуждение: 1 декабря 1937 г.</w:t>
-            </w:r>
-            <w:r>
-              <w:rPr>
-                <w:rFonts w:ascii="Arial" w:hAnsi="Arial" w:cs="Arial"/>
-                <w:sz w:val="16"/>
-                <w:szCs w:val="16"/>
-                <w:lang w:val="ru-RU"/>
-              </w:rPr>
-              <w:t xml:space="preserve"> </w:t>
-            </w:r>
-            <w:r>
-              <w:rPr>
-                <w:rFonts w:ascii="Arial" w:hAnsi="Arial" w:cs="Arial"/>
-                <w:sz w:val="16"/>
-                <w:szCs w:val="16"/>
-                <w:lang w:val="ru-RU"/>
-              </w:rPr>
-              <w:t>Осудивший орган: тройка при УНКВД по ДВК</w:t>
-            </w:r>
-            <w:r>
-              <w:rPr>
-                <w:rFonts w:ascii="Arial" w:hAnsi="Arial" w:cs="Arial"/>
-                <w:sz w:val="16"/>
-                <w:szCs w:val="16"/>
-                <w:lang w:val="ru-RU"/>
-              </w:rPr>
-              <w:t xml:space="preserve">. </w:t>
-            </w:r>
-            <w:r>
-              <w:rPr>
-                <w:rFonts w:ascii="Arial" w:hAnsi="Arial" w:cs="Arial"/>
-                <w:sz w:val="16"/>
-                <w:szCs w:val="16"/>
-                <w:lang w:val="ru-RU"/>
-              </w:rPr>
-              <w:t>Приговор: ВМН (расстрел)</w:t>
-            </w:r>
-            <w:r>
-              <w:rPr>
-                <w:rFonts w:ascii="Arial" w:hAnsi="Arial" w:cs="Arial"/>
-                <w:sz w:val="16"/>
-                <w:szCs w:val="16"/>
-                <w:lang w:val="ru-RU"/>
-              </w:rPr>
-              <w:t>. Дата расстрела: 22 декабря 1937 г.</w:t>
-            </w:r>
-          </w:p>
-          <w:p>
-            <w:pPr>
-              <w:suppressAutoHyphens w:val="0"/>
-              <w:rPr>
-                <w:rFonts w:ascii="Arial" w:hAnsi="Arial" w:cs="Arial"/>
-                <w:sz w:val="16"/>
-                <w:szCs w:val="16"/>
-                <w:lang w:val="ru-RU"/>
-              </w:rPr>
-            </w:pPr>
-            <w:r>
-              <w:rPr>
-                <w:rFonts w:ascii="Arial" w:hAnsi="Arial" w:cs="Arial"/>
-                <w:sz w:val="16"/>
-                <w:szCs w:val="16"/>
-                <w:lang w:val="ru-RU"/>
-              </w:rPr>
-              <w:t xml:space="preserve">Источники данных: Корейцы - жертвы политических репрессий в СССР. </w:t>
-            </w:r>
-            <w:proofErr w:type="gramStart"/>
-            <w:r>
-              <w:rPr>
-                <w:rFonts w:ascii="Arial" w:hAnsi="Arial" w:cs="Arial"/>
-                <w:sz w:val="16"/>
-                <w:szCs w:val="16"/>
-                <w:lang w:val="ru-RU"/>
-              </w:rPr>
-              <w:t>1934-1938</w:t>
-            </w:r>
-            <w:proofErr w:type="gramEnd"/>
-            <w:r>
-              <w:rPr>
-                <w:rFonts w:ascii="Arial" w:hAnsi="Arial" w:cs="Arial"/>
-                <w:sz w:val="16"/>
-                <w:szCs w:val="16"/>
-                <w:lang w:val="ru-RU"/>
-              </w:rPr>
-              <w:t>". Кн. 16 / Авт. и сост. Ку Светлана. М., 2000.</w:t>
+              <w:t>Источники данных: Корейцы - жертвы политических репрессий в СССР. 1934-1938". Кн. 16 / Авт. и сост. Ку Светлана. М., 2000.</w:t>
             </w:r>
             <w:r>
               <w:rPr>
@@ -15670,7 +12906,6 @@
         <w:tc>
           <w:tcPr>
             <w:tcW w:w="11160" w:type="dxa"/>
-            <w:shd w:val="clear" w:color="auto" w:fill="auto"/>
             <w:vAlign w:val="center"/>
           </w:tcPr>
           <w:p>
@@ -15829,7 +13064,6 @@
               </w:rPr>
               <w:t xml:space="preserve"> </w:t>
             </w:r>
-            <w:proofErr w:type="spellStart"/>
             <w:r>
               <w:rPr>
                 <w:rFonts w:ascii="Arial" w:hAnsi="Arial" w:cs="Arial"/>
@@ -15846,46 +13080,16 @@
                 <w:szCs w:val="16"/>
                 <w:lang w:val="ru-RU"/>
               </w:rPr>
-              <w:t>ок</w:t>
-            </w:r>
-            <w:proofErr w:type="spellEnd"/>
-            <w:r>
-              <w:rPr>
-                <w:rFonts w:ascii="Arial" w:hAnsi="Arial" w:cs="Arial"/>
-                <w:sz w:val="16"/>
-                <w:szCs w:val="16"/>
-                <w:lang w:val="ru-RU"/>
-              </w:rPr>
-              <w:t xml:space="preserve">) </w:t>
-            </w:r>
-            <w:r>
-              <w:rPr>
-                <w:rFonts w:ascii="Arial" w:hAnsi="Arial" w:cs="Arial"/>
-                <w:sz w:val="16"/>
-                <w:szCs w:val="16"/>
-                <w:lang w:val="ru-RU"/>
-              </w:rPr>
-              <w:t xml:space="preserve">1910 г.р., </w:t>
-            </w:r>
-            <w:proofErr w:type="spellStart"/>
-            <w:r>
-              <w:rPr>
-                <w:rFonts w:ascii="Arial" w:hAnsi="Arial" w:cs="Arial"/>
-                <w:sz w:val="16"/>
-                <w:szCs w:val="16"/>
-                <w:lang w:val="ru-RU"/>
-              </w:rPr>
-              <w:t>м.р</w:t>
-            </w:r>
-            <w:proofErr w:type="spellEnd"/>
-            <w:r>
-              <w:rPr>
-                <w:rFonts w:ascii="Arial" w:hAnsi="Arial" w:cs="Arial"/>
-                <w:sz w:val="16"/>
-                <w:szCs w:val="16"/>
-                <w:lang w:val="ru-RU"/>
-              </w:rPr>
-              <w:t>.: Корея, кореянка, образование: малограмотная, б/п</w:t>
+              <w:t xml:space="preserve">ок) </w:t>
+            </w:r>
+            <w:r>
+              <w:rPr>
+                <w:rFonts w:ascii="Arial" w:hAnsi="Arial" w:cs="Arial"/>
+                <w:sz w:val="16"/>
+                <w:szCs w:val="16"/>
+                <w:lang w:val="ru-RU"/>
+              </w:rPr>
+              <w:t>1910 г.р., м.р.: Корея, кореянка, образование: малограмотная, б/п</w:t>
             </w:r>
             <w:r>
               <w:rPr>
@@ -15914,25 +13118,14 @@
               </w:rPr>
               <w:t xml:space="preserve">, </w:t>
             </w:r>
-            <w:proofErr w:type="spellStart"/>
-            <w:r>
-              <w:rPr>
-                <w:rFonts w:ascii="Arial" w:hAnsi="Arial" w:cs="Arial"/>
-                <w:sz w:val="16"/>
-                <w:szCs w:val="16"/>
-                <w:lang w:val="ru-RU"/>
-              </w:rPr>
-              <w:t>прож</w:t>
-            </w:r>
-            <w:proofErr w:type="spellEnd"/>
-            <w:r>
-              <w:rPr>
-                <w:rFonts w:ascii="Arial" w:hAnsi="Arial" w:cs="Arial"/>
-                <w:sz w:val="16"/>
-                <w:szCs w:val="16"/>
-                <w:lang w:val="ru-RU"/>
-              </w:rPr>
-              <w:t>.: г. Братск</w:t>
+            <w:r>
+              <w:rPr>
+                <w:rFonts w:ascii="Arial" w:hAnsi="Arial" w:cs="Arial"/>
+                <w:sz w:val="16"/>
+                <w:szCs w:val="16"/>
+                <w:lang w:val="ru-RU"/>
+              </w:rPr>
+              <w:t>прож.: г. Братск</w:t>
             </w:r>
             <w:r>
               <w:rPr>
@@ -15977,27 +13170,7 @@
                 <w:szCs w:val="16"/>
                 <w:lang w:val="ru-RU"/>
               </w:rPr>
-              <w:t xml:space="preserve">Обвинение: ст. </w:t>
-            </w:r>
-            <w:proofErr w:type="gramStart"/>
-            <w:r>
-              <w:rPr>
-                <w:rFonts w:ascii="Arial" w:hAnsi="Arial" w:cs="Arial"/>
-                <w:sz w:val="16"/>
-                <w:szCs w:val="16"/>
-                <w:lang w:val="ru-RU"/>
-              </w:rPr>
-              <w:t>58-1</w:t>
-            </w:r>
-            <w:proofErr w:type="gramEnd"/>
-            <w:r>
-              <w:rPr>
-                <w:rFonts w:ascii="Arial" w:hAnsi="Arial" w:cs="Arial"/>
-                <w:sz w:val="16"/>
-                <w:szCs w:val="16"/>
-                <w:lang w:val="ru-RU"/>
-              </w:rPr>
-              <w:t xml:space="preserve"> «а»</w:t>
+              <w:t>Обвинение: ст. 58-1 «а»</w:t>
             </w:r>
             <w:r>
               <w:rPr>
@@ -16062,25 +13235,14 @@
               </w:rPr>
               <w:t xml:space="preserve">. </w:t>
             </w:r>
-            <w:proofErr w:type="spellStart"/>
-            <w:r>
-              <w:rPr>
-                <w:rFonts w:ascii="Arial" w:hAnsi="Arial" w:cs="Arial"/>
-                <w:sz w:val="16"/>
-                <w:szCs w:val="16"/>
-                <w:lang w:val="ru-RU"/>
-              </w:rPr>
-              <w:t>Арх.дело</w:t>
-            </w:r>
-            <w:proofErr w:type="spellEnd"/>
-            <w:r>
-              <w:rPr>
-                <w:rFonts w:ascii="Arial" w:hAnsi="Arial" w:cs="Arial"/>
-                <w:sz w:val="16"/>
-                <w:szCs w:val="16"/>
-                <w:lang w:val="ru-RU"/>
-              </w:rPr>
-              <w:t>: 14680</w:t>
+            <w:r>
+              <w:rPr>
+                <w:rFonts w:ascii="Arial" w:hAnsi="Arial" w:cs="Arial"/>
+                <w:sz w:val="16"/>
+                <w:szCs w:val="16"/>
+                <w:lang w:val="ru-RU"/>
+              </w:rPr>
+              <w:t>Арх.дело: 14680</w:t>
             </w:r>
           </w:p>
           <w:p>
@@ -16183,7 +13345,6 @@
         <w:tc>
           <w:tcPr>
             <w:tcW w:w="11160" w:type="dxa"/>
-            <w:shd w:val="clear" w:color="auto" w:fill="auto"/>
             <w:vAlign w:val="center"/>
           </w:tcPr>
           <w:p>
@@ -16224,7 +13385,6 @@
         <w:tc>
           <w:tcPr>
             <w:tcW w:w="11160" w:type="dxa"/>
-            <w:shd w:val="clear" w:color="auto" w:fill="auto"/>
             <w:vAlign w:val="center"/>
           </w:tcPr>
           <w:p>
@@ -16256,9 +13416,8 @@
                 <w:szCs w:val="16"/>
                 <w:lang w:val="ru-RU"/>
               </w:rPr>
-              <w:t xml:space="preserve">Ким </w:t>
-            </w:r>
-            <w:proofErr w:type="gramStart"/>
+              <w:t>Ким Роза</w:t>
+            </w:r>
             <w:r>
               <w:rPr>
                 <w:rFonts w:ascii="Arial" w:hAnsi="Arial" w:cs="Arial"/>
@@ -16268,7 +13427,7 @@
                 <w:szCs w:val="16"/>
                 <w:lang w:val="ru-RU"/>
               </w:rPr>
-              <w:t>Роза</w:t>
+              <w:t xml:space="preserve">  </w:t>
             </w:r>
             <w:r>
               <w:rPr>
@@ -16279,30 +13438,7 @@
                 <w:szCs w:val="16"/>
                 <w:lang w:val="ru-RU"/>
               </w:rPr>
-              <w:t xml:space="preserve">  </w:t>
-            </w:r>
-            <w:r>
-              <w:rPr>
-                <w:rFonts w:ascii="Arial" w:hAnsi="Arial" w:cs="Arial"/>
-                <w:b/>
-                <w:bCs/>
-                <w:sz w:val="16"/>
-                <w:szCs w:val="16"/>
-                <w:lang w:val="ru-RU"/>
-              </w:rPr>
-              <w:t>27</w:t>
-            </w:r>
-            <w:proofErr w:type="gramEnd"/>
-            <w:r>
-              <w:rPr>
-                <w:rFonts w:ascii="Arial" w:hAnsi="Arial" w:cs="Arial"/>
-                <w:b/>
-                <w:bCs/>
-                <w:sz w:val="16"/>
-                <w:szCs w:val="16"/>
-                <w:lang w:val="ru-RU"/>
-              </w:rPr>
-              <w:t xml:space="preserve"> лет </w:t>
+              <w:t xml:space="preserve">27 лет </w:t>
             </w:r>
           </w:p>
           <w:p>
@@ -16346,27 +13482,7 @@
                 <w:szCs w:val="16"/>
                 <w:lang w:val="ru-RU"/>
               </w:rPr>
-              <w:t xml:space="preserve">в 1911 г., </w:t>
-            </w:r>
-            <w:proofErr w:type="spellStart"/>
-            <w:r>
-              <w:rPr>
-                <w:rFonts w:ascii="Arial" w:hAnsi="Arial" w:cs="Arial"/>
-                <w:sz w:val="16"/>
-                <w:szCs w:val="16"/>
-                <w:lang w:val="ru-RU"/>
-              </w:rPr>
-              <w:t>н.п.Сауль</w:t>
-            </w:r>
-            <w:proofErr w:type="spellEnd"/>
-            <w:r>
-              <w:rPr>
-                <w:rFonts w:ascii="Arial" w:hAnsi="Arial" w:cs="Arial"/>
-                <w:sz w:val="16"/>
-                <w:szCs w:val="16"/>
-                <w:lang w:val="ru-RU"/>
-              </w:rPr>
-              <w:t xml:space="preserve"> (так в документе) Кореи; кореянка; </w:t>
+              <w:t xml:space="preserve">в 1911 г., н.п.Сауль (так в документе) Кореи; кореянка; </w:t>
             </w:r>
             <w:r>
               <w:rPr>
@@ -16395,54 +13511,23 @@
               </w:rPr>
               <w:t xml:space="preserve"> типографии № 7, </w:t>
             </w:r>
-            <w:proofErr w:type="spellStart"/>
-            <w:r>
-              <w:rPr>
-                <w:rFonts w:ascii="Arial" w:hAnsi="Arial" w:cs="Arial"/>
-                <w:sz w:val="16"/>
-                <w:szCs w:val="16"/>
-                <w:lang w:val="ru-RU"/>
-              </w:rPr>
-              <w:t>прож</w:t>
-            </w:r>
-            <w:proofErr w:type="spellEnd"/>
-            <w:r>
-              <w:rPr>
-                <w:rFonts w:ascii="Arial" w:hAnsi="Arial" w:cs="Arial"/>
-                <w:sz w:val="16"/>
-                <w:szCs w:val="16"/>
-                <w:lang w:val="ru-RU"/>
-              </w:rPr>
-              <w:t xml:space="preserve">.: </w:t>
-            </w:r>
-            <w:r>
-              <w:rPr>
-                <w:rFonts w:ascii="Arial" w:hAnsi="Arial" w:cs="Arial"/>
-                <w:sz w:val="16"/>
-                <w:szCs w:val="16"/>
-                <w:lang w:val="ru-RU"/>
-              </w:rPr>
-              <w:t xml:space="preserve">г. Москве, </w:t>
-            </w:r>
-            <w:proofErr w:type="spellStart"/>
-            <w:r>
-              <w:rPr>
-                <w:rFonts w:ascii="Arial" w:hAnsi="Arial" w:cs="Arial"/>
-                <w:sz w:val="16"/>
-                <w:szCs w:val="16"/>
-                <w:lang w:val="ru-RU"/>
-              </w:rPr>
-              <w:t>Капельский</w:t>
-            </w:r>
-            <w:proofErr w:type="spellEnd"/>
-            <w:r>
-              <w:rPr>
-                <w:rFonts w:ascii="Arial" w:hAnsi="Arial" w:cs="Arial"/>
-                <w:sz w:val="16"/>
-                <w:szCs w:val="16"/>
-                <w:lang w:val="ru-RU"/>
-              </w:rPr>
-              <w:t xml:space="preserve"> пер., д. 13, кв. 10.</w:t>
+            <w:r>
+              <w:rPr>
+                <w:rFonts w:ascii="Arial" w:hAnsi="Arial" w:cs="Arial"/>
+                <w:sz w:val="16"/>
+                <w:szCs w:val="16"/>
+                <w:lang w:val="ru-RU"/>
+              </w:rPr>
+              <w:t xml:space="preserve">прож.: </w:t>
+            </w:r>
+            <w:r>
+              <w:rPr>
+                <w:rFonts w:ascii="Arial" w:hAnsi="Arial" w:cs="Arial"/>
+                <w:sz w:val="16"/>
+                <w:szCs w:val="16"/>
+                <w:lang w:val="ru-RU"/>
+              </w:rPr>
+              <w:t>г. Москве, Капельский пер., д. 13, кв. 10.</w:t>
             </w:r>
             <w:r>
               <w:rPr>
@@ -16460,27 +13545,7 @@
                 <w:szCs w:val="16"/>
                 <w:lang w:val="ru-RU"/>
               </w:rPr>
-              <w:t xml:space="preserve"> Приговорена: ОСО при НКВД СССР 4 января 1938 г., </w:t>
-            </w:r>
-            <w:proofErr w:type="spellStart"/>
-            <w:r>
-              <w:rPr>
-                <w:rFonts w:ascii="Arial" w:hAnsi="Arial" w:cs="Arial"/>
-                <w:sz w:val="16"/>
-                <w:szCs w:val="16"/>
-                <w:lang w:val="ru-RU"/>
-              </w:rPr>
-              <w:t>обв</w:t>
-            </w:r>
-            <w:proofErr w:type="spellEnd"/>
-            <w:r>
-              <w:rPr>
-                <w:rFonts w:ascii="Arial" w:hAnsi="Arial" w:cs="Arial"/>
-                <w:sz w:val="16"/>
-                <w:szCs w:val="16"/>
-                <w:lang w:val="ru-RU"/>
-              </w:rPr>
-              <w:t>.:</w:t>
+              <w:t xml:space="preserve"> Приговорена: ОСО при НКВД СССР 4 января 1938 г., обв.:</w:t>
             </w:r>
             <w:r>
               <w:rPr>
@@ -16515,47 +13580,7 @@
                 <w:szCs w:val="16"/>
                 <w:lang w:val="ru-RU"/>
               </w:rPr>
-              <w:t xml:space="preserve">Приговор: к 5 годам ИТЛ. Прибыла в Акмолинское ЛО 24.02.1938 из Бутырской тюрьмы </w:t>
-            </w:r>
-            <w:proofErr w:type="spellStart"/>
-            <w:r>
-              <w:rPr>
-                <w:rFonts w:ascii="Arial" w:hAnsi="Arial" w:cs="Arial"/>
-                <w:sz w:val="16"/>
-                <w:szCs w:val="16"/>
-                <w:lang w:val="ru-RU"/>
-              </w:rPr>
-              <w:t>г.Москвы</w:t>
-            </w:r>
-            <w:proofErr w:type="spellEnd"/>
-            <w:r>
-              <w:rPr>
-                <w:rFonts w:ascii="Arial" w:hAnsi="Arial" w:cs="Arial"/>
-                <w:sz w:val="16"/>
-                <w:szCs w:val="16"/>
-                <w:lang w:val="ru-RU"/>
-              </w:rPr>
-              <w:t xml:space="preserve">. В </w:t>
-            </w:r>
-            <w:proofErr w:type="spellStart"/>
-            <w:r>
-              <w:rPr>
-                <w:rFonts w:ascii="Arial" w:hAnsi="Arial" w:cs="Arial"/>
-                <w:sz w:val="16"/>
-                <w:szCs w:val="16"/>
-                <w:lang w:val="ru-RU"/>
-              </w:rPr>
-              <w:t>АЛЖИРе</w:t>
-            </w:r>
-            <w:proofErr w:type="spellEnd"/>
-            <w:r>
-              <w:rPr>
-                <w:rFonts w:ascii="Arial" w:hAnsi="Arial" w:cs="Arial"/>
-                <w:sz w:val="16"/>
-                <w:szCs w:val="16"/>
-                <w:lang w:val="ru-RU"/>
-              </w:rPr>
-              <w:t xml:space="preserve"> находилась до 14.08.1938. Умерла 14.08.1938.</w:t>
+              <w:t>Приговор: к 5 годам ИТЛ. Прибыла в Акмолинское ЛО 24.02.1938 из Бутырской тюрьмы г.Москвы. В АЛЖИРе находилась до 14.08.1938. Умерла 14.08.1938.</w:t>
             </w:r>
             <w:r>
               <w:rPr>
@@ -16592,27 +13617,7 @@
                 <w:szCs w:val="16"/>
                 <w:lang w:val="ru-RU"/>
               </w:rPr>
-              <w:t xml:space="preserve">Источник: Книга памяти "Узницы </w:t>
-            </w:r>
-            <w:proofErr w:type="spellStart"/>
-            <w:r>
-              <w:rPr>
-                <w:rFonts w:ascii="Arial" w:hAnsi="Arial" w:cs="Arial"/>
-                <w:sz w:val="16"/>
-                <w:szCs w:val="16"/>
-                <w:lang w:val="ru-RU"/>
-              </w:rPr>
-              <w:t>АЛЖИРа</w:t>
-            </w:r>
-            <w:proofErr w:type="spellEnd"/>
-            <w:r>
-              <w:rPr>
-                <w:rFonts w:ascii="Arial" w:hAnsi="Arial" w:cs="Arial"/>
-                <w:sz w:val="16"/>
-                <w:szCs w:val="16"/>
-                <w:lang w:val="ru-RU"/>
-              </w:rPr>
-              <w:t>"</w:t>
+              <w:t>Источник: Книга памяти "Узницы АЛЖИРа"</w:t>
             </w:r>
             <w:r>
               <w:rPr>
@@ -16647,7 +13652,6 @@
         <w:tc>
           <w:tcPr>
             <w:tcW w:w="11160" w:type="dxa"/>
-            <w:shd w:val="clear" w:color="auto" w:fill="auto"/>
             <w:vAlign w:val="center"/>
           </w:tcPr>
           <w:p>
@@ -16740,67 +13744,7 @@
                 <w:szCs w:val="16"/>
                 <w:lang w:val="ru-RU"/>
               </w:rPr>
-              <w:t xml:space="preserve">1912 г.р., </w:t>
-            </w:r>
-            <w:proofErr w:type="spellStart"/>
-            <w:r>
-              <w:rPr>
-                <w:rFonts w:ascii="Arial" w:hAnsi="Arial" w:cs="Arial"/>
-                <w:sz w:val="16"/>
-                <w:szCs w:val="16"/>
-                <w:lang w:val="ru-RU"/>
-              </w:rPr>
-              <w:t>м.р</w:t>
-            </w:r>
-            <w:proofErr w:type="spellEnd"/>
-            <w:r>
-              <w:rPr>
-                <w:rFonts w:ascii="Arial" w:hAnsi="Arial" w:cs="Arial"/>
-                <w:sz w:val="16"/>
-                <w:szCs w:val="16"/>
-                <w:lang w:val="ru-RU"/>
-              </w:rPr>
-              <w:t xml:space="preserve">.: с. </w:t>
-            </w:r>
-            <w:proofErr w:type="spellStart"/>
-            <w:r>
-              <w:rPr>
-                <w:rFonts w:ascii="Arial" w:hAnsi="Arial" w:cs="Arial"/>
-                <w:sz w:val="16"/>
-                <w:szCs w:val="16"/>
-                <w:lang w:val="ru-RU"/>
-              </w:rPr>
-              <w:t>Паксекори</w:t>
-            </w:r>
-            <w:proofErr w:type="spellEnd"/>
-            <w:r>
-              <w:rPr>
-                <w:rFonts w:ascii="Arial" w:hAnsi="Arial" w:cs="Arial"/>
-                <w:sz w:val="16"/>
-                <w:szCs w:val="16"/>
-                <w:lang w:val="ru-RU"/>
-              </w:rPr>
-              <w:t xml:space="preserve">, </w:t>
-            </w:r>
-            <w:proofErr w:type="spellStart"/>
-            <w:r>
-              <w:rPr>
-                <w:rFonts w:ascii="Arial" w:hAnsi="Arial" w:cs="Arial"/>
-                <w:sz w:val="16"/>
-                <w:szCs w:val="16"/>
-                <w:lang w:val="ru-RU"/>
-              </w:rPr>
-              <w:t>Посьетский</w:t>
-            </w:r>
-            <w:proofErr w:type="spellEnd"/>
-            <w:r>
-              <w:rPr>
-                <w:rFonts w:ascii="Arial" w:hAnsi="Arial" w:cs="Arial"/>
-                <w:sz w:val="16"/>
-                <w:szCs w:val="16"/>
-                <w:lang w:val="ru-RU"/>
-              </w:rPr>
-              <w:t xml:space="preserve"> р-н, ДВК, подданная СССР, кореянка, образование: 7 классов, б/п, зав. детской площадки с. Николаевка</w:t>
+              <w:t>1912 г.р., м.р.: с. Паксекори, Посьетский р-н, ДВК, подданная СССР, кореянка, образование: 7 классов, б/п, зав. детской площадки с. Николаевка</w:t>
             </w:r>
           </w:p>
           <w:p>
@@ -16820,45 +13764,14 @@
                 <w:lang w:val="ru-RU"/>
               </w:rPr>
             </w:pPr>
-            <w:proofErr w:type="spellStart"/>
-            <w:r>
-              <w:rPr>
-                <w:rFonts w:ascii="Arial" w:hAnsi="Arial" w:cs="Arial"/>
-                <w:sz w:val="16"/>
-                <w:szCs w:val="16"/>
-                <w:lang w:val="ru-RU"/>
-              </w:rPr>
-              <w:t>прож</w:t>
-            </w:r>
-            <w:proofErr w:type="spellEnd"/>
-            <w:r>
-              <w:rPr>
-                <w:rFonts w:ascii="Arial" w:hAnsi="Arial" w:cs="Arial"/>
-                <w:sz w:val="16"/>
-                <w:szCs w:val="16"/>
-                <w:lang w:val="ru-RU"/>
-              </w:rPr>
-              <w:t xml:space="preserve">.: с. Николаевка, Будёновский р-н, ДВК, арест Будёновским РО НКВД 29.09.1937 Обвинение: связь с японским шпионом. Приговор: тройка при УНКВД по ДВК, 01.12.1937 — к 8 годам ИТЛ, умерла в тюрьме 23.01.1942 г. Реабилитация: Определением ВТ ТОФ, 16.08.1962. </w:t>
-            </w:r>
-            <w:proofErr w:type="spellStart"/>
-            <w:r>
-              <w:rPr>
-                <w:rFonts w:ascii="Arial" w:hAnsi="Arial" w:cs="Arial"/>
-                <w:sz w:val="16"/>
-                <w:szCs w:val="16"/>
-                <w:lang w:val="ru-RU"/>
-              </w:rPr>
-              <w:t>Арх.дело</w:t>
-            </w:r>
-            <w:proofErr w:type="spellEnd"/>
-            <w:r>
-              <w:rPr>
-                <w:rFonts w:ascii="Arial" w:hAnsi="Arial" w:cs="Arial"/>
-                <w:sz w:val="16"/>
-                <w:szCs w:val="16"/>
-                <w:lang w:val="ru-RU"/>
-              </w:rPr>
-              <w:t>: П-15005</w:t>
+            <w:r>
+              <w:rPr>
+                <w:rFonts w:ascii="Arial" w:hAnsi="Arial" w:cs="Arial"/>
+                <w:sz w:val="16"/>
+                <w:szCs w:val="16"/>
+                <w:lang w:val="ru-RU"/>
+              </w:rPr>
+              <w:t>прож.: с. Николаевка, Будёновский р-н, ДВК, арест Будёновским РО НКВД 29.09.1937 Обвинение: связь с японским шпионом. Приговор: тройка при УНКВД по ДВК, 01.12.1937 — к 8 годам ИТЛ, умерла в тюрьме 23.01.1942 г. Реабилитация: Определением ВТ ТОФ, 16.08.1962. Арх.дело: П-15005</w:t>
             </w:r>
           </w:p>
           <w:p>
@@ -17052,7 +13965,6 @@
         <w:tc>
           <w:tcPr>
             <w:tcW w:w="11160" w:type="dxa"/>
-            <w:shd w:val="clear" w:color="auto" w:fill="auto"/>
             <w:vAlign w:val="center"/>
           </w:tcPr>
           <w:p>
@@ -17166,29 +14078,7 @@
                 <w:szCs w:val="16"/>
                 <w:lang w:val="ru-RU"/>
               </w:rPr>
-              <w:t xml:space="preserve">(Варианты ФИО: Цай Ок) 1910 г.р., </w:t>
-            </w:r>
-            <w:proofErr w:type="spellStart"/>
-            <w:r>
-              <w:rPr>
-                <w:rFonts w:ascii="Arial" w:hAnsi="Arial" w:cs="Arial"/>
-                <w:bCs/>
-                <w:sz w:val="16"/>
-                <w:szCs w:val="16"/>
-                <w:lang w:val="ru-RU"/>
-              </w:rPr>
-              <w:t>м.р</w:t>
-            </w:r>
-            <w:proofErr w:type="spellEnd"/>
-            <w:r>
-              <w:rPr>
-                <w:rFonts w:ascii="Arial" w:hAnsi="Arial" w:cs="Arial"/>
-                <w:bCs/>
-                <w:sz w:val="16"/>
-                <w:szCs w:val="16"/>
-                <w:lang w:val="ru-RU"/>
-              </w:rPr>
-              <w:t>.: с. Николаевка Владимиро-Александровского района Приморского края, кореянка. Дата ареста: 1938 г. Приговор: 3 года ИТЛ.</w:t>
+              <w:t>(Варианты ФИО: Цай Ок) 1910 г.р., м.р.: с. Николаевка Владимиро-Александровского района Приморского края, кореянка. Дата ареста: 1938 г. Приговор: 3 года ИТЛ.</w:t>
             </w:r>
             <w:r>
               <w:rPr>
@@ -17237,29 +14127,7 @@
                 <w:szCs w:val="16"/>
                 <w:lang w:val="ru-RU"/>
               </w:rPr>
-              <w:t xml:space="preserve">Источники данных: Корейцы - жертвы политических репрессий в СССР. </w:t>
-            </w:r>
-            <w:proofErr w:type="gramStart"/>
-            <w:r>
-              <w:rPr>
-                <w:rFonts w:ascii="Arial" w:hAnsi="Arial" w:cs="Arial"/>
-                <w:bCs/>
-                <w:sz w:val="16"/>
-                <w:szCs w:val="16"/>
-                <w:lang w:val="ru-RU"/>
-              </w:rPr>
-              <w:t>1934-1938</w:t>
-            </w:r>
-            <w:proofErr w:type="gramEnd"/>
-            <w:r>
-              <w:rPr>
-                <w:rFonts w:ascii="Arial" w:hAnsi="Arial" w:cs="Arial"/>
-                <w:bCs/>
-                <w:sz w:val="16"/>
-                <w:szCs w:val="16"/>
-                <w:lang w:val="ru-RU"/>
-              </w:rPr>
-              <w:t>". Кн. 2 / Авт. и сост. Ку Светлана. М., 2000.</w:t>
+              <w:t>Источники данных: Корейцы - жертвы политических репрессий в СССР. 1934-1938". Кн. 2 / Авт. и сост. Ку Светлана. М., 2000.</w:t>
             </w:r>
             <w:r>
               <w:rPr>
